--- a/arb/docx/022.content.docx
+++ b/arb/docx/022.content.docx
@@ -9,6 +9,8 @@
       </w:pPr>
       <w:r>
         <w:rPr>
+          <w:rtl/>
+          <w:cs/>
           <w:lang w:val="ar_AE" w:bidi="ar_AE"/>
         </w:rPr>
       </w:r>
@@ -20,69 +22,91 @@
       </w:pPr>
       <w:r>
         <w:rPr>
+          <w:rtl/>
+          <w:cs/>
           <w:lang w:val="ar_AE" w:bidi="ar_AE"/>
         </w:rPr>
         <w:t>Resource: unfoldingWord® Translation Words</w:t>
       </w:r>
       <w:r>
         <w:rPr>
-          <w:lang w:val="ar_AE" w:bidi="ar_AE"/>
-        </w:rPr>
-      </w:r>
-    </w:p>
-    <w:p>
-      <w:pPr>
-        <w:bidi/>
-      </w:pPr>
-      <w:r>
-        <w:rPr>
+          <w:rtl/>
+          <w:cs/>
+          <w:lang w:val="ar_AE" w:bidi="ar_AE"/>
+        </w:rPr>
+      </w:r>
+    </w:p>
+    <w:p>
+      <w:pPr>
+        <w:bidi/>
+      </w:pPr>
+      <w:r>
+        <w:rPr>
+          <w:rtl/>
+          <w:cs/>
           <w:lang w:val="ar_AE" w:bidi="ar_AE"/>
         </w:rPr>
       </w:r>
       <w:r>
         <w:rPr>
           <w:b/>
+          <w:rtl/>
+          <w:cs/>
           <w:lang w:val="ar_AE" w:bidi="ar_AE"/>
         </w:rPr>
         <w:t>unfoldingWord® Translation Words</w:t>
       </w:r>
       <w:r>
         <w:rPr>
+          <w:rtl/>
+          <w:cs/>
           <w:lang w:val="ar_AE" w:bidi="ar_AE"/>
         </w:rPr>
         <w:t xml:space="preserve"> © 2022 unfoldingWord. Released under CC BY-SA 4.0 license. </w:t>
       </w:r>
       <w:r>
         <w:rPr>
+          <w:rtl/>
+          <w:cs/>
           <w:lang w:val="ar_AE" w:bidi="ar_AE"/>
         </w:rPr>
         <w:t>unfoldingWord® Translation Words</w:t>
       </w:r>
       <w:r>
         <w:rPr>
+          <w:rtl/>
+          <w:cs/>
           <w:lang w:val="ar_AE" w:bidi="ar_AE"/>
         </w:rPr>
         <w:t xml:space="preserve"> has been adapted in the following languages: Tok Pisin, Arabic (عربي), French (Français), Hindi (हिंदी), Indonesian (Bahasa Indonesia), Portuguese (Português), Russian (Русский), Spanish (Español), Swahili (Kiswahili), and Simplified Chinese (简体中文) from </w:t>
       </w:r>
       <w:r>
         <w:rPr>
+          <w:rtl/>
+          <w:cs/>
           <w:lang w:val="ar_AE" w:bidi="ar_AE"/>
         </w:rPr>
         <w:t>unfoldingWord® Translation Words</w:t>
       </w:r>
       <w:r>
         <w:rPr>
+          <w:rtl/>
+          <w:cs/>
           <w:lang w:val="ar_AE" w:bidi="ar_AE"/>
         </w:rPr>
         <w:t xml:space="preserve"> © 2022 unfoldingWord. Released under CC BY-SA 4.0 license by Mission Mutual</w:t>
       </w:r>
       <w:r>
         <w:rPr>
-          <w:lang w:val="ar_AE" w:bidi="ar_AE"/>
-        </w:rPr>
-      </w:r>
-      <w:r>
-        <w:rPr>
+          <w:rtl/>
+          <w:cs/>
+          <w:lang w:val="ar_AE" w:bidi="ar_AE"/>
+        </w:rPr>
+      </w:r>
+      <w:r>
+        <w:rPr>
+          <w:rtl/>
+          <w:cs/>
           <w:lang w:val="ar_AE" w:bidi="ar_AE"/>
         </w:rPr>
       </w:r>
@@ -94,6 +118,8 @@
       </w:pPr>
       <w:r>
         <w:rPr>
+          <w:rtl/>
+          <w:cs/>
           <w:lang w:val="ar_AE" w:bidi="ar_AE"/>
         </w:rPr>
         <w:t>unfoldingWord® Translation Words</w:t>
@@ -123,6 +149,8 @@
       </w:pPr>
       <w:r>
         <w:rPr>
+          <w:rtl/>
+          <w:cs/>
           <w:lang w:val="ar_AE" w:bidi="ar_AE"/>
         </w:rPr>
       </w:r>
@@ -134,38 +162,50 @@
       </w:pPr>
       <w:r>
         <w:rPr>
+          <w:rtl/>
+          <w:cs/>
           <w:lang w:val="ar_AE" w:bidi="ar_AE"/>
         </w:rPr>
         <w:t>و</w:t>
       </w:r>
       <w:r>
         <w:rPr>
-          <w:lang w:val="ar_AE" w:bidi="ar_AE"/>
-        </w:rPr>
-      </w:r>
-    </w:p>
-    <w:p>
-      <w:pPr>
-        <w:bidi/>
-      </w:pPr>
-      <w:r>
-        <w:rPr>
-          <w:lang w:val="ar_AE" w:bidi="ar_AE"/>
-        </w:rPr>
-      </w:r>
-      <w:r>
-        <w:rPr>
+          <w:rtl/>
+          <w:cs/>
+          <w:lang w:val="ar_AE" w:bidi="ar_AE"/>
+        </w:rPr>
+      </w:r>
+    </w:p>
+    <w:p>
+      <w:pPr>
+        <w:bidi/>
+      </w:pPr>
+      <w:r>
+        <w:rPr>
+          <w:rtl/>
+          <w:cs/>
+          <w:lang w:val="ar_AE" w:bidi="ar_AE"/>
+        </w:rPr>
+      </w:r>
+      <w:r>
+        <w:rPr>
+          <w:rtl/>
+          <w:cs/>
           <w:lang w:val="ar_AE" w:bidi="ar_AE"/>
         </w:rPr>
         <w:t xml:space="preserve"> </w:t>
       </w:r>
       <w:r>
         <w:rPr>
-          <w:lang w:val="ar_AE" w:bidi="ar_AE"/>
-        </w:rPr>
-      </w:r>
-      <w:r>
-        <w:rPr>
+          <w:rtl/>
+          <w:cs/>
+          <w:lang w:val="ar_AE" w:bidi="ar_AE"/>
+        </w:rPr>
+      </w:r>
+      <w:r>
+        <w:rPr>
+          <w:rtl/>
+          <w:cs/>
           <w:lang w:val="ar_AE" w:bidi="ar_AE"/>
         </w:rPr>
       </w:r>
@@ -191,6 +231,8 @@
       </w:pPr>
       <w:r>
         <w:rPr>
+          <w:rtl/>
+          <w:cs/>
           <w:lang w:val="ar_AE" w:bidi="ar_AE"/>
         </w:rPr>
       </w:r>
@@ -202,12 +244,16 @@
       </w:pPr>
       <w:r>
         <w:rPr>
+          <w:rtl/>
+          <w:cs/>
           <w:lang w:val="ar_AE" w:bidi="ar_AE"/>
         </w:rPr>
         <w:t>الوبأ</w:t>
       </w:r>
       <w:r>
         <w:rPr>
+          <w:rtl/>
+          <w:cs/>
           <w:lang w:val="ar_AE" w:bidi="ar_AE"/>
         </w:rPr>
       </w:r>
@@ -219,6 +265,8 @@
       </w:pPr>
       <w:r>
         <w:rPr>
+          <w:rtl/>
+          <w:cs/>
           <w:lang w:val="ar_AE" w:bidi="ar_AE"/>
         </w:rPr>
         <w:t>التعريف:</w:t>
@@ -230,11 +278,15 @@
       </w:pPr>
       <w:r>
         <w:rPr>
-          <w:lang w:val="ar_AE" w:bidi="ar_AE"/>
-        </w:rPr>
-      </w:r>
-      <w:r>
-        <w:rPr>
+          <w:rtl/>
+          <w:cs/>
+          <w:lang w:val="ar_AE" w:bidi="ar_AE"/>
+        </w:rPr>
+      </w:r>
+      <w:r>
+        <w:rPr>
+          <w:rtl/>
+          <w:cs/>
           <w:lang w:val="ar_AE" w:bidi="ar_AE"/>
         </w:rPr>
         <w:t>الأوبئة هي أحداث تسبب المعاناة أو الموت لعدد كبير من الناس. في الغالب يكون الوبأ مرضًا ينتشر بسرعة ويتسبب في وفاة العديد من الناس قبل أن يتمكنوا من إيقافه.</w:t>
@@ -249,11 +301,15 @@
       </w:pPr>
       <w:r>
         <w:rPr>
-          <w:lang w:val="ar_AE" w:bidi="ar_AE"/>
-        </w:rPr>
-      </w:r>
-      <w:r>
-        <w:rPr>
+          <w:rtl/>
+          <w:cs/>
+          <w:lang w:val="ar_AE" w:bidi="ar_AE"/>
+        </w:rPr>
+      </w:r>
+      <w:r>
+        <w:rPr>
+          <w:rtl/>
+          <w:cs/>
           <w:lang w:val="ar_AE" w:bidi="ar_AE"/>
         </w:rPr>
         <w:t>العديد من الأوبئة لها أسباب طبيعية، ولكن بعضها أرسلها الله لمعاقبة الناس على الخطية.</w:t>
@@ -268,11 +324,15 @@
       </w:pPr>
       <w:r>
         <w:rPr>
-          <w:lang w:val="ar_AE" w:bidi="ar_AE"/>
-        </w:rPr>
-      </w:r>
-      <w:r>
-        <w:rPr>
+          <w:rtl/>
+          <w:cs/>
+          <w:lang w:val="ar_AE" w:bidi="ar_AE"/>
+        </w:rPr>
+      </w:r>
+      <w:r>
+        <w:rPr>
+          <w:rtl/>
+          <w:cs/>
           <w:lang w:val="ar_AE" w:bidi="ar_AE"/>
         </w:rPr>
         <w:t>في زمن موسى، أرسل الله عشر ضربات على مصر لإجبار فرعون على السماح لإسرائيل بمغادرة مصر. شملت هذه الضربات تحول الماء إلى دم، الأمراض الجسدية، تدمير المحاصيل بالحشرات والبرد، ثلاثة أيام من الظلام التام، وموت البكر من أبنائهم.</w:t>
@@ -287,11 +347,15 @@
       </w:pPr>
       <w:r>
         <w:rPr>
-          <w:lang w:val="ar_AE" w:bidi="ar_AE"/>
-        </w:rPr>
-      </w:r>
-      <w:r>
-        <w:rPr>
+          <w:rtl/>
+          <w:cs/>
+          <w:lang w:val="ar_AE" w:bidi="ar_AE"/>
+        </w:rPr>
+      </w:r>
+      <w:r>
+        <w:rPr>
+          <w:rtl/>
+          <w:cs/>
           <w:lang w:val="ar_AE" w:bidi="ar_AE"/>
         </w:rPr>
         <w:t>يمكن أيضًا ترجمة هذه الكلمة إلى "كوارث واسعة الانتشار" أو "أمراض واسعة الانتشار"، اعتمادًا على السياق.</w:t>
@@ -303,59 +367,79 @@
       </w:pPr>
       <w:r>
         <w:rPr>
-          <w:lang w:val="ar_AE" w:bidi="ar_AE"/>
-        </w:rPr>
-      </w:r>
-      <w:r>
-        <w:rPr>
+          <w:rtl/>
+          <w:cs/>
+          <w:lang w:val="ar_AE" w:bidi="ar_AE"/>
+        </w:rPr>
+      </w:r>
+      <w:r>
+        <w:rPr>
+          <w:rtl/>
+          <w:cs/>
           <w:lang w:val="ar_AE" w:bidi="ar_AE"/>
         </w:rPr>
         <w:t xml:space="preserve">(انظر أيضًا: </w:t>
       </w:r>
       <w:r>
         <w:rPr>
+          <w:rtl/>
+          <w:cs/>
           <w:lang w:val="ar_AE" w:bidi="ar_AE"/>
         </w:rPr>
         <w:t>البرد</w:t>
       </w:r>
       <w:r>
         <w:rPr>
+          <w:rtl/>
+          <w:cs/>
           <w:lang w:val="ar_AE" w:bidi="ar_AE"/>
         </w:rPr>
         <w:t xml:space="preserve">، </w:t>
       </w:r>
       <w:r>
         <w:rPr>
+          <w:rtl/>
+          <w:cs/>
           <w:lang w:val="ar_AE" w:bidi="ar_AE"/>
         </w:rPr>
         <w:t>إسرائيل</w:t>
       </w:r>
       <w:r>
         <w:rPr>
+          <w:rtl/>
+          <w:cs/>
           <w:lang w:val="ar_AE" w:bidi="ar_AE"/>
         </w:rPr>
         <w:t xml:space="preserve">، </w:t>
       </w:r>
       <w:r>
         <w:rPr>
+          <w:rtl/>
+          <w:cs/>
           <w:lang w:val="ar_AE" w:bidi="ar_AE"/>
         </w:rPr>
         <w:t>موسى</w:t>
       </w:r>
       <w:r>
         <w:rPr>
+          <w:rtl/>
+          <w:cs/>
           <w:lang w:val="ar_AE" w:bidi="ar_AE"/>
         </w:rPr>
         <w:t xml:space="preserve">، </w:t>
       </w:r>
       <w:r>
         <w:rPr>
+          <w:rtl/>
+          <w:cs/>
           <w:lang w:val="ar_AE" w:bidi="ar_AE"/>
         </w:rPr>
         <w:t>فرعون</w:t>
       </w:r>
       <w:r>
         <w:rPr>
+          <w:rtl/>
+          <w:cs/>
           <w:lang w:val="ar_AE" w:bidi="ar_AE"/>
         </w:rPr>
         <w:t>)</w:t>
@@ -368,6 +452,8 @@
       </w:pPr>
       <w:r>
         <w:rPr>
+          <w:rtl/>
+          <w:cs/>
           <w:lang w:val="ar_AE" w:bidi="ar_AE"/>
         </w:rPr>
         <w:t>شواهد الكتاب المقدس:</w:t>
@@ -382,12 +468,16 @@
       </w:pPr>
       <w:r>
         <w:rPr>
+          <w:rtl/>
+          <w:cs/>
           <w:lang w:val="ar_AE" w:bidi="ar_AE"/>
         </w:rPr>
       </w:r>
       <w:hyperlink r:id="rId13">
         <w:r>
           <w:rPr>
+            <w:rtl/>
+            <w:cs/>
             <w:lang w:val="ar_AE" w:bidi="ar_AE"/>
           </w:rPr>
           <w:rPr>
@@ -407,12 +497,16 @@
       </w:pPr>
       <w:r>
         <w:rPr>
+          <w:rtl/>
+          <w:cs/>
           <w:lang w:val="ar_AE" w:bidi="ar_AE"/>
         </w:rPr>
       </w:r>
       <w:hyperlink r:id="rId14">
         <w:r>
           <w:rPr>
+            <w:rtl/>
+            <w:cs/>
             <w:lang w:val="ar_AE" w:bidi="ar_AE"/>
           </w:rPr>
           <w:rPr>
@@ -432,12 +526,16 @@
       </w:pPr>
       <w:r>
         <w:rPr>
+          <w:rtl/>
+          <w:cs/>
           <w:lang w:val="ar_AE" w:bidi="ar_AE"/>
         </w:rPr>
       </w:r>
       <w:hyperlink r:id="rId15">
         <w:r>
           <w:rPr>
+            <w:rtl/>
+            <w:cs/>
             <w:lang w:val="ar_AE" w:bidi="ar_AE"/>
           </w:rPr>
           <w:rPr>
@@ -457,12 +555,16 @@
       </w:pPr>
       <w:r>
         <w:rPr>
+          <w:rtl/>
+          <w:cs/>
           <w:lang w:val="ar_AE" w:bidi="ar_AE"/>
         </w:rPr>
       </w:r>
       <w:hyperlink r:id="rId16">
         <w:r>
           <w:rPr>
+            <w:rtl/>
+            <w:cs/>
             <w:lang w:val="ar_AE" w:bidi="ar_AE"/>
           </w:rPr>
           <w:rPr>
@@ -482,12 +584,16 @@
       </w:pPr>
       <w:r>
         <w:rPr>
+          <w:rtl/>
+          <w:cs/>
           <w:lang w:val="ar_AE" w:bidi="ar_AE"/>
         </w:rPr>
       </w:r>
       <w:hyperlink r:id="rId17">
         <w:r>
           <w:rPr>
+            <w:rtl/>
+            <w:cs/>
             <w:lang w:val="ar_AE" w:bidi="ar_AE"/>
           </w:rPr>
           <w:rPr>
@@ -505,6 +611,8 @@
       </w:pPr>
       <w:r>
         <w:rPr>
+          <w:rtl/>
+          <w:cs/>
           <w:lang w:val="ar_AE" w:bidi="ar_AE"/>
         </w:rPr>
         <w:t>بيانات الكلمة:</w:t>
@@ -519,32 +627,42 @@
       </w:pPr>
       <w:r>
         <w:rPr>
-          <w:lang w:val="ar_AE" w:bidi="ar_AE"/>
-        </w:rPr>
-      </w:r>
-      <w:r>
-        <w:rPr>
+          <w:rtl/>
+          <w:cs/>
+          <w:lang w:val="ar_AE" w:bidi="ar_AE"/>
+        </w:rPr>
+      </w:r>
+      <w:r>
+        <w:rPr>
+          <w:rtl/>
+          <w:cs/>
           <w:lang w:val="ar_AE" w:bidi="ar_AE"/>
         </w:rPr>
         <w:t>سترونج: H1698، H4046، H4194، H4347، H5061، H5062، H5063، G30610، G41270</w:t>
       </w:r>
       <w:r>
         <w:rPr>
-          <w:lang w:val="ar_AE" w:bidi="ar_AE"/>
-        </w:rPr>
-      </w:r>
-      <w:r>
-        <w:rPr>
-          <w:lang w:val="ar_AE" w:bidi="ar_AE"/>
-        </w:rPr>
-      </w:r>
-    </w:p>
-    <w:p>
-      <w:pPr>
-        <w:bidi/>
-      </w:pPr>
-      <w:r>
-        <w:rPr>
+          <w:rtl/>
+          <w:cs/>
+          <w:lang w:val="ar_AE" w:bidi="ar_AE"/>
+        </w:rPr>
+      </w:r>
+      <w:r>
+        <w:rPr>
+          <w:rtl/>
+          <w:cs/>
+          <w:lang w:val="ar_AE" w:bidi="ar_AE"/>
+        </w:rPr>
+      </w:r>
+    </w:p>
+    <w:p>
+      <w:pPr>
+        <w:bidi/>
+      </w:pPr>
+      <w:r>
+        <w:rPr>
+          <w:rtl/>
+          <w:cs/>
           <w:lang w:val="ar_AE" w:bidi="ar_AE"/>
         </w:rPr>
       </w:r>
@@ -556,12 +674,16 @@
       </w:pPr>
       <w:r>
         <w:rPr>
+          <w:rtl/>
+          <w:cs/>
           <w:lang w:val="ar_AE" w:bidi="ar_AE"/>
         </w:rPr>
         <w:t>الوصايا العشر</w:t>
       </w:r>
       <w:r>
         <w:rPr>
+          <w:rtl/>
+          <w:cs/>
           <w:lang w:val="ar_AE" w:bidi="ar_AE"/>
         </w:rPr>
       </w:r>
@@ -573,6 +695,8 @@
       </w:pPr>
       <w:r>
         <w:rPr>
+          <w:rtl/>
+          <w:cs/>
           <w:lang w:val="ar_AE" w:bidi="ar_AE"/>
         </w:rPr>
         <w:t>حقائق:</w:t>
@@ -584,11 +708,15 @@
       </w:pPr>
       <w:r>
         <w:rPr>
-          <w:lang w:val="ar_AE" w:bidi="ar_AE"/>
-        </w:rPr>
-      </w:r>
-      <w:r>
-        <w:rPr>
+          <w:rtl/>
+          <w:cs/>
+          <w:lang w:val="ar_AE" w:bidi="ar_AE"/>
+        </w:rPr>
+      </w:r>
+      <w:r>
+        <w:rPr>
+          <w:rtl/>
+          <w:cs/>
           <w:lang w:val="ar_AE" w:bidi="ar_AE"/>
         </w:rPr>
         <w:t>لقد كانت "الوصايا العشر" عبارة عن أوامر أعطاها الله لموسى على جبل سيناء بينما كان شعب إسرائيل يسكنون في البرية في طريقهم إلى أرض كنعان. وقد كتب الله هذه الوصايا على لوحين كبيرين من الحجر.</w:t>
@@ -603,11 +731,15 @@
       </w:pPr>
       <w:r>
         <w:rPr>
-          <w:lang w:val="ar_AE" w:bidi="ar_AE"/>
-        </w:rPr>
-      </w:r>
-      <w:r>
-        <w:rPr>
+          <w:rtl/>
+          <w:cs/>
+          <w:lang w:val="ar_AE" w:bidi="ar_AE"/>
+        </w:rPr>
+      </w:r>
+      <w:r>
+        <w:rPr>
+          <w:rtl/>
+          <w:cs/>
           <w:lang w:val="ar_AE" w:bidi="ar_AE"/>
         </w:rPr>
         <w:t>أعطى الله شعب إسرائيل العديد من الوصايا ليطيعوها، لكن الوصايا العشر كانت أوامر خاصة لمساعدة شعب إسرائيل على محبة وعبادة الله ومحبة الآخرين.</w:t>
@@ -622,11 +754,15 @@
       </w:pPr>
       <w:r>
         <w:rPr>
-          <w:lang w:val="ar_AE" w:bidi="ar_AE"/>
-        </w:rPr>
-      </w:r>
-      <w:r>
-        <w:rPr>
+          <w:rtl/>
+          <w:cs/>
+          <w:lang w:val="ar_AE" w:bidi="ar_AE"/>
+        </w:rPr>
+      </w:r>
+      <w:r>
+        <w:rPr>
+          <w:rtl/>
+          <w:cs/>
           <w:lang w:val="ar_AE" w:bidi="ar_AE"/>
         </w:rPr>
         <w:t>كانت هذه الوصايا أيضًا جزءًا من عهد الله مع شعبه. وبطاعتهم لما أمرهم الله به، كان شعب إسرائيل يظهرون أنهم يحبون الله وينتمون إليه.</w:t>
@@ -641,11 +777,15 @@
       </w:pPr>
       <w:r>
         <w:rPr>
-          <w:lang w:val="ar_AE" w:bidi="ar_AE"/>
-        </w:rPr>
-      </w:r>
-      <w:r>
-        <w:rPr>
+          <w:rtl/>
+          <w:cs/>
+          <w:lang w:val="ar_AE" w:bidi="ar_AE"/>
+        </w:rPr>
+      </w:r>
+      <w:r>
+        <w:rPr>
+          <w:rtl/>
+          <w:cs/>
           <w:lang w:val="ar_AE" w:bidi="ar_AE"/>
         </w:rPr>
         <w:t>تم الاحتفاظ بالألواح الحجرية التي كتبت عليها الوصايا في تابوت العهد، الذي كان موجودًا في أقدس مكان في خيمة الاجتماع (قدس الأقداس) ولاحقًا في الهيكل.</w:t>
@@ -657,107 +797,143 @@
       </w:pPr>
       <w:r>
         <w:rPr>
-          <w:lang w:val="ar_AE" w:bidi="ar_AE"/>
-        </w:rPr>
-      </w:r>
-      <w:r>
-        <w:rPr>
+          <w:rtl/>
+          <w:cs/>
+          <w:lang w:val="ar_AE" w:bidi="ar_AE"/>
+        </w:rPr>
+      </w:r>
+      <w:r>
+        <w:rPr>
+          <w:rtl/>
+          <w:cs/>
           <w:lang w:val="ar_AE" w:bidi="ar_AE"/>
         </w:rPr>
         <w:t xml:space="preserve">(انظر أيضًا: </w:t>
       </w:r>
       <w:r>
         <w:rPr>
+          <w:rtl/>
+          <w:cs/>
           <w:lang w:val="ar_AE" w:bidi="ar_AE"/>
         </w:rPr>
         <w:t>تابوت العهد</w:t>
       </w:r>
       <w:r>
         <w:rPr>
+          <w:rtl/>
+          <w:cs/>
           <w:lang w:val="ar_AE" w:bidi="ar_AE"/>
         </w:rPr>
         <w:t xml:space="preserve">, </w:t>
       </w:r>
       <w:r>
         <w:rPr>
+          <w:rtl/>
+          <w:cs/>
           <w:lang w:val="ar_AE" w:bidi="ar_AE"/>
         </w:rPr>
         <w:t>وصية</w:t>
       </w:r>
       <w:r>
         <w:rPr>
+          <w:rtl/>
+          <w:cs/>
           <w:lang w:val="ar_AE" w:bidi="ar_AE"/>
         </w:rPr>
         <w:t xml:space="preserve">, </w:t>
       </w:r>
       <w:r>
         <w:rPr>
+          <w:rtl/>
+          <w:cs/>
           <w:lang w:val="ar_AE" w:bidi="ar_AE"/>
         </w:rPr>
         <w:t>عهد</w:t>
       </w:r>
       <w:r>
         <w:rPr>
+          <w:rtl/>
+          <w:cs/>
           <w:lang w:val="ar_AE" w:bidi="ar_AE"/>
         </w:rPr>
         <w:t xml:space="preserve">, </w:t>
       </w:r>
       <w:r>
         <w:rPr>
+          <w:rtl/>
+          <w:cs/>
           <w:lang w:val="ar_AE" w:bidi="ar_AE"/>
         </w:rPr>
         <w:t>برية</w:t>
       </w:r>
       <w:r>
         <w:rPr>
+          <w:rtl/>
+          <w:cs/>
           <w:lang w:val="ar_AE" w:bidi="ar_AE"/>
         </w:rPr>
         <w:t xml:space="preserve">, </w:t>
       </w:r>
       <w:r>
         <w:rPr>
+          <w:rtl/>
+          <w:cs/>
           <w:lang w:val="ar_AE" w:bidi="ar_AE"/>
         </w:rPr>
         <w:t>ناموس "شريعة"</w:t>
       </w:r>
       <w:r>
         <w:rPr>
+          <w:rtl/>
+          <w:cs/>
           <w:lang w:val="ar_AE" w:bidi="ar_AE"/>
         </w:rPr>
         <w:t xml:space="preserve">, </w:t>
       </w:r>
       <w:r>
         <w:rPr>
+          <w:rtl/>
+          <w:cs/>
           <w:lang w:val="ar_AE" w:bidi="ar_AE"/>
         </w:rPr>
         <w:t>طاعة</w:t>
       </w:r>
       <w:r>
         <w:rPr>
+          <w:rtl/>
+          <w:cs/>
           <w:lang w:val="ar_AE" w:bidi="ar_AE"/>
         </w:rPr>
         <w:t xml:space="preserve">, </w:t>
       </w:r>
       <w:r>
         <w:rPr>
+          <w:rtl/>
+          <w:cs/>
           <w:lang w:val="ar_AE" w:bidi="ar_AE"/>
         </w:rPr>
         <w:t>سيناء</w:t>
       </w:r>
       <w:r>
         <w:rPr>
+          <w:rtl/>
+          <w:cs/>
           <w:lang w:val="ar_AE" w:bidi="ar_AE"/>
         </w:rPr>
         <w:t xml:space="preserve">, </w:t>
       </w:r>
       <w:r>
         <w:rPr>
+          <w:rtl/>
+          <w:cs/>
           <w:lang w:val="ar_AE" w:bidi="ar_AE"/>
         </w:rPr>
         <w:t>عبادة</w:t>
       </w:r>
       <w:r>
         <w:rPr>
+          <w:rtl/>
+          <w:cs/>
           <w:lang w:val="ar_AE" w:bidi="ar_AE"/>
         </w:rPr>
         <w:t>)</w:t>
@@ -770,6 +946,8 @@
       </w:pPr>
       <w:r>
         <w:rPr>
+          <w:rtl/>
+          <w:cs/>
           <w:lang w:val="ar_AE" w:bidi="ar_AE"/>
         </w:rPr>
         <w:t>مراجع الكتاب المقدس:</w:t>
@@ -784,12 +962,16 @@
       </w:pPr>
       <w:r>
         <w:rPr>
+          <w:rtl/>
+          <w:cs/>
           <w:lang w:val="ar_AE" w:bidi="ar_AE"/>
         </w:rPr>
       </w:r>
       <w:hyperlink r:id="rId18">
         <w:r>
           <w:rPr>
+            <w:rtl/>
+            <w:cs/>
             <w:lang w:val="ar_AE" w:bidi="ar_AE"/>
           </w:rPr>
           <w:rPr>
@@ -809,12 +991,16 @@
       </w:pPr>
       <w:r>
         <w:rPr>
+          <w:rtl/>
+          <w:cs/>
           <w:lang w:val="ar_AE" w:bidi="ar_AE"/>
         </w:rPr>
       </w:r>
       <w:hyperlink r:id="rId19">
         <w:r>
           <w:rPr>
+            <w:rtl/>
+            <w:cs/>
             <w:lang w:val="ar_AE" w:bidi="ar_AE"/>
           </w:rPr>
           <w:rPr>
@@ -834,12 +1020,16 @@
       </w:pPr>
       <w:r>
         <w:rPr>
+          <w:rtl/>
+          <w:cs/>
           <w:lang w:val="ar_AE" w:bidi="ar_AE"/>
         </w:rPr>
       </w:r>
       <w:hyperlink r:id="rId20">
         <w:r>
           <w:rPr>
+            <w:rtl/>
+            <w:cs/>
             <w:lang w:val="ar_AE" w:bidi="ar_AE"/>
           </w:rPr>
           <w:rPr>
@@ -859,12 +1049,16 @@
       </w:pPr>
       <w:r>
         <w:rPr>
+          <w:rtl/>
+          <w:cs/>
           <w:lang w:val="ar_AE" w:bidi="ar_AE"/>
         </w:rPr>
       </w:r>
       <w:hyperlink r:id="rId21">
         <w:r>
           <w:rPr>
+            <w:rtl/>
+            <w:cs/>
             <w:lang w:val="ar_AE" w:bidi="ar_AE"/>
           </w:rPr>
           <w:rPr>
@@ -882,6 +1076,8 @@
       </w:pPr>
       <w:r>
         <w:rPr>
+          <w:rtl/>
+          <w:cs/>
           <w:lang w:val="ar_AE" w:bidi="ar_AE"/>
         </w:rPr>
         <w:t>أمثلة من قصص الكتاب المقدس:</w:t>
@@ -896,18 +1092,24 @@
       </w:pPr>
       <w:r>
         <w:rPr>
+          <w:rtl/>
+          <w:cs/>
           <w:lang w:val="ar_AE" w:bidi="ar_AE"/>
         </w:rPr>
       </w:r>
       <w:r>
         <w:rPr>
           <w:b/>
+          <w:rtl/>
+          <w:cs/>
           <w:lang w:val="ar_AE" w:bidi="ar_AE"/>
         </w:rPr>
         <w:t>13: 7</w:t>
       </w:r>
       <w:r>
         <w:rPr>
+          <w:rtl/>
+          <w:cs/>
           <w:lang w:val="ar_AE" w:bidi="ar_AE"/>
         </w:rPr>
         <w:t xml:space="preserve"> ثم كتب الله هذه </w:t>
@@ -915,12 +1117,16 @@
       <w:r>
         <w:rPr>
           <w:b/>
+          <w:rtl/>
+          <w:cs/>
           <w:lang w:val="ar_AE" w:bidi="ar_AE"/>
         </w:rPr>
         <w:t>الوصايا العشر</w:t>
       </w:r>
       <w:r>
         <w:rPr>
+          <w:rtl/>
+          <w:cs/>
           <w:lang w:val="ar_AE" w:bidi="ar_AE"/>
         </w:rPr>
         <w:t xml:space="preserve"> على لوحين حجريين وأعطاها لموسى.</w:t>
@@ -935,18 +1141,24 @@
       </w:pPr>
       <w:r>
         <w:rPr>
+          <w:rtl/>
+          <w:cs/>
           <w:lang w:val="ar_AE" w:bidi="ar_AE"/>
         </w:rPr>
       </w:r>
       <w:r>
         <w:rPr>
           <w:b/>
+          <w:rtl/>
+          <w:cs/>
           <w:lang w:val="ar_AE" w:bidi="ar_AE"/>
         </w:rPr>
         <w:t>13: 13</w:t>
       </w:r>
       <w:r>
         <w:rPr>
+          <w:rtl/>
+          <w:cs/>
           <w:lang w:val="ar_AE" w:bidi="ar_AE"/>
         </w:rPr>
         <w:t xml:space="preserve"> عندما نزل موسى من الجبل ورأى العجل الذهبي، كان غاضبًا جدًا لدرجة أنه كسر وسحق اللوحين اللذين كتب الله عليهما </w:t>
@@ -954,6 +1166,8 @@
       <w:r>
         <w:rPr>
           <w:b/>
+          <w:rtl/>
+          <w:cs/>
           <w:lang w:val="ar_AE" w:bidi="ar_AE"/>
         </w:rPr>
         <w:t xml:space="preserve">الوصايا العشر. </w:t>
@@ -968,18 +1182,24 @@
       </w:pPr>
       <w:r>
         <w:rPr>
+          <w:rtl/>
+          <w:cs/>
           <w:lang w:val="ar_AE" w:bidi="ar_AE"/>
         </w:rPr>
       </w:r>
       <w:r>
         <w:rPr>
           <w:b/>
+          <w:rtl/>
+          <w:cs/>
           <w:lang w:val="ar_AE" w:bidi="ar_AE"/>
         </w:rPr>
         <w:t>13: 15</w:t>
       </w:r>
       <w:r>
         <w:rPr>
+          <w:rtl/>
+          <w:cs/>
           <w:lang w:val="ar_AE" w:bidi="ar_AE"/>
         </w:rPr>
         <w:t xml:space="preserve"> كتب موسى </w:t>
@@ -987,12 +1207,16 @@
       <w:r>
         <w:rPr>
           <w:b/>
+          <w:rtl/>
+          <w:cs/>
           <w:lang w:val="ar_AE" w:bidi="ar_AE"/>
         </w:rPr>
         <w:t>الوصايا العشر</w:t>
       </w:r>
       <w:r>
         <w:rPr>
+          <w:rtl/>
+          <w:cs/>
           <w:lang w:val="ar_AE" w:bidi="ar_AE"/>
         </w:rPr>
         <w:t xml:space="preserve"> على لوحين حجريين جديدين ليحلوا محل اللوحين الذين كسرهما.</w:t>
@@ -1005,6 +1229,8 @@
       </w:pPr>
       <w:r>
         <w:rPr>
+          <w:rtl/>
+          <w:cs/>
           <w:lang w:val="ar_AE" w:bidi="ar_AE"/>
         </w:rPr>
         <w:t>بيانات الكلمة:</w:t>
@@ -1019,32 +1245,42 @@
       </w:pPr>
       <w:r>
         <w:rPr>
-          <w:lang w:val="ar_AE" w:bidi="ar_AE"/>
-        </w:rPr>
-      </w:r>
-      <w:r>
-        <w:rPr>
+          <w:rtl/>
+          <w:cs/>
+          <w:lang w:val="ar_AE" w:bidi="ar_AE"/>
+        </w:rPr>
+      </w:r>
+      <w:r>
+        <w:rPr>
+          <w:rtl/>
+          <w:cs/>
           <w:lang w:val="ar_AE" w:bidi="ar_AE"/>
         </w:rPr>
         <w:t>سترونج: H1697, H6235</w:t>
       </w:r>
       <w:r>
         <w:rPr>
-          <w:lang w:val="ar_AE" w:bidi="ar_AE"/>
-        </w:rPr>
-      </w:r>
-      <w:r>
-        <w:rPr>
-          <w:lang w:val="ar_AE" w:bidi="ar_AE"/>
-        </w:rPr>
-      </w:r>
-    </w:p>
-    <w:p>
-      <w:pPr>
-        <w:bidi/>
-      </w:pPr>
-      <w:r>
-        <w:rPr>
+          <w:rtl/>
+          <w:cs/>
+          <w:lang w:val="ar_AE" w:bidi="ar_AE"/>
+        </w:rPr>
+      </w:r>
+      <w:r>
+        <w:rPr>
+          <w:rtl/>
+          <w:cs/>
+          <w:lang w:val="ar_AE" w:bidi="ar_AE"/>
+        </w:rPr>
+      </w:r>
+    </w:p>
+    <w:p>
+      <w:pPr>
+        <w:bidi/>
+      </w:pPr>
+      <w:r>
+        <w:rPr>
+          <w:rtl/>
+          <w:cs/>
           <w:lang w:val="ar_AE" w:bidi="ar_AE"/>
         </w:rPr>
       </w:r>
@@ -1056,12 +1292,16 @@
       </w:pPr>
       <w:r>
         <w:rPr>
+          <w:rtl/>
+          <w:cs/>
           <w:lang w:val="ar_AE" w:bidi="ar_AE"/>
         </w:rPr>
         <w:t>وادي</w:t>
       </w:r>
       <w:r>
         <w:rPr>
+          <w:rtl/>
+          <w:cs/>
           <w:lang w:val="ar_AE" w:bidi="ar_AE"/>
         </w:rPr>
       </w:r>
@@ -1073,6 +1313,8 @@
       </w:pPr>
       <w:r>
         <w:rPr>
+          <w:rtl/>
+          <w:cs/>
           <w:lang w:val="ar_AE" w:bidi="ar_AE"/>
         </w:rPr>
         <w:t>التعريف:</w:t>
@@ -1084,11 +1326,15 @@
       </w:pPr>
       <w:r>
         <w:rPr>
-          <w:lang w:val="ar_AE" w:bidi="ar_AE"/>
-        </w:rPr>
-      </w:r>
-      <w:r>
-        <w:rPr>
+          <w:rtl/>
+          <w:cs/>
+          <w:lang w:val="ar_AE" w:bidi="ar_AE"/>
+        </w:rPr>
+      </w:r>
+      <w:r>
+        <w:rPr>
+          <w:rtl/>
+          <w:cs/>
           <w:lang w:val="ar_AE" w:bidi="ar_AE"/>
         </w:rPr>
         <w:t>يشير مصطلح "وادي" إلى مجرى موسمي، أو نهر موسمي، أو وادٍ بمعنى قاع مجري مائي في وقت معين من السنة.</w:t>
@@ -1103,11 +1349,15 @@
       </w:pPr>
       <w:r>
         <w:rPr>
-          <w:lang w:val="ar_AE" w:bidi="ar_AE"/>
-        </w:rPr>
-      </w:r>
-      <w:r>
-        <w:rPr>
+          <w:rtl/>
+          <w:cs/>
+          <w:lang w:val="ar_AE" w:bidi="ar_AE"/>
+        </w:rPr>
+      </w:r>
+      <w:r>
+        <w:rPr>
+          <w:rtl/>
+          <w:cs/>
           <w:lang w:val="ar_AE" w:bidi="ar_AE"/>
         </w:rPr>
         <w:t>يكون "الوادي" مليئًا بالماء في جزء من السنة ويكون جافًا في جزء آخر من السنة.</w:t>
@@ -1122,11 +1372,15 @@
       </w:pPr>
       <w:r>
         <w:rPr>
-          <w:lang w:val="ar_AE" w:bidi="ar_AE"/>
-        </w:rPr>
-      </w:r>
-      <w:r>
-        <w:rPr>
+          <w:rtl/>
+          <w:cs/>
+          <w:lang w:val="ar_AE" w:bidi="ar_AE"/>
+        </w:rPr>
+      </w:r>
+      <w:r>
+        <w:rPr>
+          <w:rtl/>
+          <w:cs/>
           <w:lang w:val="ar_AE" w:bidi="ar_AE"/>
         </w:rPr>
         <w:t>عندما يكون "الوادي" ممتلئًا بالماء، فإن كَمّيَّة الماء الذي يحتويها تعتمد على أيّ توقيت في العام، وكمية الأمطار التي استقبلتها المنطقة، وكذلك حجم الوادي.</w:t>
@@ -1139,6 +1393,8 @@
       </w:pPr>
       <w:r>
         <w:rPr>
+          <w:rtl/>
+          <w:cs/>
           <w:lang w:val="ar_AE" w:bidi="ar_AE"/>
         </w:rPr>
         <w:t>اقتراحات التَّرْجَمَة:</w:t>
@@ -1153,11 +1409,15 @@
       </w:pPr>
       <w:r>
         <w:rPr>
-          <w:lang w:val="ar_AE" w:bidi="ar_AE"/>
-        </w:rPr>
-      </w:r>
-      <w:r>
-        <w:rPr>
+          <w:rtl/>
+          <w:cs/>
+          <w:lang w:val="ar_AE" w:bidi="ar_AE"/>
+        </w:rPr>
+      </w:r>
+      <w:r>
+        <w:rPr>
+          <w:rtl/>
+          <w:cs/>
           <w:lang w:val="ar_AE" w:bidi="ar_AE"/>
         </w:rPr>
         <w:t xml:space="preserve"> يمكن أن تشمل تَرْجَمَة "وادي"، بعض هذه المعاني: "مجرى موسمي" أو "قاع مجرى مائي موسمي" أو "حوض نهر" أو "قاع نهر."</w:t>
@@ -1170,6 +1430,8 @@
       </w:pPr>
       <w:r>
         <w:rPr>
+          <w:rtl/>
+          <w:cs/>
           <w:lang w:val="ar_AE" w:bidi="ar_AE"/>
         </w:rPr>
         <w:t>مراجع الكتاب المقدس:</w:t>
@@ -1182,6 +1444,8 @@
       </w:pPr>
       <w:r>
         <w:rPr>
+          <w:rtl/>
+          <w:cs/>
           <w:lang w:val="ar_AE" w:bidi="ar_AE"/>
         </w:rPr>
         <w:t>بيانات الكلمة:</w:t>
@@ -1196,32 +1460,42 @@
       </w:pPr>
       <w:r>
         <w:rPr>
-          <w:lang w:val="ar_AE" w:bidi="ar_AE"/>
-        </w:rPr>
-      </w:r>
-      <w:r>
-        <w:rPr>
+          <w:rtl/>
+          <w:cs/>
+          <w:lang w:val="ar_AE" w:bidi="ar_AE"/>
+        </w:rPr>
+      </w:r>
+      <w:r>
+        <w:rPr>
+          <w:rtl/>
+          <w:cs/>
           <w:lang w:val="ar_AE" w:bidi="ar_AE"/>
         </w:rPr>
         <w:t>سترونغ:</w:t>
       </w:r>
       <w:r>
         <w:rPr>
-          <w:lang w:val="ar_AE" w:bidi="ar_AE"/>
-        </w:rPr>
-      </w:r>
-      <w:r>
-        <w:rPr>
-          <w:lang w:val="ar_AE" w:bidi="ar_AE"/>
-        </w:rPr>
-      </w:r>
-    </w:p>
-    <w:p>
-      <w:pPr>
-        <w:bidi/>
-      </w:pPr>
-      <w:r>
-        <w:rPr>
+          <w:rtl/>
+          <w:cs/>
+          <w:lang w:val="ar_AE" w:bidi="ar_AE"/>
+        </w:rPr>
+      </w:r>
+      <w:r>
+        <w:rPr>
+          <w:rtl/>
+          <w:cs/>
+          <w:lang w:val="ar_AE" w:bidi="ar_AE"/>
+        </w:rPr>
+      </w:r>
+    </w:p>
+    <w:p>
+      <w:pPr>
+        <w:bidi/>
+      </w:pPr>
+      <w:r>
+        <w:rPr>
+          <w:rtl/>
+          <w:cs/>
           <w:lang w:val="ar_AE" w:bidi="ar_AE"/>
         </w:rPr>
       </w:r>
@@ -1233,12 +1507,16 @@
       </w:pPr>
       <w:r>
         <w:rPr>
+          <w:rtl/>
+          <w:cs/>
           <w:lang w:val="ar_AE" w:bidi="ar_AE"/>
         </w:rPr>
         <w:t>وادي قدرون</w:t>
       </w:r>
       <w:r>
         <w:rPr>
+          <w:rtl/>
+          <w:cs/>
           <w:lang w:val="ar_AE" w:bidi="ar_AE"/>
         </w:rPr>
       </w:r>
@@ -1250,6 +1528,8 @@
       </w:pPr>
       <w:r>
         <w:rPr>
+          <w:rtl/>
+          <w:cs/>
           <w:lang w:val="ar_AE" w:bidi="ar_AE"/>
         </w:rPr>
         <w:t>حقائق:</w:t>
@@ -1261,11 +1541,15 @@
       </w:pPr>
       <w:r>
         <w:rPr>
-          <w:lang w:val="ar_AE" w:bidi="ar_AE"/>
-        </w:rPr>
-      </w:r>
-      <w:r>
-        <w:rPr>
+          <w:rtl/>
+          <w:cs/>
+          <w:lang w:val="ar_AE" w:bidi="ar_AE"/>
+        </w:rPr>
+      </w:r>
+      <w:r>
+        <w:rPr>
+          <w:rtl/>
+          <w:cs/>
           <w:lang w:val="ar_AE" w:bidi="ar_AE"/>
         </w:rPr>
         <w:t>وادي قدرون هو وادٍ عميق يقع خارج مدينة أورشليم مباشرة، بين جدارها الشرقي وجبل الزيتون.</w:t>
@@ -1280,11 +1564,15 @@
       </w:pPr>
       <w:r>
         <w:rPr>
-          <w:lang w:val="ar_AE" w:bidi="ar_AE"/>
-        </w:rPr>
-      </w:r>
-      <w:r>
-        <w:rPr>
+          <w:rtl/>
+          <w:cs/>
+          <w:lang w:val="ar_AE" w:bidi="ar_AE"/>
+        </w:rPr>
+      </w:r>
+      <w:r>
+        <w:rPr>
+          <w:rtl/>
+          <w:cs/>
           <w:lang w:val="ar_AE" w:bidi="ar_AE"/>
         </w:rPr>
         <w:t>يبلغ عمق الوادي أكثر من 1000 متر وطوله حوالي 32 كيلومترًا.</w:t>
@@ -1299,11 +1587,15 @@
       </w:pPr>
       <w:r>
         <w:rPr>
-          <w:lang w:val="ar_AE" w:bidi="ar_AE"/>
-        </w:rPr>
-      </w:r>
-      <w:r>
-        <w:rPr>
+          <w:rtl/>
+          <w:cs/>
+          <w:lang w:val="ar_AE" w:bidi="ar_AE"/>
+        </w:rPr>
+      </w:r>
+      <w:r>
+        <w:rPr>
+          <w:rtl/>
+          <w:cs/>
           <w:lang w:val="ar_AE" w:bidi="ar_AE"/>
         </w:rPr>
         <w:t>عندما هرب الملك داود من ابنه أبشالوم، مر عبر وادي قدرون للوصول إلى جبل الزيتون.</w:t>
@@ -1318,11 +1610,15 @@
       </w:pPr>
       <w:r>
         <w:rPr>
-          <w:lang w:val="ar_AE" w:bidi="ar_AE"/>
-        </w:rPr>
-      </w:r>
-      <w:r>
-        <w:rPr>
+          <w:rtl/>
+          <w:cs/>
+          <w:lang w:val="ar_AE" w:bidi="ar_AE"/>
+        </w:rPr>
+      </w:r>
+      <w:r>
+        <w:rPr>
+          <w:rtl/>
+          <w:cs/>
           <w:lang w:val="ar_AE" w:bidi="ar_AE"/>
         </w:rPr>
         <w:t>أمر الملك يوشيا والملك آسا ملوك يهوذا بتحطيم وحرق المرتفعات والمذابح للآلهة الزائفة، وألقي الرماد في وادي قدرون.</w:t>
@@ -1337,11 +1633,15 @@
       </w:pPr>
       <w:r>
         <w:rPr>
-          <w:lang w:val="ar_AE" w:bidi="ar_AE"/>
-        </w:rPr>
-      </w:r>
-      <w:r>
-        <w:rPr>
+          <w:rtl/>
+          <w:cs/>
+          <w:lang w:val="ar_AE" w:bidi="ar_AE"/>
+        </w:rPr>
+      </w:r>
+      <w:r>
+        <w:rPr>
+          <w:rtl/>
+          <w:cs/>
           <w:lang w:val="ar_AE" w:bidi="ar_AE"/>
         </w:rPr>
         <w:t>خلال حكم الملك حزقيا، كان وادي قدرون المكان الذي ألقى فيه الكهنة كل الأشياء النجسة التي أزالوها من الهيكل.</w:t>
@@ -1356,11 +1656,15 @@
       </w:pPr>
       <w:r>
         <w:rPr>
-          <w:lang w:val="ar_AE" w:bidi="ar_AE"/>
-        </w:rPr>
-      </w:r>
-      <w:r>
-        <w:rPr>
+          <w:rtl/>
+          <w:cs/>
+          <w:lang w:val="ar_AE" w:bidi="ar_AE"/>
+        </w:rPr>
+      </w:r>
+      <w:r>
+        <w:rPr>
+          <w:rtl/>
+          <w:cs/>
           <w:lang w:val="ar_AE" w:bidi="ar_AE"/>
         </w:rPr>
         <w:t>قُتلت الملكة الشريرة عثليا في هذا الوادي بسبب الأمور الشريرة التي قامت بها.</w:t>
@@ -1372,11 +1676,15 @@
       </w:pPr>
       <w:r>
         <w:rPr>
-          <w:lang w:val="ar_AE" w:bidi="ar_AE"/>
-        </w:rPr>
-      </w:r>
-      <w:r>
-        <w:rPr>
+          <w:rtl/>
+          <w:cs/>
+          <w:lang w:val="ar_AE" w:bidi="ar_AE"/>
+        </w:rPr>
+      </w:r>
+      <w:r>
+        <w:rPr>
+          <w:rtl/>
+          <w:cs/>
           <w:lang w:val="ar_AE" w:bidi="ar_AE"/>
         </w:rPr>
         <w:t>(اقتراحات الترجمة: كيفية ترجمة الأسماء)</w:t>
@@ -1388,131 +1696,175 @@
       </w:pPr>
       <w:r>
         <w:rPr>
-          <w:lang w:val="ar_AE" w:bidi="ar_AE"/>
-        </w:rPr>
-      </w:r>
-      <w:r>
-        <w:rPr>
+          <w:rtl/>
+          <w:cs/>
+          <w:lang w:val="ar_AE" w:bidi="ar_AE"/>
+        </w:rPr>
+      </w:r>
+      <w:r>
+        <w:rPr>
+          <w:rtl/>
+          <w:cs/>
           <w:lang w:val="ar_AE" w:bidi="ar_AE"/>
         </w:rPr>
         <w:t xml:space="preserve">(انظر أيضًا: </w:t>
       </w:r>
       <w:r>
         <w:rPr>
+          <w:rtl/>
+          <w:cs/>
           <w:lang w:val="ar_AE" w:bidi="ar_AE"/>
         </w:rPr>
         <w:t>أبشالوم</w:t>
       </w:r>
       <w:r>
         <w:rPr>
+          <w:rtl/>
+          <w:cs/>
           <w:lang w:val="ar_AE" w:bidi="ar_AE"/>
         </w:rPr>
         <w:t xml:space="preserve">، </w:t>
       </w:r>
       <w:r>
         <w:rPr>
+          <w:rtl/>
+          <w:cs/>
           <w:lang w:val="ar_AE" w:bidi="ar_AE"/>
         </w:rPr>
         <w:t>آسا</w:t>
       </w:r>
       <w:r>
         <w:rPr>
+          <w:rtl/>
+          <w:cs/>
           <w:lang w:val="ar_AE" w:bidi="ar_AE"/>
         </w:rPr>
         <w:t xml:space="preserve">، </w:t>
       </w:r>
       <w:r>
         <w:rPr>
+          <w:rtl/>
+          <w:cs/>
           <w:lang w:val="ar_AE" w:bidi="ar_AE"/>
         </w:rPr>
         <w:t>عثليا</w:t>
       </w:r>
       <w:r>
         <w:rPr>
+          <w:rtl/>
+          <w:cs/>
           <w:lang w:val="ar_AE" w:bidi="ar_AE"/>
         </w:rPr>
         <w:t xml:space="preserve">، </w:t>
       </w:r>
       <w:r>
         <w:rPr>
+          <w:rtl/>
+          <w:cs/>
           <w:lang w:val="ar_AE" w:bidi="ar_AE"/>
         </w:rPr>
         <w:t>داود</w:t>
       </w:r>
       <w:r>
         <w:rPr>
+          <w:rtl/>
+          <w:cs/>
           <w:lang w:val="ar_AE" w:bidi="ar_AE"/>
         </w:rPr>
         <w:t xml:space="preserve">، </w:t>
       </w:r>
       <w:r>
         <w:rPr>
+          <w:rtl/>
+          <w:cs/>
           <w:lang w:val="ar_AE" w:bidi="ar_AE"/>
         </w:rPr>
         <w:t>إله زائف</w:t>
       </w:r>
       <w:r>
         <w:rPr>
+          <w:rtl/>
+          <w:cs/>
           <w:lang w:val="ar_AE" w:bidi="ar_AE"/>
         </w:rPr>
         <w:t xml:space="preserve">، </w:t>
       </w:r>
       <w:r>
         <w:rPr>
+          <w:rtl/>
+          <w:cs/>
           <w:lang w:val="ar_AE" w:bidi="ar_AE"/>
         </w:rPr>
         <w:t>حزقيا</w:t>
       </w:r>
       <w:r>
         <w:rPr>
+          <w:rtl/>
+          <w:cs/>
           <w:lang w:val="ar_AE" w:bidi="ar_AE"/>
         </w:rPr>
         <w:t xml:space="preserve">، </w:t>
       </w:r>
       <w:r>
         <w:rPr>
+          <w:rtl/>
+          <w:cs/>
           <w:lang w:val="ar_AE" w:bidi="ar_AE"/>
         </w:rPr>
         <w:t>المرتفعات</w:t>
       </w:r>
       <w:r>
         <w:rPr>
+          <w:rtl/>
+          <w:cs/>
           <w:lang w:val="ar_AE" w:bidi="ar_AE"/>
         </w:rPr>
         <w:t xml:space="preserve">، </w:t>
       </w:r>
       <w:r>
         <w:rPr>
+          <w:rtl/>
+          <w:cs/>
           <w:lang w:val="ar_AE" w:bidi="ar_AE"/>
         </w:rPr>
         <w:t>يوشيا</w:t>
       </w:r>
       <w:r>
         <w:rPr>
+          <w:rtl/>
+          <w:cs/>
           <w:lang w:val="ar_AE" w:bidi="ar_AE"/>
         </w:rPr>
         <w:t xml:space="preserve">، </w:t>
       </w:r>
       <w:r>
         <w:rPr>
+          <w:rtl/>
+          <w:cs/>
           <w:lang w:val="ar_AE" w:bidi="ar_AE"/>
         </w:rPr>
         <w:t>يهوذا</w:t>
       </w:r>
       <w:r>
         <w:rPr>
+          <w:rtl/>
+          <w:cs/>
           <w:lang w:val="ar_AE" w:bidi="ar_AE"/>
         </w:rPr>
         <w:t xml:space="preserve">، </w:t>
       </w:r>
       <w:r>
         <w:rPr>
+          <w:rtl/>
+          <w:cs/>
           <w:lang w:val="ar_AE" w:bidi="ar_AE"/>
         </w:rPr>
         <w:t>جبل الزيتون</w:t>
       </w:r>
       <w:r>
         <w:rPr>
+          <w:rtl/>
+          <w:cs/>
           <w:lang w:val="ar_AE" w:bidi="ar_AE"/>
         </w:rPr>
         <w:t>)</w:t>
@@ -1525,6 +1877,8 @@
       </w:pPr>
       <w:r>
         <w:rPr>
+          <w:rtl/>
+          <w:cs/>
           <w:lang w:val="ar_AE" w:bidi="ar_AE"/>
         </w:rPr>
         <w:t>شواهد الكتاب المقدس:</w:t>
@@ -1539,12 +1893,16 @@
       </w:pPr>
       <w:r>
         <w:rPr>
+          <w:rtl/>
+          <w:cs/>
           <w:lang w:val="ar_AE" w:bidi="ar_AE"/>
         </w:rPr>
       </w:r>
       <w:hyperlink r:id="rId22">
         <w:r>
           <w:rPr>
+            <w:rtl/>
+            <w:cs/>
             <w:lang w:val="ar_AE" w:bidi="ar_AE"/>
           </w:rPr>
           <w:rPr>
@@ -1562,6 +1920,8 @@
       </w:pPr>
       <w:r>
         <w:rPr>
+          <w:rtl/>
+          <w:cs/>
           <w:lang w:val="ar_AE" w:bidi="ar_AE"/>
         </w:rPr>
         <w:t>بيانات الكلمة:</w:t>
@@ -1576,32 +1936,42 @@
       </w:pPr>
       <w:r>
         <w:rPr>
-          <w:lang w:val="ar_AE" w:bidi="ar_AE"/>
-        </w:rPr>
-      </w:r>
-      <w:r>
-        <w:rPr>
+          <w:rtl/>
+          <w:cs/>
+          <w:lang w:val="ar_AE" w:bidi="ar_AE"/>
+        </w:rPr>
+      </w:r>
+      <w:r>
+        <w:rPr>
+          <w:rtl/>
+          <w:cs/>
           <w:lang w:val="ar_AE" w:bidi="ar_AE"/>
         </w:rPr>
         <w:t>سترونج: H5674، H6939، G27480، G54930</w:t>
       </w:r>
       <w:r>
         <w:rPr>
-          <w:lang w:val="ar_AE" w:bidi="ar_AE"/>
-        </w:rPr>
-      </w:r>
-      <w:r>
-        <w:rPr>
-          <w:lang w:val="ar_AE" w:bidi="ar_AE"/>
-        </w:rPr>
-      </w:r>
-    </w:p>
-    <w:p>
-      <w:pPr>
-        <w:bidi/>
-      </w:pPr>
-      <w:r>
-        <w:rPr>
+          <w:rtl/>
+          <w:cs/>
+          <w:lang w:val="ar_AE" w:bidi="ar_AE"/>
+        </w:rPr>
+      </w:r>
+      <w:r>
+        <w:rPr>
+          <w:rtl/>
+          <w:cs/>
+          <w:lang w:val="ar_AE" w:bidi="ar_AE"/>
+        </w:rPr>
+      </w:r>
+    </w:p>
+    <w:p>
+      <w:pPr>
+        <w:bidi/>
+      </w:pPr>
+      <w:r>
+        <w:rPr>
+          <w:rtl/>
+          <w:cs/>
           <w:lang w:val="ar_AE" w:bidi="ar_AE"/>
         </w:rPr>
       </w:r>
@@ -1613,12 +1983,16 @@
       </w:pPr>
       <w:r>
         <w:rPr>
+          <w:rtl/>
+          <w:cs/>
           <w:lang w:val="ar_AE" w:bidi="ar_AE"/>
         </w:rPr>
         <w:t>وارث</w:t>
       </w:r>
       <w:r>
         <w:rPr>
+          <w:rtl/>
+          <w:cs/>
           <w:lang w:val="ar_AE" w:bidi="ar_AE"/>
         </w:rPr>
       </w:r>
@@ -1630,6 +2004,8 @@
       </w:pPr>
       <w:r>
         <w:rPr>
+          <w:rtl/>
+          <w:cs/>
           <w:lang w:val="ar_AE" w:bidi="ar_AE"/>
         </w:rPr>
         <w:t>التعريف:</w:t>
@@ -1641,11 +2017,15 @@
       </w:pPr>
       <w:r>
         <w:rPr>
-          <w:lang w:val="ar_AE" w:bidi="ar_AE"/>
-        </w:rPr>
-      </w:r>
-      <w:r>
-        <w:rPr>
+          <w:rtl/>
+          <w:cs/>
+          <w:lang w:val="ar_AE" w:bidi="ar_AE"/>
+        </w:rPr>
+      </w:r>
+      <w:r>
+        <w:rPr>
+          <w:rtl/>
+          <w:cs/>
           <w:lang w:val="ar_AE" w:bidi="ar_AE"/>
         </w:rPr>
         <w:t>"الوارث" هو الشخص الذي يحصل بشكل قانوني على الممتلكات أو الأموال التي كانت تخص شخصًا متوفيًا.</w:t>
@@ -1660,11 +2040,15 @@
       </w:pPr>
       <w:r>
         <w:rPr>
-          <w:lang w:val="ar_AE" w:bidi="ar_AE"/>
-        </w:rPr>
-      </w:r>
-      <w:r>
-        <w:rPr>
+          <w:rtl/>
+          <w:cs/>
+          <w:lang w:val="ar_AE" w:bidi="ar_AE"/>
+        </w:rPr>
+      </w:r>
+      <w:r>
+        <w:rPr>
+          <w:rtl/>
+          <w:cs/>
           <w:lang w:val="ar_AE" w:bidi="ar_AE"/>
         </w:rPr>
         <w:t>في زمن الكتاب المقدس، كان الوارث الرئيسي هو الابن البكر، الذي كان يحصل على معظم ممتلكات وأموال والده.</w:t>
@@ -1679,11 +2063,15 @@
       </w:pPr>
       <w:r>
         <w:rPr>
-          <w:lang w:val="ar_AE" w:bidi="ar_AE"/>
-        </w:rPr>
-      </w:r>
-      <w:r>
-        <w:rPr>
+          <w:rtl/>
+          <w:cs/>
+          <w:lang w:val="ar_AE" w:bidi="ar_AE"/>
+        </w:rPr>
+      </w:r>
+      <w:r>
+        <w:rPr>
+          <w:rtl/>
+          <w:cs/>
           <w:lang w:val="ar_AE" w:bidi="ar_AE"/>
         </w:rPr>
         <w:t>كما يستخدم الكتاب المقدس مصطلح "الوارث" بالمعنى المجازي للإشارة إلى الشخص الذي، بصفته مؤمن، ينال بركات روحية من قبل الله، أبيه الروحي.</w:t>
@@ -1698,11 +2086,15 @@
       </w:pPr>
       <w:r>
         <w:rPr>
-          <w:lang w:val="ar_AE" w:bidi="ar_AE"/>
-        </w:rPr>
-      </w:r>
-      <w:r>
-        <w:rPr>
+          <w:rtl/>
+          <w:cs/>
+          <w:lang w:val="ar_AE" w:bidi="ar_AE"/>
+        </w:rPr>
+      </w:r>
+      <w:r>
+        <w:rPr>
+          <w:rtl/>
+          <w:cs/>
           <w:lang w:val="ar_AE" w:bidi="ar_AE"/>
         </w:rPr>
         <w:t>يقول الكتاب المقدس أن المؤمنين، بصفتهم أبناء الله، هم "شركاء في الميراث" مع يسوع المسيح. يمكن أيضًا ترجمة هذا إلى "ورثة مشاركين" أو "شركاء" أو "ورثة معًا".</w:t>
@@ -1717,11 +2109,15 @@
       </w:pPr>
       <w:r>
         <w:rPr>
-          <w:lang w:val="ar_AE" w:bidi="ar_AE"/>
-        </w:rPr>
-      </w:r>
-      <w:r>
-        <w:rPr>
+          <w:rtl/>
+          <w:cs/>
+          <w:lang w:val="ar_AE" w:bidi="ar_AE"/>
+        </w:rPr>
+      </w:r>
+      <w:r>
+        <w:rPr>
+          <w:rtl/>
+          <w:cs/>
           <w:lang w:val="ar_AE" w:bidi="ar_AE"/>
         </w:rPr>
         <w:t>يمكن ترجمة مصطلح "الوارث" إلى "الشخص الذي ينال البركات" أو أي تعبير يستخدم في اللغة للتعبير عن معنى شخص يحصل على ممتلكات وأشياء أخرى عندما يموت أحد الوالدين أو أحد الأقارب الآخرين.</w:t>
@@ -1733,35 +2129,47 @@
       </w:pPr>
       <w:r>
         <w:rPr>
-          <w:lang w:val="ar_AE" w:bidi="ar_AE"/>
-        </w:rPr>
-      </w:r>
-      <w:r>
-        <w:rPr>
+          <w:rtl/>
+          <w:cs/>
+          <w:lang w:val="ar_AE" w:bidi="ar_AE"/>
+        </w:rPr>
+      </w:r>
+      <w:r>
+        <w:rPr>
+          <w:rtl/>
+          <w:cs/>
           <w:lang w:val="ar_AE" w:bidi="ar_AE"/>
         </w:rPr>
         <w:t xml:space="preserve">(انظر أيضًا: </w:t>
       </w:r>
       <w:r>
         <w:rPr>
+          <w:rtl/>
+          <w:cs/>
           <w:lang w:val="ar_AE" w:bidi="ar_AE"/>
         </w:rPr>
         <w:t>البكر</w:t>
       </w:r>
       <w:r>
         <w:rPr>
+          <w:rtl/>
+          <w:cs/>
           <w:lang w:val="ar_AE" w:bidi="ar_AE"/>
         </w:rPr>
         <w:t xml:space="preserve">, </w:t>
       </w:r>
       <w:r>
         <w:rPr>
+          <w:rtl/>
+          <w:cs/>
           <w:lang w:val="ar_AE" w:bidi="ar_AE"/>
         </w:rPr>
         <w:t>يرث</w:t>
       </w:r>
       <w:r>
         <w:rPr>
+          <w:rtl/>
+          <w:cs/>
           <w:lang w:val="ar_AE" w:bidi="ar_AE"/>
         </w:rPr>
         <w:t>)</w:t>
@@ -1774,6 +2182,8 @@
       </w:pPr>
       <w:r>
         <w:rPr>
+          <w:rtl/>
+          <w:cs/>
           <w:lang w:val="ar_AE" w:bidi="ar_AE"/>
         </w:rPr>
         <w:t>نصوص كتابية:</w:t>
@@ -1788,12 +2198,16 @@
       </w:pPr>
       <w:r>
         <w:rPr>
+          <w:rtl/>
+          <w:cs/>
           <w:lang w:val="ar_AE" w:bidi="ar_AE"/>
         </w:rPr>
       </w:r>
       <w:hyperlink r:id="rId23">
         <w:r>
           <w:rPr>
+            <w:rtl/>
+            <w:cs/>
             <w:lang w:val="ar_AE" w:bidi="ar_AE"/>
           </w:rPr>
           <w:rPr>
@@ -1813,12 +2227,16 @@
       </w:pPr>
       <w:r>
         <w:rPr>
+          <w:rtl/>
+          <w:cs/>
           <w:lang w:val="ar_AE" w:bidi="ar_AE"/>
         </w:rPr>
       </w:r>
       <w:hyperlink r:id="rId24">
         <w:r>
           <w:rPr>
+            <w:rtl/>
+            <w:cs/>
             <w:lang w:val="ar_AE" w:bidi="ar_AE"/>
           </w:rPr>
           <w:rPr>
@@ -1838,12 +2256,16 @@
       </w:pPr>
       <w:r>
         <w:rPr>
+          <w:rtl/>
+          <w:cs/>
           <w:lang w:val="ar_AE" w:bidi="ar_AE"/>
         </w:rPr>
       </w:r>
       <w:hyperlink r:id="rId25">
         <w:r>
           <w:rPr>
+            <w:rtl/>
+            <w:cs/>
             <w:lang w:val="ar_AE" w:bidi="ar_AE"/>
           </w:rPr>
           <w:rPr>
@@ -1863,12 +2285,16 @@
       </w:pPr>
       <w:r>
         <w:rPr>
+          <w:rtl/>
+          <w:cs/>
           <w:lang w:val="ar_AE" w:bidi="ar_AE"/>
         </w:rPr>
       </w:r>
       <w:hyperlink r:id="rId26">
         <w:r>
           <w:rPr>
+            <w:rtl/>
+            <w:cs/>
             <w:lang w:val="ar_AE" w:bidi="ar_AE"/>
           </w:rPr>
           <w:rPr>
@@ -1888,12 +2314,16 @@
       </w:pPr>
       <w:r>
         <w:rPr>
+          <w:rtl/>
+          <w:cs/>
           <w:lang w:val="ar_AE" w:bidi="ar_AE"/>
         </w:rPr>
       </w:r>
       <w:hyperlink r:id="rId27">
         <w:r>
           <w:rPr>
+            <w:rtl/>
+            <w:cs/>
             <w:lang w:val="ar_AE" w:bidi="ar_AE"/>
           </w:rPr>
           <w:rPr>
@@ -1913,12 +2343,16 @@
       </w:pPr>
       <w:r>
         <w:rPr>
+          <w:rtl/>
+          <w:cs/>
           <w:lang w:val="ar_AE" w:bidi="ar_AE"/>
         </w:rPr>
       </w:r>
       <w:hyperlink r:id="rId28">
         <w:r>
           <w:rPr>
+            <w:rtl/>
+            <w:cs/>
             <w:lang w:val="ar_AE" w:bidi="ar_AE"/>
           </w:rPr>
           <w:rPr>
@@ -1938,12 +2372,16 @@
       </w:pPr>
       <w:r>
         <w:rPr>
+          <w:rtl/>
+          <w:cs/>
           <w:lang w:val="ar_AE" w:bidi="ar_AE"/>
         </w:rPr>
       </w:r>
       <w:hyperlink r:id="rId29">
         <w:r>
           <w:rPr>
+            <w:rtl/>
+            <w:cs/>
             <w:lang w:val="ar_AE" w:bidi="ar_AE"/>
           </w:rPr>
           <w:rPr>
@@ -1961,6 +2399,8 @@
       </w:pPr>
       <w:r>
         <w:rPr>
+          <w:rtl/>
+          <w:cs/>
           <w:lang w:val="ar_AE" w:bidi="ar_AE"/>
         </w:rPr>
         <w:t>بيانات الكلمة:</w:t>
@@ -1975,32 +2415,42 @@
       </w:pPr>
       <w:r>
         <w:rPr>
-          <w:lang w:val="ar_AE" w:bidi="ar_AE"/>
-        </w:rPr>
-      </w:r>
-      <w:r>
-        <w:rPr>
+          <w:rtl/>
+          <w:cs/>
+          <w:lang w:val="ar_AE" w:bidi="ar_AE"/>
+        </w:rPr>
+      </w:r>
+      <w:r>
+        <w:rPr>
+          <w:rtl/>
+          <w:cs/>
           <w:lang w:val="ar_AE" w:bidi="ar_AE"/>
         </w:rPr>
         <w:t>سترونج: H1121, H3423, G28160, G28180, G28200, G47890</w:t>
       </w:r>
       <w:r>
         <w:rPr>
-          <w:lang w:val="ar_AE" w:bidi="ar_AE"/>
-        </w:rPr>
-      </w:r>
-      <w:r>
-        <w:rPr>
-          <w:lang w:val="ar_AE" w:bidi="ar_AE"/>
-        </w:rPr>
-      </w:r>
-    </w:p>
-    <w:p>
-      <w:pPr>
-        <w:bidi/>
-      </w:pPr>
-      <w:r>
-        <w:rPr>
+          <w:rtl/>
+          <w:cs/>
+          <w:lang w:val="ar_AE" w:bidi="ar_AE"/>
+        </w:rPr>
+      </w:r>
+      <w:r>
+        <w:rPr>
+          <w:rtl/>
+          <w:cs/>
+          <w:lang w:val="ar_AE" w:bidi="ar_AE"/>
+        </w:rPr>
+      </w:r>
+    </w:p>
+    <w:p>
+      <w:pPr>
+        <w:bidi/>
+      </w:pPr>
+      <w:r>
+        <w:rPr>
+          <w:rtl/>
+          <w:cs/>
           <w:lang w:val="ar_AE" w:bidi="ar_AE"/>
         </w:rPr>
       </w:r>
@@ -2012,12 +2462,16 @@
       </w:pPr>
       <w:r>
         <w:rPr>
+          <w:rtl/>
+          <w:cs/>
           <w:lang w:val="ar_AE" w:bidi="ar_AE"/>
         </w:rPr>
         <w:t>والي</w:t>
       </w:r>
       <w:r>
         <w:rPr>
+          <w:rtl/>
+          <w:cs/>
           <w:lang w:val="ar_AE" w:bidi="ar_AE"/>
         </w:rPr>
       </w:r>
@@ -2029,6 +2483,8 @@
       </w:pPr>
       <w:r>
         <w:rPr>
+          <w:rtl/>
+          <w:cs/>
           <w:lang w:val="ar_AE" w:bidi="ar_AE"/>
         </w:rPr>
         <w:t>التعريف:</w:t>
@@ -2040,11 +2496,15 @@
       </w:pPr>
       <w:r>
         <w:rPr>
-          <w:lang w:val="ar_AE" w:bidi="ar_AE"/>
-        </w:rPr>
-      </w:r>
-      <w:r>
-        <w:rPr>
+          <w:rtl/>
+          <w:cs/>
+          <w:lang w:val="ar_AE" w:bidi="ar_AE"/>
+        </w:rPr>
+      </w:r>
+      <w:r>
+        <w:rPr>
+          <w:rtl/>
+          <w:cs/>
           <w:lang w:val="ar_AE" w:bidi="ar_AE"/>
         </w:rPr>
         <w:t>"الوالي" هو الشخص الذي يحكم مساحة واسعة من الأرض (مثل إقليم أو مقاطعة أو محافظة) داخل دولة أو إمبراطورية.</w:t>
@@ -2059,11 +2519,15 @@
       </w:pPr>
       <w:r>
         <w:rPr>
-          <w:lang w:val="ar_AE" w:bidi="ar_AE"/>
-        </w:rPr>
-      </w:r>
-      <w:r>
-        <w:rPr>
+          <w:rtl/>
+          <w:cs/>
+          <w:lang w:val="ar_AE" w:bidi="ar_AE"/>
+        </w:rPr>
+      </w:r>
+      <w:r>
+        <w:rPr>
+          <w:rtl/>
+          <w:cs/>
           <w:lang w:val="ar_AE" w:bidi="ar_AE"/>
         </w:rPr>
         <w:t>في العهد القديم، كان مصطلح "ترشاثا" هو اللقب الأكثر تحديدًا للوالي الذي يحكم المقاطعات الفارسية.</w:t>
@@ -2078,11 +2542,15 @@
       </w:pPr>
       <w:r>
         <w:rPr>
-          <w:lang w:val="ar_AE" w:bidi="ar_AE"/>
-        </w:rPr>
-      </w:r>
-      <w:r>
-        <w:rPr>
+          <w:rtl/>
+          <w:cs/>
+          <w:lang w:val="ar_AE" w:bidi="ar_AE"/>
+        </w:rPr>
+      </w:r>
+      <w:r>
+        <w:rPr>
+          <w:rtl/>
+          <w:cs/>
           <w:lang w:val="ar_AE" w:bidi="ar_AE"/>
         </w:rPr>
         <w:t>أما في العهد الجديد، فكان مصطلح "الوالي" هو اللقب الأكثر تحديدًا للحاكم الذي يحكم المقاطعات الرومانية.</w:t>
@@ -2097,11 +2565,15 @@
       </w:pPr>
       <w:r>
         <w:rPr>
-          <w:lang w:val="ar_AE" w:bidi="ar_AE"/>
-        </w:rPr>
-      </w:r>
-      <w:r>
-        <w:rPr>
+          <w:rtl/>
+          <w:cs/>
+          <w:lang w:val="ar_AE" w:bidi="ar_AE"/>
+        </w:rPr>
+      </w:r>
+      <w:r>
+        <w:rPr>
+          <w:rtl/>
+          <w:cs/>
           <w:lang w:val="ar_AE" w:bidi="ar_AE"/>
         </w:rPr>
         <w:t>في القديم، كان يتم تعيين الولاة من قبل الملك أو الإمبراطور وكانوا تحت سلطته.</w:t>
@@ -2116,11 +2588,15 @@
       </w:pPr>
       <w:r>
         <w:rPr>
-          <w:lang w:val="ar_AE" w:bidi="ar_AE"/>
-        </w:rPr>
-      </w:r>
-      <w:r>
-        <w:rPr>
+          <w:rtl/>
+          <w:cs/>
+          <w:lang w:val="ar_AE" w:bidi="ar_AE"/>
+        </w:rPr>
+      </w:r>
+      <w:r>
+        <w:rPr>
+          <w:rtl/>
+          <w:cs/>
           <w:lang w:val="ar_AE" w:bidi="ar_AE"/>
         </w:rPr>
         <w:t>تتكون "الحكومة" من جميع الحكام الذين يحكمون دولة أو إمبراطورية معينة. و هؤلاء الحكام هم من يسنون القوانين التي توجه سلوك مواطنيهم لضمان السلام و الأمن والازدهار لجميع أفراد تلك الأمة.</w:t>
@@ -2133,6 +2609,8 @@
       </w:pPr>
       <w:r>
         <w:rPr>
+          <w:rtl/>
+          <w:cs/>
           <w:lang w:val="ar_AE" w:bidi="ar_AE"/>
         </w:rPr>
         <w:t>اقتراحات الترجمة:</w:t>
@@ -2147,11 +2625,15 @@
       </w:pPr>
       <w:r>
         <w:rPr>
-          <w:lang w:val="ar_AE" w:bidi="ar_AE"/>
-        </w:rPr>
-      </w:r>
-      <w:r>
-        <w:rPr>
+          <w:rtl/>
+          <w:cs/>
+          <w:lang w:val="ar_AE" w:bidi="ar_AE"/>
+        </w:rPr>
+      </w:r>
+      <w:r>
+        <w:rPr>
+          <w:rtl/>
+          <w:cs/>
           <w:lang w:val="ar_AE" w:bidi="ar_AE"/>
         </w:rPr>
         <w:t>يمكن أيضًا ترجمة مصطلح "والي" إلى "حاكم" أو "مشرف" أو "قائد إقليمي" أو "شخص يحكم منطقة صغيرة".</w:t>
@@ -2166,11 +2648,15 @@
       </w:pPr>
       <w:r>
         <w:rPr>
-          <w:lang w:val="ar_AE" w:bidi="ar_AE"/>
-        </w:rPr>
-      </w:r>
-      <w:r>
-        <w:rPr>
+          <w:rtl/>
+          <w:cs/>
+          <w:lang w:val="ar_AE" w:bidi="ar_AE"/>
+        </w:rPr>
+      </w:r>
+      <w:r>
+        <w:rPr>
+          <w:rtl/>
+          <w:cs/>
           <w:lang w:val="ar_AE" w:bidi="ar_AE"/>
         </w:rPr>
         <w:t>و بحسب السياق، يمكن أيضًا ترجمة مصطلح "يحكم" إلى "يسود" أو "يقود" أو "يدير" أو "يشرف على".</w:t>
@@ -2185,11 +2671,15 @@
       </w:pPr>
       <w:r>
         <w:rPr>
-          <w:lang w:val="ar_AE" w:bidi="ar_AE"/>
-        </w:rPr>
-      </w:r>
-      <w:r>
-        <w:rPr>
+          <w:rtl/>
+          <w:cs/>
+          <w:lang w:val="ar_AE" w:bidi="ar_AE"/>
+        </w:rPr>
+      </w:r>
+      <w:r>
+        <w:rPr>
+          <w:rtl/>
+          <w:cs/>
           <w:lang w:val="ar_AE" w:bidi="ar_AE"/>
         </w:rPr>
         <w:t>يجب ترجمة مصطلح "الوالي" بشكل يختلف عن المصطلحات المستخدمة للإشارة إلى "الملك" أو "الإمبراطور"، لأن الوالي كان حاكماً أقل قوة منهم، و يقع تحت سلطتهم.</w:t>
@@ -2204,11 +2694,15 @@
       </w:pPr>
       <w:r>
         <w:rPr>
-          <w:lang w:val="ar_AE" w:bidi="ar_AE"/>
-        </w:rPr>
-      </w:r>
-      <w:r>
-        <w:rPr>
+          <w:rtl/>
+          <w:cs/>
+          <w:lang w:val="ar_AE" w:bidi="ar_AE"/>
+        </w:rPr>
+      </w:r>
+      <w:r>
+        <w:rPr>
+          <w:rtl/>
+          <w:cs/>
           <w:lang w:val="ar_AE" w:bidi="ar_AE"/>
         </w:rPr>
         <w:t>يمكن أيضًا ترجمة مصطلح "قنصل" إلى "والي روماني" أو "حاكم إقليمي روماني".</w:t>
@@ -2220,83 +2714,111 @@
       </w:pPr>
       <w:r>
         <w:rPr>
-          <w:lang w:val="ar_AE" w:bidi="ar_AE"/>
-        </w:rPr>
-      </w:r>
-      <w:r>
-        <w:rPr>
+          <w:rtl/>
+          <w:cs/>
+          <w:lang w:val="ar_AE" w:bidi="ar_AE"/>
+        </w:rPr>
+      </w:r>
+      <w:r>
+        <w:rPr>
+          <w:rtl/>
+          <w:cs/>
           <w:lang w:val="ar_AE" w:bidi="ar_AE"/>
         </w:rPr>
         <w:t xml:space="preserve">(انظر أيضًا: </w:t>
       </w:r>
       <w:r>
         <w:rPr>
+          <w:rtl/>
+          <w:cs/>
           <w:lang w:val="ar_AE" w:bidi="ar_AE"/>
         </w:rPr>
         <w:t>السلطة</w:t>
       </w:r>
       <w:r>
         <w:rPr>
+          <w:rtl/>
+          <w:cs/>
           <w:lang w:val="ar_AE" w:bidi="ar_AE"/>
         </w:rPr>
         <w:t xml:space="preserve">, </w:t>
       </w:r>
       <w:r>
         <w:rPr>
+          <w:rtl/>
+          <w:cs/>
           <w:lang w:val="ar_AE" w:bidi="ar_AE"/>
         </w:rPr>
         <w:t>الملك</w:t>
       </w:r>
       <w:r>
         <w:rPr>
+          <w:rtl/>
+          <w:cs/>
           <w:lang w:val="ar_AE" w:bidi="ar_AE"/>
         </w:rPr>
         <w:t xml:space="preserve">, </w:t>
       </w:r>
       <w:r>
         <w:rPr>
+          <w:rtl/>
+          <w:cs/>
           <w:lang w:val="ar_AE" w:bidi="ar_AE"/>
         </w:rPr>
         <w:t>القوة</w:t>
       </w:r>
       <w:r>
         <w:rPr>
+          <w:rtl/>
+          <w:cs/>
           <w:lang w:val="ar_AE" w:bidi="ar_AE"/>
         </w:rPr>
         <w:t xml:space="preserve">, </w:t>
       </w:r>
       <w:r>
         <w:rPr>
+          <w:rtl/>
+          <w:cs/>
           <w:lang w:val="ar_AE" w:bidi="ar_AE"/>
         </w:rPr>
         <w:t>المقاطعة</w:t>
       </w:r>
       <w:r>
         <w:rPr>
+          <w:rtl/>
+          <w:cs/>
           <w:lang w:val="ar_AE" w:bidi="ar_AE"/>
         </w:rPr>
         <w:t xml:space="preserve">, </w:t>
       </w:r>
       <w:r>
         <w:rPr>
+          <w:rtl/>
+          <w:cs/>
           <w:lang w:val="ar_AE" w:bidi="ar_AE"/>
         </w:rPr>
         <w:t>روما</w:t>
       </w:r>
       <w:r>
         <w:rPr>
+          <w:rtl/>
+          <w:cs/>
           <w:lang w:val="ar_AE" w:bidi="ar_AE"/>
         </w:rPr>
         <w:t xml:space="preserve">, </w:t>
       </w:r>
       <w:r>
         <w:rPr>
+          <w:rtl/>
+          <w:cs/>
           <w:lang w:val="ar_AE" w:bidi="ar_AE"/>
         </w:rPr>
         <w:t>الحاكم</w:t>
       </w:r>
       <w:r>
         <w:rPr>
+          <w:rtl/>
+          <w:cs/>
           <w:lang w:val="ar_AE" w:bidi="ar_AE"/>
         </w:rPr>
         <w:t>)</w:t>
@@ -2309,6 +2831,8 @@
       </w:pPr>
       <w:r>
         <w:rPr>
+          <w:rtl/>
+          <w:cs/>
           <w:lang w:val="ar_AE" w:bidi="ar_AE"/>
         </w:rPr>
         <w:t>نصوص كتابية:</w:t>
@@ -2323,12 +2847,16 @@
       </w:pPr>
       <w:r>
         <w:rPr>
+          <w:rtl/>
+          <w:cs/>
           <w:lang w:val="ar_AE" w:bidi="ar_AE"/>
         </w:rPr>
       </w:r>
       <w:hyperlink r:id="rId30">
         <w:r>
           <w:rPr>
+            <w:rtl/>
+            <w:cs/>
             <w:lang w:val="ar_AE" w:bidi="ar_AE"/>
           </w:rPr>
           <w:rPr>
@@ -2348,12 +2876,16 @@
       </w:pPr>
       <w:r>
         <w:rPr>
+          <w:rtl/>
+          <w:cs/>
           <w:lang w:val="ar_AE" w:bidi="ar_AE"/>
         </w:rPr>
       </w:r>
       <w:hyperlink r:id="rId31">
         <w:r>
           <w:rPr>
+            <w:rtl/>
+            <w:cs/>
             <w:lang w:val="ar_AE" w:bidi="ar_AE"/>
           </w:rPr>
           <w:rPr>
@@ -2373,12 +2905,16 @@
       </w:pPr>
       <w:r>
         <w:rPr>
+          <w:rtl/>
+          <w:cs/>
           <w:lang w:val="ar_AE" w:bidi="ar_AE"/>
         </w:rPr>
       </w:r>
       <w:hyperlink r:id="rId32">
         <w:r>
           <w:rPr>
+            <w:rtl/>
+            <w:cs/>
             <w:lang w:val="ar_AE" w:bidi="ar_AE"/>
           </w:rPr>
           <w:rPr>
@@ -2398,12 +2934,16 @@
       </w:pPr>
       <w:r>
         <w:rPr>
+          <w:rtl/>
+          <w:cs/>
           <w:lang w:val="ar_AE" w:bidi="ar_AE"/>
         </w:rPr>
       </w:r>
       <w:hyperlink r:id="rId33">
         <w:r>
           <w:rPr>
+            <w:rtl/>
+            <w:cs/>
             <w:lang w:val="ar_AE" w:bidi="ar_AE"/>
           </w:rPr>
           <w:rPr>
@@ -2423,12 +2963,16 @@
       </w:pPr>
       <w:r>
         <w:rPr>
+          <w:rtl/>
+          <w:cs/>
           <w:lang w:val="ar_AE" w:bidi="ar_AE"/>
         </w:rPr>
       </w:r>
       <w:hyperlink r:id="rId34">
         <w:r>
           <w:rPr>
+            <w:rtl/>
+            <w:cs/>
             <w:lang w:val="ar_AE" w:bidi="ar_AE"/>
           </w:rPr>
           <w:rPr>
@@ -2448,12 +2992,16 @@
       </w:pPr>
       <w:r>
         <w:rPr>
+          <w:rtl/>
+          <w:cs/>
           <w:lang w:val="ar_AE" w:bidi="ar_AE"/>
         </w:rPr>
       </w:r>
       <w:hyperlink r:id="rId35">
         <w:r>
           <w:rPr>
+            <w:rtl/>
+            <w:cs/>
             <w:lang w:val="ar_AE" w:bidi="ar_AE"/>
           </w:rPr>
           <w:rPr>
@@ -2471,6 +3019,8 @@
       </w:pPr>
       <w:r>
         <w:rPr>
+          <w:rtl/>
+          <w:cs/>
           <w:lang w:val="ar_AE" w:bidi="ar_AE"/>
         </w:rPr>
         <w:t>بيانات الكلمة:</w:t>
@@ -2485,32 +3035,42 @@
       </w:pPr>
       <w:r>
         <w:rPr>
-          <w:lang w:val="ar_AE" w:bidi="ar_AE"/>
-        </w:rPr>
-      </w:r>
-      <w:r>
-        <w:rPr>
+          <w:rtl/>
+          <w:cs/>
+          <w:lang w:val="ar_AE" w:bidi="ar_AE"/>
+        </w:rPr>
+      </w:r>
+      <w:r>
+        <w:rPr>
+          <w:rtl/>
+          <w:cs/>
           <w:lang w:val="ar_AE" w:bidi="ar_AE"/>
         </w:rPr>
         <w:t>سترونج: H0324, H1777, H2280, H4951, H5148, H5460, H6346, H6347, H6486, H7989, H8269, H8660, G04450, G04460, G07460, G14810, G22320, G22330, G22300, G42320</w:t>
       </w:r>
       <w:r>
         <w:rPr>
-          <w:lang w:val="ar_AE" w:bidi="ar_AE"/>
-        </w:rPr>
-      </w:r>
-      <w:r>
-        <w:rPr>
-          <w:lang w:val="ar_AE" w:bidi="ar_AE"/>
-        </w:rPr>
-      </w:r>
-    </w:p>
-    <w:p>
-      <w:pPr>
-        <w:bidi/>
-      </w:pPr>
-      <w:r>
-        <w:rPr>
+          <w:rtl/>
+          <w:cs/>
+          <w:lang w:val="ar_AE" w:bidi="ar_AE"/>
+        </w:rPr>
+      </w:r>
+      <w:r>
+        <w:rPr>
+          <w:rtl/>
+          <w:cs/>
+          <w:lang w:val="ar_AE" w:bidi="ar_AE"/>
+        </w:rPr>
+      </w:r>
+    </w:p>
+    <w:p>
+      <w:pPr>
+        <w:bidi/>
+      </w:pPr>
+      <w:r>
+        <w:rPr>
+          <w:rtl/>
+          <w:cs/>
           <w:lang w:val="ar_AE" w:bidi="ar_AE"/>
         </w:rPr>
       </w:r>
@@ -2522,12 +3082,16 @@
       </w:pPr>
       <w:r>
         <w:rPr>
+          <w:rtl/>
+          <w:cs/>
           <w:lang w:val="ar_AE" w:bidi="ar_AE"/>
         </w:rPr>
         <w:t>وثني</w:t>
       </w:r>
       <w:r>
         <w:rPr>
+          <w:rtl/>
+          <w:cs/>
           <w:lang w:val="ar_AE" w:bidi="ar_AE"/>
         </w:rPr>
       </w:r>
@@ -2539,6 +3103,8 @@
       </w:pPr>
       <w:r>
         <w:rPr>
+          <w:rtl/>
+          <w:cs/>
           <w:lang w:val="ar_AE" w:bidi="ar_AE"/>
         </w:rPr>
         <w:t>التعريف:</w:t>
@@ -2550,11 +3116,15 @@
       </w:pPr>
       <w:r>
         <w:rPr>
-          <w:lang w:val="ar_AE" w:bidi="ar_AE"/>
-        </w:rPr>
-      </w:r>
-      <w:r>
-        <w:rPr>
+          <w:rtl/>
+          <w:cs/>
+          <w:lang w:val="ar_AE" w:bidi="ar_AE"/>
+        </w:rPr>
+      </w:r>
+      <w:r>
+        <w:rPr>
+          <w:rtl/>
+          <w:cs/>
           <w:lang w:val="ar_AE" w:bidi="ar_AE"/>
         </w:rPr>
         <w:t>في زمن الكتاب المقدَّس، كان مصطلح "وثني" يُستخدم لوصف الأشخاص الذين يعبدون آلهة زائفة عوضًا عن يهوه.</w:t>
@@ -2569,11 +3139,15 @@
       </w:pPr>
       <w:r>
         <w:rPr>
-          <w:lang w:val="ar_AE" w:bidi="ar_AE"/>
-        </w:rPr>
-      </w:r>
-      <w:r>
-        <w:rPr>
+          <w:rtl/>
+          <w:cs/>
+          <w:lang w:val="ar_AE" w:bidi="ar_AE"/>
+        </w:rPr>
+      </w:r>
+      <w:r>
+        <w:rPr>
+          <w:rtl/>
+          <w:cs/>
           <w:lang w:val="ar_AE" w:bidi="ar_AE"/>
         </w:rPr>
         <w:t>أي شيء ارتبط بهؤلاء الأشخاص، كالمذابح التي كانوا يعبدون عندها، والشعائر الدينية التي كانوا يقيمنها، ومعتقداتهم، كان يُطلق عليه أيضًا "وثني".</w:t>
@@ -2588,11 +3162,15 @@
       </w:pPr>
       <w:r>
         <w:rPr>
-          <w:lang w:val="ar_AE" w:bidi="ar_AE"/>
-        </w:rPr>
-      </w:r>
-      <w:r>
-        <w:rPr>
+          <w:rtl/>
+          <w:cs/>
+          <w:lang w:val="ar_AE" w:bidi="ar_AE"/>
+        </w:rPr>
+      </w:r>
+      <w:r>
+        <w:rPr>
+          <w:rtl/>
+          <w:cs/>
           <w:lang w:val="ar_AE" w:bidi="ar_AE"/>
         </w:rPr>
         <w:t>غالبًا ما تضمنت أنظمة معتقداتهم الوثنية عبادة آلهة زائفة وعبادة الطبيعة.</w:t>
@@ -2607,11 +3185,15 @@
       </w:pPr>
       <w:r>
         <w:rPr>
-          <w:lang w:val="ar_AE" w:bidi="ar_AE"/>
-        </w:rPr>
-      </w:r>
-      <w:r>
-        <w:rPr>
+          <w:rtl/>
+          <w:cs/>
+          <w:lang w:val="ar_AE" w:bidi="ar_AE"/>
+        </w:rPr>
+      </w:r>
+      <w:r>
+        <w:rPr>
+          <w:rtl/>
+          <w:cs/>
           <w:lang w:val="ar_AE" w:bidi="ar_AE"/>
         </w:rPr>
         <w:t>بعض الديانات الوثنيّة تضمنت شعائر غير أخلاقية جنسيًا أو قتل البشر كجزء من أجزاء عبادتهم.</w:t>
@@ -2623,71 +3205,95 @@
       </w:pPr>
       <w:r>
         <w:rPr>
-          <w:lang w:val="ar_AE" w:bidi="ar_AE"/>
-        </w:rPr>
-      </w:r>
-      <w:r>
-        <w:rPr>
+          <w:rtl/>
+          <w:cs/>
+          <w:lang w:val="ar_AE" w:bidi="ar_AE"/>
+        </w:rPr>
+      </w:r>
+      <w:r>
+        <w:rPr>
+          <w:rtl/>
+          <w:cs/>
           <w:lang w:val="ar_AE" w:bidi="ar_AE"/>
         </w:rPr>
         <w:t xml:space="preserve">(انظر أيضًا: </w:t>
       </w:r>
       <w:r>
         <w:rPr>
+          <w:rtl/>
+          <w:cs/>
           <w:lang w:val="ar_AE" w:bidi="ar_AE"/>
         </w:rPr>
         <w:t>مذبح،</w:t>
       </w:r>
       <w:r>
         <w:rPr>
+          <w:rtl/>
+          <w:cs/>
           <w:lang w:val="ar_AE" w:bidi="ar_AE"/>
         </w:rPr>
         <w:t xml:space="preserve"> </w:t>
       </w:r>
       <w:r>
         <w:rPr>
+          <w:rtl/>
+          <w:cs/>
           <w:lang w:val="ar_AE" w:bidi="ar_AE"/>
         </w:rPr>
         <w:t>إله زائف،</w:t>
       </w:r>
       <w:r>
         <w:rPr>
+          <w:rtl/>
+          <w:cs/>
           <w:lang w:val="ar_AE" w:bidi="ar_AE"/>
         </w:rPr>
         <w:t xml:space="preserve"> </w:t>
       </w:r>
       <w:r>
         <w:rPr>
+          <w:rtl/>
+          <w:cs/>
           <w:lang w:val="ar_AE" w:bidi="ar_AE"/>
         </w:rPr>
         <w:t>ذبيحة،</w:t>
       </w:r>
       <w:r>
         <w:rPr>
+          <w:rtl/>
+          <w:cs/>
           <w:lang w:val="ar_AE" w:bidi="ar_AE"/>
         </w:rPr>
         <w:t xml:space="preserve"> </w:t>
       </w:r>
       <w:r>
         <w:rPr>
+          <w:rtl/>
+          <w:cs/>
           <w:lang w:val="ar_AE" w:bidi="ar_AE"/>
         </w:rPr>
         <w:t>عبادة،</w:t>
       </w:r>
       <w:r>
         <w:rPr>
+          <w:rtl/>
+          <w:cs/>
           <w:lang w:val="ar_AE" w:bidi="ar_AE"/>
         </w:rPr>
         <w:t xml:space="preserve"> </w:t>
       </w:r>
       <w:r>
         <w:rPr>
+          <w:rtl/>
+          <w:cs/>
           <w:lang w:val="ar_AE" w:bidi="ar_AE"/>
         </w:rPr>
         <w:t>يهوه</w:t>
       </w:r>
       <w:r>
         <w:rPr>
+          <w:rtl/>
+          <w:cs/>
           <w:lang w:val="ar_AE" w:bidi="ar_AE"/>
         </w:rPr>
         <w:t>)</w:t>
@@ -2700,6 +3306,8 @@
       </w:pPr>
       <w:r>
         <w:rPr>
+          <w:rtl/>
+          <w:cs/>
           <w:lang w:val="ar_AE" w:bidi="ar_AE"/>
         </w:rPr>
         <w:t>مراجع الكتاب المقدس:</w:t>
@@ -2714,12 +3322,16 @@
       </w:pPr>
       <w:r>
         <w:rPr>
+          <w:rtl/>
+          <w:cs/>
           <w:lang w:val="ar_AE" w:bidi="ar_AE"/>
         </w:rPr>
       </w:r>
       <w:hyperlink r:id="rId36">
         <w:r>
           <w:rPr>
+            <w:rtl/>
+            <w:cs/>
             <w:lang w:val="ar_AE" w:bidi="ar_AE"/>
           </w:rPr>
           <w:rPr>
@@ -2739,12 +3351,16 @@
       </w:pPr>
       <w:r>
         <w:rPr>
+          <w:rtl/>
+          <w:cs/>
           <w:lang w:val="ar_AE" w:bidi="ar_AE"/>
         </w:rPr>
       </w:r>
       <w:hyperlink r:id="rId37">
         <w:r>
           <w:rPr>
+            <w:rtl/>
+            <w:cs/>
             <w:lang w:val="ar_AE" w:bidi="ar_AE"/>
           </w:rPr>
           <w:rPr>
@@ -2764,12 +3380,16 @@
       </w:pPr>
       <w:r>
         <w:rPr>
+          <w:rtl/>
+          <w:cs/>
           <w:lang w:val="ar_AE" w:bidi="ar_AE"/>
         </w:rPr>
       </w:r>
       <w:hyperlink r:id="rId38">
         <w:r>
           <w:rPr>
+            <w:rtl/>
+            <w:cs/>
             <w:lang w:val="ar_AE" w:bidi="ar_AE"/>
           </w:rPr>
           <w:rPr>
@@ -2789,12 +3409,16 @@
       </w:pPr>
       <w:r>
         <w:rPr>
+          <w:rtl/>
+          <w:cs/>
           <w:lang w:val="ar_AE" w:bidi="ar_AE"/>
         </w:rPr>
       </w:r>
       <w:hyperlink r:id="rId39">
         <w:r>
           <w:rPr>
+            <w:rtl/>
+            <w:cs/>
             <w:lang w:val="ar_AE" w:bidi="ar_AE"/>
           </w:rPr>
           <w:rPr>
@@ -2812,6 +3436,8 @@
       </w:pPr>
       <w:r>
         <w:rPr>
+          <w:rtl/>
+          <w:cs/>
           <w:lang w:val="ar_AE" w:bidi="ar_AE"/>
         </w:rPr>
         <w:t>بيانات الكلمة:</w:t>
@@ -2826,32 +3452,42 @@
       </w:pPr>
       <w:r>
         <w:rPr>
-          <w:lang w:val="ar_AE" w:bidi="ar_AE"/>
-        </w:rPr>
-      </w:r>
-      <w:r>
-        <w:rPr>
+          <w:rtl/>
+          <w:cs/>
+          <w:lang w:val="ar_AE" w:bidi="ar_AE"/>
+        </w:rPr>
+      </w:r>
+      <w:r>
+        <w:rPr>
+          <w:rtl/>
+          <w:cs/>
           <w:lang w:val="ar_AE" w:bidi="ar_AE"/>
         </w:rPr>
         <w:t>سترونغ: H1471, G14840</w:t>
       </w:r>
       <w:r>
         <w:rPr>
-          <w:lang w:val="ar_AE" w:bidi="ar_AE"/>
-        </w:rPr>
-      </w:r>
-      <w:r>
-        <w:rPr>
-          <w:lang w:val="ar_AE" w:bidi="ar_AE"/>
-        </w:rPr>
-      </w:r>
-    </w:p>
-    <w:p>
-      <w:pPr>
-        <w:bidi/>
-      </w:pPr>
-      <w:r>
-        <w:rPr>
+          <w:rtl/>
+          <w:cs/>
+          <w:lang w:val="ar_AE" w:bidi="ar_AE"/>
+        </w:rPr>
+      </w:r>
+      <w:r>
+        <w:rPr>
+          <w:rtl/>
+          <w:cs/>
+          <w:lang w:val="ar_AE" w:bidi="ar_AE"/>
+        </w:rPr>
+      </w:r>
+    </w:p>
+    <w:p>
+      <w:pPr>
+        <w:bidi/>
+      </w:pPr>
+      <w:r>
+        <w:rPr>
+          <w:rtl/>
+          <w:cs/>
           <w:lang w:val="ar_AE" w:bidi="ar_AE"/>
         </w:rPr>
       </w:r>
@@ -2863,12 +3499,16 @@
       </w:pPr>
       <w:r>
         <w:rPr>
+          <w:rtl/>
+          <w:cs/>
           <w:lang w:val="ar_AE" w:bidi="ar_AE"/>
         </w:rPr>
         <w:t>وَحَارَان</w:t>
       </w:r>
       <w:r>
         <w:rPr>
+          <w:rtl/>
+          <w:cs/>
           <w:lang w:val="ar_AE" w:bidi="ar_AE"/>
         </w:rPr>
       </w:r>
@@ -2880,6 +3520,8 @@
       </w:pPr>
       <w:r>
         <w:rPr>
+          <w:rtl/>
+          <w:cs/>
           <w:lang w:val="ar_AE" w:bidi="ar_AE"/>
         </w:rPr>
         <w:t>حَارَان</w:t>
@@ -2892,6 +3534,8 @@
       </w:pPr>
       <w:r>
         <w:rPr>
+          <w:rtl/>
+          <w:cs/>
           <w:lang w:val="ar_AE" w:bidi="ar_AE"/>
         </w:rPr>
         <w:t>حقائق:</w:t>
@@ -2903,17 +3547,23 @@
       </w:pPr>
       <w:r>
         <w:rPr>
-          <w:lang w:val="ar_AE" w:bidi="ar_AE"/>
-        </w:rPr>
-      </w:r>
-      <w:r>
-        <w:rPr>
+          <w:rtl/>
+          <w:cs/>
+          <w:lang w:val="ar_AE" w:bidi="ar_AE"/>
+        </w:rPr>
+      </w:r>
+      <w:r>
+        <w:rPr>
+          <w:rtl/>
+          <w:cs/>
           <w:lang w:val="ar_AE" w:bidi="ar_AE"/>
         </w:rPr>
         <w:t>حَارَان</w:t>
       </w:r>
       <w:r>
         <w:rPr>
+          <w:rtl/>
+          <w:cs/>
           <w:lang w:val="ar_AE" w:bidi="ar_AE"/>
         </w:rPr>
         <w:t xml:space="preserve"> كان الشقيق الأصغر لأبرام، ووالد لوط.</w:t>
@@ -2928,17 +3578,23 @@
       </w:pPr>
       <w:r>
         <w:rPr>
-          <w:lang w:val="ar_AE" w:bidi="ar_AE"/>
-        </w:rPr>
-      </w:r>
-      <w:r>
-        <w:rPr>
+          <w:rtl/>
+          <w:cs/>
+          <w:lang w:val="ar_AE" w:bidi="ar_AE"/>
+        </w:rPr>
+      </w:r>
+      <w:r>
+        <w:rPr>
+          <w:rtl/>
+          <w:cs/>
           <w:lang w:val="ar_AE" w:bidi="ar_AE"/>
         </w:rPr>
         <w:t>حَارَان</w:t>
       </w:r>
       <w:r>
         <w:rPr>
+          <w:rtl/>
+          <w:cs/>
           <w:lang w:val="ar_AE" w:bidi="ar_AE"/>
         </w:rPr>
         <w:t xml:space="preserve"> أيضًا هي اسم المدينة التي عاش فيها أبرام وعائلته لمدّة في أثناء رحلتهم من مدينة أور إلى أرض كنعان.</w:t>
@@ -2953,23 +3609,31 @@
       </w:pPr>
       <w:r>
         <w:rPr>
-          <w:lang w:val="ar_AE" w:bidi="ar_AE"/>
-        </w:rPr>
-      </w:r>
-      <w:r>
-        <w:rPr>
+          <w:rtl/>
+          <w:cs/>
+          <w:lang w:val="ar_AE" w:bidi="ar_AE"/>
+        </w:rPr>
+      </w:r>
+      <w:r>
+        <w:rPr>
+          <w:rtl/>
+          <w:cs/>
           <w:lang w:val="ar_AE" w:bidi="ar_AE"/>
         </w:rPr>
         <w:t xml:space="preserve">وكان رجل آخر اسمه </w:t>
       </w:r>
       <w:r>
         <w:rPr>
+          <w:rtl/>
+          <w:cs/>
           <w:lang w:val="ar_AE" w:bidi="ar_AE"/>
         </w:rPr>
         <w:t xml:space="preserve">حَارَان </w:t>
       </w:r>
       <w:r>
         <w:rPr>
+          <w:rtl/>
+          <w:cs/>
           <w:lang w:val="ar_AE" w:bidi="ar_AE"/>
         </w:rPr>
         <w:t>ابن كالب</w:t>
@@ -2984,11 +3648,15 @@
       </w:pPr>
       <w:r>
         <w:rPr>
-          <w:lang w:val="ar_AE" w:bidi="ar_AE"/>
-        </w:rPr>
-      </w:r>
-      <w:r>
-        <w:rPr>
+          <w:rtl/>
+          <w:cs/>
+          <w:lang w:val="ar_AE" w:bidi="ar_AE"/>
+        </w:rPr>
+      </w:r>
+      <w:r>
+        <w:rPr>
+          <w:rtl/>
+          <w:cs/>
           <w:lang w:val="ar_AE" w:bidi="ar_AE"/>
         </w:rPr>
         <w:t xml:space="preserve"> هناك رجلٌ ثالث في الكتاب المُقدَّس اسمه حَارَان، كان من نسل لاوي.</w:t>
@@ -3000,11 +3668,15 @@
       </w:pPr>
       <w:r>
         <w:rPr>
-          <w:lang w:val="ar_AE" w:bidi="ar_AE"/>
-        </w:rPr>
-      </w:r>
-      <w:r>
-        <w:rPr>
+          <w:rtl/>
+          <w:cs/>
+          <w:lang w:val="ar_AE" w:bidi="ar_AE"/>
+        </w:rPr>
+      </w:r>
+      <w:r>
+        <w:rPr>
+          <w:rtl/>
+          <w:cs/>
           <w:lang w:val="ar_AE" w:bidi="ar_AE"/>
         </w:rPr>
         <w:t>(اقتراحات التَّرْجَمَة: كيفية تَرْجَمَة الأسماء)</w:t>
@@ -3016,95 +3688,127 @@
       </w:pPr>
       <w:r>
         <w:rPr>
-          <w:lang w:val="ar_AE" w:bidi="ar_AE"/>
-        </w:rPr>
-      </w:r>
-      <w:r>
-        <w:rPr>
+          <w:rtl/>
+          <w:cs/>
+          <w:lang w:val="ar_AE" w:bidi="ar_AE"/>
+        </w:rPr>
+      </w:r>
+      <w:r>
+        <w:rPr>
+          <w:rtl/>
+          <w:cs/>
           <w:lang w:val="ar_AE" w:bidi="ar_AE"/>
         </w:rPr>
         <w:t xml:space="preserve">(انظر أيضًا: </w:t>
       </w:r>
       <w:r>
         <w:rPr>
+          <w:rtl/>
+          <w:cs/>
           <w:lang w:val="ar_AE" w:bidi="ar_AE"/>
         </w:rPr>
         <w:t>إبراهيم،</w:t>
       </w:r>
       <w:r>
         <w:rPr>
+          <w:rtl/>
+          <w:cs/>
           <w:lang w:val="ar_AE" w:bidi="ar_AE"/>
         </w:rPr>
         <w:t xml:space="preserve"> </w:t>
       </w:r>
       <w:r>
         <w:rPr>
+          <w:rtl/>
+          <w:cs/>
           <w:lang w:val="ar_AE" w:bidi="ar_AE"/>
         </w:rPr>
         <w:t>كالِب،</w:t>
       </w:r>
       <w:r>
         <w:rPr>
+          <w:rtl/>
+          <w:cs/>
           <w:lang w:val="ar_AE" w:bidi="ar_AE"/>
         </w:rPr>
         <w:t xml:space="preserve"> </w:t>
       </w:r>
       <w:r>
         <w:rPr>
+          <w:rtl/>
+          <w:cs/>
           <w:lang w:val="ar_AE" w:bidi="ar_AE"/>
         </w:rPr>
         <w:t>كنعان</w:t>
       </w:r>
       <w:r>
         <w:rPr>
+          <w:rtl/>
+          <w:cs/>
           <w:lang w:val="ar_AE" w:bidi="ar_AE"/>
         </w:rPr>
         <w:t xml:space="preserve">، </w:t>
       </w:r>
       <w:r>
         <w:rPr>
+          <w:rtl/>
+          <w:cs/>
           <w:lang w:val="ar_AE" w:bidi="ar_AE"/>
         </w:rPr>
         <w:t>لاوي</w:t>
       </w:r>
       <w:r>
         <w:rPr>
+          <w:rtl/>
+          <w:cs/>
           <w:lang w:val="ar_AE" w:bidi="ar_AE"/>
         </w:rPr>
         <w:t xml:space="preserve">، </w:t>
       </w:r>
       <w:r>
         <w:rPr>
+          <w:rtl/>
+          <w:cs/>
           <w:lang w:val="ar_AE" w:bidi="ar_AE"/>
         </w:rPr>
         <w:t>لوط</w:t>
       </w:r>
       <w:r>
         <w:rPr>
+          <w:rtl/>
+          <w:cs/>
           <w:lang w:val="ar_AE" w:bidi="ar_AE"/>
         </w:rPr>
         <w:t xml:space="preserve">، </w:t>
       </w:r>
       <w:r>
         <w:rPr>
+          <w:rtl/>
+          <w:cs/>
           <w:lang w:val="ar_AE" w:bidi="ar_AE"/>
         </w:rPr>
         <w:t>تارح،</w:t>
       </w:r>
       <w:r>
         <w:rPr>
+          <w:rtl/>
+          <w:cs/>
           <w:lang w:val="ar_AE" w:bidi="ar_AE"/>
         </w:rPr>
         <w:t xml:space="preserve"> </w:t>
       </w:r>
       <w:r>
         <w:rPr>
+          <w:rtl/>
+          <w:cs/>
           <w:lang w:val="ar_AE" w:bidi="ar_AE"/>
         </w:rPr>
         <w:t>أور</w:t>
       </w:r>
       <w:r>
         <w:rPr>
+          <w:rtl/>
+          <w:cs/>
           <w:lang w:val="ar_AE" w:bidi="ar_AE"/>
         </w:rPr>
         <w:t>)</w:t>
@@ -3117,6 +3821,8 @@
       </w:pPr>
       <w:r>
         <w:rPr>
+          <w:rtl/>
+          <w:cs/>
           <w:lang w:val="ar_AE" w:bidi="ar_AE"/>
         </w:rPr>
         <w:t>مراجع الكتاب المقدس:</w:t>
@@ -3131,12 +3837,16 @@
       </w:pPr>
       <w:r>
         <w:rPr>
+          <w:rtl/>
+          <w:cs/>
           <w:lang w:val="ar_AE" w:bidi="ar_AE"/>
         </w:rPr>
       </w:r>
       <w:hyperlink r:id="rId40">
         <w:r>
           <w:rPr>
+            <w:rtl/>
+            <w:cs/>
             <w:lang w:val="ar_AE" w:bidi="ar_AE"/>
           </w:rPr>
           <w:rPr>
@@ -3156,12 +3866,16 @@
       </w:pPr>
       <w:r>
         <w:rPr>
+          <w:rtl/>
+          <w:cs/>
           <w:lang w:val="ar_AE" w:bidi="ar_AE"/>
         </w:rPr>
       </w:r>
       <w:hyperlink r:id="rId41">
         <w:r>
           <w:rPr>
+            <w:rtl/>
+            <w:cs/>
             <w:lang w:val="ar_AE" w:bidi="ar_AE"/>
           </w:rPr>
           <w:rPr>
@@ -3181,12 +3895,16 @@
       </w:pPr>
       <w:r>
         <w:rPr>
+          <w:rtl/>
+          <w:cs/>
           <w:lang w:val="ar_AE" w:bidi="ar_AE"/>
         </w:rPr>
       </w:r>
       <w:hyperlink r:id="rId42">
         <w:r>
           <w:rPr>
+            <w:rtl/>
+            <w:cs/>
             <w:lang w:val="ar_AE" w:bidi="ar_AE"/>
           </w:rPr>
           <w:rPr>
@@ -3206,12 +3924,16 @@
       </w:pPr>
       <w:r>
         <w:rPr>
+          <w:rtl/>
+          <w:cs/>
           <w:lang w:val="ar_AE" w:bidi="ar_AE"/>
         </w:rPr>
       </w:r>
       <w:hyperlink r:id="rId43">
         <w:r>
           <w:rPr>
+            <w:rtl/>
+            <w:cs/>
             <w:lang w:val="ar_AE" w:bidi="ar_AE"/>
           </w:rPr>
           <w:rPr>
@@ -3231,12 +3953,16 @@
       </w:pPr>
       <w:r>
         <w:rPr>
+          <w:rtl/>
+          <w:cs/>
           <w:lang w:val="ar_AE" w:bidi="ar_AE"/>
         </w:rPr>
       </w:r>
       <w:hyperlink r:id="rId44">
         <w:r>
           <w:rPr>
+            <w:rtl/>
+            <w:cs/>
             <w:lang w:val="ar_AE" w:bidi="ar_AE"/>
           </w:rPr>
           <w:rPr>
@@ -3256,12 +3982,16 @@
       </w:pPr>
       <w:r>
         <w:rPr>
+          <w:rtl/>
+          <w:cs/>
           <w:lang w:val="ar_AE" w:bidi="ar_AE"/>
         </w:rPr>
       </w:r>
       <w:hyperlink r:id="rId45">
         <w:r>
           <w:rPr>
+            <w:rtl/>
+            <w:cs/>
             <w:lang w:val="ar_AE" w:bidi="ar_AE"/>
           </w:rPr>
           <w:rPr>
@@ -3279,6 +4009,8 @@
       </w:pPr>
       <w:r>
         <w:rPr>
+          <w:rtl/>
+          <w:cs/>
           <w:lang w:val="ar_AE" w:bidi="ar_AE"/>
         </w:rPr>
         <w:t>بيانات الكلمة:</w:t>
@@ -3293,32 +4025,42 @@
       </w:pPr>
       <w:r>
         <w:rPr>
-          <w:lang w:val="ar_AE" w:bidi="ar_AE"/>
-        </w:rPr>
-      </w:r>
-      <w:r>
-        <w:rPr>
+          <w:rtl/>
+          <w:cs/>
+          <w:lang w:val="ar_AE" w:bidi="ar_AE"/>
+        </w:rPr>
+      </w:r>
+      <w:r>
+        <w:rPr>
+          <w:rtl/>
+          <w:cs/>
           <w:lang w:val="ar_AE" w:bidi="ar_AE"/>
         </w:rPr>
         <w:t>سترونغ: H2039</w:t>
       </w:r>
       <w:r>
         <w:rPr>
-          <w:lang w:val="ar_AE" w:bidi="ar_AE"/>
-        </w:rPr>
-      </w:r>
-      <w:r>
-        <w:rPr>
-          <w:lang w:val="ar_AE" w:bidi="ar_AE"/>
-        </w:rPr>
-      </w:r>
-    </w:p>
-    <w:p>
-      <w:pPr>
-        <w:bidi/>
-      </w:pPr>
-      <w:r>
-        <w:rPr>
+          <w:rtl/>
+          <w:cs/>
+          <w:lang w:val="ar_AE" w:bidi="ar_AE"/>
+        </w:rPr>
+      </w:r>
+      <w:r>
+        <w:rPr>
+          <w:rtl/>
+          <w:cs/>
+          <w:lang w:val="ar_AE" w:bidi="ar_AE"/>
+        </w:rPr>
+      </w:r>
+    </w:p>
+    <w:p>
+      <w:pPr>
+        <w:bidi/>
+      </w:pPr>
+      <w:r>
+        <w:rPr>
+          <w:rtl/>
+          <w:cs/>
           <w:lang w:val="ar_AE" w:bidi="ar_AE"/>
         </w:rPr>
       </w:r>
@@ -3330,12 +4072,16 @@
       </w:pPr>
       <w:r>
         <w:rPr>
+          <w:rtl/>
+          <w:cs/>
           <w:lang w:val="ar_AE" w:bidi="ar_AE"/>
         </w:rPr>
         <w:t>وحش</w:t>
       </w:r>
       <w:r>
         <w:rPr>
+          <w:rtl/>
+          <w:cs/>
           <w:lang w:val="ar_AE" w:bidi="ar_AE"/>
         </w:rPr>
       </w:r>
@@ -3347,6 +4093,8 @@
       </w:pPr>
       <w:r>
         <w:rPr>
+          <w:rtl/>
+          <w:cs/>
           <w:lang w:val="ar_AE" w:bidi="ar_AE"/>
         </w:rPr>
         <w:t>حقائق:</w:t>
@@ -3358,11 +4106,15 @@
       </w:pPr>
       <w:r>
         <w:rPr>
-          <w:lang w:val="ar_AE" w:bidi="ar_AE"/>
-        </w:rPr>
-      </w:r>
-      <w:r>
-        <w:rPr>
+          <w:rtl/>
+          <w:cs/>
+          <w:lang w:val="ar_AE" w:bidi="ar_AE"/>
+        </w:rPr>
+      </w:r>
+      <w:r>
+        <w:rPr>
+          <w:rtl/>
+          <w:cs/>
           <w:lang w:val="ar_AE" w:bidi="ar_AE"/>
         </w:rPr>
         <w:t>في الكتاب المقدس، غالبًا ما يكون مصطلح "وحش" مجرد طريقة أخرى لقول "حيوان".</w:t>
@@ -3377,11 +4129,15 @@
       </w:pPr>
       <w:r>
         <w:rPr>
-          <w:lang w:val="ar_AE" w:bidi="ar_AE"/>
-        </w:rPr>
-      </w:r>
-      <w:r>
-        <w:rPr>
+          <w:rtl/>
+          <w:cs/>
+          <w:lang w:val="ar_AE" w:bidi="ar_AE"/>
+        </w:rPr>
+      </w:r>
+      <w:r>
+        <w:rPr>
+          <w:rtl/>
+          <w:cs/>
           <w:lang w:val="ar_AE" w:bidi="ar_AE"/>
         </w:rPr>
         <w:t>الوحش البري هو نوع من الحيوانات التي تعيش بحرية في الغابة أو الحقول ولم يتم تدريبها من قبل الناس.</w:t>
@@ -3396,11 +4152,15 @@
       </w:pPr>
       <w:r>
         <w:rPr>
-          <w:lang w:val="ar_AE" w:bidi="ar_AE"/>
-        </w:rPr>
-      </w:r>
-      <w:r>
-        <w:rPr>
+          <w:rtl/>
+          <w:cs/>
+          <w:lang w:val="ar_AE" w:bidi="ar_AE"/>
+        </w:rPr>
+      </w:r>
+      <w:r>
+        <w:rPr>
+          <w:rtl/>
+          <w:cs/>
           <w:lang w:val="ar_AE" w:bidi="ar_AE"/>
         </w:rPr>
         <w:t>الوحش المستأنس هو حيوان يعيش مع الناس ويتم الاحتفاظ به للطعام أو لأداء العمل، مثل حرث الحقول. وغالبًا ما يُستخدم مصطلح "البهائم" للإشارة إلى هذا النوع من الحيوانات.</w:t>
@@ -3415,11 +4175,15 @@
       </w:pPr>
       <w:r>
         <w:rPr>
-          <w:lang w:val="ar_AE" w:bidi="ar_AE"/>
-        </w:rPr>
-      </w:r>
-      <w:r>
-        <w:rPr>
+          <w:rtl/>
+          <w:cs/>
+          <w:lang w:val="ar_AE" w:bidi="ar_AE"/>
+        </w:rPr>
+      </w:r>
+      <w:r>
+        <w:rPr>
+          <w:rtl/>
+          <w:cs/>
           <w:lang w:val="ar_AE" w:bidi="ar_AE"/>
         </w:rPr>
         <w:t>يصف سفر دانيآل في العهد القديم وسفر الرؤيا في العهد الجديد رؤى تحتوي على وحوش تمثل قوى وسلطات شريرة تعارض الله. (انظر: استعارة)</w:t>
@@ -3434,11 +4198,15 @@
       </w:pPr>
       <w:r>
         <w:rPr>
-          <w:lang w:val="ar_AE" w:bidi="ar_AE"/>
-        </w:rPr>
-      </w:r>
-      <w:r>
-        <w:rPr>
+          <w:rtl/>
+          <w:cs/>
+          <w:lang w:val="ar_AE" w:bidi="ar_AE"/>
+        </w:rPr>
+      </w:r>
+      <w:r>
+        <w:rPr>
+          <w:rtl/>
+          <w:cs/>
           <w:lang w:val="ar_AE" w:bidi="ar_AE"/>
         </w:rPr>
         <w:t>بعض هذه الوحوش تُوصَف بأن لها خصائص غريبة، مثل عدة رؤوس وقرون كثيرة. وغالبًا ما يكون لديها قوة وسلطان، مما يشير إلى أنها قد تمثل دولًا أو أممًا أو قوى سياسية أخرى.</w:t>
@@ -3453,11 +4221,15 @@
       </w:pPr>
       <w:r>
         <w:rPr>
-          <w:lang w:val="ar_AE" w:bidi="ar_AE"/>
-        </w:rPr>
-      </w:r>
-      <w:r>
-        <w:rPr>
+          <w:rtl/>
+          <w:cs/>
+          <w:lang w:val="ar_AE" w:bidi="ar_AE"/>
+        </w:rPr>
+      </w:r>
+      <w:r>
+        <w:rPr>
+          <w:rtl/>
+          <w:cs/>
           <w:lang w:val="ar_AE" w:bidi="ar_AE"/>
         </w:rPr>
         <w:t>طرق ترجمة هذا يمكن أن تشمل "مخلوق" أو "شيء مخلوق" أو "حيوان" أو "حيوان بري"، اعتمادًا على السياق.</w:t>
@@ -3469,95 +4241,127 @@
       </w:pPr>
       <w:r>
         <w:rPr>
-          <w:lang w:val="ar_AE" w:bidi="ar_AE"/>
-        </w:rPr>
-      </w:r>
-      <w:r>
-        <w:rPr>
+          <w:rtl/>
+          <w:cs/>
+          <w:lang w:val="ar_AE" w:bidi="ar_AE"/>
+        </w:rPr>
+      </w:r>
+      <w:r>
+        <w:rPr>
+          <w:rtl/>
+          <w:cs/>
           <w:lang w:val="ar_AE" w:bidi="ar_AE"/>
         </w:rPr>
         <w:t xml:space="preserve">(انظر أيضًا: </w:t>
       </w:r>
       <w:r>
         <w:rPr>
+          <w:rtl/>
+          <w:cs/>
           <w:lang w:val="ar_AE" w:bidi="ar_AE"/>
         </w:rPr>
         <w:t>سلطان</w:t>
       </w:r>
       <w:r>
         <w:rPr>
+          <w:rtl/>
+          <w:cs/>
           <w:lang w:val="ar_AE" w:bidi="ar_AE"/>
         </w:rPr>
         <w:t xml:space="preserve">, </w:t>
       </w:r>
       <w:r>
         <w:rPr>
+          <w:rtl/>
+          <w:cs/>
           <w:lang w:val="ar_AE" w:bidi="ar_AE"/>
         </w:rPr>
         <w:t>دانيآل</w:t>
       </w:r>
       <w:r>
         <w:rPr>
+          <w:rtl/>
+          <w:cs/>
           <w:lang w:val="ar_AE" w:bidi="ar_AE"/>
         </w:rPr>
         <w:t xml:space="preserve">, </w:t>
       </w:r>
       <w:r>
         <w:rPr>
+          <w:rtl/>
+          <w:cs/>
           <w:lang w:val="ar_AE" w:bidi="ar_AE"/>
         </w:rPr>
         <w:t>ماشية</w:t>
       </w:r>
       <w:r>
         <w:rPr>
+          <w:rtl/>
+          <w:cs/>
           <w:lang w:val="ar_AE" w:bidi="ar_AE"/>
         </w:rPr>
         <w:t xml:space="preserve">, </w:t>
       </w:r>
       <w:r>
         <w:rPr>
+          <w:rtl/>
+          <w:cs/>
           <w:lang w:val="ar_AE" w:bidi="ar_AE"/>
         </w:rPr>
         <w:t>أُمة</w:t>
       </w:r>
       <w:r>
         <w:rPr>
+          <w:rtl/>
+          <w:cs/>
           <w:lang w:val="ar_AE" w:bidi="ar_AE"/>
         </w:rPr>
         <w:t xml:space="preserve">, </w:t>
       </w:r>
       <w:r>
         <w:rPr>
+          <w:rtl/>
+          <w:cs/>
           <w:lang w:val="ar_AE" w:bidi="ar_AE"/>
         </w:rPr>
         <w:t>قوة</w:t>
       </w:r>
       <w:r>
         <w:rPr>
+          <w:rtl/>
+          <w:cs/>
           <w:lang w:val="ar_AE" w:bidi="ar_AE"/>
         </w:rPr>
         <w:t xml:space="preserve">, </w:t>
       </w:r>
       <w:r>
         <w:rPr>
+          <w:rtl/>
+          <w:cs/>
           <w:lang w:val="ar_AE" w:bidi="ar_AE"/>
         </w:rPr>
         <w:t>كشف</w:t>
       </w:r>
       <w:r>
         <w:rPr>
+          <w:rtl/>
+          <w:cs/>
           <w:lang w:val="ar_AE" w:bidi="ar_AE"/>
         </w:rPr>
         <w:t xml:space="preserve">, </w:t>
       </w:r>
       <w:r>
         <w:rPr>
+          <w:rtl/>
+          <w:cs/>
           <w:lang w:val="ar_AE" w:bidi="ar_AE"/>
         </w:rPr>
         <w:t>بعلزبول</w:t>
       </w:r>
       <w:r>
         <w:rPr>
+          <w:rtl/>
+          <w:cs/>
           <w:lang w:val="ar_AE" w:bidi="ar_AE"/>
         </w:rPr>
         <w:t>)</w:t>
@@ -3570,6 +4374,8 @@
       </w:pPr>
       <w:r>
         <w:rPr>
+          <w:rtl/>
+          <w:cs/>
           <w:lang w:val="ar_AE" w:bidi="ar_AE"/>
         </w:rPr>
         <w:t>مراجع الكتاب المقدس:</w:t>
@@ -3584,12 +4390,16 @@
       </w:pPr>
       <w:r>
         <w:rPr>
+          <w:rtl/>
+          <w:cs/>
           <w:lang w:val="ar_AE" w:bidi="ar_AE"/>
         </w:rPr>
       </w:r>
       <w:hyperlink r:id="rId46">
         <w:r>
           <w:rPr>
+            <w:rtl/>
+            <w:cs/>
             <w:lang w:val="ar_AE" w:bidi="ar_AE"/>
           </w:rPr>
           <w:rPr>
@@ -3609,12 +4419,16 @@
       </w:pPr>
       <w:r>
         <w:rPr>
+          <w:rtl/>
+          <w:cs/>
           <w:lang w:val="ar_AE" w:bidi="ar_AE"/>
         </w:rPr>
       </w:r>
       <w:hyperlink r:id="rId47">
         <w:r>
           <w:rPr>
+            <w:rtl/>
+            <w:cs/>
             <w:lang w:val="ar_AE" w:bidi="ar_AE"/>
           </w:rPr>
           <w:rPr>
@@ -3634,12 +4448,16 @@
       </w:pPr>
       <w:r>
         <w:rPr>
+          <w:rtl/>
+          <w:cs/>
           <w:lang w:val="ar_AE" w:bidi="ar_AE"/>
         </w:rPr>
       </w:r>
       <w:hyperlink r:id="rId48">
         <w:r>
           <w:rPr>
+            <w:rtl/>
+            <w:cs/>
             <w:lang w:val="ar_AE" w:bidi="ar_AE"/>
           </w:rPr>
           <w:rPr>
@@ -3659,12 +4477,16 @@
       </w:pPr>
       <w:r>
         <w:rPr>
+          <w:rtl/>
+          <w:cs/>
           <w:lang w:val="ar_AE" w:bidi="ar_AE"/>
         </w:rPr>
       </w:r>
       <w:hyperlink r:id="rId49">
         <w:r>
           <w:rPr>
+            <w:rtl/>
+            <w:cs/>
             <w:lang w:val="ar_AE" w:bidi="ar_AE"/>
           </w:rPr>
           <w:rPr>
@@ -3684,12 +4506,16 @@
       </w:pPr>
       <w:r>
         <w:rPr>
+          <w:rtl/>
+          <w:cs/>
           <w:lang w:val="ar_AE" w:bidi="ar_AE"/>
         </w:rPr>
       </w:r>
       <w:hyperlink r:id="rId50">
         <w:r>
           <w:rPr>
+            <w:rtl/>
+            <w:cs/>
             <w:lang w:val="ar_AE" w:bidi="ar_AE"/>
           </w:rPr>
           <w:rPr>
@@ -3709,12 +4535,16 @@
       </w:pPr>
       <w:r>
         <w:rPr>
+          <w:rtl/>
+          <w:cs/>
           <w:lang w:val="ar_AE" w:bidi="ar_AE"/>
         </w:rPr>
       </w:r>
       <w:hyperlink r:id="rId51">
         <w:r>
           <w:rPr>
+            <w:rtl/>
+            <w:cs/>
             <w:lang w:val="ar_AE" w:bidi="ar_AE"/>
           </w:rPr>
           <w:rPr>
@@ -3732,6 +4562,8 @@
       </w:pPr>
       <w:r>
         <w:rPr>
+          <w:rtl/>
+          <w:cs/>
           <w:lang w:val="ar_AE" w:bidi="ar_AE"/>
         </w:rPr>
         <w:t>بيانات الكلمة:</w:t>
@@ -3746,32 +4578,42 @@
       </w:pPr>
       <w:r>
         <w:rPr>
-          <w:lang w:val="ar_AE" w:bidi="ar_AE"/>
-        </w:rPr>
-      </w:r>
-      <w:r>
-        <w:rPr>
+          <w:rtl/>
+          <w:cs/>
+          <w:lang w:val="ar_AE" w:bidi="ar_AE"/>
+        </w:rPr>
+      </w:r>
+      <w:r>
+        <w:rPr>
+          <w:rtl/>
+          <w:cs/>
           <w:lang w:val="ar_AE" w:bidi="ar_AE"/>
         </w:rPr>
         <w:t>سترونج: H0338, H0929, H1165, H2123, H2416, H2423, H2874, H3753, H4806, H7409, G22260, G23410, G23420, G29340, G49680, G50740</w:t>
       </w:r>
       <w:r>
         <w:rPr>
-          <w:lang w:val="ar_AE" w:bidi="ar_AE"/>
-        </w:rPr>
-      </w:r>
-      <w:r>
-        <w:rPr>
-          <w:lang w:val="ar_AE" w:bidi="ar_AE"/>
-        </w:rPr>
-      </w:r>
-    </w:p>
-    <w:p>
-      <w:pPr>
-        <w:bidi/>
-      </w:pPr>
-      <w:r>
-        <w:rPr>
+          <w:rtl/>
+          <w:cs/>
+          <w:lang w:val="ar_AE" w:bidi="ar_AE"/>
+        </w:rPr>
+      </w:r>
+      <w:r>
+        <w:rPr>
+          <w:rtl/>
+          <w:cs/>
+          <w:lang w:val="ar_AE" w:bidi="ar_AE"/>
+        </w:rPr>
+      </w:r>
+    </w:p>
+    <w:p>
+      <w:pPr>
+        <w:bidi/>
+      </w:pPr>
+      <w:r>
+        <w:rPr>
+          <w:rtl/>
+          <w:cs/>
           <w:lang w:val="ar_AE" w:bidi="ar_AE"/>
         </w:rPr>
       </w:r>
@@ -3783,12 +4625,16 @@
       </w:pPr>
       <w:r>
         <w:rPr>
+          <w:rtl/>
+          <w:cs/>
           <w:lang w:val="ar_AE" w:bidi="ar_AE"/>
         </w:rPr>
         <w:t>وديع</w:t>
       </w:r>
       <w:r>
         <w:rPr>
+          <w:rtl/>
+          <w:cs/>
           <w:lang w:val="ar_AE" w:bidi="ar_AE"/>
         </w:rPr>
       </w:r>
@@ -3800,6 +4646,8 @@
       </w:pPr>
       <w:r>
         <w:rPr>
+          <w:rtl/>
+          <w:cs/>
           <w:lang w:val="ar_AE" w:bidi="ar_AE"/>
         </w:rPr>
         <w:t>التعريف:</w:t>
@@ -3811,11 +4659,15 @@
       </w:pPr>
       <w:r>
         <w:rPr>
-          <w:lang w:val="ar_AE" w:bidi="ar_AE"/>
-        </w:rPr>
-      </w:r>
-      <w:r>
-        <w:rPr>
+          <w:rtl/>
+          <w:cs/>
+          <w:lang w:val="ar_AE" w:bidi="ar_AE"/>
+        </w:rPr>
+      </w:r>
+      <w:r>
+        <w:rPr>
+          <w:rtl/>
+          <w:cs/>
           <w:lang w:val="ar_AE" w:bidi="ar_AE"/>
         </w:rPr>
         <w:t>يصف مصطلح ”الوديع“ شخصًا لطيفًا وخاضعًا ومستعدًا لتحمل الظلم. الوداعة هي القدرة على اللطف حتى عندما تبدو القسوة أو القوة مطلوبة.</w:t>
@@ -3830,11 +4682,15 @@
       </w:pPr>
       <w:r>
         <w:rPr>
-          <w:lang w:val="ar_AE" w:bidi="ar_AE"/>
-        </w:rPr>
-      </w:r>
-      <w:r>
-        <w:rPr>
+          <w:rtl/>
+          <w:cs/>
+          <w:lang w:val="ar_AE" w:bidi="ar_AE"/>
+        </w:rPr>
+      </w:r>
+      <w:r>
+        <w:rPr>
+          <w:rtl/>
+          <w:cs/>
           <w:lang w:val="ar_AE" w:bidi="ar_AE"/>
         </w:rPr>
         <w:t>غالبًا ما ترتبط الوداعة بالتواضع.</w:t>
@@ -3849,11 +4705,15 @@
       </w:pPr>
       <w:r>
         <w:rPr>
-          <w:lang w:val="ar_AE" w:bidi="ar_AE"/>
-        </w:rPr>
-      </w:r>
-      <w:r>
-        <w:rPr>
+          <w:rtl/>
+          <w:cs/>
+          <w:lang w:val="ar_AE" w:bidi="ar_AE"/>
+        </w:rPr>
+      </w:r>
+      <w:r>
+        <w:rPr>
+          <w:rtl/>
+          <w:cs/>
           <w:lang w:val="ar_AE" w:bidi="ar_AE"/>
         </w:rPr>
         <w:t>يمكن ترجمة هذا المصطلح أيضًا إلى ”لطيف“ أو ” طيب الخلق“ أو ”لطيف الطباع“.</w:t>
@@ -3868,11 +4728,15 @@
       </w:pPr>
       <w:r>
         <w:rPr>
-          <w:lang w:val="ar_AE" w:bidi="ar_AE"/>
-        </w:rPr>
-      </w:r>
-      <w:r>
-        <w:rPr>
+          <w:rtl/>
+          <w:cs/>
+          <w:lang w:val="ar_AE" w:bidi="ar_AE"/>
+        </w:rPr>
+      </w:r>
+      <w:r>
+        <w:rPr>
+          <w:rtl/>
+          <w:cs/>
           <w:lang w:val="ar_AE" w:bidi="ar_AE"/>
         </w:rPr>
         <w:t>يمكن ترجمة مصطلح ”الوداعة“ إلى ” اللطف“ أو ”التواضع“.</w:t>
@@ -3884,23 +4748,31 @@
       </w:pPr>
       <w:r>
         <w:rPr>
-          <w:lang w:val="ar_AE" w:bidi="ar_AE"/>
-        </w:rPr>
-      </w:r>
-      <w:r>
-        <w:rPr>
+          <w:rtl/>
+          <w:cs/>
+          <w:lang w:val="ar_AE" w:bidi="ar_AE"/>
+        </w:rPr>
+      </w:r>
+      <w:r>
+        <w:rPr>
+          <w:rtl/>
+          <w:cs/>
           <w:lang w:val="ar_AE" w:bidi="ar_AE"/>
         </w:rPr>
         <w:t xml:space="preserve">(انظر أيضًا: </w:t>
       </w:r>
       <w:r>
         <w:rPr>
+          <w:rtl/>
+          <w:cs/>
           <w:lang w:val="ar_AE" w:bidi="ar_AE"/>
         </w:rPr>
         <w:t>متواضع</w:t>
       </w:r>
       <w:r>
         <w:rPr>
+          <w:rtl/>
+          <w:cs/>
           <w:lang w:val="ar_AE" w:bidi="ar_AE"/>
         </w:rPr>
         <w:t>)</w:t>
@@ -3913,6 +4785,8 @@
       </w:pPr>
       <w:r>
         <w:rPr>
+          <w:rtl/>
+          <w:cs/>
           <w:lang w:val="ar_AE" w:bidi="ar_AE"/>
         </w:rPr>
         <w:t>مراجع الكتاب المقدس:</w:t>
@@ -3927,12 +4801,16 @@
       </w:pPr>
       <w:r>
         <w:rPr>
+          <w:rtl/>
+          <w:cs/>
           <w:lang w:val="ar_AE" w:bidi="ar_AE"/>
         </w:rPr>
       </w:r>
       <w:hyperlink r:id="rId52">
         <w:r>
           <w:rPr>
+            <w:rtl/>
+            <w:cs/>
             <w:lang w:val="ar_AE" w:bidi="ar_AE"/>
           </w:rPr>
           <w:rPr>
@@ -3952,12 +4830,16 @@
       </w:pPr>
       <w:r>
         <w:rPr>
+          <w:rtl/>
+          <w:cs/>
           <w:lang w:val="ar_AE" w:bidi="ar_AE"/>
         </w:rPr>
       </w:r>
       <w:hyperlink r:id="rId53">
         <w:r>
           <w:rPr>
+            <w:rtl/>
+            <w:cs/>
             <w:lang w:val="ar_AE" w:bidi="ar_AE"/>
           </w:rPr>
           <w:rPr>
@@ -3977,12 +4859,16 @@
       </w:pPr>
       <w:r>
         <w:rPr>
+          <w:rtl/>
+          <w:cs/>
           <w:lang w:val="ar_AE" w:bidi="ar_AE"/>
         </w:rPr>
       </w:r>
       <w:hyperlink r:id="rId54">
         <w:r>
           <w:rPr>
+            <w:rtl/>
+            <w:cs/>
             <w:lang w:val="ar_AE" w:bidi="ar_AE"/>
           </w:rPr>
           <w:rPr>
@@ -4002,12 +4888,16 @@
       </w:pPr>
       <w:r>
         <w:rPr>
+          <w:rtl/>
+          <w:cs/>
           <w:lang w:val="ar_AE" w:bidi="ar_AE"/>
         </w:rPr>
       </w:r>
       <w:hyperlink r:id="rId55">
         <w:r>
           <w:rPr>
+            <w:rtl/>
+            <w:cs/>
             <w:lang w:val="ar_AE" w:bidi="ar_AE"/>
           </w:rPr>
           <w:rPr>
@@ -4027,12 +4917,16 @@
       </w:pPr>
       <w:r>
         <w:rPr>
+          <w:rtl/>
+          <w:cs/>
           <w:lang w:val="ar_AE" w:bidi="ar_AE"/>
         </w:rPr>
       </w:r>
       <w:hyperlink r:id="rId56">
         <w:r>
           <w:rPr>
+            <w:rtl/>
+            <w:cs/>
             <w:lang w:val="ar_AE" w:bidi="ar_AE"/>
           </w:rPr>
           <w:rPr>
@@ -4052,12 +4946,16 @@
       </w:pPr>
       <w:r>
         <w:rPr>
+          <w:rtl/>
+          <w:cs/>
           <w:lang w:val="ar_AE" w:bidi="ar_AE"/>
         </w:rPr>
       </w:r>
       <w:hyperlink r:id="rId57">
         <w:r>
           <w:rPr>
+            <w:rtl/>
+            <w:cs/>
             <w:lang w:val="ar_AE" w:bidi="ar_AE"/>
           </w:rPr>
           <w:rPr>
@@ -4075,6 +4973,8 @@
       </w:pPr>
       <w:r>
         <w:rPr>
+          <w:rtl/>
+          <w:cs/>
           <w:lang w:val="ar_AE" w:bidi="ar_AE"/>
         </w:rPr>
         <w:t>بيانات الكلمة:</w:t>
@@ -4089,32 +4989,42 @@
       </w:pPr>
       <w:r>
         <w:rPr>
-          <w:lang w:val="ar_AE" w:bidi="ar_AE"/>
-        </w:rPr>
-      </w:r>
-      <w:r>
-        <w:rPr>
+          <w:rtl/>
+          <w:cs/>
+          <w:lang w:val="ar_AE" w:bidi="ar_AE"/>
+        </w:rPr>
+      </w:r>
+      <w:r>
+        <w:rPr>
+          <w:rtl/>
+          <w:cs/>
           <w:lang w:val="ar_AE" w:bidi="ar_AE"/>
         </w:rPr>
         <w:t>سترونج: H6035, H6037, G42350, G42360, G42390, G42400</w:t>
       </w:r>
       <w:r>
         <w:rPr>
-          <w:lang w:val="ar_AE" w:bidi="ar_AE"/>
-        </w:rPr>
-      </w:r>
-      <w:r>
-        <w:rPr>
-          <w:lang w:val="ar_AE" w:bidi="ar_AE"/>
-        </w:rPr>
-      </w:r>
-    </w:p>
-    <w:p>
-      <w:pPr>
-        <w:bidi/>
-      </w:pPr>
-      <w:r>
-        <w:rPr>
+          <w:rtl/>
+          <w:cs/>
+          <w:lang w:val="ar_AE" w:bidi="ar_AE"/>
+        </w:rPr>
+      </w:r>
+      <w:r>
+        <w:rPr>
+          <w:rtl/>
+          <w:cs/>
+          <w:lang w:val="ar_AE" w:bidi="ar_AE"/>
+        </w:rPr>
+      </w:r>
+    </w:p>
+    <w:p>
+      <w:pPr>
+        <w:bidi/>
+      </w:pPr>
+      <w:r>
+        <w:rPr>
+          <w:rtl/>
+          <w:cs/>
           <w:lang w:val="ar_AE" w:bidi="ar_AE"/>
         </w:rPr>
       </w:r>
@@ -4126,12 +5036,16 @@
       </w:pPr>
       <w:r>
         <w:rPr>
+          <w:rtl/>
+          <w:cs/>
           <w:lang w:val="ar_AE" w:bidi="ar_AE"/>
         </w:rPr>
         <w:t>وسيط</w:t>
       </w:r>
       <w:r>
         <w:rPr>
+          <w:rtl/>
+          <w:cs/>
           <w:lang w:val="ar_AE" w:bidi="ar_AE"/>
         </w:rPr>
       </w:r>
@@ -4143,6 +5057,8 @@
       </w:pPr>
       <w:r>
         <w:rPr>
+          <w:rtl/>
+          <w:cs/>
           <w:lang w:val="ar_AE" w:bidi="ar_AE"/>
         </w:rPr>
         <w:t>تعريف:</w:t>
@@ -4154,11 +5070,15 @@
       </w:pPr>
       <w:r>
         <w:rPr>
-          <w:lang w:val="ar_AE" w:bidi="ar_AE"/>
-        </w:rPr>
-      </w:r>
-      <w:r>
-        <w:rPr>
+          <w:rtl/>
+          <w:cs/>
+          <w:lang w:val="ar_AE" w:bidi="ar_AE"/>
+        </w:rPr>
+      </w:r>
+      <w:r>
+        <w:rPr>
+          <w:rtl/>
+          <w:cs/>
           <w:lang w:val="ar_AE" w:bidi="ar_AE"/>
         </w:rPr>
         <w:t>الوسيط شخص يساعد شخصَين أو أكثر على حل خلافاتهم أو نزاعاتهم مع بعضهم البعض. يساعدهم على التصالح.</w:t>
@@ -4173,11 +5093,15 @@
       </w:pPr>
       <w:r>
         <w:rPr>
-          <w:lang w:val="ar_AE" w:bidi="ar_AE"/>
-        </w:rPr>
-      </w:r>
-      <w:r>
-        <w:rPr>
+          <w:rtl/>
+          <w:cs/>
+          <w:lang w:val="ar_AE" w:bidi="ar_AE"/>
+        </w:rPr>
+      </w:r>
+      <w:r>
+        <w:rPr>
+          <w:rtl/>
+          <w:cs/>
           <w:lang w:val="ar_AE" w:bidi="ar_AE"/>
         </w:rPr>
         <w:t>إذ أخطأ الناس، أصبحوا الآن أعداء الله الذين يستحقون غضبه وعقابه. تحطَّمت العَلاقة بين الله وشعبه بسبب الخطيئة.</w:t>
@@ -4192,11 +5116,15 @@
       </w:pPr>
       <w:r>
         <w:rPr>
-          <w:lang w:val="ar_AE" w:bidi="ar_AE"/>
-        </w:rPr>
-      </w:r>
-      <w:r>
-        <w:rPr>
+          <w:rtl/>
+          <w:cs/>
+          <w:lang w:val="ar_AE" w:bidi="ar_AE"/>
+        </w:rPr>
+      </w:r>
+      <w:r>
+        <w:rPr>
+          <w:rtl/>
+          <w:cs/>
           <w:lang w:val="ar_AE" w:bidi="ar_AE"/>
         </w:rPr>
         <w:t>يسوع هو الوسيط بين الله الآب وشعبه، يسترد تلك العَلاقة المنكسرة بواسطة موته الذي قدَّمه ثمنًا لخطاياهم.</w:t>
@@ -4209,6 +5137,8 @@
       </w:pPr>
       <w:r>
         <w:rPr>
+          <w:rtl/>
+          <w:cs/>
           <w:lang w:val="ar_AE" w:bidi="ar_AE"/>
         </w:rPr>
         <w:t>اقتراحات التَّرْجَمَةً:</w:t>
@@ -4223,11 +5153,15 @@
       </w:pPr>
       <w:r>
         <w:rPr>
-          <w:lang w:val="ar_AE" w:bidi="ar_AE"/>
-        </w:rPr>
-      </w:r>
-      <w:r>
-        <w:rPr>
+          <w:rtl/>
+          <w:cs/>
+          <w:lang w:val="ar_AE" w:bidi="ar_AE"/>
+        </w:rPr>
+      </w:r>
+      <w:r>
+        <w:rPr>
+          <w:rtl/>
+          <w:cs/>
           <w:lang w:val="ar_AE" w:bidi="ar_AE"/>
         </w:rPr>
         <w:t>يُمكن تَرْجَمَة "وسيط": "شخص وسيط" أو "مُصلح" أو "شخص يجلب السلام".</w:t>
@@ -4242,11 +5176,15 @@
       </w:pPr>
       <w:r>
         <w:rPr>
-          <w:lang w:val="ar_AE" w:bidi="ar_AE"/>
-        </w:rPr>
-      </w:r>
-      <w:r>
-        <w:rPr>
+          <w:rtl/>
+          <w:cs/>
+          <w:lang w:val="ar_AE" w:bidi="ar_AE"/>
+        </w:rPr>
+      </w:r>
+      <w:r>
+        <w:rPr>
+          <w:rtl/>
+          <w:cs/>
           <w:lang w:val="ar_AE" w:bidi="ar_AE"/>
         </w:rPr>
         <w:t>قارن هذا المصطلح بمُصطلح "كاهن" وكيف يُترجَم. من الأفضل أنْ يُترجم مُصطلح: "وسيط" بطريقة مُختلفة.</w:t>
@@ -4258,35 +5196,47 @@
       </w:pPr>
       <w:r>
         <w:rPr>
-          <w:lang w:val="ar_AE" w:bidi="ar_AE"/>
-        </w:rPr>
-      </w:r>
-      <w:r>
-        <w:rPr>
+          <w:rtl/>
+          <w:cs/>
+          <w:lang w:val="ar_AE" w:bidi="ar_AE"/>
+        </w:rPr>
+      </w:r>
+      <w:r>
+        <w:rPr>
+          <w:rtl/>
+          <w:cs/>
           <w:lang w:val="ar_AE" w:bidi="ar_AE"/>
         </w:rPr>
         <w:t xml:space="preserve">(انظر أيضًا: </w:t>
       </w:r>
       <w:r>
         <w:rPr>
+          <w:rtl/>
+          <w:cs/>
           <w:lang w:val="ar_AE" w:bidi="ar_AE"/>
         </w:rPr>
         <w:t>كاهن</w:t>
       </w:r>
       <w:r>
         <w:rPr>
+          <w:rtl/>
+          <w:cs/>
           <w:lang w:val="ar_AE" w:bidi="ar_AE"/>
         </w:rPr>
         <w:t xml:space="preserve">, </w:t>
       </w:r>
       <w:r>
         <w:rPr>
+          <w:rtl/>
+          <w:cs/>
           <w:lang w:val="ar_AE" w:bidi="ar_AE"/>
         </w:rPr>
         <w:t>يتصالَح</w:t>
       </w:r>
       <w:r>
         <w:rPr>
+          <w:rtl/>
+          <w:cs/>
           <w:lang w:val="ar_AE" w:bidi="ar_AE"/>
         </w:rPr>
         <w:t>)</w:t>
@@ -4299,6 +5249,8 @@
       </w:pPr>
       <w:r>
         <w:rPr>
+          <w:rtl/>
+          <w:cs/>
           <w:lang w:val="ar_AE" w:bidi="ar_AE"/>
         </w:rPr>
         <w:t>مراجع الكتاب المقدس:</w:t>
@@ -4313,12 +5265,16 @@
       </w:pPr>
       <w:r>
         <w:rPr>
+          <w:rtl/>
+          <w:cs/>
           <w:lang w:val="ar_AE" w:bidi="ar_AE"/>
         </w:rPr>
       </w:r>
       <w:hyperlink r:id="rId58">
         <w:r>
           <w:rPr>
+            <w:rtl/>
+            <w:cs/>
             <w:lang w:val="ar_AE" w:bidi="ar_AE"/>
           </w:rPr>
           <w:rPr>
@@ -4338,12 +5294,16 @@
       </w:pPr>
       <w:r>
         <w:rPr>
+          <w:rtl/>
+          <w:cs/>
           <w:lang w:val="ar_AE" w:bidi="ar_AE"/>
         </w:rPr>
       </w:r>
       <w:hyperlink r:id="rId59">
         <w:r>
           <w:rPr>
+            <w:rtl/>
+            <w:cs/>
             <w:lang w:val="ar_AE" w:bidi="ar_AE"/>
           </w:rPr>
           <w:rPr>
@@ -4363,12 +5323,16 @@
       </w:pPr>
       <w:r>
         <w:rPr>
+          <w:rtl/>
+          <w:cs/>
           <w:lang w:val="ar_AE" w:bidi="ar_AE"/>
         </w:rPr>
       </w:r>
       <w:hyperlink r:id="rId60">
         <w:r>
           <w:rPr>
+            <w:rtl/>
+            <w:cs/>
             <w:lang w:val="ar_AE" w:bidi="ar_AE"/>
           </w:rPr>
           <w:rPr>
@@ -4388,12 +5352,16 @@
       </w:pPr>
       <w:r>
         <w:rPr>
+          <w:rtl/>
+          <w:cs/>
           <w:lang w:val="ar_AE" w:bidi="ar_AE"/>
         </w:rPr>
       </w:r>
       <w:hyperlink r:id="rId61">
         <w:r>
           <w:rPr>
+            <w:rtl/>
+            <w:cs/>
             <w:lang w:val="ar_AE" w:bidi="ar_AE"/>
           </w:rPr>
           <w:rPr>
@@ -4413,12 +5381,16 @@
       </w:pPr>
       <w:r>
         <w:rPr>
+          <w:rtl/>
+          <w:cs/>
           <w:lang w:val="ar_AE" w:bidi="ar_AE"/>
         </w:rPr>
       </w:r>
       <w:hyperlink r:id="rId62">
         <w:r>
           <w:rPr>
+            <w:rtl/>
+            <w:cs/>
             <w:lang w:val="ar_AE" w:bidi="ar_AE"/>
           </w:rPr>
           <w:rPr>
@@ -4436,6 +5408,8 @@
       </w:pPr>
       <w:r>
         <w:rPr>
+          <w:rtl/>
+          <w:cs/>
           <w:lang w:val="ar_AE" w:bidi="ar_AE"/>
         </w:rPr>
         <w:t>بيانات الكلمة:</w:t>
@@ -4450,32 +5424,42 @@
       </w:pPr>
       <w:r>
         <w:rPr>
-          <w:lang w:val="ar_AE" w:bidi="ar_AE"/>
-        </w:rPr>
-      </w:r>
-      <w:r>
-        <w:rPr>
+          <w:rtl/>
+          <w:cs/>
+          <w:lang w:val="ar_AE" w:bidi="ar_AE"/>
+        </w:rPr>
+      </w:r>
+      <w:r>
+        <w:rPr>
+          <w:rtl/>
+          <w:cs/>
           <w:lang w:val="ar_AE" w:bidi="ar_AE"/>
         </w:rPr>
         <w:t>قاموس سترونغ: H3887, G33120, G33160</w:t>
       </w:r>
       <w:r>
         <w:rPr>
-          <w:lang w:val="ar_AE" w:bidi="ar_AE"/>
-        </w:rPr>
-      </w:r>
-      <w:r>
-        <w:rPr>
-          <w:lang w:val="ar_AE" w:bidi="ar_AE"/>
-        </w:rPr>
-      </w:r>
-    </w:p>
-    <w:p>
-      <w:pPr>
-        <w:bidi/>
-      </w:pPr>
-      <w:r>
-        <w:rPr>
+          <w:rtl/>
+          <w:cs/>
+          <w:lang w:val="ar_AE" w:bidi="ar_AE"/>
+        </w:rPr>
+      </w:r>
+      <w:r>
+        <w:rPr>
+          <w:rtl/>
+          <w:cs/>
+          <w:lang w:val="ar_AE" w:bidi="ar_AE"/>
+        </w:rPr>
+      </w:r>
+    </w:p>
+    <w:p>
+      <w:pPr>
+        <w:bidi/>
+      </w:pPr>
+      <w:r>
+        <w:rPr>
+          <w:rtl/>
+          <w:cs/>
           <w:lang w:val="ar_AE" w:bidi="ar_AE"/>
         </w:rPr>
       </w:r>
@@ -4487,12 +5471,16 @@
       </w:pPr>
       <w:r>
         <w:rPr>
+          <w:rtl/>
+          <w:cs/>
           <w:lang w:val="ar_AE" w:bidi="ar_AE"/>
         </w:rPr>
         <w:t>وعد</w:t>
       </w:r>
       <w:r>
         <w:rPr>
+          <w:rtl/>
+          <w:cs/>
           <w:lang w:val="ar_AE" w:bidi="ar_AE"/>
         </w:rPr>
       </w:r>
@@ -4504,6 +5492,8 @@
       </w:pPr>
       <w:r>
         <w:rPr>
+          <w:rtl/>
+          <w:cs/>
           <w:lang w:val="ar_AE" w:bidi="ar_AE"/>
         </w:rPr>
         <w:t>التعريف:</w:t>
@@ -4515,11 +5505,15 @@
       </w:pPr>
       <w:r>
         <w:rPr>
-          <w:lang w:val="ar_AE" w:bidi="ar_AE"/>
-        </w:rPr>
-      </w:r>
-      <w:r>
-        <w:rPr>
+          <w:rtl/>
+          <w:cs/>
+          <w:lang w:val="ar_AE" w:bidi="ar_AE"/>
+        </w:rPr>
+      </w:r>
+      <w:r>
+        <w:rPr>
+          <w:rtl/>
+          <w:cs/>
           <w:lang w:val="ar_AE" w:bidi="ar_AE"/>
         </w:rPr>
         <w:t>الكلمة "يَعِد"، عند استخدامها في صيغة الفعل، تشير إلى قول أحدهم إنه سيفعل شيئًا، ملزمًا نفسه بالوفاء بما نطق به. والكلمة "وعد"، في صيغة الاسم، تشير إلى الشيء الذي يُلزِم الشخص نفسه بفعله.</w:t>
@@ -4534,11 +5528,15 @@
       </w:pPr>
       <w:r>
         <w:rPr>
-          <w:lang w:val="ar_AE" w:bidi="ar_AE"/>
-        </w:rPr>
-      </w:r>
-      <w:r>
-        <w:rPr>
+          <w:rtl/>
+          <w:cs/>
+          <w:lang w:val="ar_AE" w:bidi="ar_AE"/>
+        </w:rPr>
+      </w:r>
+      <w:r>
+        <w:rPr>
+          <w:rtl/>
+          <w:cs/>
           <w:lang w:val="ar_AE" w:bidi="ar_AE"/>
         </w:rPr>
         <w:t>يحتوي الكتاب المقدس على العديد من الوعود التي قطعها الله لشعبه.</w:t>
@@ -4553,11 +5551,15 @@
       </w:pPr>
       <w:r>
         <w:rPr>
-          <w:lang w:val="ar_AE" w:bidi="ar_AE"/>
-        </w:rPr>
-      </w:r>
-      <w:r>
-        <w:rPr>
+          <w:rtl/>
+          <w:cs/>
+          <w:lang w:val="ar_AE" w:bidi="ar_AE"/>
+        </w:rPr>
+      </w:r>
+      <w:r>
+        <w:rPr>
+          <w:rtl/>
+          <w:cs/>
           <w:lang w:val="ar_AE" w:bidi="ar_AE"/>
         </w:rPr>
         <w:t>الوعود جزء مهم من الاتفاقيات الرسمية مثل العهود.</w:t>
@@ -4570,6 +5572,8 @@
       </w:pPr>
       <w:r>
         <w:rPr>
+          <w:rtl/>
+          <w:cs/>
           <w:lang w:val="ar_AE" w:bidi="ar_AE"/>
         </w:rPr>
         <w:t>اقتراحات للترجمة:</w:t>
@@ -4584,11 +5588,15 @@
       </w:pPr>
       <w:r>
         <w:rPr>
-          <w:lang w:val="ar_AE" w:bidi="ar_AE"/>
-        </w:rPr>
-      </w:r>
-      <w:r>
-        <w:rPr>
+          <w:rtl/>
+          <w:cs/>
+          <w:lang w:val="ar_AE" w:bidi="ar_AE"/>
+        </w:rPr>
+      </w:r>
+      <w:r>
+        <w:rPr>
+          <w:rtl/>
+          <w:cs/>
           <w:lang w:val="ar_AE" w:bidi="ar_AE"/>
         </w:rPr>
         <w:t>يمكن ترجمة كلمة "وعد" إلى "التزام" أو "تأكيد" أو "ضمان".</w:t>
@@ -4603,11 +5611,15 @@
       </w:pPr>
       <w:r>
         <w:rPr>
-          <w:lang w:val="ar_AE" w:bidi="ar_AE"/>
-        </w:rPr>
-      </w:r>
-      <w:r>
-        <w:rPr>
+          <w:rtl/>
+          <w:cs/>
+          <w:lang w:val="ar_AE" w:bidi="ar_AE"/>
+        </w:rPr>
+      </w:r>
+      <w:r>
+        <w:rPr>
+          <w:rtl/>
+          <w:cs/>
           <w:lang w:val="ar_AE" w:bidi="ar_AE"/>
         </w:rPr>
         <w:t>التعبير "يَعِد بفعل شيء" يمكن ترجمته إلى "أن تؤكِّد لأحدهم أنك ستفعل شيئًا" أو "أن تلتزم بفعل شيء".</w:t>
@@ -4619,47 +5631,63 @@
       </w:pPr>
       <w:r>
         <w:rPr>
-          <w:lang w:val="ar_AE" w:bidi="ar_AE"/>
-        </w:rPr>
-      </w:r>
-      <w:r>
-        <w:rPr>
+          <w:rtl/>
+          <w:cs/>
+          <w:lang w:val="ar_AE" w:bidi="ar_AE"/>
+        </w:rPr>
+      </w:r>
+      <w:r>
+        <w:rPr>
+          <w:rtl/>
+          <w:cs/>
           <w:lang w:val="ar_AE" w:bidi="ar_AE"/>
         </w:rPr>
         <w:t xml:space="preserve">(انظر أيضًا: </w:t>
       </w:r>
       <w:r>
         <w:rPr>
+          <w:rtl/>
+          <w:cs/>
           <w:lang w:val="ar_AE" w:bidi="ar_AE"/>
         </w:rPr>
         <w:t>عهد،</w:t>
       </w:r>
       <w:r>
         <w:rPr>
+          <w:rtl/>
+          <w:cs/>
           <w:lang w:val="ar_AE" w:bidi="ar_AE"/>
         </w:rPr>
         <w:t xml:space="preserve"> </w:t>
       </w:r>
       <w:r>
         <w:rPr>
+          <w:rtl/>
+          <w:cs/>
           <w:lang w:val="ar_AE" w:bidi="ar_AE"/>
         </w:rPr>
         <w:t>قسم،</w:t>
       </w:r>
       <w:r>
         <w:rPr>
+          <w:rtl/>
+          <w:cs/>
           <w:lang w:val="ar_AE" w:bidi="ar_AE"/>
         </w:rPr>
         <w:t xml:space="preserve"> </w:t>
       </w:r>
       <w:r>
         <w:rPr>
+          <w:rtl/>
+          <w:cs/>
           <w:lang w:val="ar_AE" w:bidi="ar_AE"/>
         </w:rPr>
         <w:t>نذر</w:t>
       </w:r>
       <w:r>
         <w:rPr>
+          <w:rtl/>
+          <w:cs/>
           <w:lang w:val="ar_AE" w:bidi="ar_AE"/>
         </w:rPr>
         <w:t>)</w:t>
@@ -4672,6 +5700,8 @@
       </w:pPr>
       <w:r>
         <w:rPr>
+          <w:rtl/>
+          <w:cs/>
           <w:lang w:val="ar_AE" w:bidi="ar_AE"/>
         </w:rPr>
         <w:t>النصوص الكتابية:</w:t>
@@ -4686,12 +5716,16 @@
       </w:pPr>
       <w:r>
         <w:rPr>
+          <w:rtl/>
+          <w:cs/>
           <w:lang w:val="ar_AE" w:bidi="ar_AE"/>
         </w:rPr>
       </w:r>
       <w:hyperlink r:id="rId63">
         <w:r>
           <w:rPr>
+            <w:rtl/>
+            <w:cs/>
             <w:lang w:val="ar_AE" w:bidi="ar_AE"/>
           </w:rPr>
           <w:rPr>
@@ -4711,12 +5745,16 @@
       </w:pPr>
       <w:r>
         <w:rPr>
+          <w:rtl/>
+          <w:cs/>
           <w:lang w:val="ar_AE" w:bidi="ar_AE"/>
         </w:rPr>
       </w:r>
       <w:hyperlink r:id="rId64">
         <w:r>
           <w:rPr>
+            <w:rtl/>
+            <w:cs/>
             <w:lang w:val="ar_AE" w:bidi="ar_AE"/>
           </w:rPr>
           <w:rPr>
@@ -4736,12 +5774,16 @@
       </w:pPr>
       <w:r>
         <w:rPr>
+          <w:rtl/>
+          <w:cs/>
           <w:lang w:val="ar_AE" w:bidi="ar_AE"/>
         </w:rPr>
       </w:r>
       <w:hyperlink r:id="rId65">
         <w:r>
           <w:rPr>
+            <w:rtl/>
+            <w:cs/>
             <w:lang w:val="ar_AE" w:bidi="ar_AE"/>
           </w:rPr>
           <w:rPr>
@@ -4761,12 +5803,16 @@
       </w:pPr>
       <w:r>
         <w:rPr>
+          <w:rtl/>
+          <w:cs/>
           <w:lang w:val="ar_AE" w:bidi="ar_AE"/>
         </w:rPr>
       </w:r>
       <w:hyperlink r:id="rId66">
         <w:r>
           <w:rPr>
+            <w:rtl/>
+            <w:cs/>
             <w:lang w:val="ar_AE" w:bidi="ar_AE"/>
           </w:rPr>
           <w:rPr>
@@ -4786,12 +5832,16 @@
       </w:pPr>
       <w:r>
         <w:rPr>
+          <w:rtl/>
+          <w:cs/>
           <w:lang w:val="ar_AE" w:bidi="ar_AE"/>
         </w:rPr>
       </w:r>
       <w:hyperlink r:id="rId67">
         <w:r>
           <w:rPr>
+            <w:rtl/>
+            <w:cs/>
             <w:lang w:val="ar_AE" w:bidi="ar_AE"/>
           </w:rPr>
           <w:rPr>
@@ -4809,6 +5859,8 @@
       </w:pPr>
       <w:r>
         <w:rPr>
+          <w:rtl/>
+          <w:cs/>
           <w:lang w:val="ar_AE" w:bidi="ar_AE"/>
         </w:rPr>
         <w:t>أمثلة من قصص الكتاب المقدس:</w:t>
@@ -4823,18 +5875,24 @@
       </w:pPr>
       <w:r>
         <w:rPr>
+          <w:rtl/>
+          <w:cs/>
           <w:lang w:val="ar_AE" w:bidi="ar_AE"/>
         </w:rPr>
       </w:r>
       <w:r>
         <w:rPr>
           <w:b/>
+          <w:rtl/>
+          <w:cs/>
           <w:lang w:val="ar_AE" w:bidi="ar_AE"/>
         </w:rPr>
         <w:t>3: 15</w:t>
       </w:r>
       <w:r>
         <w:rPr>
+          <w:rtl/>
+          <w:cs/>
           <w:lang w:val="ar_AE" w:bidi="ar_AE"/>
         </w:rPr>
         <w:t xml:space="preserve"> قال الله، "</w:t>
@@ -4842,12 +5900,16 @@
       <w:r>
         <w:rPr>
           <w:b/>
+          <w:rtl/>
+          <w:cs/>
           <w:lang w:val="ar_AE" w:bidi="ar_AE"/>
         </w:rPr>
         <w:t xml:space="preserve">أَعِد </w:t>
       </w:r>
       <w:r>
         <w:rPr>
+          <w:rtl/>
+          <w:cs/>
           <w:lang w:val="ar_AE" w:bidi="ar_AE"/>
         </w:rPr>
         <w:t>بأنني لن ألعن الأرض مرة أخرى بسبب الشرور التي يفعلها الناس، ولن أخرب العالم بالطوفان، حتى وإن كان الناس خطاة منذ طفولتهم"Â�</w:t>
@@ -4862,18 +5924,24 @@
       </w:pPr>
       <w:r>
         <w:rPr>
+          <w:rtl/>
+          <w:cs/>
           <w:lang w:val="ar_AE" w:bidi="ar_AE"/>
         </w:rPr>
       </w:r>
       <w:r>
         <w:rPr>
           <w:b/>
+          <w:rtl/>
+          <w:cs/>
           <w:lang w:val="ar_AE" w:bidi="ar_AE"/>
         </w:rPr>
         <w:t>3: 16</w:t>
       </w:r>
       <w:r>
         <w:rPr>
+          <w:rtl/>
+          <w:cs/>
           <w:lang w:val="ar_AE" w:bidi="ar_AE"/>
         </w:rPr>
         <w:t xml:space="preserve"> ثم عمل الله أول قوس قزح ليكون علامة على </w:t>
@@ -4881,12 +5949,16 @@
       <w:r>
         <w:rPr>
           <w:b/>
+          <w:rtl/>
+          <w:cs/>
           <w:lang w:val="ar_AE" w:bidi="ar_AE"/>
         </w:rPr>
         <w:t>وعده</w:t>
       </w:r>
       <w:r>
         <w:rPr>
+          <w:rtl/>
+          <w:cs/>
           <w:lang w:val="ar_AE" w:bidi="ar_AE"/>
         </w:rPr>
         <w:t xml:space="preserve">. وكلما ظهر قوس قزح في السماء، سيتذكر الله، وشعبه أيضًا، ما </w:t>
@@ -4894,12 +5966,16 @@
       <w:r>
         <w:rPr>
           <w:b/>
+          <w:rtl/>
+          <w:cs/>
           <w:lang w:val="ar_AE" w:bidi="ar_AE"/>
         </w:rPr>
         <w:t xml:space="preserve">وعد </w:t>
       </w:r>
       <w:r>
         <w:rPr>
+          <w:rtl/>
+          <w:cs/>
           <w:lang w:val="ar_AE" w:bidi="ar_AE"/>
         </w:rPr>
         <w:t>به.</w:t>
@@ -4914,18 +5990,24 @@
       </w:pPr>
       <w:r>
         <w:rPr>
+          <w:rtl/>
+          <w:cs/>
           <w:lang w:val="ar_AE" w:bidi="ar_AE"/>
         </w:rPr>
       </w:r>
       <w:r>
         <w:rPr>
           <w:b/>
+          <w:rtl/>
+          <w:cs/>
           <w:lang w:val="ar_AE" w:bidi="ar_AE"/>
         </w:rPr>
         <w:t>4:8</w:t>
       </w:r>
       <w:r>
         <w:rPr>
+          <w:rtl/>
+          <w:cs/>
           <w:lang w:val="ar_AE" w:bidi="ar_AE"/>
         </w:rPr>
         <w:t xml:space="preserve"> كلَّم الله أبرام </w:t>
@@ -4933,12 +6015,16 @@
       <w:r>
         <w:rPr>
           <w:b/>
+          <w:rtl/>
+          <w:cs/>
           <w:lang w:val="ar_AE" w:bidi="ar_AE"/>
         </w:rPr>
         <w:t xml:space="preserve">ووعده </w:t>
       </w:r>
       <w:r>
         <w:rPr>
+          <w:rtl/>
+          <w:cs/>
           <w:lang w:val="ar_AE" w:bidi="ar_AE"/>
         </w:rPr>
         <w:t xml:space="preserve">مرة أخرى بأن يكون له ابن، ونسل مثل نجوم السماء في لكثيرة. وآمن أبرام </w:t>
@@ -4946,12 +6032,16 @@
       <w:r>
         <w:rPr>
           <w:b/>
+          <w:rtl/>
+          <w:cs/>
           <w:lang w:val="ar_AE" w:bidi="ar_AE"/>
         </w:rPr>
         <w:t xml:space="preserve">بوعد </w:t>
       </w:r>
       <w:r>
         <w:rPr>
+          <w:rtl/>
+          <w:cs/>
           <w:lang w:val="ar_AE" w:bidi="ar_AE"/>
         </w:rPr>
         <w:t>الله.</w:t>
@@ -4966,18 +6056,24 @@
       </w:pPr>
       <w:r>
         <w:rPr>
+          <w:rtl/>
+          <w:cs/>
           <w:lang w:val="ar_AE" w:bidi="ar_AE"/>
         </w:rPr>
       </w:r>
       <w:r>
         <w:rPr>
           <w:b/>
+          <w:rtl/>
+          <w:cs/>
           <w:lang w:val="ar_AE" w:bidi="ar_AE"/>
         </w:rPr>
         <w:t>5:4</w:t>
       </w:r>
       <w:r>
         <w:rPr>
+          <w:rtl/>
+          <w:cs/>
           <w:lang w:val="ar_AE" w:bidi="ar_AE"/>
         </w:rPr>
         <w:t xml:space="preserve"> "زوجتك ساراي ستنجب ابنًا - سيكون ابن </w:t>
@@ -4985,12 +6081,16 @@
       <w:r>
         <w:rPr>
           <w:b/>
+          <w:rtl/>
+          <w:cs/>
           <w:lang w:val="ar_AE" w:bidi="ar_AE"/>
         </w:rPr>
         <w:t>الموعد</w:t>
       </w:r>
       <w:r>
         <w:rPr>
+          <w:rtl/>
+          <w:cs/>
           <w:lang w:val="ar_AE" w:bidi="ar_AE"/>
         </w:rPr>
         <w:t>".</w:t>
@@ -5005,18 +6105,24 @@
       </w:pPr>
       <w:r>
         <w:rPr>
+          <w:rtl/>
+          <w:cs/>
           <w:lang w:val="ar_AE" w:bidi="ar_AE"/>
         </w:rPr>
       </w:r>
       <w:r>
         <w:rPr>
           <w:b/>
+          <w:rtl/>
+          <w:cs/>
           <w:lang w:val="ar_AE" w:bidi="ar_AE"/>
         </w:rPr>
         <w:t>8:15</w:t>
       </w:r>
       <w:r>
         <w:rPr>
+          <w:rtl/>
+          <w:cs/>
           <w:lang w:val="ar_AE" w:bidi="ar_AE"/>
         </w:rPr>
         <w:t xml:space="preserve"> </w:t>
@@ -5024,12 +6130,16 @@
       <w:r>
         <w:rPr>
           <w:b/>
+          <w:rtl/>
+          <w:cs/>
           <w:lang w:val="ar_AE" w:bidi="ar_AE"/>
         </w:rPr>
         <w:t xml:space="preserve">وعود </w:t>
       </w:r>
       <w:r>
         <w:rPr>
+          <w:rtl/>
+          <w:cs/>
           <w:lang w:val="ar_AE" w:bidi="ar_AE"/>
         </w:rPr>
         <w:t>العهد التي قطعها الله لإبراهيم انتقلت إلى إسحاق، ثم إلى يعقوب، ثم إلى أبناء يعقوب الاثني عشر وعشائرهم.</w:t>
@@ -5044,18 +6154,24 @@
       </w:pPr>
       <w:r>
         <w:rPr>
+          <w:rtl/>
+          <w:cs/>
           <w:lang w:val="ar_AE" w:bidi="ar_AE"/>
         </w:rPr>
       </w:r>
       <w:r>
         <w:rPr>
           <w:b/>
+          <w:rtl/>
+          <w:cs/>
           <w:lang w:val="ar_AE" w:bidi="ar_AE"/>
         </w:rPr>
         <w:t>17:14</w:t>
       </w:r>
       <w:r>
         <w:rPr>
+          <w:rtl/>
+          <w:cs/>
           <w:lang w:val="ar_AE" w:bidi="ar_AE"/>
         </w:rPr>
         <w:t xml:space="preserve"> مع أن داود لم يكن أمينًا لله، ظل الله أمينًا تجاه </w:t>
@@ -5063,12 +6179,16 @@
       <w:r>
         <w:rPr>
           <w:b/>
+          <w:rtl/>
+          <w:cs/>
           <w:lang w:val="ar_AE" w:bidi="ar_AE"/>
         </w:rPr>
         <w:t>وعوده</w:t>
       </w:r>
       <w:r>
         <w:rPr>
+          <w:rtl/>
+          <w:cs/>
           <w:lang w:val="ar_AE" w:bidi="ar_AE"/>
         </w:rPr>
         <w:t>.</w:t>
@@ -5083,18 +6203,24 @@
       </w:pPr>
       <w:r>
         <w:rPr>
+          <w:rtl/>
+          <w:cs/>
           <w:lang w:val="ar_AE" w:bidi="ar_AE"/>
         </w:rPr>
       </w:r>
       <w:r>
         <w:rPr>
           <w:b/>
+          <w:rtl/>
+          <w:cs/>
           <w:lang w:val="ar_AE" w:bidi="ar_AE"/>
         </w:rPr>
         <w:t>50:1</w:t>
       </w:r>
       <w:r>
         <w:rPr>
+          <w:rtl/>
+          <w:cs/>
           <w:lang w:val="ar_AE" w:bidi="ar_AE"/>
         </w:rPr>
         <w:t xml:space="preserve"> </w:t>
@@ -5102,12 +6228,16 @@
       <w:r>
         <w:rPr>
           <w:b/>
+          <w:rtl/>
+          <w:cs/>
           <w:lang w:val="ar_AE" w:bidi="ar_AE"/>
         </w:rPr>
         <w:t xml:space="preserve">وعد </w:t>
       </w:r>
       <w:r>
         <w:rPr>
+          <w:rtl/>
+          <w:cs/>
           <w:lang w:val="ar_AE" w:bidi="ar_AE"/>
         </w:rPr>
         <w:t xml:space="preserve">يسوع بأنه سيأتي ثانية في نهاية العالم. ومع أنه لم يأت بعد، فإنه سيفي </w:t>
@@ -5115,12 +6245,16 @@
       <w:r>
         <w:rPr>
           <w:b/>
+          <w:rtl/>
+          <w:cs/>
           <w:lang w:val="ar_AE" w:bidi="ar_AE"/>
         </w:rPr>
         <w:t>بوعده</w:t>
       </w:r>
       <w:r>
         <w:rPr>
+          <w:rtl/>
+          <w:cs/>
           <w:lang w:val="ar_AE" w:bidi="ar_AE"/>
         </w:rPr>
         <w:t>.</w:t>
@@ -5133,6 +6267,8 @@
       </w:pPr>
       <w:r>
         <w:rPr>
+          <w:rtl/>
+          <w:cs/>
           <w:lang w:val="ar_AE" w:bidi="ar_AE"/>
         </w:rPr>
         <w:t>بيانات الكلمة:</w:t>
@@ -5147,32 +6283,42 @@
       </w:pPr>
       <w:r>
         <w:rPr>
-          <w:lang w:val="ar_AE" w:bidi="ar_AE"/>
-        </w:rPr>
-      </w:r>
-      <w:r>
-        <w:rPr>
+          <w:rtl/>
+          <w:cs/>
+          <w:lang w:val="ar_AE" w:bidi="ar_AE"/>
+        </w:rPr>
+      </w:r>
+      <w:r>
+        <w:rPr>
+          <w:rtl/>
+          <w:cs/>
           <w:lang w:val="ar_AE" w:bidi="ar_AE"/>
         </w:rPr>
         <w:t>سترونج: H0559, H0562, H1696, H8569, G18430, G18600, G18610, G18620, G36700, G42790</w:t>
       </w:r>
       <w:r>
         <w:rPr>
-          <w:lang w:val="ar_AE" w:bidi="ar_AE"/>
-        </w:rPr>
-      </w:r>
-      <w:r>
-        <w:rPr>
-          <w:lang w:val="ar_AE" w:bidi="ar_AE"/>
-        </w:rPr>
-      </w:r>
-    </w:p>
-    <w:p>
-      <w:pPr>
-        <w:bidi/>
-      </w:pPr>
-      <w:r>
-        <w:rPr>
+          <w:rtl/>
+          <w:cs/>
+          <w:lang w:val="ar_AE" w:bidi="ar_AE"/>
+        </w:rPr>
+      </w:r>
+      <w:r>
+        <w:rPr>
+          <w:rtl/>
+          <w:cs/>
+          <w:lang w:val="ar_AE" w:bidi="ar_AE"/>
+        </w:rPr>
+      </w:r>
+    </w:p>
+    <w:p>
+      <w:pPr>
+        <w:bidi/>
+      </w:pPr>
+      <w:r>
+        <w:rPr>
+          <w:rtl/>
+          <w:cs/>
           <w:lang w:val="ar_AE" w:bidi="ar_AE"/>
         </w:rPr>
       </w:r>
@@ -5184,12 +6330,16 @@
       </w:pPr>
       <w:r>
         <w:rPr>
+          <w:rtl/>
+          <w:cs/>
           <w:lang w:val="ar_AE" w:bidi="ar_AE"/>
         </w:rPr>
         <w:t>وقت</w:t>
       </w:r>
       <w:r>
         <w:rPr>
+          <w:rtl/>
+          <w:cs/>
           <w:lang w:val="ar_AE" w:bidi="ar_AE"/>
         </w:rPr>
       </w:r>
@@ -5201,6 +6351,8 @@
       </w:pPr>
       <w:r>
         <w:rPr>
+          <w:rtl/>
+          <w:cs/>
           <w:lang w:val="ar_AE" w:bidi="ar_AE"/>
         </w:rPr>
         <w:t>حقائق:</w:t>
@@ -5212,11 +6364,15 @@
       </w:pPr>
       <w:r>
         <w:rPr>
-          <w:lang w:val="ar_AE" w:bidi="ar_AE"/>
-        </w:rPr>
-      </w:r>
-      <w:r>
-        <w:rPr>
+          <w:rtl/>
+          <w:cs/>
+          <w:lang w:val="ar_AE" w:bidi="ar_AE"/>
+        </w:rPr>
+      </w:r>
+      <w:r>
+        <w:rPr>
+          <w:rtl/>
+          <w:cs/>
           <w:lang w:val="ar_AE" w:bidi="ar_AE"/>
         </w:rPr>
         <w:t xml:space="preserve"> كان مصطلح "الوقت"، في الكتاب المقدس، يُستخدم غالبًا بشكل مجازي للإشارة إلى زمن أو فترة محددة وقعت فيها أحداث معينة. و هو يحمل معنى مشابه لـ "العصر" أو "العهد" أو "الزمن".</w:t>
@@ -5231,11 +6387,15 @@
       </w:pPr>
       <w:r>
         <w:rPr>
-          <w:lang w:val="ar_AE" w:bidi="ar_AE"/>
-        </w:rPr>
-      </w:r>
-      <w:r>
-        <w:rPr>
+          <w:rtl/>
+          <w:cs/>
+          <w:lang w:val="ar_AE" w:bidi="ar_AE"/>
+        </w:rPr>
+      </w:r>
+      <w:r>
+        <w:rPr>
+          <w:rtl/>
+          <w:cs/>
           <w:lang w:val="ar_AE" w:bidi="ar_AE"/>
         </w:rPr>
         <w:t>إن مصطلح "وقت" يمكن أن يعني: "مرة" كما في عبارة "المرة الثالثة". كما أن عبارة "مرات عديدة" يمكن أن تعني "في أوقات كثيرة".</w:t>
@@ -5250,11 +6410,15 @@
       </w:pPr>
       <w:r>
         <w:rPr>
-          <w:lang w:val="ar_AE" w:bidi="ar_AE"/>
-        </w:rPr>
-      </w:r>
-      <w:r>
-        <w:rPr>
+          <w:rtl/>
+          <w:cs/>
+          <w:lang w:val="ar_AE" w:bidi="ar_AE"/>
+        </w:rPr>
+      </w:r>
+      <w:r>
+        <w:rPr>
+          <w:rtl/>
+          <w:cs/>
           <w:lang w:val="ar_AE" w:bidi="ar_AE"/>
         </w:rPr>
         <w:t xml:space="preserve"> يمكن ترجمة مصطلح "وقت"، حسب السياق، إلى "زمن" أو "فترة" أو "لحظة" أو "حدث" أو "واقعة".</w:t>
@@ -5269,23 +6433,31 @@
       </w:pPr>
       <w:r>
         <w:rPr>
-          <w:lang w:val="ar_AE" w:bidi="ar_AE"/>
-        </w:rPr>
-      </w:r>
-      <w:r>
-        <w:rPr>
+          <w:rtl/>
+          <w:cs/>
+          <w:lang w:val="ar_AE" w:bidi="ar_AE"/>
+        </w:rPr>
+      </w:r>
+      <w:r>
+        <w:rPr>
+          <w:rtl/>
+          <w:cs/>
           <w:lang w:val="ar_AE" w:bidi="ar_AE"/>
         </w:rPr>
         <w:t>إن عبارة "</w:t>
       </w:r>
       <w:r>
         <w:rPr>
+          <w:rtl/>
+          <w:cs/>
           <w:lang w:val="ar_AE" w:bidi="ar_AE"/>
         </w:rPr>
         <w:t>ٱلْأَزْمِنَةَ وَٱلْأَوْقَاتَ</w:t>
       </w:r>
       <w:r>
         <w:rPr>
+          <w:rtl/>
+          <w:cs/>
           <w:lang w:val="ar_AE" w:bidi="ar_AE"/>
         </w:rPr>
         <w:t>" هي تعبير مجازي يكرر نفس المعنى مرتين. ويمكن أيضًا ترجمتها إلى "أحداث معينة تحدث في فترات معينة". (انظر: التكرار)</w:t>
@@ -5297,35 +6469,47 @@
       </w:pPr>
       <w:r>
         <w:rPr>
-          <w:lang w:val="ar_AE" w:bidi="ar_AE"/>
-        </w:rPr>
-      </w:r>
-      <w:r>
-        <w:rPr>
+          <w:rtl/>
+          <w:cs/>
+          <w:lang w:val="ar_AE" w:bidi="ar_AE"/>
+        </w:rPr>
+      </w:r>
+      <w:r>
+        <w:rPr>
+          <w:rtl/>
+          <w:cs/>
           <w:lang w:val="ar_AE" w:bidi="ar_AE"/>
         </w:rPr>
         <w:t xml:space="preserve">(انظر أيضًا: </w:t>
       </w:r>
       <w:r>
         <w:rPr>
+          <w:rtl/>
+          <w:cs/>
           <w:lang w:val="ar_AE" w:bidi="ar_AE"/>
         </w:rPr>
         <w:t>العصر</w:t>
       </w:r>
       <w:r>
         <w:rPr>
+          <w:rtl/>
+          <w:cs/>
           <w:lang w:val="ar_AE" w:bidi="ar_AE"/>
         </w:rPr>
         <w:t xml:space="preserve">, </w:t>
       </w:r>
       <w:r>
         <w:rPr>
+          <w:rtl/>
+          <w:cs/>
           <w:lang w:val="ar_AE" w:bidi="ar_AE"/>
         </w:rPr>
         <w:t xml:space="preserve">الضيقة </w:t>
       </w:r>
       <w:r>
         <w:rPr>
+          <w:rtl/>
+          <w:cs/>
           <w:lang w:val="ar_AE" w:bidi="ar_AE"/>
         </w:rPr>
         <w:t>)</w:t>
@@ -5338,6 +6522,8 @@
       </w:pPr>
       <w:r>
         <w:rPr>
+          <w:rtl/>
+          <w:cs/>
           <w:lang w:val="ar_AE" w:bidi="ar_AE"/>
         </w:rPr>
         <w:t>نصوص كتابية:</w:t>
@@ -5352,12 +6538,16 @@
       </w:pPr>
       <w:r>
         <w:rPr>
+          <w:rtl/>
+          <w:cs/>
           <w:lang w:val="ar_AE" w:bidi="ar_AE"/>
         </w:rPr>
       </w:r>
       <w:hyperlink r:id="rId68">
         <w:r>
           <w:rPr>
+            <w:rtl/>
+            <w:cs/>
             <w:lang w:val="ar_AE" w:bidi="ar_AE"/>
           </w:rPr>
           <w:rPr>
@@ -5377,12 +6567,16 @@
       </w:pPr>
       <w:r>
         <w:rPr>
+          <w:rtl/>
+          <w:cs/>
           <w:lang w:val="ar_AE" w:bidi="ar_AE"/>
         </w:rPr>
       </w:r>
       <w:hyperlink r:id="rId69">
         <w:r>
           <w:rPr>
+            <w:rtl/>
+            <w:cs/>
             <w:lang w:val="ar_AE" w:bidi="ar_AE"/>
           </w:rPr>
           <w:rPr>
@@ -5402,12 +6596,16 @@
       </w:pPr>
       <w:r>
         <w:rPr>
+          <w:rtl/>
+          <w:cs/>
           <w:lang w:val="ar_AE" w:bidi="ar_AE"/>
         </w:rPr>
       </w:r>
       <w:hyperlink r:id="rId70">
         <w:r>
           <w:rPr>
+            <w:rtl/>
+            <w:cs/>
             <w:lang w:val="ar_AE" w:bidi="ar_AE"/>
           </w:rPr>
           <w:rPr>
@@ -5427,12 +6625,16 @@
       </w:pPr>
       <w:r>
         <w:rPr>
+          <w:rtl/>
+          <w:cs/>
           <w:lang w:val="ar_AE" w:bidi="ar_AE"/>
         </w:rPr>
       </w:r>
       <w:hyperlink r:id="rId71">
         <w:r>
           <w:rPr>
+            <w:rtl/>
+            <w:cs/>
             <w:lang w:val="ar_AE" w:bidi="ar_AE"/>
           </w:rPr>
           <w:rPr>
@@ -5452,12 +6654,16 @@
       </w:pPr>
       <w:r>
         <w:rPr>
+          <w:rtl/>
+          <w:cs/>
           <w:lang w:val="ar_AE" w:bidi="ar_AE"/>
         </w:rPr>
       </w:r>
       <w:hyperlink r:id="rId72">
         <w:r>
           <w:rPr>
+            <w:rtl/>
+            <w:cs/>
             <w:lang w:val="ar_AE" w:bidi="ar_AE"/>
           </w:rPr>
           <w:rPr>
@@ -5477,12 +6683,16 @@
       </w:pPr>
       <w:r>
         <w:rPr>
+          <w:rtl/>
+          <w:cs/>
           <w:lang w:val="ar_AE" w:bidi="ar_AE"/>
         </w:rPr>
       </w:r>
       <w:hyperlink r:id="rId73">
         <w:r>
           <w:rPr>
+            <w:rtl/>
+            <w:cs/>
             <w:lang w:val="ar_AE" w:bidi="ar_AE"/>
           </w:rPr>
           <w:rPr>
@@ -5500,6 +6710,8 @@
       </w:pPr>
       <w:r>
         <w:rPr>
+          <w:rtl/>
+          <w:cs/>
           <w:lang w:val="ar_AE" w:bidi="ar_AE"/>
         </w:rPr>
         <w:t>بيانات الكلمة:</w:t>
@@ -5514,32 +6726,42 @@
       </w:pPr>
       <w:r>
         <w:rPr>
-          <w:lang w:val="ar_AE" w:bidi="ar_AE"/>
-        </w:rPr>
-      </w:r>
-      <w:r>
-        <w:rPr>
+          <w:rtl/>
+          <w:cs/>
+          <w:lang w:val="ar_AE" w:bidi="ar_AE"/>
+        </w:rPr>
+      </w:r>
+      <w:r>
+        <w:rPr>
+          <w:rtl/>
+          <w:cs/>
           <w:lang w:val="ar_AE" w:bidi="ar_AE"/>
         </w:rPr>
         <w:t>سترونج: H0116, H0227, H0310, H1697, H1755, H2165, H2166, H2233, H2465, H3027, H3117, H3118, H3119, H3259, H3427, H3967, H4150, H4279, H4489, H4557, H5331, H5703, H5732, H5750, H5769, H6235, H6256, H6440, H6471, H6635, H6924, H7105, H7138, H7223, H7272, H7281, H7637, H7651, H7655, H7659, H7674, H7992, H8027, H8032, H8138, H8145, H8462, H8543, G07440, G05300, G10740, G12080, G14410, G15970, G16260, G19090, G20340, G21190, G21210, G22350, G22500, G25400, G34610, G35680, G37640, G38190, G39560, G39990, G41780, G41810, G41830, G42180, G42870, G43400, G44550, G51190, G51510, G53050, G55500, G55510, G56100</w:t>
       </w:r>
       <w:r>
         <w:rPr>
-          <w:lang w:val="ar_AE" w:bidi="ar_AE"/>
-        </w:rPr>
-      </w:r>
-      <w:r>
-        <w:rPr>
-          <w:lang w:val="ar_AE" w:bidi="ar_AE"/>
-        </w:rPr>
-      </w:r>
-    </w:p>
-    <w:p>
-      <w:pPr>
-        <w:bidi/>
-      </w:pPr>
-      <w:r>
-        <w:rPr>
+          <w:rtl/>
+          <w:cs/>
+          <w:lang w:val="ar_AE" w:bidi="ar_AE"/>
+        </w:rPr>
+      </w:r>
+      <w:r>
+        <w:rPr>
+          <w:rtl/>
+          <w:cs/>
+          <w:lang w:val="ar_AE" w:bidi="ar_AE"/>
+        </w:rPr>
+      </w:r>
+    </w:p>
+    <w:p>
+      <w:pPr>
+        <w:bidi/>
+      </w:pPr>
+      <w:r>
+        <w:rPr>
+          <w:rtl/>
+          <w:cs/>
           <w:lang w:val="ar_AE" w:bidi="ar_AE"/>
         </w:rPr>
       </w:r>
@@ -5551,12 +6773,16 @@
       </w:pPr>
       <w:r>
         <w:rPr>
+          <w:rtl/>
+          <w:cs/>
           <w:lang w:val="ar_AE" w:bidi="ar_AE"/>
         </w:rPr>
         <w:t>وَكِيل</w:t>
       </w:r>
       <w:r>
         <w:rPr>
+          <w:rtl/>
+          <w:cs/>
           <w:lang w:val="ar_AE" w:bidi="ar_AE"/>
         </w:rPr>
       </w:r>
@@ -5568,12 +6794,16 @@
       </w:pPr>
       <w:r>
         <w:rPr>
+          <w:rtl/>
+          <w:cs/>
           <w:lang w:val="ar_AE" w:bidi="ar_AE"/>
         </w:rPr>
         <w:t>وَكِيل</w:t>
       </w:r>
       <w:r>
         <w:rPr>
+          <w:rtl/>
+          <w:cs/>
           <w:lang w:val="ar_AE" w:bidi="ar_AE"/>
         </w:rPr>
         <w:t>، وكالة</w:t>
@@ -5586,6 +6816,8 @@
       </w:pPr>
       <w:r>
         <w:rPr>
+          <w:rtl/>
+          <w:cs/>
           <w:lang w:val="ar_AE" w:bidi="ar_AE"/>
         </w:rPr>
         <w:t>التعريف:</w:t>
@@ -5597,11 +6829,15 @@
       </w:pPr>
       <w:r>
         <w:rPr>
-          <w:lang w:val="ar_AE" w:bidi="ar_AE"/>
-        </w:rPr>
-      </w:r>
-      <w:r>
-        <w:rPr>
+          <w:rtl/>
+          <w:cs/>
+          <w:lang w:val="ar_AE" w:bidi="ar_AE"/>
+        </w:rPr>
+      </w:r>
+      <w:r>
+        <w:rPr>
+          <w:rtl/>
+          <w:cs/>
           <w:lang w:val="ar_AE" w:bidi="ar_AE"/>
         </w:rPr>
         <w:t>يشير مصطلح "وكيل" في الكتاب المقدس إلى خادم تم تكليفه برعاية ممتلكات و تجارة سيده.</w:t>
@@ -5616,11 +6852,15 @@
       </w:pPr>
       <w:r>
         <w:rPr>
-          <w:lang w:val="ar_AE" w:bidi="ar_AE"/>
-        </w:rPr>
-      </w:r>
-      <w:r>
-        <w:rPr>
+          <w:rtl/>
+          <w:cs/>
+          <w:lang w:val="ar_AE" w:bidi="ar_AE"/>
+        </w:rPr>
+      </w:r>
+      <w:r>
+        <w:rPr>
+          <w:rtl/>
+          <w:cs/>
           <w:lang w:val="ar_AE" w:bidi="ar_AE"/>
         </w:rPr>
         <w:t>كان يتم إسناد الكثير من المسؤوليات إلى الوكيل، والتي كانت تتضمن الإشراف على عمل الخدام الآخرين.</w:t>
@@ -5635,11 +6875,15 @@
       </w:pPr>
       <w:r>
         <w:rPr>
-          <w:lang w:val="ar_AE" w:bidi="ar_AE"/>
-        </w:rPr>
-      </w:r>
-      <w:r>
-        <w:rPr>
+          <w:rtl/>
+          <w:cs/>
+          <w:lang w:val="ar_AE" w:bidi="ar_AE"/>
+        </w:rPr>
+      </w:r>
+      <w:r>
+        <w:rPr>
+          <w:rtl/>
+          <w:cs/>
           <w:lang w:val="ar_AE" w:bidi="ar_AE"/>
         </w:rPr>
         <w:t>إن مصطلح "manager" في اللغة الإنجليزية هو مصطلح أحدث لمصطلح "steward" . و كلاهما يشيران إلى شخص يدير الشؤون العملية لشخص آخر.</w:t>
@@ -5652,6 +6896,8 @@
       </w:pPr>
       <w:r>
         <w:rPr>
+          <w:rtl/>
+          <w:cs/>
           <w:lang w:val="ar_AE" w:bidi="ar_AE"/>
         </w:rPr>
         <w:t>اقتراحات الترجمة:</w:t>
@@ -5666,11 +6912,15 @@
       </w:pPr>
       <w:r>
         <w:rPr>
-          <w:lang w:val="ar_AE" w:bidi="ar_AE"/>
-        </w:rPr>
-      </w:r>
-      <w:r>
-        <w:rPr>
+          <w:rtl/>
+          <w:cs/>
+          <w:lang w:val="ar_AE" w:bidi="ar_AE"/>
+        </w:rPr>
+      </w:r>
+      <w:r>
+        <w:rPr>
+          <w:rtl/>
+          <w:cs/>
           <w:lang w:val="ar_AE" w:bidi="ar_AE"/>
         </w:rPr>
         <w:t>يمكن أيضًا ترجمة هذا المصطلح إلى "مشرف" أو "منظم الشؤون المعيشية" أو "الخادم الذي يدير" أو "الشخص الذي يُنظم".</w:t>
@@ -5682,23 +6932,31 @@
       </w:pPr>
       <w:r>
         <w:rPr>
-          <w:lang w:val="ar_AE" w:bidi="ar_AE"/>
-        </w:rPr>
-      </w:r>
-      <w:r>
-        <w:rPr>
+          <w:rtl/>
+          <w:cs/>
+          <w:lang w:val="ar_AE" w:bidi="ar_AE"/>
+        </w:rPr>
+      </w:r>
+      <w:r>
+        <w:rPr>
+          <w:rtl/>
+          <w:cs/>
           <w:lang w:val="ar_AE" w:bidi="ar_AE"/>
         </w:rPr>
         <w:t xml:space="preserve">(انظر أيضًا: </w:t>
       </w:r>
       <w:r>
         <w:rPr>
+          <w:rtl/>
+          <w:cs/>
           <w:lang w:val="ar_AE" w:bidi="ar_AE"/>
         </w:rPr>
         <w:t>خادم</w:t>
       </w:r>
       <w:r>
         <w:rPr>
+          <w:rtl/>
+          <w:cs/>
           <w:lang w:val="ar_AE" w:bidi="ar_AE"/>
         </w:rPr>
         <w:t>)</w:t>
@@ -5711,6 +6969,8 @@
       </w:pPr>
       <w:r>
         <w:rPr>
+          <w:rtl/>
+          <w:cs/>
           <w:lang w:val="ar_AE" w:bidi="ar_AE"/>
         </w:rPr>
         <w:t>نصوص كتابية:</w:t>
@@ -5725,12 +6985,16 @@
       </w:pPr>
       <w:r>
         <w:rPr>
+          <w:rtl/>
+          <w:cs/>
           <w:lang w:val="ar_AE" w:bidi="ar_AE"/>
         </w:rPr>
       </w:r>
       <w:hyperlink r:id="rId74">
         <w:r>
           <w:rPr>
+            <w:rtl/>
+            <w:cs/>
             <w:lang w:val="ar_AE" w:bidi="ar_AE"/>
           </w:rPr>
           <w:rPr>
@@ -5750,12 +7014,16 @@
       </w:pPr>
       <w:r>
         <w:rPr>
+          <w:rtl/>
+          <w:cs/>
           <w:lang w:val="ar_AE" w:bidi="ar_AE"/>
         </w:rPr>
       </w:r>
       <w:hyperlink r:id="rId75">
         <w:r>
           <w:rPr>
+            <w:rtl/>
+            <w:cs/>
             <w:lang w:val="ar_AE" w:bidi="ar_AE"/>
           </w:rPr>
           <w:rPr>
@@ -5775,12 +7043,16 @@
       </w:pPr>
       <w:r>
         <w:rPr>
+          <w:rtl/>
+          <w:cs/>
           <w:lang w:val="ar_AE" w:bidi="ar_AE"/>
         </w:rPr>
       </w:r>
       <w:hyperlink r:id="rId76">
         <w:r>
           <w:rPr>
+            <w:rtl/>
+            <w:cs/>
             <w:lang w:val="ar_AE" w:bidi="ar_AE"/>
           </w:rPr>
           <w:rPr>
@@ -5800,12 +7072,16 @@
       </w:pPr>
       <w:r>
         <w:rPr>
+          <w:rtl/>
+          <w:cs/>
           <w:lang w:val="ar_AE" w:bidi="ar_AE"/>
         </w:rPr>
       </w:r>
       <w:hyperlink r:id="rId77">
         <w:r>
           <w:rPr>
+            <w:rtl/>
+            <w:cs/>
             <w:lang w:val="ar_AE" w:bidi="ar_AE"/>
           </w:rPr>
           <w:rPr>
@@ -5825,12 +7101,16 @@
       </w:pPr>
       <w:r>
         <w:rPr>
+          <w:rtl/>
+          <w:cs/>
           <w:lang w:val="ar_AE" w:bidi="ar_AE"/>
         </w:rPr>
       </w:r>
       <w:hyperlink r:id="rId78">
         <w:r>
           <w:rPr>
+            <w:rtl/>
+            <w:cs/>
             <w:lang w:val="ar_AE" w:bidi="ar_AE"/>
           </w:rPr>
           <w:rPr>
@@ -5850,12 +7130,16 @@
       </w:pPr>
       <w:r>
         <w:rPr>
+          <w:rtl/>
+          <w:cs/>
           <w:lang w:val="ar_AE" w:bidi="ar_AE"/>
         </w:rPr>
       </w:r>
       <w:hyperlink r:id="rId79">
         <w:r>
           <w:rPr>
+            <w:rtl/>
+            <w:cs/>
             <w:lang w:val="ar_AE" w:bidi="ar_AE"/>
           </w:rPr>
           <w:rPr>
@@ -5875,12 +7159,16 @@
       </w:pPr>
       <w:r>
         <w:rPr>
+          <w:rtl/>
+          <w:cs/>
           <w:lang w:val="ar_AE" w:bidi="ar_AE"/>
         </w:rPr>
       </w:r>
       <w:hyperlink r:id="rId80">
         <w:r>
           <w:rPr>
+            <w:rtl/>
+            <w:cs/>
             <w:lang w:val="ar_AE" w:bidi="ar_AE"/>
           </w:rPr>
           <w:rPr>
@@ -5900,12 +7188,16 @@
       </w:pPr>
       <w:r>
         <w:rPr>
+          <w:rtl/>
+          <w:cs/>
           <w:lang w:val="ar_AE" w:bidi="ar_AE"/>
         </w:rPr>
       </w:r>
       <w:hyperlink r:id="rId81">
         <w:r>
           <w:rPr>
+            <w:rtl/>
+            <w:cs/>
             <w:lang w:val="ar_AE" w:bidi="ar_AE"/>
           </w:rPr>
           <w:rPr>
@@ -5923,6 +7215,8 @@
       </w:pPr>
       <w:r>
         <w:rPr>
+          <w:rtl/>
+          <w:cs/>
           <w:lang w:val="ar_AE" w:bidi="ar_AE"/>
         </w:rPr>
         <w:t>بيانات الكلمة:</w:t>
@@ -5937,32 +7231,42 @@
       </w:pPr>
       <w:r>
         <w:rPr>
-          <w:lang w:val="ar_AE" w:bidi="ar_AE"/>
-        </w:rPr>
-      </w:r>
-      <w:r>
-        <w:rPr>
+          <w:rtl/>
+          <w:cs/>
+          <w:lang w:val="ar_AE" w:bidi="ar_AE"/>
+        </w:rPr>
+      </w:r>
+      <w:r>
+        <w:rPr>
+          <w:rtl/>
+          <w:cs/>
           <w:lang w:val="ar_AE" w:bidi="ar_AE"/>
         </w:rPr>
         <w:t>سترونج: H0376، H4453، H5057، H6485، G20120، G36210، G36230</w:t>
       </w:r>
       <w:r>
         <w:rPr>
-          <w:lang w:val="ar_AE" w:bidi="ar_AE"/>
-        </w:rPr>
-      </w:r>
-      <w:r>
-        <w:rPr>
-          <w:lang w:val="ar_AE" w:bidi="ar_AE"/>
-        </w:rPr>
-      </w:r>
-    </w:p>
-    <w:p>
-      <w:pPr>
-        <w:bidi/>
-      </w:pPr>
-      <w:r>
-        <w:rPr>
+          <w:rtl/>
+          <w:cs/>
+          <w:lang w:val="ar_AE" w:bidi="ar_AE"/>
+        </w:rPr>
+      </w:r>
+      <w:r>
+        <w:rPr>
+          <w:rtl/>
+          <w:cs/>
+          <w:lang w:val="ar_AE" w:bidi="ar_AE"/>
+        </w:rPr>
+      </w:r>
+    </w:p>
+    <w:p>
+      <w:pPr>
+        <w:bidi/>
+      </w:pPr>
+      <w:r>
+        <w:rPr>
+          <w:rtl/>
+          <w:cs/>
           <w:lang w:val="ar_AE" w:bidi="ar_AE"/>
         </w:rPr>
       </w:r>
@@ -5974,12 +7278,16 @@
       </w:pPr>
       <w:r>
         <w:rPr>
+          <w:rtl/>
+          <w:cs/>
           <w:lang w:val="ar_AE" w:bidi="ar_AE"/>
         </w:rPr>
         <w:t>وَلَد</w:t>
       </w:r>
       <w:r>
         <w:rPr>
+          <w:rtl/>
+          <w:cs/>
           <w:lang w:val="ar_AE" w:bidi="ar_AE"/>
         </w:rPr>
       </w:r>
@@ -5991,6 +7299,8 @@
       </w:pPr>
       <w:r>
         <w:rPr>
+          <w:rtl/>
+          <w:cs/>
           <w:lang w:val="ar_AE" w:bidi="ar_AE"/>
         </w:rPr>
         <w:t>التعريف:</w:t>
@@ -6002,11 +7312,15 @@
       </w:pPr>
       <w:r>
         <w:rPr>
-          <w:lang w:val="ar_AE" w:bidi="ar_AE"/>
-        </w:rPr>
-      </w:r>
-      <w:r>
-        <w:rPr>
+          <w:rtl/>
+          <w:cs/>
+          <w:lang w:val="ar_AE" w:bidi="ar_AE"/>
+        </w:rPr>
+      </w:r>
+      <w:r>
+        <w:rPr>
+          <w:rtl/>
+          <w:cs/>
           <w:lang w:val="ar_AE" w:bidi="ar_AE"/>
         </w:rPr>
         <w:t>يعني مصطلح ”وَلَد“ أن تصبح أباً لشخص ما.</w:t>
@@ -6019,6 +7333,8 @@
       </w:pPr>
       <w:r>
         <w:rPr>
+          <w:rtl/>
+          <w:cs/>
           <w:lang w:val="ar_AE" w:bidi="ar_AE"/>
         </w:rPr>
         <w:t>اقتراحات الترجمة:</w:t>
@@ -6033,11 +7349,15 @@
       </w:pPr>
       <w:r>
         <w:rPr>
-          <w:lang w:val="ar_AE" w:bidi="ar_AE"/>
-        </w:rPr>
-      </w:r>
-      <w:r>
-        <w:rPr>
+          <w:rtl/>
+          <w:cs/>
+          <w:lang w:val="ar_AE" w:bidi="ar_AE"/>
+        </w:rPr>
+      </w:r>
+      <w:r>
+        <w:rPr>
+          <w:rtl/>
+          <w:cs/>
           <w:lang w:val="ar_AE" w:bidi="ar_AE"/>
         </w:rPr>
         <w:t>يمكنك أن تترجم عبارة "يوَلَد" كـ "أنجب" ومصطلح "توَلد" كـ "أب" ومصطلح "وَلَد" كـ "أعطى الحياة".</w:t>
@@ -6052,11 +7372,15 @@
       </w:pPr>
       <w:r>
         <w:rPr>
-          <w:lang w:val="ar_AE" w:bidi="ar_AE"/>
-        </w:rPr>
-      </w:r>
-      <w:r>
-        <w:rPr>
+          <w:rtl/>
+          <w:cs/>
+          <w:lang w:val="ar_AE" w:bidi="ar_AE"/>
+        </w:rPr>
+      </w:r>
+      <w:r>
+        <w:rPr>
+          <w:rtl/>
+          <w:cs/>
           <w:lang w:val="ar_AE" w:bidi="ar_AE"/>
         </w:rPr>
         <w:t>مصطلح "مولود" هو الشكل المبني للمجهول من "وَلَد" ويعني "أن يولد". ولكن إن كان غرض الترجمة هو الإشارة إلى المسيح، فمن الأفضل ترجمتها إلى ابن وليس ولد، خاصة في ظل السياق الإسلامي.</w:t>
@@ -6069,6 +7393,8 @@
       </w:pPr>
       <w:r>
         <w:rPr>
+          <w:rtl/>
+          <w:cs/>
           <w:lang w:val="ar_AE" w:bidi="ar_AE"/>
         </w:rPr>
         <w:t>مراجع الكتاب المقدس:</w:t>
@@ -6081,6 +7407,8 @@
       </w:pPr>
       <w:r>
         <w:rPr>
+          <w:rtl/>
+          <w:cs/>
           <w:lang w:val="ar_AE" w:bidi="ar_AE"/>
         </w:rPr>
         <w:t>بيانات الكلمة:</w:t>
@@ -6095,26 +7423,34 @@
       </w:pPr>
       <w:r>
         <w:rPr>
-          <w:lang w:val="ar_AE" w:bidi="ar_AE"/>
-        </w:rPr>
-      </w:r>
-      <w:r>
-        <w:rPr>
-          <w:lang w:val="ar_AE" w:bidi="ar_AE"/>
-        </w:rPr>
-      </w:r>
-      <w:r>
-        <w:rPr>
-          <w:lang w:val="ar_AE" w:bidi="ar_AE"/>
-        </w:rPr>
-      </w:r>
-    </w:p>
-    <w:p>
-      <w:pPr>
-        <w:bidi/>
-      </w:pPr>
-      <w:r>
-        <w:rPr>
+          <w:rtl/>
+          <w:cs/>
+          <w:lang w:val="ar_AE" w:bidi="ar_AE"/>
+        </w:rPr>
+      </w:r>
+      <w:r>
+        <w:rPr>
+          <w:rtl/>
+          <w:cs/>
+          <w:lang w:val="ar_AE" w:bidi="ar_AE"/>
+        </w:rPr>
+      </w:r>
+      <w:r>
+        <w:rPr>
+          <w:rtl/>
+          <w:cs/>
+          <w:lang w:val="ar_AE" w:bidi="ar_AE"/>
+        </w:rPr>
+      </w:r>
+    </w:p>
+    <w:p>
+      <w:pPr>
+        <w:bidi/>
+      </w:pPr>
+      <w:r>
+        <w:rPr>
+          <w:rtl/>
+          <w:cs/>
           <w:lang w:val="ar_AE" w:bidi="ar_AE"/>
         </w:rPr>
       </w:r>
@@ -6126,12 +7462,16 @@
       </w:pPr>
       <w:r>
         <w:rPr>
+          <w:rtl/>
+          <w:cs/>
           <w:lang w:val="ar_AE" w:bidi="ar_AE"/>
         </w:rPr>
         <w:t>وليمة</w:t>
       </w:r>
       <w:r>
         <w:rPr>
+          <w:rtl/>
+          <w:cs/>
           <w:lang w:val="ar_AE" w:bidi="ar_AE"/>
         </w:rPr>
       </w:r>
@@ -6143,6 +7483,8 @@
       </w:pPr>
       <w:r>
         <w:rPr>
+          <w:rtl/>
+          <w:cs/>
           <w:lang w:val="ar_AE" w:bidi="ar_AE"/>
         </w:rPr>
         <w:t>التعريف:</w:t>
@@ -6154,11 +7496,15 @@
       </w:pPr>
       <w:r>
         <w:rPr>
-          <w:lang w:val="ar_AE" w:bidi="ar_AE"/>
-        </w:rPr>
-      </w:r>
-      <w:r>
-        <w:rPr>
+          <w:rtl/>
+          <w:cs/>
+          <w:lang w:val="ar_AE" w:bidi="ar_AE"/>
+        </w:rPr>
+      </w:r>
+      <w:r>
+        <w:rPr>
+          <w:rtl/>
+          <w:cs/>
           <w:lang w:val="ar_AE" w:bidi="ar_AE"/>
         </w:rPr>
         <w:t xml:space="preserve"> الوليمة هي وجبة كبيرة ورسمية تتضمن عادةً عدة أطباق طعام.</w:t>
@@ -6173,11 +7519,15 @@
       </w:pPr>
       <w:r>
         <w:rPr>
-          <w:lang w:val="ar_AE" w:bidi="ar_AE"/>
-        </w:rPr>
-      </w:r>
-      <w:r>
-        <w:rPr>
+          <w:rtl/>
+          <w:cs/>
+          <w:lang w:val="ar_AE" w:bidi="ar_AE"/>
+        </w:rPr>
+      </w:r>
+      <w:r>
+        <w:rPr>
+          <w:rtl/>
+          <w:cs/>
           <w:lang w:val="ar_AE" w:bidi="ar_AE"/>
         </w:rPr>
         <w:t>في العصور القديمة، غالباً ما كان الملوك يقدمون وجبات الولائم للترفيه عن القادة السياسيين وغيرهم من الضيوف المهمين.</w:t>
@@ -6192,11 +7542,15 @@
       </w:pPr>
       <w:r>
         <w:rPr>
-          <w:lang w:val="ar_AE" w:bidi="ar_AE"/>
-        </w:rPr>
-      </w:r>
-      <w:r>
-        <w:rPr>
+          <w:rtl/>
+          <w:cs/>
+          <w:lang w:val="ar_AE" w:bidi="ar_AE"/>
+        </w:rPr>
+      </w:r>
+      <w:r>
+        <w:rPr>
+          <w:rtl/>
+          <w:cs/>
           <w:lang w:val="ar_AE" w:bidi="ar_AE"/>
         </w:rPr>
         <w:t>يمكن أيضًا ترجمتها كـ "وجبة فاخرة" أو "وليمة مهمة" أو "الوجبة متعددة الأطباق".</w:t>
@@ -6209,6 +7563,8 @@
       </w:pPr>
       <w:r>
         <w:rPr>
+          <w:rtl/>
+          <w:cs/>
           <w:lang w:val="ar_AE" w:bidi="ar_AE"/>
         </w:rPr>
         <w:t>مراجع الكتاب المقدس:</w:t>
@@ -6223,12 +7579,16 @@
       </w:pPr>
       <w:r>
         <w:rPr>
+          <w:rtl/>
+          <w:cs/>
           <w:lang w:val="ar_AE" w:bidi="ar_AE"/>
         </w:rPr>
       </w:r>
       <w:hyperlink r:id="rId82">
         <w:r>
           <w:rPr>
+            <w:rtl/>
+            <w:cs/>
             <w:lang w:val="ar_AE" w:bidi="ar_AE"/>
           </w:rPr>
           <w:rPr>
@@ -6248,12 +7608,16 @@
       </w:pPr>
       <w:r>
         <w:rPr>
+          <w:rtl/>
+          <w:cs/>
           <w:lang w:val="ar_AE" w:bidi="ar_AE"/>
         </w:rPr>
       </w:r>
       <w:hyperlink r:id="rId83">
         <w:r>
           <w:rPr>
+            <w:rtl/>
+            <w:cs/>
             <w:lang w:val="ar_AE" w:bidi="ar_AE"/>
           </w:rPr>
           <w:rPr>
@@ -6273,12 +7637,16 @@
       </w:pPr>
       <w:r>
         <w:rPr>
+          <w:rtl/>
+          <w:cs/>
           <w:lang w:val="ar_AE" w:bidi="ar_AE"/>
         </w:rPr>
       </w:r>
       <w:hyperlink r:id="rId84">
         <w:r>
           <w:rPr>
+            <w:rtl/>
+            <w:cs/>
             <w:lang w:val="ar_AE" w:bidi="ar_AE"/>
           </w:rPr>
           <w:rPr>
@@ -6298,12 +7666,16 @@
       </w:pPr>
       <w:r>
         <w:rPr>
+          <w:rtl/>
+          <w:cs/>
           <w:lang w:val="ar_AE" w:bidi="ar_AE"/>
         </w:rPr>
       </w:r>
       <w:hyperlink r:id="rId85">
         <w:r>
           <w:rPr>
+            <w:rtl/>
+            <w:cs/>
             <w:lang w:val="ar_AE" w:bidi="ar_AE"/>
           </w:rPr>
           <w:rPr>
@@ -6323,12 +7695,16 @@
       </w:pPr>
       <w:r>
         <w:rPr>
+          <w:rtl/>
+          <w:cs/>
           <w:lang w:val="ar_AE" w:bidi="ar_AE"/>
         </w:rPr>
       </w:r>
       <w:hyperlink r:id="rId86">
         <w:r>
           <w:rPr>
+            <w:rtl/>
+            <w:cs/>
             <w:lang w:val="ar_AE" w:bidi="ar_AE"/>
           </w:rPr>
           <w:rPr>
@@ -6346,6 +7722,8 @@
       </w:pPr>
       <w:r>
         <w:rPr>
+          <w:rtl/>
+          <w:cs/>
           <w:lang w:val="ar_AE" w:bidi="ar_AE"/>
         </w:rPr>
         <w:t>بيانات الكلمة:</w:t>
@@ -6360,32 +7738,42 @@
       </w:pPr>
       <w:r>
         <w:rPr>
-          <w:lang w:val="ar_AE" w:bidi="ar_AE"/>
-        </w:rPr>
-      </w:r>
-      <w:r>
-        <w:rPr>
+          <w:rtl/>
+          <w:cs/>
+          <w:lang w:val="ar_AE" w:bidi="ar_AE"/>
+        </w:rPr>
+      </w:r>
+      <w:r>
+        <w:rPr>
+          <w:rtl/>
+          <w:cs/>
           <w:lang w:val="ar_AE" w:bidi="ar_AE"/>
         </w:rPr>
         <w:t>سترونج: H4960, H4961, H8354, G11730, G14030</w:t>
       </w:r>
       <w:r>
         <w:rPr>
-          <w:lang w:val="ar_AE" w:bidi="ar_AE"/>
-        </w:rPr>
-      </w:r>
-      <w:r>
-        <w:rPr>
-          <w:lang w:val="ar_AE" w:bidi="ar_AE"/>
-        </w:rPr>
-      </w:r>
-    </w:p>
-    <w:p>
-      <w:pPr>
-        <w:bidi/>
-      </w:pPr>
-      <w:r>
-        <w:rPr>
+          <w:rtl/>
+          <w:cs/>
+          <w:lang w:val="ar_AE" w:bidi="ar_AE"/>
+        </w:rPr>
+      </w:r>
+      <w:r>
+        <w:rPr>
+          <w:rtl/>
+          <w:cs/>
+          <w:lang w:val="ar_AE" w:bidi="ar_AE"/>
+        </w:rPr>
+      </w:r>
+    </w:p>
+    <w:p>
+      <w:pPr>
+        <w:bidi/>
+      </w:pPr>
+      <w:r>
+        <w:rPr>
+          <w:rtl/>
+          <w:cs/>
           <w:lang w:val="ar_AE" w:bidi="ar_AE"/>
         </w:rPr>
       </w:r>
@@ -6397,12 +7785,16 @@
       </w:pPr>
       <w:r>
         <w:rPr>
+          <w:rtl/>
+          <w:cs/>
           <w:lang w:val="ar_AE" w:bidi="ar_AE"/>
         </w:rPr>
         <w:t>وليمة</w:t>
       </w:r>
       <w:r>
         <w:rPr>
+          <w:rtl/>
+          <w:cs/>
           <w:lang w:val="ar_AE" w:bidi="ar_AE"/>
         </w:rPr>
       </w:r>
@@ -6414,6 +7806,8 @@
       </w:pPr>
       <w:r>
         <w:rPr>
+          <w:rtl/>
+          <w:cs/>
           <w:lang w:val="ar_AE" w:bidi="ar_AE"/>
         </w:rPr>
         <w:t>التعريف:</w:t>
@@ -6425,11 +7819,15 @@
       </w:pPr>
       <w:r>
         <w:rPr>
-          <w:lang w:val="ar_AE" w:bidi="ar_AE"/>
-        </w:rPr>
-      </w:r>
-      <w:r>
-        <w:rPr>
+          <w:rtl/>
+          <w:cs/>
+          <w:lang w:val="ar_AE" w:bidi="ar_AE"/>
+        </w:rPr>
+      </w:r>
+      <w:r>
+        <w:rPr>
+          <w:rtl/>
+          <w:cs/>
           <w:lang w:val="ar_AE" w:bidi="ar_AE"/>
         </w:rPr>
         <w:t>إن مصطلح "وليمة" هو مصطلح عام جدًا يشير إلى حدث يجتمع فيه الناس للاحتفال بشيء ما عن طريق تناول وجبة كبيرة معًا. في زمن الكتاب المقدس، كانت الوليمة (الاحتفال) أحيانًا تستمر لعدة أيام أو أكثر.</w:t>
@@ -6444,11 +7842,15 @@
       </w:pPr>
       <w:r>
         <w:rPr>
-          <w:lang w:val="ar_AE" w:bidi="ar_AE"/>
-        </w:rPr>
-      </w:r>
-      <w:r>
-        <w:rPr>
+          <w:rtl/>
+          <w:cs/>
+          <w:lang w:val="ar_AE" w:bidi="ar_AE"/>
+        </w:rPr>
+      </w:r>
+      <w:r>
+        <w:rPr>
+          <w:rtl/>
+          <w:cs/>
           <w:lang w:val="ar_AE" w:bidi="ar_AE"/>
         </w:rPr>
         <w:t>غالبًا ما تكون هناك أنواع خاصة من الطعام التي تُؤكل في ولائم الاحتفالات المختلفة.</w:t>
@@ -6463,11 +7865,15 @@
       </w:pPr>
       <w:r>
         <w:rPr>
-          <w:lang w:val="ar_AE" w:bidi="ar_AE"/>
-        </w:rPr>
-      </w:r>
-      <w:r>
-        <w:rPr>
+          <w:rtl/>
+          <w:cs/>
+          <w:lang w:val="ar_AE" w:bidi="ar_AE"/>
+        </w:rPr>
+      </w:r>
+      <w:r>
+        <w:rPr>
+          <w:rtl/>
+          <w:cs/>
           <w:lang w:val="ar_AE" w:bidi="ar_AE"/>
         </w:rPr>
         <w:t>إن الأعياد والمناسبات الدينية التي أمر الله اليهود بالاحتفال بها عادة ما كانت تشمل تناول وليمة معًا. لهذا السبب غالبًا ما كانت تُسمى هذه الأعياد "ولائم".</w:t>
@@ -6482,11 +7888,15 @@
       </w:pPr>
       <w:r>
         <w:rPr>
-          <w:lang w:val="ar_AE" w:bidi="ar_AE"/>
-        </w:rPr>
-      </w:r>
-      <w:r>
-        <w:rPr>
+          <w:rtl/>
+          <w:cs/>
+          <w:lang w:val="ar_AE" w:bidi="ar_AE"/>
+        </w:rPr>
+      </w:r>
+      <w:r>
+        <w:rPr>
+          <w:rtl/>
+          <w:cs/>
           <w:lang w:val="ar_AE" w:bidi="ar_AE"/>
         </w:rPr>
         <w:t>في الأوقات الكتابية، كان الملوك والأشخاص الأغنياء والأقوياء غالبًا ما يقيمون ولائم لتسلية عائلاتهم أو أصدقائهم.</w:t>
@@ -6501,11 +7911,15 @@
       </w:pPr>
       <w:r>
         <w:rPr>
-          <w:lang w:val="ar_AE" w:bidi="ar_AE"/>
-        </w:rPr>
-      </w:r>
-      <w:r>
-        <w:rPr>
+          <w:rtl/>
+          <w:cs/>
+          <w:lang w:val="ar_AE" w:bidi="ar_AE"/>
+        </w:rPr>
+      </w:r>
+      <w:r>
+        <w:rPr>
+          <w:rtl/>
+          <w:cs/>
           <w:lang w:val="ar_AE" w:bidi="ar_AE"/>
         </w:rPr>
         <w:t>في القصة عن الابن الضال، أعد الأب وليمة خاصة للاحتفال بعودة ابنه.</w:t>
@@ -6520,11 +7934,15 @@
       </w:pPr>
       <w:r>
         <w:rPr>
-          <w:lang w:val="ar_AE" w:bidi="ar_AE"/>
-        </w:rPr>
-      </w:r>
-      <w:r>
-        <w:rPr>
+          <w:rtl/>
+          <w:cs/>
+          <w:lang w:val="ar_AE" w:bidi="ar_AE"/>
+        </w:rPr>
+      </w:r>
+      <w:r>
+        <w:rPr>
+          <w:rtl/>
+          <w:cs/>
           <w:lang w:val="ar_AE" w:bidi="ar_AE"/>
         </w:rPr>
         <w:t>يمكن أيضًا ترجمة مصطلح "الوليمة" إلى "تناول الطعام ببذخ" أو "الاحتفال بتناول الكثير من الطعام" أو "تناول وجبة كبيرة خاصة".</w:t>
@@ -6539,11 +7957,15 @@
       </w:pPr>
       <w:r>
         <w:rPr>
-          <w:lang w:val="ar_AE" w:bidi="ar_AE"/>
-        </w:rPr>
-      </w:r>
-      <w:r>
-        <w:rPr>
+          <w:rtl/>
+          <w:cs/>
+          <w:lang w:val="ar_AE" w:bidi="ar_AE"/>
+        </w:rPr>
+      </w:r>
+      <w:r>
+        <w:rPr>
+          <w:rtl/>
+          <w:cs/>
           <w:lang w:val="ar_AE" w:bidi="ar_AE"/>
         </w:rPr>
         <w:t>اعتمادًا على السياق، يمكن ترجمة "وليمة" إلى "الاحتفال معًا بوجبة كبيرة" أو "وجبة تحتوي على الكثير من الطعام" أو "وجبة احتفالية".</w:t>
@@ -6555,35 +7977,47 @@
       </w:pPr>
       <w:r>
         <w:rPr>
-          <w:lang w:val="ar_AE" w:bidi="ar_AE"/>
-        </w:rPr>
-      </w:r>
-      <w:r>
-        <w:rPr>
+          <w:rtl/>
+          <w:cs/>
+          <w:lang w:val="ar_AE" w:bidi="ar_AE"/>
+        </w:rPr>
+      </w:r>
+      <w:r>
+        <w:rPr>
+          <w:rtl/>
+          <w:cs/>
           <w:lang w:val="ar_AE" w:bidi="ar_AE"/>
         </w:rPr>
         <w:t xml:space="preserve">(انظر أيضًا: </w:t>
       </w:r>
       <w:r>
         <w:rPr>
+          <w:rtl/>
+          <w:cs/>
           <w:lang w:val="ar_AE" w:bidi="ar_AE"/>
         </w:rPr>
         <w:t>مهرجان</w:t>
       </w:r>
       <w:r>
         <w:rPr>
+          <w:rtl/>
+          <w:cs/>
           <w:lang w:val="ar_AE" w:bidi="ar_AE"/>
         </w:rPr>
         <w:t xml:space="preserve">, </w:t>
       </w:r>
       <w:r>
         <w:rPr>
+          <w:rtl/>
+          <w:cs/>
           <w:lang w:val="ar_AE" w:bidi="ar_AE"/>
         </w:rPr>
         <w:t>مأدبة</w:t>
       </w:r>
       <w:r>
         <w:rPr>
+          <w:rtl/>
+          <w:cs/>
           <w:lang w:val="ar_AE" w:bidi="ar_AE"/>
         </w:rPr>
         <w:t>)</w:t>
@@ -6596,6 +8030,8 @@
       </w:pPr>
       <w:r>
         <w:rPr>
+          <w:rtl/>
+          <w:cs/>
           <w:lang w:val="ar_AE" w:bidi="ar_AE"/>
         </w:rPr>
         <w:t>مراجع الكتاب المقدس:</w:t>
@@ -6610,12 +8046,16 @@
       </w:pPr>
       <w:r>
         <w:rPr>
+          <w:rtl/>
+          <w:cs/>
           <w:lang w:val="ar_AE" w:bidi="ar_AE"/>
         </w:rPr>
       </w:r>
       <w:hyperlink r:id="rId87">
         <w:r>
           <w:rPr>
+            <w:rtl/>
+            <w:cs/>
             <w:lang w:val="ar_AE" w:bidi="ar_AE"/>
           </w:rPr>
           <w:rPr>
@@ -6635,12 +8075,16 @@
       </w:pPr>
       <w:r>
         <w:rPr>
+          <w:rtl/>
+          <w:cs/>
           <w:lang w:val="ar_AE" w:bidi="ar_AE"/>
         </w:rPr>
       </w:r>
       <w:hyperlink r:id="rId88">
         <w:r>
           <w:rPr>
+            <w:rtl/>
+            <w:cs/>
             <w:lang w:val="ar_AE" w:bidi="ar_AE"/>
           </w:rPr>
           <w:rPr>
@@ -6660,12 +8104,16 @@
       </w:pPr>
       <w:r>
         <w:rPr>
+          <w:rtl/>
+          <w:cs/>
           <w:lang w:val="ar_AE" w:bidi="ar_AE"/>
         </w:rPr>
       </w:r>
       <w:hyperlink r:id="rId89">
         <w:r>
           <w:rPr>
+            <w:rtl/>
+            <w:cs/>
             <w:lang w:val="ar_AE" w:bidi="ar_AE"/>
           </w:rPr>
           <w:rPr>
@@ -6685,12 +8133,16 @@
       </w:pPr>
       <w:r>
         <w:rPr>
+          <w:rtl/>
+          <w:cs/>
           <w:lang w:val="ar_AE" w:bidi="ar_AE"/>
         </w:rPr>
       </w:r>
       <w:hyperlink r:id="rId90">
         <w:r>
           <w:rPr>
+            <w:rtl/>
+            <w:cs/>
             <w:lang w:val="ar_AE" w:bidi="ar_AE"/>
           </w:rPr>
           <w:rPr>
@@ -6710,12 +8162,16 @@
       </w:pPr>
       <w:r>
         <w:rPr>
+          <w:rtl/>
+          <w:cs/>
           <w:lang w:val="ar_AE" w:bidi="ar_AE"/>
         </w:rPr>
       </w:r>
       <w:hyperlink r:id="rId91">
         <w:r>
           <w:rPr>
+            <w:rtl/>
+            <w:cs/>
             <w:lang w:val="ar_AE" w:bidi="ar_AE"/>
           </w:rPr>
           <w:rPr>
@@ -6735,12 +8191,16 @@
       </w:pPr>
       <w:r>
         <w:rPr>
+          <w:rtl/>
+          <w:cs/>
           <w:lang w:val="ar_AE" w:bidi="ar_AE"/>
         </w:rPr>
       </w:r>
       <w:hyperlink r:id="rId92">
         <w:r>
           <w:rPr>
+            <w:rtl/>
+            <w:cs/>
             <w:lang w:val="ar_AE" w:bidi="ar_AE"/>
           </w:rPr>
           <w:rPr>
@@ -6760,12 +8220,16 @@
       </w:pPr>
       <w:r>
         <w:rPr>
+          <w:rtl/>
+          <w:cs/>
           <w:lang w:val="ar_AE" w:bidi="ar_AE"/>
         </w:rPr>
       </w:r>
       <w:hyperlink r:id="rId93">
         <w:r>
           <w:rPr>
+            <w:rtl/>
+            <w:cs/>
             <w:lang w:val="ar_AE" w:bidi="ar_AE"/>
           </w:rPr>
           <w:rPr>
@@ -6785,12 +8249,16 @@
       </w:pPr>
       <w:r>
         <w:rPr>
+          <w:rtl/>
+          <w:cs/>
           <w:lang w:val="ar_AE" w:bidi="ar_AE"/>
         </w:rPr>
       </w:r>
       <w:hyperlink r:id="rId94">
         <w:r>
           <w:rPr>
+            <w:rtl/>
+            <w:cs/>
             <w:lang w:val="ar_AE" w:bidi="ar_AE"/>
           </w:rPr>
           <w:rPr>
@@ -6808,6 +8276,8 @@
       </w:pPr>
       <w:r>
         <w:rPr>
+          <w:rtl/>
+          <w:cs/>
           <w:lang w:val="ar_AE" w:bidi="ar_AE"/>
         </w:rPr>
         <w:t>بيانات الكلمة:</w:t>
@@ -6822,32 +8292,42 @@
       </w:pPr>
       <w:r>
         <w:rPr>
-          <w:lang w:val="ar_AE" w:bidi="ar_AE"/>
-        </w:rPr>
-      </w:r>
-      <w:r>
-        <w:rPr>
+          <w:rtl/>
+          <w:cs/>
+          <w:lang w:val="ar_AE" w:bidi="ar_AE"/>
+        </w:rPr>
+      </w:r>
+      <w:r>
+        <w:rPr>
+          <w:rtl/>
+          <w:cs/>
           <w:lang w:val="ar_AE" w:bidi="ar_AE"/>
         </w:rPr>
         <w:t>سترونغ: H0398, H2077, H2282, H3899, H3900, H4150, H4797, H4960, H7646, H8057, H8354, G00260, G10620, G11730, G18590, G21650, G49100</w:t>
       </w:r>
       <w:r>
         <w:rPr>
-          <w:lang w:val="ar_AE" w:bidi="ar_AE"/>
-        </w:rPr>
-      </w:r>
-      <w:r>
-        <w:rPr>
-          <w:lang w:val="ar_AE" w:bidi="ar_AE"/>
-        </w:rPr>
-      </w:r>
-    </w:p>
-    <w:p>
-      <w:pPr>
-        <w:bidi/>
-      </w:pPr>
-      <w:r>
-        <w:rPr>
+          <w:rtl/>
+          <w:cs/>
+          <w:lang w:val="ar_AE" w:bidi="ar_AE"/>
+        </w:rPr>
+      </w:r>
+      <w:r>
+        <w:rPr>
+          <w:rtl/>
+          <w:cs/>
+          <w:lang w:val="ar_AE" w:bidi="ar_AE"/>
+        </w:rPr>
+      </w:r>
+    </w:p>
+    <w:p>
+      <w:pPr>
+        <w:bidi/>
+      </w:pPr>
+      <w:r>
+        <w:rPr>
+          <w:rtl/>
+          <w:cs/>
           <w:lang w:val="ar_AE" w:bidi="ar_AE"/>
         </w:rPr>
       </w:r>
@@ -6859,12 +8339,16 @@
       </w:pPr>
       <w:r>
         <w:rPr>
+          <w:rtl/>
+          <w:cs/>
           <w:lang w:val="ar_AE" w:bidi="ar_AE"/>
         </w:rPr>
         <w:t>وَيْل</w:t>
       </w:r>
       <w:r>
         <w:rPr>
+          <w:rtl/>
+          <w:cs/>
           <w:lang w:val="ar_AE" w:bidi="ar_AE"/>
         </w:rPr>
       </w:r>
@@ -6876,6 +8360,8 @@
       </w:pPr>
       <w:r>
         <w:rPr>
+          <w:rtl/>
+          <w:cs/>
           <w:lang w:val="ar_AE" w:bidi="ar_AE"/>
         </w:rPr>
         <w:t>التعريف:</w:t>
@@ -6887,11 +8373,15 @@
       </w:pPr>
       <w:r>
         <w:rPr>
-          <w:lang w:val="ar_AE" w:bidi="ar_AE"/>
-        </w:rPr>
-      </w:r>
-      <w:r>
-        <w:rPr>
+          <w:rtl/>
+          <w:cs/>
+          <w:lang w:val="ar_AE" w:bidi="ar_AE"/>
+        </w:rPr>
+      </w:r>
+      <w:r>
+        <w:rPr>
+          <w:rtl/>
+          <w:cs/>
           <w:lang w:val="ar_AE" w:bidi="ar_AE"/>
         </w:rPr>
         <w:t>يشير مصطلح "وَيْل" إلى حالة أو شعور بضيق شديد. كما إنه يقدم تحذيرًا بأن شخصًا ما سيواجه صعاب شديدة الْخَطَر.</w:t>
@@ -6906,11 +8396,15 @@
       </w:pPr>
       <w:r>
         <w:rPr>
-          <w:lang w:val="ar_AE" w:bidi="ar_AE"/>
-        </w:rPr>
-      </w:r>
-      <w:r>
-        <w:rPr>
+          <w:rtl/>
+          <w:cs/>
+          <w:lang w:val="ar_AE" w:bidi="ar_AE"/>
+        </w:rPr>
+      </w:r>
+      <w:r>
+        <w:rPr>
+          <w:rtl/>
+          <w:cs/>
           <w:lang w:val="ar_AE" w:bidi="ar_AE"/>
         </w:rPr>
         <w:t>إن تعبير "وَيْل لكم" يتبعه تحذير للناس بأنهم سيعانون نتيجة العقاب على خطاياهم.</w:t>
@@ -6925,11 +8419,15 @@
       </w:pPr>
       <w:r>
         <w:rPr>
-          <w:lang w:val="ar_AE" w:bidi="ar_AE"/>
-        </w:rPr>
-      </w:r>
-      <w:r>
-        <w:rPr>
+          <w:rtl/>
+          <w:cs/>
+          <w:lang w:val="ar_AE" w:bidi="ar_AE"/>
+        </w:rPr>
+      </w:r>
+      <w:r>
+        <w:rPr>
+          <w:rtl/>
+          <w:cs/>
           <w:lang w:val="ar_AE" w:bidi="ar_AE"/>
         </w:rPr>
         <w:t>في عدة أماكن في الكتاب المقدس، تتكرر كلمة "وَيْل" للتأكيد على دينونة رهيبة بشكل خاص.</w:t>
@@ -6944,11 +8442,15 @@
       </w:pPr>
       <w:r>
         <w:rPr>
-          <w:lang w:val="ar_AE" w:bidi="ar_AE"/>
-        </w:rPr>
-      </w:r>
-      <w:r>
-        <w:rPr>
+          <w:rtl/>
+          <w:cs/>
+          <w:lang w:val="ar_AE" w:bidi="ar_AE"/>
+        </w:rPr>
+      </w:r>
+      <w:r>
+        <w:rPr>
+          <w:rtl/>
+          <w:cs/>
           <w:lang w:val="ar_AE" w:bidi="ar_AE"/>
         </w:rPr>
         <w:t>الشخص الذي يقول "وَيْل يكون لي" أو "وَيْل لي" يعبر عن حزن بسبب معاناة شديدة.</w:t>
@@ -6961,6 +8463,8 @@
       </w:pPr>
       <w:r>
         <w:rPr>
+          <w:rtl/>
+          <w:cs/>
           <w:lang w:val="ar_AE" w:bidi="ar_AE"/>
         </w:rPr>
         <w:t>اقتراحات التَّرْجَمَةً:</w:t>
@@ -6975,11 +8479,15 @@
       </w:pPr>
       <w:r>
         <w:rPr>
-          <w:lang w:val="ar_AE" w:bidi="ar_AE"/>
-        </w:rPr>
-      </w:r>
-      <w:r>
-        <w:rPr>
+          <w:rtl/>
+          <w:cs/>
+          <w:lang w:val="ar_AE" w:bidi="ar_AE"/>
+        </w:rPr>
+      </w:r>
+      <w:r>
+        <w:rPr>
+          <w:rtl/>
+          <w:cs/>
           <w:lang w:val="ar_AE" w:bidi="ar_AE"/>
         </w:rPr>
         <w:t>اعتمادًا على السياق، يمكن أيضًا تَرْجَمَة مصطلح "وَيْل" إلى "أسي شديد" أو "حزن" أو "كارثة" أو "مصيبة".</w:t>
@@ -6994,11 +8502,15 @@
       </w:pPr>
       <w:r>
         <w:rPr>
-          <w:lang w:val="ar_AE" w:bidi="ar_AE"/>
-        </w:rPr>
-      </w:r>
-      <w:r>
-        <w:rPr>
+          <w:rtl/>
+          <w:cs/>
+          <w:lang w:val="ar_AE" w:bidi="ar_AE"/>
+        </w:rPr>
+      </w:r>
+      <w:r>
+        <w:rPr>
+          <w:rtl/>
+          <w:cs/>
           <w:lang w:val="ar_AE" w:bidi="ar_AE"/>
         </w:rPr>
         <w:t>طرق أخرى لترجمة تعبير "وَيْل لـ (اسم المدينة)" يمكن أن تشمل، "كم سيكون الوضع رهيبًا لـ (اسم المدينة)" أو "سيتم معاقبة الناس في (تلك المدينة) بشدة" أو "سيعاني هؤلاء الناس كثيرًا".</w:t>
@@ -7013,11 +8525,15 @@
       </w:pPr>
       <w:r>
         <w:rPr>
-          <w:lang w:val="ar_AE" w:bidi="ar_AE"/>
-        </w:rPr>
-      </w:r>
-      <w:r>
-        <w:rPr>
+          <w:rtl/>
+          <w:cs/>
+          <w:lang w:val="ar_AE" w:bidi="ar_AE"/>
+        </w:rPr>
+      </w:r>
+      <w:r>
+        <w:rPr>
+          <w:rtl/>
+          <w:cs/>
           <w:lang w:val="ar_AE" w:bidi="ar_AE"/>
         </w:rPr>
         <w:t>كما يمكن تَرْجَمَة تعبير "وَيْل يكون لي!" أو "وَيْل لي!" إلى "كم أنا حزين!" أو "أنا حزين جدًا!" أو "كم هذا رهيب لي!"</w:t>
@@ -7032,11 +8548,15 @@
       </w:pPr>
       <w:r>
         <w:rPr>
-          <w:lang w:val="ar_AE" w:bidi="ar_AE"/>
-        </w:rPr>
-      </w:r>
-      <w:r>
-        <w:rPr>
+          <w:rtl/>
+          <w:cs/>
+          <w:lang w:val="ar_AE" w:bidi="ar_AE"/>
+        </w:rPr>
+      </w:r>
+      <w:r>
+        <w:rPr>
+          <w:rtl/>
+          <w:cs/>
           <w:lang w:val="ar_AE" w:bidi="ar_AE"/>
         </w:rPr>
         <w:t>يمكن أيضًا تَرْجَمَة تعبير "وَيْل لك" إلى "ستعاني بشدة" أو "ستواجه مشكلات رهيبة".</w:t>
@@ -7049,6 +8569,8 @@
       </w:pPr>
       <w:r>
         <w:rPr>
+          <w:rtl/>
+          <w:cs/>
           <w:lang w:val="ar_AE" w:bidi="ar_AE"/>
         </w:rPr>
         <w:t>مراجع الكتاب المقدس:</w:t>
@@ -7063,12 +8585,16 @@
       </w:pPr>
       <w:r>
         <w:rPr>
+          <w:rtl/>
+          <w:cs/>
           <w:lang w:val="ar_AE" w:bidi="ar_AE"/>
         </w:rPr>
       </w:r>
       <w:hyperlink r:id="rId95">
         <w:r>
           <w:rPr>
+            <w:rtl/>
+            <w:cs/>
             <w:lang w:val="ar_AE" w:bidi="ar_AE"/>
           </w:rPr>
           <w:rPr>
@@ -7088,12 +8614,16 @@
       </w:pPr>
       <w:r>
         <w:rPr>
+          <w:rtl/>
+          <w:cs/>
           <w:lang w:val="ar_AE" w:bidi="ar_AE"/>
         </w:rPr>
       </w:r>
       <w:hyperlink r:id="rId96">
         <w:r>
           <w:rPr>
+            <w:rtl/>
+            <w:cs/>
             <w:lang w:val="ar_AE" w:bidi="ar_AE"/>
           </w:rPr>
           <w:rPr>
@@ -7113,12 +8643,16 @@
       </w:pPr>
       <w:r>
         <w:rPr>
+          <w:rtl/>
+          <w:cs/>
           <w:lang w:val="ar_AE" w:bidi="ar_AE"/>
         </w:rPr>
       </w:r>
       <w:hyperlink r:id="rId97">
         <w:r>
           <w:rPr>
+            <w:rtl/>
+            <w:cs/>
             <w:lang w:val="ar_AE" w:bidi="ar_AE"/>
           </w:rPr>
           <w:rPr>
@@ -7138,12 +8672,16 @@
       </w:pPr>
       <w:r>
         <w:rPr>
+          <w:rtl/>
+          <w:cs/>
           <w:lang w:val="ar_AE" w:bidi="ar_AE"/>
         </w:rPr>
       </w:r>
       <w:hyperlink r:id="rId98">
         <w:r>
           <w:rPr>
+            <w:rtl/>
+            <w:cs/>
             <w:lang w:val="ar_AE" w:bidi="ar_AE"/>
           </w:rPr>
           <w:rPr>
@@ -7163,12 +8701,16 @@
       </w:pPr>
       <w:r>
         <w:rPr>
+          <w:rtl/>
+          <w:cs/>
           <w:lang w:val="ar_AE" w:bidi="ar_AE"/>
         </w:rPr>
       </w:r>
       <w:hyperlink r:id="rId99">
         <w:r>
           <w:rPr>
+            <w:rtl/>
+            <w:cs/>
             <w:lang w:val="ar_AE" w:bidi="ar_AE"/>
           </w:rPr>
           <w:rPr>
@@ -7188,12 +8730,16 @@
       </w:pPr>
       <w:r>
         <w:rPr>
+          <w:rtl/>
+          <w:cs/>
           <w:lang w:val="ar_AE" w:bidi="ar_AE"/>
         </w:rPr>
       </w:r>
       <w:hyperlink r:id="rId100">
         <w:r>
           <w:rPr>
+            <w:rtl/>
+            <w:cs/>
             <w:lang w:val="ar_AE" w:bidi="ar_AE"/>
           </w:rPr>
           <w:rPr>
@@ -7213,12 +8759,16 @@
       </w:pPr>
       <w:r>
         <w:rPr>
+          <w:rtl/>
+          <w:cs/>
           <w:lang w:val="ar_AE" w:bidi="ar_AE"/>
         </w:rPr>
       </w:r>
       <w:hyperlink r:id="rId101">
         <w:r>
           <w:rPr>
+            <w:rtl/>
+            <w:cs/>
             <w:lang w:val="ar_AE" w:bidi="ar_AE"/>
           </w:rPr>
           <w:rPr>
@@ -7238,12 +8788,16 @@
       </w:pPr>
       <w:r>
         <w:rPr>
+          <w:rtl/>
+          <w:cs/>
           <w:lang w:val="ar_AE" w:bidi="ar_AE"/>
         </w:rPr>
       </w:r>
       <w:hyperlink r:id="rId102">
         <w:r>
           <w:rPr>
+            <w:rtl/>
+            <w:cs/>
             <w:lang w:val="ar_AE" w:bidi="ar_AE"/>
           </w:rPr>
           <w:rPr>
@@ -7261,6 +8815,8 @@
       </w:pPr>
       <w:r>
         <w:rPr>
+          <w:rtl/>
+          <w:cs/>
           <w:lang w:val="ar_AE" w:bidi="ar_AE"/>
         </w:rPr>
         <w:t>بيانات الكلمة:</w:t>
@@ -7275,22 +8831,30 @@
       </w:pPr>
       <w:r>
         <w:rPr>
-          <w:lang w:val="ar_AE" w:bidi="ar_AE"/>
-        </w:rPr>
-      </w:r>
-      <w:r>
-        <w:rPr>
+          <w:rtl/>
+          <w:cs/>
+          <w:lang w:val="ar_AE" w:bidi="ar_AE"/>
+        </w:rPr>
+      </w:r>
+      <w:r>
+        <w:rPr>
+          <w:rtl/>
+          <w:cs/>
           <w:lang w:val="ar_AE" w:bidi="ar_AE"/>
         </w:rPr>
         <w:t>سترونج: H0188، H0190، H0337، H0480، H1929، H1945، H1958، G37590</w:t>
       </w:r>
       <w:r>
         <w:rPr>
-          <w:lang w:val="ar_AE" w:bidi="ar_AE"/>
-        </w:rPr>
-      </w:r>
-      <w:r>
-        <w:rPr>
+          <w:rtl/>
+          <w:cs/>
+          <w:lang w:val="ar_AE" w:bidi="ar_AE"/>
+        </w:rPr>
+      </w:r>
+      <w:r>
+        <w:rPr>
+          <w:rtl/>
+          <w:cs/>
           <w:lang w:val="ar_AE" w:bidi="ar_AE"/>
         </w:rPr>
       </w:r>

--- a/arb/docx/022.content.docx
+++ b/arb/docx/022.content.docx
@@ -473,136 +473,106 @@
           <w:lang w:val="ar_AE" w:bidi="ar_AE"/>
         </w:rPr>
       </w:r>
-      <w:hyperlink r:id="rId13">
-        <w:r>
-          <w:rPr>
-            <w:rtl/>
-            <w:cs/>
-            <w:lang w:val="ar_AE" w:bidi="ar_AE"/>
-          </w:rPr>
-          <w:rPr>
-            <w:color w:val="0000EE"/>
-            <w:u w:val="single"/>
-          </w:rPr>
-          <w:t>2 صموئيل 24: 13–14</w:t>
-        </w:r>
-      </w:hyperlink>
-    </w:p>
-    <w:p>
-      <w:pPr>
-        <w:pStyle w:val="ListBullet"/>
-        <w:bidi/>
-        <w:spacing w:line="240" w:lineRule="auto"/>
-        <w:ind w:left="720"/>
-      </w:pPr>
-      <w:r>
-        <w:rPr>
-          <w:rtl/>
-          <w:cs/>
-          <w:lang w:val="ar_AE" w:bidi="ar_AE"/>
-        </w:rPr>
-      </w:r>
-      <w:hyperlink r:id="rId14">
-        <w:r>
-          <w:rPr>
-            <w:rtl/>
-            <w:cs/>
-            <w:lang w:val="ar_AE" w:bidi="ar_AE"/>
-          </w:rPr>
-          <w:rPr>
-            <w:color w:val="0000EE"/>
-            <w:u w:val="single"/>
-          </w:rPr>
-          <w:t>خروج 9: 14</w:t>
-        </w:r>
-      </w:hyperlink>
-    </w:p>
-    <w:p>
-      <w:pPr>
-        <w:pStyle w:val="ListBullet"/>
-        <w:bidi/>
-        <w:spacing w:line="240" w:lineRule="auto"/>
-        <w:ind w:left="720"/>
-      </w:pPr>
-      <w:r>
-        <w:rPr>
-          <w:rtl/>
-          <w:cs/>
-          <w:lang w:val="ar_AE" w:bidi="ar_AE"/>
-        </w:rPr>
-      </w:r>
-      <w:hyperlink r:id="rId15">
-        <w:r>
-          <w:rPr>
-            <w:rtl/>
-            <w:cs/>
-            <w:lang w:val="ar_AE" w:bidi="ar_AE"/>
-          </w:rPr>
-          <w:rPr>
-            <w:color w:val="0000EE"/>
-            <w:u w:val="single"/>
-          </w:rPr>
-          <w:t>تكوين 12: 17–20</w:t>
-        </w:r>
-      </w:hyperlink>
-    </w:p>
-    <w:p>
-      <w:pPr>
-        <w:pStyle w:val="ListBullet"/>
-        <w:bidi/>
-        <w:spacing w:line="240" w:lineRule="auto"/>
-        <w:ind w:left="720"/>
-      </w:pPr>
-      <w:r>
-        <w:rPr>
-          <w:rtl/>
-          <w:cs/>
-          <w:lang w:val="ar_AE" w:bidi="ar_AE"/>
-        </w:rPr>
-      </w:r>
-      <w:hyperlink r:id="rId16">
-        <w:r>
-          <w:rPr>
-            <w:rtl/>
-            <w:cs/>
-            <w:lang w:val="ar_AE" w:bidi="ar_AE"/>
-          </w:rPr>
-          <w:rPr>
-            <w:color w:val="0000EE"/>
-            <w:u w:val="single"/>
-          </w:rPr>
-          <w:t>لوقا 21: 11</w:t>
-        </w:r>
-      </w:hyperlink>
-    </w:p>
-    <w:p>
-      <w:pPr>
-        <w:pStyle w:val="ListBullet"/>
-        <w:bidi/>
-        <w:spacing w:line="240" w:lineRule="auto"/>
-        <w:ind w:left="720"/>
-      </w:pPr>
-      <w:r>
-        <w:rPr>
-          <w:rtl/>
-          <w:cs/>
-          <w:lang w:val="ar_AE" w:bidi="ar_AE"/>
-        </w:rPr>
-      </w:r>
-      <w:hyperlink r:id="rId17">
-        <w:r>
-          <w:rPr>
-            <w:rtl/>
-            <w:cs/>
-            <w:lang w:val="ar_AE" w:bidi="ar_AE"/>
-          </w:rPr>
-          <w:rPr>
-            <w:color w:val="0000EE"/>
-            <w:u w:val="single"/>
-          </w:rPr>
-          <w:t>رؤيا 9: 18</w:t>
-        </w:r>
-      </w:hyperlink>
+      <w:r>
+        <w:rPr>
+          <w:rtl/>
+          <w:cs/>
+          <w:lang w:val="ar_AE" w:bidi="ar_AE"/>
+        </w:rPr>
+        <w:t>2 صموئيل 24: 13–14</w:t>
+      </w:r>
+    </w:p>
+    <w:p>
+      <w:pPr>
+        <w:pStyle w:val="ListBullet"/>
+        <w:bidi/>
+        <w:spacing w:line="240" w:lineRule="auto"/>
+        <w:ind w:left="720"/>
+      </w:pPr>
+      <w:r>
+        <w:rPr>
+          <w:rtl/>
+          <w:cs/>
+          <w:lang w:val="ar_AE" w:bidi="ar_AE"/>
+        </w:rPr>
+      </w:r>
+      <w:r>
+        <w:rPr>
+          <w:rtl/>
+          <w:cs/>
+          <w:lang w:val="ar_AE" w:bidi="ar_AE"/>
+        </w:rPr>
+        <w:t>خروج 9: 14</w:t>
+      </w:r>
+    </w:p>
+    <w:p>
+      <w:pPr>
+        <w:pStyle w:val="ListBullet"/>
+        <w:bidi/>
+        <w:spacing w:line="240" w:lineRule="auto"/>
+        <w:ind w:left="720"/>
+      </w:pPr>
+      <w:r>
+        <w:rPr>
+          <w:rtl/>
+          <w:cs/>
+          <w:lang w:val="ar_AE" w:bidi="ar_AE"/>
+        </w:rPr>
+      </w:r>
+      <w:r>
+        <w:rPr>
+          <w:rtl/>
+          <w:cs/>
+          <w:lang w:val="ar_AE" w:bidi="ar_AE"/>
+        </w:rPr>
+        <w:t>تكوين 12: 17–20</w:t>
+      </w:r>
+    </w:p>
+    <w:p>
+      <w:pPr>
+        <w:pStyle w:val="ListBullet"/>
+        <w:bidi/>
+        <w:spacing w:line="240" w:lineRule="auto"/>
+        <w:ind w:left="720"/>
+      </w:pPr>
+      <w:r>
+        <w:rPr>
+          <w:rtl/>
+          <w:cs/>
+          <w:lang w:val="ar_AE" w:bidi="ar_AE"/>
+        </w:rPr>
+      </w:r>
+      <w:r>
+        <w:rPr>
+          <w:rtl/>
+          <w:cs/>
+          <w:lang w:val="ar_AE" w:bidi="ar_AE"/>
+        </w:rPr>
+        <w:t>لوقا 21: 11</w:t>
+      </w:r>
+    </w:p>
+    <w:p>
+      <w:pPr>
+        <w:pStyle w:val="ListBullet"/>
+        <w:bidi/>
+        <w:spacing w:line="240" w:lineRule="auto"/>
+        <w:ind w:left="720"/>
+      </w:pPr>
+      <w:r>
+        <w:rPr>
+          <w:rtl/>
+          <w:cs/>
+          <w:lang w:val="ar_AE" w:bidi="ar_AE"/>
+        </w:rPr>
+      </w:r>
+      <w:r>
+        <w:rPr>
+          <w:rtl/>
+          <w:cs/>
+          <w:lang w:val="ar_AE" w:bidi="ar_AE"/>
+        </w:rPr>
+        <w:t>رؤيا 9: 18</w:t>
+      </w:r>
     </w:p>
     <w:p>
       <w:pPr>
@@ -967,107 +937,83 @@
           <w:lang w:val="ar_AE" w:bidi="ar_AE"/>
         </w:rPr>
       </w:r>
-      <w:hyperlink r:id="rId18">
-        <w:r>
-          <w:rPr>
-            <w:rtl/>
-            <w:cs/>
-            <w:lang w:val="ar_AE" w:bidi="ar_AE"/>
-          </w:rPr>
-          <w:rPr>
-            <w:color w:val="0000EE"/>
-            <w:u w:val="single"/>
-          </w:rPr>
-          <w:t>تثنية 4: 13–14</w:t>
-        </w:r>
-      </w:hyperlink>
-    </w:p>
-    <w:p>
-      <w:pPr>
-        <w:pStyle w:val="ListBullet"/>
-        <w:bidi/>
-        <w:spacing w:line="240" w:lineRule="auto"/>
-        <w:ind w:left="720"/>
-      </w:pPr>
-      <w:r>
-        <w:rPr>
-          <w:rtl/>
-          <w:cs/>
-          <w:lang w:val="ar_AE" w:bidi="ar_AE"/>
-        </w:rPr>
-      </w:r>
-      <w:hyperlink r:id="rId19">
-        <w:r>
-          <w:rPr>
-            <w:rtl/>
-            <w:cs/>
-            <w:lang w:val="ar_AE" w:bidi="ar_AE"/>
-          </w:rPr>
-          <w:rPr>
-            <w:color w:val="0000EE"/>
-            <w:u w:val="single"/>
-          </w:rPr>
-          <w:t>تثنية 10: 3–4</w:t>
-        </w:r>
-      </w:hyperlink>
-    </w:p>
-    <w:p>
-      <w:pPr>
-        <w:pStyle w:val="ListBullet"/>
-        <w:bidi/>
-        <w:spacing w:line="240" w:lineRule="auto"/>
-        <w:ind w:left="720"/>
-      </w:pPr>
-      <w:r>
-        <w:rPr>
-          <w:rtl/>
-          <w:cs/>
-          <w:lang w:val="ar_AE" w:bidi="ar_AE"/>
-        </w:rPr>
-      </w:r>
-      <w:hyperlink r:id="rId20">
-        <w:r>
-          <w:rPr>
-            <w:rtl/>
-            <w:cs/>
-            <w:lang w:val="ar_AE" w:bidi="ar_AE"/>
-          </w:rPr>
-          <w:rPr>
-            <w:color w:val="0000EE"/>
-            <w:u w:val="single"/>
-          </w:rPr>
-          <w:t>خروج 34: 27–28</w:t>
-        </w:r>
-      </w:hyperlink>
-    </w:p>
-    <w:p>
-      <w:pPr>
-        <w:pStyle w:val="ListBullet"/>
-        <w:bidi/>
-        <w:spacing w:line="240" w:lineRule="auto"/>
-        <w:ind w:left="720"/>
-      </w:pPr>
-      <w:r>
-        <w:rPr>
-          <w:rtl/>
-          <w:cs/>
-          <w:lang w:val="ar_AE" w:bidi="ar_AE"/>
-        </w:rPr>
-      </w:r>
-      <w:hyperlink r:id="rId21">
-        <w:r>
-          <w:rPr>
-            <w:rtl/>
-            <w:cs/>
-            <w:lang w:val="ar_AE" w:bidi="ar_AE"/>
-          </w:rPr>
-          <w:rPr>
-            <w:color w:val="0000EE"/>
-            <w:u w:val="single"/>
-          </w:rPr>
-          <w:t>لوقا 18: 18–21</w:t>
-        </w:r>
-      </w:hyperlink>
+      <w:r>
+        <w:rPr>
+          <w:rtl/>
+          <w:cs/>
+          <w:lang w:val="ar_AE" w:bidi="ar_AE"/>
+        </w:rPr>
+        <w:t>تثنية 4: 13–14</w:t>
+      </w:r>
+    </w:p>
+    <w:p>
+      <w:pPr>
+        <w:pStyle w:val="ListBullet"/>
+        <w:bidi/>
+        <w:spacing w:line="240" w:lineRule="auto"/>
+        <w:ind w:left="720"/>
+      </w:pPr>
+      <w:r>
+        <w:rPr>
+          <w:rtl/>
+          <w:cs/>
+          <w:lang w:val="ar_AE" w:bidi="ar_AE"/>
+        </w:rPr>
+      </w:r>
+      <w:r>
+        <w:rPr>
+          <w:rtl/>
+          <w:cs/>
+          <w:lang w:val="ar_AE" w:bidi="ar_AE"/>
+        </w:rPr>
+        <w:t>تثنية 10: 3–4</w:t>
+      </w:r>
+    </w:p>
+    <w:p>
+      <w:pPr>
+        <w:pStyle w:val="ListBullet"/>
+        <w:bidi/>
+        <w:spacing w:line="240" w:lineRule="auto"/>
+        <w:ind w:left="720"/>
+      </w:pPr>
+      <w:r>
+        <w:rPr>
+          <w:rtl/>
+          <w:cs/>
+          <w:lang w:val="ar_AE" w:bidi="ar_AE"/>
+        </w:rPr>
+      </w:r>
+      <w:r>
+        <w:rPr>
+          <w:rtl/>
+          <w:cs/>
+          <w:lang w:val="ar_AE" w:bidi="ar_AE"/>
+        </w:rPr>
+        <w:t>خروج 34: 27–28</w:t>
+      </w:r>
+    </w:p>
+    <w:p>
+      <w:pPr>
+        <w:pStyle w:val="ListBullet"/>
+        <w:bidi/>
+        <w:spacing w:line="240" w:lineRule="auto"/>
+        <w:ind w:left="720"/>
+      </w:pPr>
+      <w:r>
+        <w:rPr>
+          <w:rtl/>
+          <w:cs/>
+          <w:lang w:val="ar_AE" w:bidi="ar_AE"/>
+        </w:rPr>
+      </w:r>
+      <w:r>
+        <w:rPr>
+          <w:rtl/>
+          <w:cs/>
+          <w:lang w:val="ar_AE" w:bidi="ar_AE"/>
+        </w:rPr>
+        <w:t>لوقا 18: 18–21</w:t>
+      </w:r>
     </w:p>
     <w:p>
       <w:pPr>
@@ -1898,20 +1844,14 @@
           <w:lang w:val="ar_AE" w:bidi="ar_AE"/>
         </w:rPr>
       </w:r>
-      <w:hyperlink r:id="rId22">
-        <w:r>
-          <w:rPr>
-            <w:rtl/>
-            <w:cs/>
-            <w:lang w:val="ar_AE" w:bidi="ar_AE"/>
-          </w:rPr>
-          <w:rPr>
-            <w:color w:val="0000EE"/>
-            <w:u w:val="single"/>
-          </w:rPr>
-          <w:t>يوحنا 18:1</w:t>
-        </w:r>
-      </w:hyperlink>
+      <w:r>
+        <w:rPr>
+          <w:rtl/>
+          <w:cs/>
+          <w:lang w:val="ar_AE" w:bidi="ar_AE"/>
+        </w:rPr>
+        <w:t>يوحنا 18:1</w:t>
+      </w:r>
     </w:p>
     <w:p>
       <w:pPr>
@@ -2203,194 +2143,152 @@
           <w:lang w:val="ar_AE" w:bidi="ar_AE"/>
         </w:rPr>
       </w:r>
-      <w:hyperlink r:id="rId23">
-        <w:r>
-          <w:rPr>
-            <w:rtl/>
-            <w:cs/>
-            <w:lang w:val="ar_AE" w:bidi="ar_AE"/>
-          </w:rPr>
-          <w:rPr>
-            <w:color w:val="0000EE"/>
-            <w:u w:val="single"/>
-          </w:rPr>
-          <w:t>غلاطية4 :1–2</w:t>
-        </w:r>
-      </w:hyperlink>
-    </w:p>
-    <w:p>
-      <w:pPr>
-        <w:pStyle w:val="ListBullet"/>
-        <w:bidi/>
-        <w:spacing w:line="240" w:lineRule="auto"/>
-        <w:ind w:left="720"/>
-      </w:pPr>
-      <w:r>
-        <w:rPr>
-          <w:rtl/>
-          <w:cs/>
-          <w:lang w:val="ar_AE" w:bidi="ar_AE"/>
-        </w:rPr>
-      </w:r>
-      <w:hyperlink r:id="rId24">
-        <w:r>
-          <w:rPr>
-            <w:rtl/>
-            <w:cs/>
-            <w:lang w:val="ar_AE" w:bidi="ar_AE"/>
-          </w:rPr>
-          <w:rPr>
-            <w:color w:val="0000EE"/>
-            <w:u w:val="single"/>
-          </w:rPr>
-          <w:t>غلاطية4 :7</w:t>
-        </w:r>
-      </w:hyperlink>
-    </w:p>
-    <w:p>
-      <w:pPr>
-        <w:pStyle w:val="ListBullet"/>
-        <w:bidi/>
-        <w:spacing w:line="240" w:lineRule="auto"/>
-        <w:ind w:left="720"/>
-      </w:pPr>
-      <w:r>
-        <w:rPr>
-          <w:rtl/>
-          <w:cs/>
-          <w:lang w:val="ar_AE" w:bidi="ar_AE"/>
-        </w:rPr>
-      </w:r>
-      <w:hyperlink r:id="rId25">
-        <w:r>
-          <w:rPr>
-            <w:rtl/>
-            <w:cs/>
-            <w:lang w:val="ar_AE" w:bidi="ar_AE"/>
-          </w:rPr>
-          <w:rPr>
-            <w:color w:val="0000EE"/>
-            <w:u w:val="single"/>
-          </w:rPr>
-          <w:t>تكوين15 :1</w:t>
-        </w:r>
-      </w:hyperlink>
-    </w:p>
-    <w:p>
-      <w:pPr>
-        <w:pStyle w:val="ListBullet"/>
-        <w:bidi/>
-        <w:spacing w:line="240" w:lineRule="auto"/>
-        <w:ind w:left="720"/>
-      </w:pPr>
-      <w:r>
-        <w:rPr>
-          <w:rtl/>
-          <w:cs/>
-          <w:lang w:val="ar_AE" w:bidi="ar_AE"/>
-        </w:rPr>
-      </w:r>
-      <w:hyperlink r:id="rId26">
-        <w:r>
-          <w:rPr>
-            <w:rtl/>
-            <w:cs/>
-            <w:lang w:val="ar_AE" w:bidi="ar_AE"/>
-          </w:rPr>
-          <w:rPr>
-            <w:color w:val="0000EE"/>
-            <w:u w:val="single"/>
-          </w:rPr>
-          <w:t>تكوين21 :10–11</w:t>
-        </w:r>
-      </w:hyperlink>
-    </w:p>
-    <w:p>
-      <w:pPr>
-        <w:pStyle w:val="ListBullet"/>
-        <w:bidi/>
-        <w:spacing w:line="240" w:lineRule="auto"/>
-        <w:ind w:left="720"/>
-      </w:pPr>
-      <w:r>
-        <w:rPr>
-          <w:rtl/>
-          <w:cs/>
-          <w:lang w:val="ar_AE" w:bidi="ar_AE"/>
-        </w:rPr>
-      </w:r>
-      <w:hyperlink r:id="rId27">
-        <w:r>
-          <w:rPr>
-            <w:rtl/>
-            <w:cs/>
-            <w:lang w:val="ar_AE" w:bidi="ar_AE"/>
-          </w:rPr>
-          <w:rPr>
-            <w:color w:val="0000EE"/>
-            <w:u w:val="single"/>
-          </w:rPr>
-          <w:t>لوقا20 :14</w:t>
-        </w:r>
-      </w:hyperlink>
-    </w:p>
-    <w:p>
-      <w:pPr>
-        <w:pStyle w:val="ListBullet"/>
-        <w:bidi/>
-        <w:spacing w:line="240" w:lineRule="auto"/>
-        <w:ind w:left="720"/>
-      </w:pPr>
-      <w:r>
-        <w:rPr>
-          <w:rtl/>
-          <w:cs/>
-          <w:lang w:val="ar_AE" w:bidi="ar_AE"/>
-        </w:rPr>
-      </w:r>
-      <w:hyperlink r:id="rId28">
-        <w:r>
-          <w:rPr>
-            <w:rtl/>
-            <w:cs/>
-            <w:lang w:val="ar_AE" w:bidi="ar_AE"/>
-          </w:rPr>
-          <w:rPr>
-            <w:color w:val="0000EE"/>
-            <w:u w:val="single"/>
-          </w:rPr>
-          <w:t>مرقس12 :7</w:t>
-        </w:r>
-      </w:hyperlink>
-    </w:p>
-    <w:p>
-      <w:pPr>
-        <w:pStyle w:val="ListBullet"/>
-        <w:bidi/>
-        <w:spacing w:line="240" w:lineRule="auto"/>
-        <w:ind w:left="720"/>
-      </w:pPr>
-      <w:r>
-        <w:rPr>
-          <w:rtl/>
-          <w:cs/>
-          <w:lang w:val="ar_AE" w:bidi="ar_AE"/>
-        </w:rPr>
-      </w:r>
-      <w:hyperlink r:id="rId29">
-        <w:r>
-          <w:rPr>
-            <w:rtl/>
-            <w:cs/>
-            <w:lang w:val="ar_AE" w:bidi="ar_AE"/>
-          </w:rPr>
-          <w:rPr>
-            <w:color w:val="0000EE"/>
-            <w:u w:val="single"/>
-          </w:rPr>
-          <w:t>متى21 :38–39</w:t>
-        </w:r>
-      </w:hyperlink>
+      <w:r>
+        <w:rPr>
+          <w:rtl/>
+          <w:cs/>
+          <w:lang w:val="ar_AE" w:bidi="ar_AE"/>
+        </w:rPr>
+        <w:t>غلاطية4 :1–2</w:t>
+      </w:r>
+    </w:p>
+    <w:p>
+      <w:pPr>
+        <w:pStyle w:val="ListBullet"/>
+        <w:bidi/>
+        <w:spacing w:line="240" w:lineRule="auto"/>
+        <w:ind w:left="720"/>
+      </w:pPr>
+      <w:r>
+        <w:rPr>
+          <w:rtl/>
+          <w:cs/>
+          <w:lang w:val="ar_AE" w:bidi="ar_AE"/>
+        </w:rPr>
+      </w:r>
+      <w:r>
+        <w:rPr>
+          <w:rtl/>
+          <w:cs/>
+          <w:lang w:val="ar_AE" w:bidi="ar_AE"/>
+        </w:rPr>
+        <w:t>غلاطية4 :7</w:t>
+      </w:r>
+    </w:p>
+    <w:p>
+      <w:pPr>
+        <w:pStyle w:val="ListBullet"/>
+        <w:bidi/>
+        <w:spacing w:line="240" w:lineRule="auto"/>
+        <w:ind w:left="720"/>
+      </w:pPr>
+      <w:r>
+        <w:rPr>
+          <w:rtl/>
+          <w:cs/>
+          <w:lang w:val="ar_AE" w:bidi="ar_AE"/>
+        </w:rPr>
+      </w:r>
+      <w:r>
+        <w:rPr>
+          <w:rtl/>
+          <w:cs/>
+          <w:lang w:val="ar_AE" w:bidi="ar_AE"/>
+        </w:rPr>
+        <w:t>تكوين15 :1</w:t>
+      </w:r>
+    </w:p>
+    <w:p>
+      <w:pPr>
+        <w:pStyle w:val="ListBullet"/>
+        <w:bidi/>
+        <w:spacing w:line="240" w:lineRule="auto"/>
+        <w:ind w:left="720"/>
+      </w:pPr>
+      <w:r>
+        <w:rPr>
+          <w:rtl/>
+          <w:cs/>
+          <w:lang w:val="ar_AE" w:bidi="ar_AE"/>
+        </w:rPr>
+      </w:r>
+      <w:r>
+        <w:rPr>
+          <w:rtl/>
+          <w:cs/>
+          <w:lang w:val="ar_AE" w:bidi="ar_AE"/>
+        </w:rPr>
+        <w:t>تكوين21 :10–11</w:t>
+      </w:r>
+    </w:p>
+    <w:p>
+      <w:pPr>
+        <w:pStyle w:val="ListBullet"/>
+        <w:bidi/>
+        <w:spacing w:line="240" w:lineRule="auto"/>
+        <w:ind w:left="720"/>
+      </w:pPr>
+      <w:r>
+        <w:rPr>
+          <w:rtl/>
+          <w:cs/>
+          <w:lang w:val="ar_AE" w:bidi="ar_AE"/>
+        </w:rPr>
+      </w:r>
+      <w:r>
+        <w:rPr>
+          <w:rtl/>
+          <w:cs/>
+          <w:lang w:val="ar_AE" w:bidi="ar_AE"/>
+        </w:rPr>
+        <w:t>لوقا20 :14</w:t>
+      </w:r>
+    </w:p>
+    <w:p>
+      <w:pPr>
+        <w:pStyle w:val="ListBullet"/>
+        <w:bidi/>
+        <w:spacing w:line="240" w:lineRule="auto"/>
+        <w:ind w:left="720"/>
+      </w:pPr>
+      <w:r>
+        <w:rPr>
+          <w:rtl/>
+          <w:cs/>
+          <w:lang w:val="ar_AE" w:bidi="ar_AE"/>
+        </w:rPr>
+      </w:r>
+      <w:r>
+        <w:rPr>
+          <w:rtl/>
+          <w:cs/>
+          <w:lang w:val="ar_AE" w:bidi="ar_AE"/>
+        </w:rPr>
+        <w:t>مرقس12 :7</w:t>
+      </w:r>
+    </w:p>
+    <w:p>
+      <w:pPr>
+        <w:pStyle w:val="ListBullet"/>
+        <w:bidi/>
+        <w:spacing w:line="240" w:lineRule="auto"/>
+        <w:ind w:left="720"/>
+      </w:pPr>
+      <w:r>
+        <w:rPr>
+          <w:rtl/>
+          <w:cs/>
+          <w:lang w:val="ar_AE" w:bidi="ar_AE"/>
+        </w:rPr>
+      </w:r>
+      <w:r>
+        <w:rPr>
+          <w:rtl/>
+          <w:cs/>
+          <w:lang w:val="ar_AE" w:bidi="ar_AE"/>
+        </w:rPr>
+        <w:t>متى21 :38–39</w:t>
+      </w:r>
     </w:p>
     <w:p>
       <w:pPr>
@@ -2852,165 +2750,129 @@
           <w:lang w:val="ar_AE" w:bidi="ar_AE"/>
         </w:rPr>
       </w:r>
-      <w:hyperlink r:id="rId30">
-        <w:r>
-          <w:rPr>
-            <w:rtl/>
-            <w:cs/>
-            <w:lang w:val="ar_AE" w:bidi="ar_AE"/>
-          </w:rPr>
-          <w:rPr>
-            <w:color w:val="0000EE"/>
-            <w:u w:val="single"/>
-          </w:rPr>
-          <w:t>أعمال الرسل7 :9–10</w:t>
-        </w:r>
-      </w:hyperlink>
-    </w:p>
-    <w:p>
-      <w:pPr>
-        <w:pStyle w:val="ListBullet"/>
-        <w:bidi/>
-        <w:spacing w:line="240" w:lineRule="auto"/>
-        <w:ind w:left="720"/>
-      </w:pPr>
-      <w:r>
-        <w:rPr>
-          <w:rtl/>
-          <w:cs/>
-          <w:lang w:val="ar_AE" w:bidi="ar_AE"/>
-        </w:rPr>
-      </w:r>
-      <w:hyperlink r:id="rId31">
-        <w:r>
-          <w:rPr>
-            <w:rtl/>
-            <w:cs/>
-            <w:lang w:val="ar_AE" w:bidi="ar_AE"/>
-          </w:rPr>
-          <w:rPr>
-            <w:color w:val="0000EE"/>
-            <w:u w:val="single"/>
-          </w:rPr>
-          <w:t>أعمال الرسل23 :22</w:t>
-        </w:r>
-      </w:hyperlink>
-    </w:p>
-    <w:p>
-      <w:pPr>
-        <w:pStyle w:val="ListBullet"/>
-        <w:bidi/>
-        <w:spacing w:line="240" w:lineRule="auto"/>
-        <w:ind w:left="720"/>
-      </w:pPr>
-      <w:r>
-        <w:rPr>
-          <w:rtl/>
-          <w:cs/>
-          <w:lang w:val="ar_AE" w:bidi="ar_AE"/>
-        </w:rPr>
-      </w:r>
-      <w:hyperlink r:id="rId32">
-        <w:r>
-          <w:rPr>
-            <w:rtl/>
-            <w:cs/>
-            <w:lang w:val="ar_AE" w:bidi="ar_AE"/>
-          </w:rPr>
-          <w:rPr>
-            <w:color w:val="0000EE"/>
-            <w:u w:val="single"/>
-          </w:rPr>
-          <w:t>أعمال الرسل26 :30</w:t>
-        </w:r>
-      </w:hyperlink>
-    </w:p>
-    <w:p>
-      <w:pPr>
-        <w:pStyle w:val="ListBullet"/>
-        <w:bidi/>
-        <w:spacing w:line="240" w:lineRule="auto"/>
-        <w:ind w:left="720"/>
-      </w:pPr>
-      <w:r>
-        <w:rPr>
-          <w:rtl/>
-          <w:cs/>
-          <w:lang w:val="ar_AE" w:bidi="ar_AE"/>
-        </w:rPr>
-      </w:r>
-      <w:hyperlink r:id="rId33">
-        <w:r>
-          <w:rPr>
-            <w:rtl/>
-            <w:cs/>
-            <w:lang w:val="ar_AE" w:bidi="ar_AE"/>
-          </w:rPr>
-          <w:rPr>
-            <w:color w:val="0000EE"/>
-            <w:u w:val="single"/>
-          </w:rPr>
-          <w:t>مرقس13 :9–10</w:t>
-        </w:r>
-      </w:hyperlink>
-    </w:p>
-    <w:p>
-      <w:pPr>
-        <w:pStyle w:val="ListBullet"/>
-        <w:bidi/>
-        <w:spacing w:line="240" w:lineRule="auto"/>
-        <w:ind w:left="720"/>
-      </w:pPr>
-      <w:r>
-        <w:rPr>
-          <w:rtl/>
-          <w:cs/>
-          <w:lang w:val="ar_AE" w:bidi="ar_AE"/>
-        </w:rPr>
-      </w:r>
-      <w:hyperlink r:id="rId34">
-        <w:r>
-          <w:rPr>
-            <w:rtl/>
-            <w:cs/>
-            <w:lang w:val="ar_AE" w:bidi="ar_AE"/>
-          </w:rPr>
-          <w:rPr>
-            <w:color w:val="0000EE"/>
-            <w:u w:val="single"/>
-          </w:rPr>
-          <w:t>متى10 :18</w:t>
-        </w:r>
-      </w:hyperlink>
-    </w:p>
-    <w:p>
-      <w:pPr>
-        <w:pStyle w:val="ListBullet"/>
-        <w:bidi/>
-        <w:spacing w:line="240" w:lineRule="auto"/>
-        <w:ind w:left="720"/>
-      </w:pPr>
-      <w:r>
-        <w:rPr>
-          <w:rtl/>
-          <w:cs/>
-          <w:lang w:val="ar_AE" w:bidi="ar_AE"/>
-        </w:rPr>
-      </w:r>
-      <w:hyperlink r:id="rId35">
-        <w:r>
-          <w:rPr>
-            <w:rtl/>
-            <w:cs/>
-            <w:lang w:val="ar_AE" w:bidi="ar_AE"/>
-          </w:rPr>
-          <w:rPr>
-            <w:color w:val="0000EE"/>
-            <w:u w:val="single"/>
-          </w:rPr>
-          <w:t>متى27 :1–2</w:t>
-        </w:r>
-      </w:hyperlink>
+      <w:r>
+        <w:rPr>
+          <w:rtl/>
+          <w:cs/>
+          <w:lang w:val="ar_AE" w:bidi="ar_AE"/>
+        </w:rPr>
+        <w:t>أعمال الرسل7 :9–10</w:t>
+      </w:r>
+    </w:p>
+    <w:p>
+      <w:pPr>
+        <w:pStyle w:val="ListBullet"/>
+        <w:bidi/>
+        <w:spacing w:line="240" w:lineRule="auto"/>
+        <w:ind w:left="720"/>
+      </w:pPr>
+      <w:r>
+        <w:rPr>
+          <w:rtl/>
+          <w:cs/>
+          <w:lang w:val="ar_AE" w:bidi="ar_AE"/>
+        </w:rPr>
+      </w:r>
+      <w:r>
+        <w:rPr>
+          <w:rtl/>
+          <w:cs/>
+          <w:lang w:val="ar_AE" w:bidi="ar_AE"/>
+        </w:rPr>
+        <w:t>أعمال الرسل23 :22</w:t>
+      </w:r>
+    </w:p>
+    <w:p>
+      <w:pPr>
+        <w:pStyle w:val="ListBullet"/>
+        <w:bidi/>
+        <w:spacing w:line="240" w:lineRule="auto"/>
+        <w:ind w:left="720"/>
+      </w:pPr>
+      <w:r>
+        <w:rPr>
+          <w:rtl/>
+          <w:cs/>
+          <w:lang w:val="ar_AE" w:bidi="ar_AE"/>
+        </w:rPr>
+      </w:r>
+      <w:r>
+        <w:rPr>
+          <w:rtl/>
+          <w:cs/>
+          <w:lang w:val="ar_AE" w:bidi="ar_AE"/>
+        </w:rPr>
+        <w:t>أعمال الرسل26 :30</w:t>
+      </w:r>
+    </w:p>
+    <w:p>
+      <w:pPr>
+        <w:pStyle w:val="ListBullet"/>
+        <w:bidi/>
+        <w:spacing w:line="240" w:lineRule="auto"/>
+        <w:ind w:left="720"/>
+      </w:pPr>
+      <w:r>
+        <w:rPr>
+          <w:rtl/>
+          <w:cs/>
+          <w:lang w:val="ar_AE" w:bidi="ar_AE"/>
+        </w:rPr>
+      </w:r>
+      <w:r>
+        <w:rPr>
+          <w:rtl/>
+          <w:cs/>
+          <w:lang w:val="ar_AE" w:bidi="ar_AE"/>
+        </w:rPr>
+        <w:t>مرقس13 :9–10</w:t>
+      </w:r>
+    </w:p>
+    <w:p>
+      <w:pPr>
+        <w:pStyle w:val="ListBullet"/>
+        <w:bidi/>
+        <w:spacing w:line="240" w:lineRule="auto"/>
+        <w:ind w:left="720"/>
+      </w:pPr>
+      <w:r>
+        <w:rPr>
+          <w:rtl/>
+          <w:cs/>
+          <w:lang w:val="ar_AE" w:bidi="ar_AE"/>
+        </w:rPr>
+      </w:r>
+      <w:r>
+        <w:rPr>
+          <w:rtl/>
+          <w:cs/>
+          <w:lang w:val="ar_AE" w:bidi="ar_AE"/>
+        </w:rPr>
+        <w:t>متى10 :18</w:t>
+      </w:r>
+    </w:p>
+    <w:p>
+      <w:pPr>
+        <w:pStyle w:val="ListBullet"/>
+        <w:bidi/>
+        <w:spacing w:line="240" w:lineRule="auto"/>
+        <w:ind w:left="720"/>
+      </w:pPr>
+      <w:r>
+        <w:rPr>
+          <w:rtl/>
+          <w:cs/>
+          <w:lang w:val="ar_AE" w:bidi="ar_AE"/>
+        </w:rPr>
+      </w:r>
+      <w:r>
+        <w:rPr>
+          <w:rtl/>
+          <w:cs/>
+          <w:lang w:val="ar_AE" w:bidi="ar_AE"/>
+        </w:rPr>
+        <w:t>متى27 :1–2</w:t>
+      </w:r>
     </w:p>
     <w:p>
       <w:pPr>
@@ -3327,107 +3189,83 @@
           <w:lang w:val="ar_AE" w:bidi="ar_AE"/>
         </w:rPr>
       </w:r>
-      <w:hyperlink r:id="rId36">
-        <w:r>
-          <w:rPr>
-            <w:rtl/>
-            <w:cs/>
-            <w:lang w:val="ar_AE" w:bidi="ar_AE"/>
-          </w:rPr>
-          <w:rPr>
-            <w:color w:val="0000EE"/>
-            <w:u w:val="single"/>
-          </w:rPr>
-          <w:t>1 كورنثوس 10: 20–22</w:t>
-        </w:r>
-      </w:hyperlink>
-    </w:p>
-    <w:p>
-      <w:pPr>
-        <w:pStyle w:val="ListBullet"/>
-        <w:bidi/>
-        <w:spacing w:line="240" w:lineRule="auto"/>
-        <w:ind w:left="720"/>
-      </w:pPr>
-      <w:r>
-        <w:rPr>
-          <w:rtl/>
-          <w:cs/>
-          <w:lang w:val="ar_AE" w:bidi="ar_AE"/>
-        </w:rPr>
-      </w:r>
-      <w:hyperlink r:id="rId37">
-        <w:r>
-          <w:rPr>
-            <w:rtl/>
-            <w:cs/>
-            <w:lang w:val="ar_AE" w:bidi="ar_AE"/>
-          </w:rPr>
-          <w:rPr>
-            <w:color w:val="0000EE"/>
-            <w:u w:val="single"/>
-          </w:rPr>
-          <w:t>1 كورنثوس 12: 1–3</w:t>
-        </w:r>
-      </w:hyperlink>
-    </w:p>
-    <w:p>
-      <w:pPr>
-        <w:pStyle w:val="ListBullet"/>
-        <w:bidi/>
-        <w:spacing w:line="240" w:lineRule="auto"/>
-        <w:ind w:left="720"/>
-      </w:pPr>
-      <w:r>
-        <w:rPr>
-          <w:rtl/>
-          <w:cs/>
-          <w:lang w:val="ar_AE" w:bidi="ar_AE"/>
-        </w:rPr>
-      </w:r>
-      <w:hyperlink r:id="rId38">
-        <w:r>
-          <w:rPr>
-            <w:rtl/>
-            <w:cs/>
-            <w:lang w:val="ar_AE" w:bidi="ar_AE"/>
-          </w:rPr>
-          <w:rPr>
-            <w:color w:val="0000EE"/>
-            <w:u w:val="single"/>
-          </w:rPr>
-          <w:t>2 ملوك 17: 14–15</w:t>
-        </w:r>
-      </w:hyperlink>
-    </w:p>
-    <w:p>
-      <w:pPr>
-        <w:pStyle w:val="ListBullet"/>
-        <w:bidi/>
-        <w:spacing w:line="240" w:lineRule="auto"/>
-        <w:ind w:left="720"/>
-      </w:pPr>
-      <w:r>
-        <w:rPr>
-          <w:rtl/>
-          <w:cs/>
-          <w:lang w:val="ar_AE" w:bidi="ar_AE"/>
-        </w:rPr>
-      </w:r>
-      <w:hyperlink r:id="rId39">
-        <w:r>
-          <w:rPr>
-            <w:rtl/>
-            <w:cs/>
-            <w:lang w:val="ar_AE" w:bidi="ar_AE"/>
-          </w:rPr>
-          <w:rPr>
-            <w:color w:val="0000EE"/>
-            <w:u w:val="single"/>
-          </w:rPr>
-          <w:t>2 ملوك 21: 4–6</w:t>
-        </w:r>
-      </w:hyperlink>
+      <w:r>
+        <w:rPr>
+          <w:rtl/>
+          <w:cs/>
+          <w:lang w:val="ar_AE" w:bidi="ar_AE"/>
+        </w:rPr>
+        <w:t>1 كورنثوس 10: 20–22</w:t>
+      </w:r>
+    </w:p>
+    <w:p>
+      <w:pPr>
+        <w:pStyle w:val="ListBullet"/>
+        <w:bidi/>
+        <w:spacing w:line="240" w:lineRule="auto"/>
+        <w:ind w:left="720"/>
+      </w:pPr>
+      <w:r>
+        <w:rPr>
+          <w:rtl/>
+          <w:cs/>
+          <w:lang w:val="ar_AE" w:bidi="ar_AE"/>
+        </w:rPr>
+      </w:r>
+      <w:r>
+        <w:rPr>
+          <w:rtl/>
+          <w:cs/>
+          <w:lang w:val="ar_AE" w:bidi="ar_AE"/>
+        </w:rPr>
+        <w:t>1 كورنثوس 12: 1–3</w:t>
+      </w:r>
+    </w:p>
+    <w:p>
+      <w:pPr>
+        <w:pStyle w:val="ListBullet"/>
+        <w:bidi/>
+        <w:spacing w:line="240" w:lineRule="auto"/>
+        <w:ind w:left="720"/>
+      </w:pPr>
+      <w:r>
+        <w:rPr>
+          <w:rtl/>
+          <w:cs/>
+          <w:lang w:val="ar_AE" w:bidi="ar_AE"/>
+        </w:rPr>
+      </w:r>
+      <w:r>
+        <w:rPr>
+          <w:rtl/>
+          <w:cs/>
+          <w:lang w:val="ar_AE" w:bidi="ar_AE"/>
+        </w:rPr>
+        <w:t>2 ملوك 17: 14–15</w:t>
+      </w:r>
+    </w:p>
+    <w:p>
+      <w:pPr>
+        <w:pStyle w:val="ListBullet"/>
+        <w:bidi/>
+        <w:spacing w:line="240" w:lineRule="auto"/>
+        <w:ind w:left="720"/>
+      </w:pPr>
+      <w:r>
+        <w:rPr>
+          <w:rtl/>
+          <w:cs/>
+          <w:lang w:val="ar_AE" w:bidi="ar_AE"/>
+        </w:rPr>
+      </w:r>
+      <w:r>
+        <w:rPr>
+          <w:rtl/>
+          <w:cs/>
+          <w:lang w:val="ar_AE" w:bidi="ar_AE"/>
+        </w:rPr>
+        <w:t>2 ملوك 21: 4–6</w:t>
+      </w:r>
     </w:p>
     <w:p>
       <w:pPr>
@@ -3842,165 +3680,129 @@
           <w:lang w:val="ar_AE" w:bidi="ar_AE"/>
         </w:rPr>
       </w:r>
-      <w:hyperlink r:id="rId40">
-        <w:r>
-          <w:rPr>
-            <w:rtl/>
-            <w:cs/>
-            <w:lang w:val="ar_AE" w:bidi="ar_AE"/>
-          </w:rPr>
-          <w:rPr>
-            <w:color w:val="0000EE"/>
-            <w:u w:val="single"/>
-          </w:rPr>
-          <w:t>2 الملوك 19: 12</w:t>
-        </w:r>
-      </w:hyperlink>
-    </w:p>
-    <w:p>
-      <w:pPr>
-        <w:pStyle w:val="ListBullet"/>
-        <w:bidi/>
-        <w:spacing w:line="240" w:lineRule="auto"/>
-        <w:ind w:left="720"/>
-      </w:pPr>
-      <w:r>
-        <w:rPr>
-          <w:rtl/>
-          <w:cs/>
-          <w:lang w:val="ar_AE" w:bidi="ar_AE"/>
-        </w:rPr>
-      </w:r>
-      <w:hyperlink r:id="rId41">
-        <w:r>
-          <w:rPr>
-            <w:rtl/>
-            <w:cs/>
-            <w:lang w:val="ar_AE" w:bidi="ar_AE"/>
-          </w:rPr>
-          <w:rPr>
-            <w:color w:val="0000EE"/>
-            <w:u w:val="single"/>
-          </w:rPr>
-          <w:t>أعمال الرسل 7: 1–3</w:t>
-        </w:r>
-      </w:hyperlink>
-    </w:p>
-    <w:p>
-      <w:pPr>
-        <w:pStyle w:val="ListBullet"/>
-        <w:bidi/>
-        <w:spacing w:line="240" w:lineRule="auto"/>
-        <w:ind w:left="720"/>
-      </w:pPr>
-      <w:r>
-        <w:rPr>
-          <w:rtl/>
-          <w:cs/>
-          <w:lang w:val="ar_AE" w:bidi="ar_AE"/>
-        </w:rPr>
-      </w:r>
-      <w:hyperlink r:id="rId42">
-        <w:r>
-          <w:rPr>
-            <w:rtl/>
-            <w:cs/>
-            <w:lang w:val="ar_AE" w:bidi="ar_AE"/>
-          </w:rPr>
-          <w:rPr>
-            <w:color w:val="0000EE"/>
-            <w:u w:val="single"/>
-          </w:rPr>
-          <w:t>تكوين 11: 31</w:t>
-        </w:r>
-      </w:hyperlink>
-    </w:p>
-    <w:p>
-      <w:pPr>
-        <w:pStyle w:val="ListBullet"/>
-        <w:bidi/>
-        <w:spacing w:line="240" w:lineRule="auto"/>
-        <w:ind w:left="720"/>
-      </w:pPr>
-      <w:r>
-        <w:rPr>
-          <w:rtl/>
-          <w:cs/>
-          <w:lang w:val="ar_AE" w:bidi="ar_AE"/>
-        </w:rPr>
-      </w:r>
-      <w:hyperlink r:id="rId43">
-        <w:r>
-          <w:rPr>
-            <w:rtl/>
-            <w:cs/>
-            <w:lang w:val="ar_AE" w:bidi="ar_AE"/>
-          </w:rPr>
-          <w:rPr>
-            <w:color w:val="0000EE"/>
-            <w:u w:val="single"/>
-          </w:rPr>
-          <w:t>تكوين 27: 43–45</w:t>
-        </w:r>
-      </w:hyperlink>
-    </w:p>
-    <w:p>
-      <w:pPr>
-        <w:pStyle w:val="ListBullet"/>
-        <w:bidi/>
-        <w:spacing w:line="240" w:lineRule="auto"/>
-        <w:ind w:left="720"/>
-      </w:pPr>
-      <w:r>
-        <w:rPr>
-          <w:rtl/>
-          <w:cs/>
-          <w:lang w:val="ar_AE" w:bidi="ar_AE"/>
-        </w:rPr>
-      </w:r>
-      <w:hyperlink r:id="rId44">
-        <w:r>
-          <w:rPr>
-            <w:rtl/>
-            <w:cs/>
-            <w:lang w:val="ar_AE" w:bidi="ar_AE"/>
-          </w:rPr>
-          <w:rPr>
-            <w:color w:val="0000EE"/>
-            <w:u w:val="single"/>
-          </w:rPr>
-          <w:t>تكوين 28: 10–11</w:t>
-        </w:r>
-      </w:hyperlink>
-    </w:p>
-    <w:p>
-      <w:pPr>
-        <w:pStyle w:val="ListBullet"/>
-        <w:bidi/>
-        <w:spacing w:line="240" w:lineRule="auto"/>
-        <w:ind w:left="720"/>
-      </w:pPr>
-      <w:r>
-        <w:rPr>
-          <w:rtl/>
-          <w:cs/>
-          <w:lang w:val="ar_AE" w:bidi="ar_AE"/>
-        </w:rPr>
-      </w:r>
-      <w:hyperlink r:id="rId45">
-        <w:r>
-          <w:rPr>
-            <w:rtl/>
-            <w:cs/>
-            <w:lang w:val="ar_AE" w:bidi="ar_AE"/>
-          </w:rPr>
-          <w:rPr>
-            <w:color w:val="0000EE"/>
-            <w:u w:val="single"/>
-          </w:rPr>
-          <w:t>تكوين 29: 4–6</w:t>
-        </w:r>
-      </w:hyperlink>
+      <w:r>
+        <w:rPr>
+          <w:rtl/>
+          <w:cs/>
+          <w:lang w:val="ar_AE" w:bidi="ar_AE"/>
+        </w:rPr>
+        <w:t>2 الملوك 19: 12</w:t>
+      </w:r>
+    </w:p>
+    <w:p>
+      <w:pPr>
+        <w:pStyle w:val="ListBullet"/>
+        <w:bidi/>
+        <w:spacing w:line="240" w:lineRule="auto"/>
+        <w:ind w:left="720"/>
+      </w:pPr>
+      <w:r>
+        <w:rPr>
+          <w:rtl/>
+          <w:cs/>
+          <w:lang w:val="ar_AE" w:bidi="ar_AE"/>
+        </w:rPr>
+      </w:r>
+      <w:r>
+        <w:rPr>
+          <w:rtl/>
+          <w:cs/>
+          <w:lang w:val="ar_AE" w:bidi="ar_AE"/>
+        </w:rPr>
+        <w:t>أعمال الرسل 7: 1–3</w:t>
+      </w:r>
+    </w:p>
+    <w:p>
+      <w:pPr>
+        <w:pStyle w:val="ListBullet"/>
+        <w:bidi/>
+        <w:spacing w:line="240" w:lineRule="auto"/>
+        <w:ind w:left="720"/>
+      </w:pPr>
+      <w:r>
+        <w:rPr>
+          <w:rtl/>
+          <w:cs/>
+          <w:lang w:val="ar_AE" w:bidi="ar_AE"/>
+        </w:rPr>
+      </w:r>
+      <w:r>
+        <w:rPr>
+          <w:rtl/>
+          <w:cs/>
+          <w:lang w:val="ar_AE" w:bidi="ar_AE"/>
+        </w:rPr>
+        <w:t>تكوين 11: 31</w:t>
+      </w:r>
+    </w:p>
+    <w:p>
+      <w:pPr>
+        <w:pStyle w:val="ListBullet"/>
+        <w:bidi/>
+        <w:spacing w:line="240" w:lineRule="auto"/>
+        <w:ind w:left="720"/>
+      </w:pPr>
+      <w:r>
+        <w:rPr>
+          <w:rtl/>
+          <w:cs/>
+          <w:lang w:val="ar_AE" w:bidi="ar_AE"/>
+        </w:rPr>
+      </w:r>
+      <w:r>
+        <w:rPr>
+          <w:rtl/>
+          <w:cs/>
+          <w:lang w:val="ar_AE" w:bidi="ar_AE"/>
+        </w:rPr>
+        <w:t>تكوين 27: 43–45</w:t>
+      </w:r>
+    </w:p>
+    <w:p>
+      <w:pPr>
+        <w:pStyle w:val="ListBullet"/>
+        <w:bidi/>
+        <w:spacing w:line="240" w:lineRule="auto"/>
+        <w:ind w:left="720"/>
+      </w:pPr>
+      <w:r>
+        <w:rPr>
+          <w:rtl/>
+          <w:cs/>
+          <w:lang w:val="ar_AE" w:bidi="ar_AE"/>
+        </w:rPr>
+      </w:r>
+      <w:r>
+        <w:rPr>
+          <w:rtl/>
+          <w:cs/>
+          <w:lang w:val="ar_AE" w:bidi="ar_AE"/>
+        </w:rPr>
+        <w:t>تكوين 28: 10–11</w:t>
+      </w:r>
+    </w:p>
+    <w:p>
+      <w:pPr>
+        <w:pStyle w:val="ListBullet"/>
+        <w:bidi/>
+        <w:spacing w:line="240" w:lineRule="auto"/>
+        <w:ind w:left="720"/>
+      </w:pPr>
+      <w:r>
+        <w:rPr>
+          <w:rtl/>
+          <w:cs/>
+          <w:lang w:val="ar_AE" w:bidi="ar_AE"/>
+        </w:rPr>
+      </w:r>
+      <w:r>
+        <w:rPr>
+          <w:rtl/>
+          <w:cs/>
+          <w:lang w:val="ar_AE" w:bidi="ar_AE"/>
+        </w:rPr>
+        <w:t>تكوين 29: 4–6</w:t>
+      </w:r>
     </w:p>
     <w:p>
       <w:pPr>
@@ -4395,165 +4197,129 @@
           <w:lang w:val="ar_AE" w:bidi="ar_AE"/>
         </w:rPr>
       </w:r>
-      <w:hyperlink r:id="rId46">
-        <w:r>
-          <w:rPr>
-            <w:rtl/>
-            <w:cs/>
-            <w:lang w:val="ar_AE" w:bidi="ar_AE"/>
-          </w:rPr>
-          <w:rPr>
-            <w:color w:val="0000EE"/>
-            <w:u w:val="single"/>
-          </w:rPr>
-          <w:t>1 كورنثوس 15: 32</w:t>
-        </w:r>
-      </w:hyperlink>
-    </w:p>
-    <w:p>
-      <w:pPr>
-        <w:pStyle w:val="ListBullet"/>
-        <w:bidi/>
-        <w:spacing w:line="240" w:lineRule="auto"/>
-        <w:ind w:left="720"/>
-      </w:pPr>
-      <w:r>
-        <w:rPr>
-          <w:rtl/>
-          <w:cs/>
-          <w:lang w:val="ar_AE" w:bidi="ar_AE"/>
-        </w:rPr>
-      </w:r>
-      <w:hyperlink r:id="rId47">
-        <w:r>
-          <w:rPr>
-            <w:rtl/>
-            <w:cs/>
-            <w:lang w:val="ar_AE" w:bidi="ar_AE"/>
-          </w:rPr>
-          <w:rPr>
-            <w:color w:val="0000EE"/>
-            <w:u w:val="single"/>
-          </w:rPr>
-          <w:t>1 صموئيل 17: 44</w:t>
-        </w:r>
-      </w:hyperlink>
-    </w:p>
-    <w:p>
-      <w:pPr>
-        <w:pStyle w:val="ListBullet"/>
-        <w:bidi/>
-        <w:spacing w:line="240" w:lineRule="auto"/>
-        <w:ind w:left="720"/>
-      </w:pPr>
-      <w:r>
-        <w:rPr>
-          <w:rtl/>
-          <w:cs/>
-          <w:lang w:val="ar_AE" w:bidi="ar_AE"/>
-        </w:rPr>
-      </w:r>
-      <w:hyperlink r:id="rId48">
-        <w:r>
-          <w:rPr>
-            <w:rtl/>
-            <w:cs/>
-            <w:lang w:val="ar_AE" w:bidi="ar_AE"/>
-          </w:rPr>
-          <w:rPr>
-            <w:color w:val="0000EE"/>
-            <w:u w:val="single"/>
-          </w:rPr>
-          <w:t>2 أخبار الأيام 25: 18</w:t>
-        </w:r>
-      </w:hyperlink>
-    </w:p>
-    <w:p>
-      <w:pPr>
-        <w:pStyle w:val="ListBullet"/>
-        <w:bidi/>
-        <w:spacing w:line="240" w:lineRule="auto"/>
-        <w:ind w:left="720"/>
-      </w:pPr>
-      <w:r>
-        <w:rPr>
-          <w:rtl/>
-          <w:cs/>
-          <w:lang w:val="ar_AE" w:bidi="ar_AE"/>
-        </w:rPr>
-      </w:r>
-      <w:hyperlink r:id="rId49">
-        <w:r>
-          <w:rPr>
-            <w:rtl/>
-            <w:cs/>
-            <w:lang w:val="ar_AE" w:bidi="ar_AE"/>
-          </w:rPr>
-          <w:rPr>
-            <w:color w:val="0000EE"/>
-            <w:u w:val="single"/>
-          </w:rPr>
-          <w:t>إرميا 16: 1–4</w:t>
-        </w:r>
-      </w:hyperlink>
-    </w:p>
-    <w:p>
-      <w:pPr>
-        <w:pStyle w:val="ListBullet"/>
-        <w:bidi/>
-        <w:spacing w:line="240" w:lineRule="auto"/>
-        <w:ind w:left="720"/>
-      </w:pPr>
-      <w:r>
-        <w:rPr>
-          <w:rtl/>
-          <w:cs/>
-          <w:lang w:val="ar_AE" w:bidi="ar_AE"/>
-        </w:rPr>
-      </w:r>
-      <w:hyperlink r:id="rId50">
-        <w:r>
-          <w:rPr>
-            <w:rtl/>
-            <w:cs/>
-            <w:lang w:val="ar_AE" w:bidi="ar_AE"/>
-          </w:rPr>
-          <w:rPr>
-            <w:color w:val="0000EE"/>
-            <w:u w:val="single"/>
-          </w:rPr>
-          <w:t>لاويين 7: 21</w:t>
-        </w:r>
-      </w:hyperlink>
-    </w:p>
-    <w:p>
-      <w:pPr>
-        <w:pStyle w:val="ListBullet"/>
-        <w:bidi/>
-        <w:spacing w:line="240" w:lineRule="auto"/>
-        <w:ind w:left="720"/>
-      </w:pPr>
-      <w:r>
-        <w:rPr>
-          <w:rtl/>
-          <w:cs/>
-          <w:lang w:val="ar_AE" w:bidi="ar_AE"/>
-        </w:rPr>
-      </w:r>
-      <w:hyperlink r:id="rId51">
-        <w:r>
-          <w:rPr>
-            <w:rtl/>
-            <w:cs/>
-            <w:lang w:val="ar_AE" w:bidi="ar_AE"/>
-          </w:rPr>
-          <w:rPr>
-            <w:color w:val="0000EE"/>
-            <w:u w:val="single"/>
-          </w:rPr>
-          <w:t>مزامير 49: 12–13</w:t>
-        </w:r>
-      </w:hyperlink>
+      <w:r>
+        <w:rPr>
+          <w:rtl/>
+          <w:cs/>
+          <w:lang w:val="ar_AE" w:bidi="ar_AE"/>
+        </w:rPr>
+        <w:t>1 كورنثوس 15: 32</w:t>
+      </w:r>
+    </w:p>
+    <w:p>
+      <w:pPr>
+        <w:pStyle w:val="ListBullet"/>
+        <w:bidi/>
+        <w:spacing w:line="240" w:lineRule="auto"/>
+        <w:ind w:left="720"/>
+      </w:pPr>
+      <w:r>
+        <w:rPr>
+          <w:rtl/>
+          <w:cs/>
+          <w:lang w:val="ar_AE" w:bidi="ar_AE"/>
+        </w:rPr>
+      </w:r>
+      <w:r>
+        <w:rPr>
+          <w:rtl/>
+          <w:cs/>
+          <w:lang w:val="ar_AE" w:bidi="ar_AE"/>
+        </w:rPr>
+        <w:t>1 صموئيل 17: 44</w:t>
+      </w:r>
+    </w:p>
+    <w:p>
+      <w:pPr>
+        <w:pStyle w:val="ListBullet"/>
+        <w:bidi/>
+        <w:spacing w:line="240" w:lineRule="auto"/>
+        <w:ind w:left="720"/>
+      </w:pPr>
+      <w:r>
+        <w:rPr>
+          <w:rtl/>
+          <w:cs/>
+          <w:lang w:val="ar_AE" w:bidi="ar_AE"/>
+        </w:rPr>
+      </w:r>
+      <w:r>
+        <w:rPr>
+          <w:rtl/>
+          <w:cs/>
+          <w:lang w:val="ar_AE" w:bidi="ar_AE"/>
+        </w:rPr>
+        <w:t>2 أخبار الأيام 25: 18</w:t>
+      </w:r>
+    </w:p>
+    <w:p>
+      <w:pPr>
+        <w:pStyle w:val="ListBullet"/>
+        <w:bidi/>
+        <w:spacing w:line="240" w:lineRule="auto"/>
+        <w:ind w:left="720"/>
+      </w:pPr>
+      <w:r>
+        <w:rPr>
+          <w:rtl/>
+          <w:cs/>
+          <w:lang w:val="ar_AE" w:bidi="ar_AE"/>
+        </w:rPr>
+      </w:r>
+      <w:r>
+        <w:rPr>
+          <w:rtl/>
+          <w:cs/>
+          <w:lang w:val="ar_AE" w:bidi="ar_AE"/>
+        </w:rPr>
+        <w:t>إرميا 16: 1–4</w:t>
+      </w:r>
+    </w:p>
+    <w:p>
+      <w:pPr>
+        <w:pStyle w:val="ListBullet"/>
+        <w:bidi/>
+        <w:spacing w:line="240" w:lineRule="auto"/>
+        <w:ind w:left="720"/>
+      </w:pPr>
+      <w:r>
+        <w:rPr>
+          <w:rtl/>
+          <w:cs/>
+          <w:lang w:val="ar_AE" w:bidi="ar_AE"/>
+        </w:rPr>
+      </w:r>
+      <w:r>
+        <w:rPr>
+          <w:rtl/>
+          <w:cs/>
+          <w:lang w:val="ar_AE" w:bidi="ar_AE"/>
+        </w:rPr>
+        <w:t>لاويين 7: 21</w:t>
+      </w:r>
+    </w:p>
+    <w:p>
+      <w:pPr>
+        <w:pStyle w:val="ListBullet"/>
+        <w:bidi/>
+        <w:spacing w:line="240" w:lineRule="auto"/>
+        <w:ind w:left="720"/>
+      </w:pPr>
+      <w:r>
+        <w:rPr>
+          <w:rtl/>
+          <w:cs/>
+          <w:lang w:val="ar_AE" w:bidi="ar_AE"/>
+        </w:rPr>
+      </w:r>
+      <w:r>
+        <w:rPr>
+          <w:rtl/>
+          <w:cs/>
+          <w:lang w:val="ar_AE" w:bidi="ar_AE"/>
+        </w:rPr>
+        <w:t>مزامير 49: 12–13</w:t>
+      </w:r>
     </w:p>
     <w:p>
       <w:pPr>
@@ -4806,165 +4572,129 @@
           <w:lang w:val="ar_AE" w:bidi="ar_AE"/>
         </w:rPr>
       </w:r>
-      <w:hyperlink r:id="rId52">
-        <w:r>
-          <w:rPr>
-            <w:rtl/>
-            <w:cs/>
-            <w:lang w:val="ar_AE" w:bidi="ar_AE"/>
-          </w:rPr>
-          <w:rPr>
-            <w:color w:val="0000EE"/>
-            <w:u w:val="single"/>
-          </w:rPr>
-          <w:t>1 بطرس 3: 15–17</w:t>
-        </w:r>
-      </w:hyperlink>
-    </w:p>
-    <w:p>
-      <w:pPr>
-        <w:pStyle w:val="ListBullet"/>
-        <w:bidi/>
-        <w:spacing w:line="240" w:lineRule="auto"/>
-        <w:ind w:left="720"/>
-      </w:pPr>
-      <w:r>
-        <w:rPr>
-          <w:rtl/>
-          <w:cs/>
-          <w:lang w:val="ar_AE" w:bidi="ar_AE"/>
-        </w:rPr>
-      </w:r>
-      <w:hyperlink r:id="rId53">
-        <w:r>
-          <w:rPr>
-            <w:rtl/>
-            <w:cs/>
-            <w:lang w:val="ar_AE" w:bidi="ar_AE"/>
-          </w:rPr>
-          <w:rPr>
-            <w:color w:val="0000EE"/>
-            <w:u w:val="single"/>
-          </w:rPr>
-          <w:t>2 كورنثوس 10: 1–2</w:t>
-        </w:r>
-      </w:hyperlink>
-    </w:p>
-    <w:p>
-      <w:pPr>
-        <w:pStyle w:val="ListBullet"/>
-        <w:bidi/>
-        <w:spacing w:line="240" w:lineRule="auto"/>
-        <w:ind w:left="720"/>
-      </w:pPr>
-      <w:r>
-        <w:rPr>
-          <w:rtl/>
-          <w:cs/>
-          <w:lang w:val="ar_AE" w:bidi="ar_AE"/>
-        </w:rPr>
-      </w:r>
-      <w:hyperlink r:id="rId54">
-        <w:r>
-          <w:rPr>
-            <w:rtl/>
-            <w:cs/>
-            <w:lang w:val="ar_AE" w:bidi="ar_AE"/>
-          </w:rPr>
-          <w:rPr>
-            <w:color w:val="0000EE"/>
-            <w:u w:val="single"/>
-          </w:rPr>
-          <w:t>2 تيموثاوس 2: 25</w:t>
-        </w:r>
-      </w:hyperlink>
-    </w:p>
-    <w:p>
-      <w:pPr>
-        <w:pStyle w:val="ListBullet"/>
-        <w:bidi/>
-        <w:spacing w:line="240" w:lineRule="auto"/>
-        <w:ind w:left="720"/>
-      </w:pPr>
-      <w:r>
-        <w:rPr>
-          <w:rtl/>
-          <w:cs/>
-          <w:lang w:val="ar_AE" w:bidi="ar_AE"/>
-        </w:rPr>
-      </w:r>
-      <w:hyperlink r:id="rId55">
-        <w:r>
-          <w:rPr>
-            <w:rtl/>
-            <w:cs/>
-            <w:lang w:val="ar_AE" w:bidi="ar_AE"/>
-          </w:rPr>
-          <w:rPr>
-            <w:color w:val="0000EE"/>
-            <w:u w:val="single"/>
-          </w:rPr>
-          <w:t>متى 5: 5</w:t>
-        </w:r>
-      </w:hyperlink>
-    </w:p>
-    <w:p>
-      <w:pPr>
-        <w:pStyle w:val="ListBullet"/>
-        <w:bidi/>
-        <w:spacing w:line="240" w:lineRule="auto"/>
-        <w:ind w:left="720"/>
-      </w:pPr>
-      <w:r>
-        <w:rPr>
-          <w:rtl/>
-          <w:cs/>
-          <w:lang w:val="ar_AE" w:bidi="ar_AE"/>
-        </w:rPr>
-      </w:r>
-      <w:hyperlink r:id="rId56">
-        <w:r>
-          <w:rPr>
-            <w:rtl/>
-            <w:cs/>
-            <w:lang w:val="ar_AE" w:bidi="ar_AE"/>
-          </w:rPr>
-          <w:rPr>
-            <w:color w:val="0000EE"/>
-            <w:u w:val="single"/>
-          </w:rPr>
-          <w:t>متى 11: 29</w:t>
-        </w:r>
-      </w:hyperlink>
-    </w:p>
-    <w:p>
-      <w:pPr>
-        <w:pStyle w:val="ListBullet"/>
-        <w:bidi/>
-        <w:spacing w:line="240" w:lineRule="auto"/>
-        <w:ind w:left="720"/>
-      </w:pPr>
-      <w:r>
-        <w:rPr>
-          <w:rtl/>
-          <w:cs/>
-          <w:lang w:val="ar_AE" w:bidi="ar_AE"/>
-        </w:rPr>
-      </w:r>
-      <w:hyperlink r:id="rId57">
-        <w:r>
-          <w:rPr>
-            <w:rtl/>
-            <w:cs/>
-            <w:lang w:val="ar_AE" w:bidi="ar_AE"/>
-          </w:rPr>
-          <w:rPr>
-            <w:color w:val="0000EE"/>
-            <w:u w:val="single"/>
-          </w:rPr>
-          <w:t>مزامير 37: 11</w:t>
-        </w:r>
-      </w:hyperlink>
+      <w:r>
+        <w:rPr>
+          <w:rtl/>
+          <w:cs/>
+          <w:lang w:val="ar_AE" w:bidi="ar_AE"/>
+        </w:rPr>
+        <w:t>1 بطرس 3: 15–17</w:t>
+      </w:r>
+    </w:p>
+    <w:p>
+      <w:pPr>
+        <w:pStyle w:val="ListBullet"/>
+        <w:bidi/>
+        <w:spacing w:line="240" w:lineRule="auto"/>
+        <w:ind w:left="720"/>
+      </w:pPr>
+      <w:r>
+        <w:rPr>
+          <w:rtl/>
+          <w:cs/>
+          <w:lang w:val="ar_AE" w:bidi="ar_AE"/>
+        </w:rPr>
+      </w:r>
+      <w:r>
+        <w:rPr>
+          <w:rtl/>
+          <w:cs/>
+          <w:lang w:val="ar_AE" w:bidi="ar_AE"/>
+        </w:rPr>
+        <w:t>2 كورنثوس 10: 1–2</w:t>
+      </w:r>
+    </w:p>
+    <w:p>
+      <w:pPr>
+        <w:pStyle w:val="ListBullet"/>
+        <w:bidi/>
+        <w:spacing w:line="240" w:lineRule="auto"/>
+        <w:ind w:left="720"/>
+      </w:pPr>
+      <w:r>
+        <w:rPr>
+          <w:rtl/>
+          <w:cs/>
+          <w:lang w:val="ar_AE" w:bidi="ar_AE"/>
+        </w:rPr>
+      </w:r>
+      <w:r>
+        <w:rPr>
+          <w:rtl/>
+          <w:cs/>
+          <w:lang w:val="ar_AE" w:bidi="ar_AE"/>
+        </w:rPr>
+        <w:t>2 تيموثاوس 2: 25</w:t>
+      </w:r>
+    </w:p>
+    <w:p>
+      <w:pPr>
+        <w:pStyle w:val="ListBullet"/>
+        <w:bidi/>
+        <w:spacing w:line="240" w:lineRule="auto"/>
+        <w:ind w:left="720"/>
+      </w:pPr>
+      <w:r>
+        <w:rPr>
+          <w:rtl/>
+          <w:cs/>
+          <w:lang w:val="ar_AE" w:bidi="ar_AE"/>
+        </w:rPr>
+      </w:r>
+      <w:r>
+        <w:rPr>
+          <w:rtl/>
+          <w:cs/>
+          <w:lang w:val="ar_AE" w:bidi="ar_AE"/>
+        </w:rPr>
+        <w:t>متى 5: 5</w:t>
+      </w:r>
+    </w:p>
+    <w:p>
+      <w:pPr>
+        <w:pStyle w:val="ListBullet"/>
+        <w:bidi/>
+        <w:spacing w:line="240" w:lineRule="auto"/>
+        <w:ind w:left="720"/>
+      </w:pPr>
+      <w:r>
+        <w:rPr>
+          <w:rtl/>
+          <w:cs/>
+          <w:lang w:val="ar_AE" w:bidi="ar_AE"/>
+        </w:rPr>
+      </w:r>
+      <w:r>
+        <w:rPr>
+          <w:rtl/>
+          <w:cs/>
+          <w:lang w:val="ar_AE" w:bidi="ar_AE"/>
+        </w:rPr>
+        <w:t>متى 11: 29</w:t>
+      </w:r>
+    </w:p>
+    <w:p>
+      <w:pPr>
+        <w:pStyle w:val="ListBullet"/>
+        <w:bidi/>
+        <w:spacing w:line="240" w:lineRule="auto"/>
+        <w:ind w:left="720"/>
+      </w:pPr>
+      <w:r>
+        <w:rPr>
+          <w:rtl/>
+          <w:cs/>
+          <w:lang w:val="ar_AE" w:bidi="ar_AE"/>
+        </w:rPr>
+      </w:r>
+      <w:r>
+        <w:rPr>
+          <w:rtl/>
+          <w:cs/>
+          <w:lang w:val="ar_AE" w:bidi="ar_AE"/>
+        </w:rPr>
+        <w:t>مزامير 37: 11</w:t>
+      </w:r>
     </w:p>
     <w:p>
       <w:pPr>
@@ -5270,136 +5000,106 @@
           <w:lang w:val="ar_AE" w:bidi="ar_AE"/>
         </w:rPr>
       </w:r>
-      <w:hyperlink r:id="rId58">
-        <w:r>
-          <w:rPr>
-            <w:rtl/>
-            <w:cs/>
-            <w:lang w:val="ar_AE" w:bidi="ar_AE"/>
-          </w:rPr>
-          <w:rPr>
-            <w:color w:val="0000EE"/>
-            <w:u w:val="single"/>
-          </w:rPr>
-          <w:t>تيموثاوس الأولى 2:5</w:t>
-        </w:r>
-      </w:hyperlink>
-    </w:p>
-    <w:p>
-      <w:pPr>
-        <w:pStyle w:val="ListBullet"/>
-        <w:bidi/>
-        <w:spacing w:line="240" w:lineRule="auto"/>
-        <w:ind w:left="720"/>
-      </w:pPr>
-      <w:r>
-        <w:rPr>
-          <w:rtl/>
-          <w:cs/>
-          <w:lang w:val="ar_AE" w:bidi="ar_AE"/>
-        </w:rPr>
-      </w:r>
-      <w:hyperlink r:id="rId59">
-        <w:r>
-          <w:rPr>
-            <w:rtl/>
-            <w:cs/>
-            <w:lang w:val="ar_AE" w:bidi="ar_AE"/>
-          </w:rPr>
-          <w:rPr>
-            <w:color w:val="0000EE"/>
-            <w:u w:val="single"/>
-          </w:rPr>
-          <w:t>غلاطية 3:20</w:t>
-        </w:r>
-      </w:hyperlink>
-    </w:p>
-    <w:p>
-      <w:pPr>
-        <w:pStyle w:val="ListBullet"/>
-        <w:bidi/>
-        <w:spacing w:line="240" w:lineRule="auto"/>
-        <w:ind w:left="720"/>
-      </w:pPr>
-      <w:r>
-        <w:rPr>
-          <w:rtl/>
-          <w:cs/>
-          <w:lang w:val="ar_AE" w:bidi="ar_AE"/>
-        </w:rPr>
-      </w:r>
-      <w:hyperlink r:id="rId60">
-        <w:r>
-          <w:rPr>
-            <w:rtl/>
-            <w:cs/>
-            <w:lang w:val="ar_AE" w:bidi="ar_AE"/>
-          </w:rPr>
-          <w:rPr>
-            <w:color w:val="0000EE"/>
-            <w:u w:val="single"/>
-          </w:rPr>
-          <w:t>عبرانيين 8:6</w:t>
-        </w:r>
-      </w:hyperlink>
-    </w:p>
-    <w:p>
-      <w:pPr>
-        <w:pStyle w:val="ListBullet"/>
-        <w:bidi/>
-        <w:spacing w:line="240" w:lineRule="auto"/>
-        <w:ind w:left="720"/>
-      </w:pPr>
-      <w:r>
-        <w:rPr>
-          <w:rtl/>
-          <w:cs/>
-          <w:lang w:val="ar_AE" w:bidi="ar_AE"/>
-        </w:rPr>
-      </w:r>
-      <w:hyperlink r:id="rId61">
-        <w:r>
-          <w:rPr>
-            <w:rtl/>
-            <w:cs/>
-            <w:lang w:val="ar_AE" w:bidi="ar_AE"/>
-          </w:rPr>
-          <w:rPr>
-            <w:color w:val="0000EE"/>
-            <w:u w:val="single"/>
-          </w:rPr>
-          <w:t>عبرانيين 12:24</w:t>
-        </w:r>
-      </w:hyperlink>
-    </w:p>
-    <w:p>
-      <w:pPr>
-        <w:pStyle w:val="ListBullet"/>
-        <w:bidi/>
-        <w:spacing w:line="240" w:lineRule="auto"/>
-        <w:ind w:left="720"/>
-      </w:pPr>
-      <w:r>
-        <w:rPr>
-          <w:rtl/>
-          <w:cs/>
-          <w:lang w:val="ar_AE" w:bidi="ar_AE"/>
-        </w:rPr>
-      </w:r>
-      <w:hyperlink r:id="rId62">
-        <w:r>
-          <w:rPr>
-            <w:rtl/>
-            <w:cs/>
-            <w:lang w:val="ar_AE" w:bidi="ar_AE"/>
-          </w:rPr>
-          <w:rPr>
-            <w:color w:val="0000EE"/>
-            <w:u w:val="single"/>
-          </w:rPr>
-          <w:t>لوقا 12:14</w:t>
-        </w:r>
-      </w:hyperlink>
+      <w:r>
+        <w:rPr>
+          <w:rtl/>
+          <w:cs/>
+          <w:lang w:val="ar_AE" w:bidi="ar_AE"/>
+        </w:rPr>
+        <w:t>تيموثاوس الأولى 2:5</w:t>
+      </w:r>
+    </w:p>
+    <w:p>
+      <w:pPr>
+        <w:pStyle w:val="ListBullet"/>
+        <w:bidi/>
+        <w:spacing w:line="240" w:lineRule="auto"/>
+        <w:ind w:left="720"/>
+      </w:pPr>
+      <w:r>
+        <w:rPr>
+          <w:rtl/>
+          <w:cs/>
+          <w:lang w:val="ar_AE" w:bidi="ar_AE"/>
+        </w:rPr>
+      </w:r>
+      <w:r>
+        <w:rPr>
+          <w:rtl/>
+          <w:cs/>
+          <w:lang w:val="ar_AE" w:bidi="ar_AE"/>
+        </w:rPr>
+        <w:t>غلاطية 3:20</w:t>
+      </w:r>
+    </w:p>
+    <w:p>
+      <w:pPr>
+        <w:pStyle w:val="ListBullet"/>
+        <w:bidi/>
+        <w:spacing w:line="240" w:lineRule="auto"/>
+        <w:ind w:left="720"/>
+      </w:pPr>
+      <w:r>
+        <w:rPr>
+          <w:rtl/>
+          <w:cs/>
+          <w:lang w:val="ar_AE" w:bidi="ar_AE"/>
+        </w:rPr>
+      </w:r>
+      <w:r>
+        <w:rPr>
+          <w:rtl/>
+          <w:cs/>
+          <w:lang w:val="ar_AE" w:bidi="ar_AE"/>
+        </w:rPr>
+        <w:t>عبرانيين 8:6</w:t>
+      </w:r>
+    </w:p>
+    <w:p>
+      <w:pPr>
+        <w:pStyle w:val="ListBullet"/>
+        <w:bidi/>
+        <w:spacing w:line="240" w:lineRule="auto"/>
+        <w:ind w:left="720"/>
+      </w:pPr>
+      <w:r>
+        <w:rPr>
+          <w:rtl/>
+          <w:cs/>
+          <w:lang w:val="ar_AE" w:bidi="ar_AE"/>
+        </w:rPr>
+      </w:r>
+      <w:r>
+        <w:rPr>
+          <w:rtl/>
+          <w:cs/>
+          <w:lang w:val="ar_AE" w:bidi="ar_AE"/>
+        </w:rPr>
+        <w:t>عبرانيين 12:24</w:t>
+      </w:r>
+    </w:p>
+    <w:p>
+      <w:pPr>
+        <w:pStyle w:val="ListBullet"/>
+        <w:bidi/>
+        <w:spacing w:line="240" w:lineRule="auto"/>
+        <w:ind w:left="720"/>
+      </w:pPr>
+      <w:r>
+        <w:rPr>
+          <w:rtl/>
+          <w:cs/>
+          <w:lang w:val="ar_AE" w:bidi="ar_AE"/>
+        </w:rPr>
+      </w:r>
+      <w:r>
+        <w:rPr>
+          <w:rtl/>
+          <w:cs/>
+          <w:lang w:val="ar_AE" w:bidi="ar_AE"/>
+        </w:rPr>
+        <w:t>لوقا 12:14</w:t>
+      </w:r>
     </w:p>
     <w:p>
       <w:pPr>
@@ -5721,136 +5421,106 @@
           <w:lang w:val="ar_AE" w:bidi="ar_AE"/>
         </w:rPr>
       </w:r>
-      <w:hyperlink r:id="rId63">
-        <w:r>
-          <w:rPr>
-            <w:rtl/>
-            <w:cs/>
-            <w:lang w:val="ar_AE" w:bidi="ar_AE"/>
-          </w:rPr>
-          <w:rPr>
-            <w:color w:val="0000EE"/>
-            <w:u w:val="single"/>
-          </w:rPr>
-          <w:t>غلاطية 3: 15–16</w:t>
-        </w:r>
-      </w:hyperlink>
-    </w:p>
-    <w:p>
-      <w:pPr>
-        <w:pStyle w:val="ListBullet"/>
-        <w:bidi/>
-        <w:spacing w:line="240" w:lineRule="auto"/>
-        <w:ind w:left="720"/>
-      </w:pPr>
-      <w:r>
-        <w:rPr>
-          <w:rtl/>
-          <w:cs/>
-          <w:lang w:val="ar_AE" w:bidi="ar_AE"/>
-        </w:rPr>
-      </w:r>
-      <w:hyperlink r:id="rId64">
-        <w:r>
-          <w:rPr>
-            <w:rtl/>
-            <w:cs/>
-            <w:lang w:val="ar_AE" w:bidi="ar_AE"/>
-          </w:rPr>
-          <w:rPr>
-            <w:color w:val="0000EE"/>
-            <w:u w:val="single"/>
-          </w:rPr>
-          <w:t>تكوين 25: 31–34</w:t>
-        </w:r>
-      </w:hyperlink>
-    </w:p>
-    <w:p>
-      <w:pPr>
-        <w:pStyle w:val="ListBullet"/>
-        <w:bidi/>
-        <w:spacing w:line="240" w:lineRule="auto"/>
-        <w:ind w:left="720"/>
-      </w:pPr>
-      <w:r>
-        <w:rPr>
-          <w:rtl/>
-          <w:cs/>
-          <w:lang w:val="ar_AE" w:bidi="ar_AE"/>
-        </w:rPr>
-      </w:r>
-      <w:hyperlink r:id="rId65">
-        <w:r>
-          <w:rPr>
-            <w:rtl/>
-            <w:cs/>
-            <w:lang w:val="ar_AE" w:bidi="ar_AE"/>
-          </w:rPr>
-          <w:rPr>
-            <w:color w:val="0000EE"/>
-            <w:u w:val="single"/>
-          </w:rPr>
-          <w:t>عبرانيين 11: 9</w:t>
-        </w:r>
-      </w:hyperlink>
-    </w:p>
-    <w:p>
-      <w:pPr>
-        <w:pStyle w:val="ListBullet"/>
-        <w:bidi/>
-        <w:spacing w:line="240" w:lineRule="auto"/>
-        <w:ind w:left="720"/>
-      </w:pPr>
-      <w:r>
-        <w:rPr>
-          <w:rtl/>
-          <w:cs/>
-          <w:lang w:val="ar_AE" w:bidi="ar_AE"/>
-        </w:rPr>
-      </w:r>
-      <w:hyperlink r:id="rId66">
-        <w:r>
-          <w:rPr>
-            <w:rtl/>
-            <w:cs/>
-            <w:lang w:val="ar_AE" w:bidi="ar_AE"/>
-          </w:rPr>
-          <w:rPr>
-            <w:color w:val="0000EE"/>
-            <w:u w:val="single"/>
-          </w:rPr>
-          <w:t>يعقوب 1: 12</w:t>
-        </w:r>
-      </w:hyperlink>
-    </w:p>
-    <w:p>
-      <w:pPr>
-        <w:pStyle w:val="ListBullet"/>
-        <w:bidi/>
-        <w:spacing w:line="240" w:lineRule="auto"/>
-        <w:ind w:left="720"/>
-      </w:pPr>
-      <w:r>
-        <w:rPr>
-          <w:rtl/>
-          <w:cs/>
-          <w:lang w:val="ar_AE" w:bidi="ar_AE"/>
-        </w:rPr>
-      </w:r>
-      <w:hyperlink r:id="rId67">
-        <w:r>
-          <w:rPr>
-            <w:rtl/>
-            <w:cs/>
-            <w:lang w:val="ar_AE" w:bidi="ar_AE"/>
-          </w:rPr>
-          <w:rPr>
-            <w:color w:val="0000EE"/>
-            <w:u w:val="single"/>
-          </w:rPr>
-          <w:t>العدد 30: 2</w:t>
-        </w:r>
-      </w:hyperlink>
+      <w:r>
+        <w:rPr>
+          <w:rtl/>
+          <w:cs/>
+          <w:lang w:val="ar_AE" w:bidi="ar_AE"/>
+        </w:rPr>
+        <w:t>غلاطية 3: 15–16</w:t>
+      </w:r>
+    </w:p>
+    <w:p>
+      <w:pPr>
+        <w:pStyle w:val="ListBullet"/>
+        <w:bidi/>
+        <w:spacing w:line="240" w:lineRule="auto"/>
+        <w:ind w:left="720"/>
+      </w:pPr>
+      <w:r>
+        <w:rPr>
+          <w:rtl/>
+          <w:cs/>
+          <w:lang w:val="ar_AE" w:bidi="ar_AE"/>
+        </w:rPr>
+      </w:r>
+      <w:r>
+        <w:rPr>
+          <w:rtl/>
+          <w:cs/>
+          <w:lang w:val="ar_AE" w:bidi="ar_AE"/>
+        </w:rPr>
+        <w:t>تكوين 25: 31–34</w:t>
+      </w:r>
+    </w:p>
+    <w:p>
+      <w:pPr>
+        <w:pStyle w:val="ListBullet"/>
+        <w:bidi/>
+        <w:spacing w:line="240" w:lineRule="auto"/>
+        <w:ind w:left="720"/>
+      </w:pPr>
+      <w:r>
+        <w:rPr>
+          <w:rtl/>
+          <w:cs/>
+          <w:lang w:val="ar_AE" w:bidi="ar_AE"/>
+        </w:rPr>
+      </w:r>
+      <w:r>
+        <w:rPr>
+          <w:rtl/>
+          <w:cs/>
+          <w:lang w:val="ar_AE" w:bidi="ar_AE"/>
+        </w:rPr>
+        <w:t>عبرانيين 11: 9</w:t>
+      </w:r>
+    </w:p>
+    <w:p>
+      <w:pPr>
+        <w:pStyle w:val="ListBullet"/>
+        <w:bidi/>
+        <w:spacing w:line="240" w:lineRule="auto"/>
+        <w:ind w:left="720"/>
+      </w:pPr>
+      <w:r>
+        <w:rPr>
+          <w:rtl/>
+          <w:cs/>
+          <w:lang w:val="ar_AE" w:bidi="ar_AE"/>
+        </w:rPr>
+      </w:r>
+      <w:r>
+        <w:rPr>
+          <w:rtl/>
+          <w:cs/>
+          <w:lang w:val="ar_AE" w:bidi="ar_AE"/>
+        </w:rPr>
+        <w:t>يعقوب 1: 12</w:t>
+      </w:r>
+    </w:p>
+    <w:p>
+      <w:pPr>
+        <w:pStyle w:val="ListBullet"/>
+        <w:bidi/>
+        <w:spacing w:line="240" w:lineRule="auto"/>
+        <w:ind w:left="720"/>
+      </w:pPr>
+      <w:r>
+        <w:rPr>
+          <w:rtl/>
+          <w:cs/>
+          <w:lang w:val="ar_AE" w:bidi="ar_AE"/>
+        </w:rPr>
+      </w:r>
+      <w:r>
+        <w:rPr>
+          <w:rtl/>
+          <w:cs/>
+          <w:lang w:val="ar_AE" w:bidi="ar_AE"/>
+        </w:rPr>
+        <w:t>العدد 30: 2</w:t>
+      </w:r>
     </w:p>
     <w:p>
       <w:pPr>
@@ -6543,165 +6213,129 @@
           <w:lang w:val="ar_AE" w:bidi="ar_AE"/>
         </w:rPr>
       </w:r>
-      <w:hyperlink r:id="rId68">
-        <w:r>
-          <w:rPr>
-            <w:rtl/>
-            <w:cs/>
-            <w:lang w:val="ar_AE" w:bidi="ar_AE"/>
-          </w:rPr>
-          <w:rPr>
-            <w:color w:val="0000EE"/>
-            <w:u w:val="single"/>
-          </w:rPr>
-          <w:t>أعمال الرسل1 :7</w:t>
-        </w:r>
-      </w:hyperlink>
-    </w:p>
-    <w:p>
-      <w:pPr>
-        <w:pStyle w:val="ListBullet"/>
-        <w:bidi/>
-        <w:spacing w:line="240" w:lineRule="auto"/>
-        <w:ind w:left="720"/>
-      </w:pPr>
-      <w:r>
-        <w:rPr>
-          <w:rtl/>
-          <w:cs/>
-          <w:lang w:val="ar_AE" w:bidi="ar_AE"/>
-        </w:rPr>
-      </w:r>
-      <w:hyperlink r:id="rId69">
-        <w:r>
-          <w:rPr>
-            <w:rtl/>
-            <w:cs/>
-            <w:lang w:val="ar_AE" w:bidi="ar_AE"/>
-          </w:rPr>
-          <w:rPr>
-            <w:color w:val="0000EE"/>
-            <w:u w:val="single"/>
-          </w:rPr>
-          <w:t>دانيال12 :1–2</w:t>
-        </w:r>
-      </w:hyperlink>
-    </w:p>
-    <w:p>
-      <w:pPr>
-        <w:pStyle w:val="ListBullet"/>
-        <w:bidi/>
-        <w:spacing w:line="240" w:lineRule="auto"/>
-        <w:ind w:left="720"/>
-      </w:pPr>
-      <w:r>
-        <w:rPr>
-          <w:rtl/>
-          <w:cs/>
-          <w:lang w:val="ar_AE" w:bidi="ar_AE"/>
-        </w:rPr>
-      </w:r>
-      <w:hyperlink r:id="rId70">
-        <w:r>
-          <w:rPr>
-            <w:rtl/>
-            <w:cs/>
-            <w:lang w:val="ar_AE" w:bidi="ar_AE"/>
-          </w:rPr>
-          <w:rPr>
-            <w:color w:val="0000EE"/>
-            <w:u w:val="single"/>
-          </w:rPr>
-          <w:t>مرقس11 :11</w:t>
-        </w:r>
-      </w:hyperlink>
-    </w:p>
-    <w:p>
-      <w:pPr>
-        <w:pStyle w:val="ListBullet"/>
-        <w:bidi/>
-        <w:spacing w:line="240" w:lineRule="auto"/>
-        <w:ind w:left="720"/>
-      </w:pPr>
-      <w:r>
-        <w:rPr>
-          <w:rtl/>
-          <w:cs/>
-          <w:lang w:val="ar_AE" w:bidi="ar_AE"/>
-        </w:rPr>
-      </w:r>
-      <w:hyperlink r:id="rId71">
-        <w:r>
-          <w:rPr>
-            <w:rtl/>
-            <w:cs/>
-            <w:lang w:val="ar_AE" w:bidi="ar_AE"/>
-          </w:rPr>
-          <w:rPr>
-            <w:color w:val="0000EE"/>
-            <w:u w:val="single"/>
-          </w:rPr>
-          <w:t>متى8 :29</w:t>
-        </w:r>
-      </w:hyperlink>
-    </w:p>
-    <w:p>
-      <w:pPr>
-        <w:pStyle w:val="ListBullet"/>
-        <w:bidi/>
-        <w:spacing w:line="240" w:lineRule="auto"/>
-        <w:ind w:left="720"/>
-      </w:pPr>
-      <w:r>
-        <w:rPr>
-          <w:rtl/>
-          <w:cs/>
-          <w:lang w:val="ar_AE" w:bidi="ar_AE"/>
-        </w:rPr>
-      </w:r>
-      <w:hyperlink r:id="rId72">
-        <w:r>
-          <w:rPr>
-            <w:rtl/>
-            <w:cs/>
-            <w:lang w:val="ar_AE" w:bidi="ar_AE"/>
-          </w:rPr>
-          <w:rPr>
-            <w:color w:val="0000EE"/>
-            <w:u w:val="single"/>
-          </w:rPr>
-          <w:t>مزامير68 :28–29</w:t>
-        </w:r>
-      </w:hyperlink>
-    </w:p>
-    <w:p>
-      <w:pPr>
-        <w:pStyle w:val="ListBullet"/>
-        <w:bidi/>
-        <w:spacing w:line="240" w:lineRule="auto"/>
-        <w:ind w:left="720"/>
-      </w:pPr>
-      <w:r>
-        <w:rPr>
-          <w:rtl/>
-          <w:cs/>
-          <w:lang w:val="ar_AE" w:bidi="ar_AE"/>
-        </w:rPr>
-      </w:r>
-      <w:hyperlink r:id="rId73">
-        <w:r>
-          <w:rPr>
-            <w:rtl/>
-            <w:cs/>
-            <w:lang w:val="ar_AE" w:bidi="ar_AE"/>
-          </w:rPr>
-          <w:rPr>
-            <w:color w:val="0000EE"/>
-            <w:u w:val="single"/>
-          </w:rPr>
-          <w:t>رؤيا14 :15</w:t>
-        </w:r>
-      </w:hyperlink>
+      <w:r>
+        <w:rPr>
+          <w:rtl/>
+          <w:cs/>
+          <w:lang w:val="ar_AE" w:bidi="ar_AE"/>
+        </w:rPr>
+        <w:t>أعمال الرسل1 :7</w:t>
+      </w:r>
+    </w:p>
+    <w:p>
+      <w:pPr>
+        <w:pStyle w:val="ListBullet"/>
+        <w:bidi/>
+        <w:spacing w:line="240" w:lineRule="auto"/>
+        <w:ind w:left="720"/>
+      </w:pPr>
+      <w:r>
+        <w:rPr>
+          <w:rtl/>
+          <w:cs/>
+          <w:lang w:val="ar_AE" w:bidi="ar_AE"/>
+        </w:rPr>
+      </w:r>
+      <w:r>
+        <w:rPr>
+          <w:rtl/>
+          <w:cs/>
+          <w:lang w:val="ar_AE" w:bidi="ar_AE"/>
+        </w:rPr>
+        <w:t>دانيال12 :1–2</w:t>
+      </w:r>
+    </w:p>
+    <w:p>
+      <w:pPr>
+        <w:pStyle w:val="ListBullet"/>
+        <w:bidi/>
+        <w:spacing w:line="240" w:lineRule="auto"/>
+        <w:ind w:left="720"/>
+      </w:pPr>
+      <w:r>
+        <w:rPr>
+          <w:rtl/>
+          <w:cs/>
+          <w:lang w:val="ar_AE" w:bidi="ar_AE"/>
+        </w:rPr>
+      </w:r>
+      <w:r>
+        <w:rPr>
+          <w:rtl/>
+          <w:cs/>
+          <w:lang w:val="ar_AE" w:bidi="ar_AE"/>
+        </w:rPr>
+        <w:t>مرقس11 :11</w:t>
+      </w:r>
+    </w:p>
+    <w:p>
+      <w:pPr>
+        <w:pStyle w:val="ListBullet"/>
+        <w:bidi/>
+        <w:spacing w:line="240" w:lineRule="auto"/>
+        <w:ind w:left="720"/>
+      </w:pPr>
+      <w:r>
+        <w:rPr>
+          <w:rtl/>
+          <w:cs/>
+          <w:lang w:val="ar_AE" w:bidi="ar_AE"/>
+        </w:rPr>
+      </w:r>
+      <w:r>
+        <w:rPr>
+          <w:rtl/>
+          <w:cs/>
+          <w:lang w:val="ar_AE" w:bidi="ar_AE"/>
+        </w:rPr>
+        <w:t>متى8 :29</w:t>
+      </w:r>
+    </w:p>
+    <w:p>
+      <w:pPr>
+        <w:pStyle w:val="ListBullet"/>
+        <w:bidi/>
+        <w:spacing w:line="240" w:lineRule="auto"/>
+        <w:ind w:left="720"/>
+      </w:pPr>
+      <w:r>
+        <w:rPr>
+          <w:rtl/>
+          <w:cs/>
+          <w:lang w:val="ar_AE" w:bidi="ar_AE"/>
+        </w:rPr>
+      </w:r>
+      <w:r>
+        <w:rPr>
+          <w:rtl/>
+          <w:cs/>
+          <w:lang w:val="ar_AE" w:bidi="ar_AE"/>
+        </w:rPr>
+        <w:t>مزامير68 :28–29</w:t>
+      </w:r>
+    </w:p>
+    <w:p>
+      <w:pPr>
+        <w:pStyle w:val="ListBullet"/>
+        <w:bidi/>
+        <w:spacing w:line="240" w:lineRule="auto"/>
+        <w:ind w:left="720"/>
+      </w:pPr>
+      <w:r>
+        <w:rPr>
+          <w:rtl/>
+          <w:cs/>
+          <w:lang w:val="ar_AE" w:bidi="ar_AE"/>
+        </w:rPr>
+      </w:r>
+      <w:r>
+        <w:rPr>
+          <w:rtl/>
+          <w:cs/>
+          <w:lang w:val="ar_AE" w:bidi="ar_AE"/>
+        </w:rPr>
+        <w:t>رؤيا14 :15</w:t>
+      </w:r>
     </w:p>
     <w:p>
       <w:pPr>
@@ -6990,223 +6624,175 @@
           <w:lang w:val="ar_AE" w:bidi="ar_AE"/>
         </w:rPr>
       </w:r>
-      <w:hyperlink r:id="rId74">
-        <w:r>
-          <w:rPr>
-            <w:rtl/>
-            <w:cs/>
-            <w:lang w:val="ar_AE" w:bidi="ar_AE"/>
-          </w:rPr>
-          <w:rPr>
-            <w:color w:val="0000EE"/>
-            <w:u w:val="single"/>
-          </w:rPr>
-          <w:t>تيموثاوس الأولى3 :4–5</w:t>
-        </w:r>
-      </w:hyperlink>
-    </w:p>
-    <w:p>
-      <w:pPr>
-        <w:pStyle w:val="ListBullet"/>
-        <w:bidi/>
-        <w:spacing w:line="240" w:lineRule="auto"/>
-        <w:ind w:left="720"/>
-      </w:pPr>
-      <w:r>
-        <w:rPr>
-          <w:rtl/>
-          <w:cs/>
-          <w:lang w:val="ar_AE" w:bidi="ar_AE"/>
-        </w:rPr>
-      </w:r>
-      <w:hyperlink r:id="rId75">
-        <w:r>
-          <w:rPr>
-            <w:rtl/>
-            <w:cs/>
-            <w:lang w:val="ar_AE" w:bidi="ar_AE"/>
-          </w:rPr>
-          <w:rPr>
-            <w:color w:val="0000EE"/>
-            <w:u w:val="single"/>
-          </w:rPr>
-          <w:t>تكوين39 :4</w:t>
-        </w:r>
-      </w:hyperlink>
-    </w:p>
-    <w:p>
-      <w:pPr>
-        <w:pStyle w:val="ListBullet"/>
-        <w:bidi/>
-        <w:spacing w:line="240" w:lineRule="auto"/>
-        <w:ind w:left="720"/>
-      </w:pPr>
-      <w:r>
-        <w:rPr>
-          <w:rtl/>
-          <w:cs/>
-          <w:lang w:val="ar_AE" w:bidi="ar_AE"/>
-        </w:rPr>
-      </w:r>
-      <w:hyperlink r:id="rId76">
-        <w:r>
-          <w:rPr>
-            <w:rtl/>
-            <w:cs/>
-            <w:lang w:val="ar_AE" w:bidi="ar_AE"/>
-          </w:rPr>
-          <w:rPr>
-            <w:color w:val="0000EE"/>
-            <w:u w:val="single"/>
-          </w:rPr>
-          <w:t>تكوين43 :16</w:t>
-        </w:r>
-      </w:hyperlink>
-    </w:p>
-    <w:p>
-      <w:pPr>
-        <w:pStyle w:val="ListBullet"/>
-        <w:bidi/>
-        <w:spacing w:line="240" w:lineRule="auto"/>
-        <w:ind w:left="720"/>
-      </w:pPr>
-      <w:r>
-        <w:rPr>
-          <w:rtl/>
-          <w:cs/>
-          <w:lang w:val="ar_AE" w:bidi="ar_AE"/>
-        </w:rPr>
-      </w:r>
-      <w:hyperlink r:id="rId77">
-        <w:r>
-          <w:rPr>
-            <w:rtl/>
-            <w:cs/>
-            <w:lang w:val="ar_AE" w:bidi="ar_AE"/>
-          </w:rPr>
-          <w:rPr>
-            <w:color w:val="0000EE"/>
-            <w:u w:val="single"/>
-          </w:rPr>
-          <w:t>إشعياء55 :10–11</w:t>
-        </w:r>
-      </w:hyperlink>
-    </w:p>
-    <w:p>
-      <w:pPr>
-        <w:pStyle w:val="ListBullet"/>
-        <w:bidi/>
-        <w:spacing w:line="240" w:lineRule="auto"/>
-        <w:ind w:left="720"/>
-      </w:pPr>
-      <w:r>
-        <w:rPr>
-          <w:rtl/>
-          <w:cs/>
-          <w:lang w:val="ar_AE" w:bidi="ar_AE"/>
-        </w:rPr>
-      </w:r>
-      <w:hyperlink r:id="rId78">
-        <w:r>
-          <w:rPr>
-            <w:rtl/>
-            <w:cs/>
-            <w:lang w:val="ar_AE" w:bidi="ar_AE"/>
-          </w:rPr>
-          <w:rPr>
-            <w:color w:val="0000EE"/>
-            <w:u w:val="single"/>
-          </w:rPr>
-          <w:t>لوقا8 :3</w:t>
-        </w:r>
-      </w:hyperlink>
-    </w:p>
-    <w:p>
-      <w:pPr>
-        <w:pStyle w:val="ListBullet"/>
-        <w:bidi/>
-        <w:spacing w:line="240" w:lineRule="auto"/>
-        <w:ind w:left="720"/>
-      </w:pPr>
-      <w:r>
-        <w:rPr>
-          <w:rtl/>
-          <w:cs/>
-          <w:lang w:val="ar_AE" w:bidi="ar_AE"/>
-        </w:rPr>
-      </w:r>
-      <w:hyperlink r:id="rId79">
-        <w:r>
-          <w:rPr>
-            <w:rtl/>
-            <w:cs/>
-            <w:lang w:val="ar_AE" w:bidi="ar_AE"/>
-          </w:rPr>
-          <w:rPr>
-            <w:color w:val="0000EE"/>
-            <w:u w:val="single"/>
-          </w:rPr>
-          <w:t>لوقا16 :2</w:t>
-        </w:r>
-      </w:hyperlink>
-    </w:p>
-    <w:p>
-      <w:pPr>
-        <w:pStyle w:val="ListBullet"/>
-        <w:bidi/>
-        <w:spacing w:line="240" w:lineRule="auto"/>
-        <w:ind w:left="720"/>
-      </w:pPr>
-      <w:r>
-        <w:rPr>
-          <w:rtl/>
-          <w:cs/>
-          <w:lang w:val="ar_AE" w:bidi="ar_AE"/>
-        </w:rPr>
-      </w:r>
-      <w:hyperlink r:id="rId80">
-        <w:r>
-          <w:rPr>
-            <w:rtl/>
-            <w:cs/>
-            <w:lang w:val="ar_AE" w:bidi="ar_AE"/>
-          </w:rPr>
-          <w:rPr>
-            <w:color w:val="0000EE"/>
-            <w:u w:val="single"/>
-          </w:rPr>
-          <w:t>متى20 :8–10</w:t>
-        </w:r>
-      </w:hyperlink>
-    </w:p>
-    <w:p>
-      <w:pPr>
-        <w:pStyle w:val="ListBullet"/>
-        <w:bidi/>
-        <w:spacing w:line="240" w:lineRule="auto"/>
-        <w:ind w:left="720"/>
-      </w:pPr>
-      <w:r>
-        <w:rPr>
-          <w:rtl/>
-          <w:cs/>
-          <w:lang w:val="ar_AE" w:bidi="ar_AE"/>
-        </w:rPr>
-      </w:r>
-      <w:hyperlink r:id="rId81">
-        <w:r>
-          <w:rPr>
-            <w:rtl/>
-            <w:cs/>
-            <w:lang w:val="ar_AE" w:bidi="ar_AE"/>
-          </w:rPr>
-          <w:rPr>
-            <w:color w:val="0000EE"/>
-            <w:u w:val="single"/>
-          </w:rPr>
-          <w:t>تيطس1 :7</w:t>
-        </w:r>
-      </w:hyperlink>
+      <w:r>
+        <w:rPr>
+          <w:rtl/>
+          <w:cs/>
+          <w:lang w:val="ar_AE" w:bidi="ar_AE"/>
+        </w:rPr>
+        <w:t>تيموثاوس الأولى3 :4–5</w:t>
+      </w:r>
+    </w:p>
+    <w:p>
+      <w:pPr>
+        <w:pStyle w:val="ListBullet"/>
+        <w:bidi/>
+        <w:spacing w:line="240" w:lineRule="auto"/>
+        <w:ind w:left="720"/>
+      </w:pPr>
+      <w:r>
+        <w:rPr>
+          <w:rtl/>
+          <w:cs/>
+          <w:lang w:val="ar_AE" w:bidi="ar_AE"/>
+        </w:rPr>
+      </w:r>
+      <w:r>
+        <w:rPr>
+          <w:rtl/>
+          <w:cs/>
+          <w:lang w:val="ar_AE" w:bidi="ar_AE"/>
+        </w:rPr>
+        <w:t>تكوين39 :4</w:t>
+      </w:r>
+    </w:p>
+    <w:p>
+      <w:pPr>
+        <w:pStyle w:val="ListBullet"/>
+        <w:bidi/>
+        <w:spacing w:line="240" w:lineRule="auto"/>
+        <w:ind w:left="720"/>
+      </w:pPr>
+      <w:r>
+        <w:rPr>
+          <w:rtl/>
+          <w:cs/>
+          <w:lang w:val="ar_AE" w:bidi="ar_AE"/>
+        </w:rPr>
+      </w:r>
+      <w:r>
+        <w:rPr>
+          <w:rtl/>
+          <w:cs/>
+          <w:lang w:val="ar_AE" w:bidi="ar_AE"/>
+        </w:rPr>
+        <w:t>تكوين43 :16</w:t>
+      </w:r>
+    </w:p>
+    <w:p>
+      <w:pPr>
+        <w:pStyle w:val="ListBullet"/>
+        <w:bidi/>
+        <w:spacing w:line="240" w:lineRule="auto"/>
+        <w:ind w:left="720"/>
+      </w:pPr>
+      <w:r>
+        <w:rPr>
+          <w:rtl/>
+          <w:cs/>
+          <w:lang w:val="ar_AE" w:bidi="ar_AE"/>
+        </w:rPr>
+      </w:r>
+      <w:r>
+        <w:rPr>
+          <w:rtl/>
+          <w:cs/>
+          <w:lang w:val="ar_AE" w:bidi="ar_AE"/>
+        </w:rPr>
+        <w:t>إشعياء55 :10–11</w:t>
+      </w:r>
+    </w:p>
+    <w:p>
+      <w:pPr>
+        <w:pStyle w:val="ListBullet"/>
+        <w:bidi/>
+        <w:spacing w:line="240" w:lineRule="auto"/>
+        <w:ind w:left="720"/>
+      </w:pPr>
+      <w:r>
+        <w:rPr>
+          <w:rtl/>
+          <w:cs/>
+          <w:lang w:val="ar_AE" w:bidi="ar_AE"/>
+        </w:rPr>
+      </w:r>
+      <w:r>
+        <w:rPr>
+          <w:rtl/>
+          <w:cs/>
+          <w:lang w:val="ar_AE" w:bidi="ar_AE"/>
+        </w:rPr>
+        <w:t>لوقا8 :3</w:t>
+      </w:r>
+    </w:p>
+    <w:p>
+      <w:pPr>
+        <w:pStyle w:val="ListBullet"/>
+        <w:bidi/>
+        <w:spacing w:line="240" w:lineRule="auto"/>
+        <w:ind w:left="720"/>
+      </w:pPr>
+      <w:r>
+        <w:rPr>
+          <w:rtl/>
+          <w:cs/>
+          <w:lang w:val="ar_AE" w:bidi="ar_AE"/>
+        </w:rPr>
+      </w:r>
+      <w:r>
+        <w:rPr>
+          <w:rtl/>
+          <w:cs/>
+          <w:lang w:val="ar_AE" w:bidi="ar_AE"/>
+        </w:rPr>
+        <w:t>لوقا16 :2</w:t>
+      </w:r>
+    </w:p>
+    <w:p>
+      <w:pPr>
+        <w:pStyle w:val="ListBullet"/>
+        <w:bidi/>
+        <w:spacing w:line="240" w:lineRule="auto"/>
+        <w:ind w:left="720"/>
+      </w:pPr>
+      <w:r>
+        <w:rPr>
+          <w:rtl/>
+          <w:cs/>
+          <w:lang w:val="ar_AE" w:bidi="ar_AE"/>
+        </w:rPr>
+      </w:r>
+      <w:r>
+        <w:rPr>
+          <w:rtl/>
+          <w:cs/>
+          <w:lang w:val="ar_AE" w:bidi="ar_AE"/>
+        </w:rPr>
+        <w:t>متى20 :8–10</w:t>
+      </w:r>
+    </w:p>
+    <w:p>
+      <w:pPr>
+        <w:pStyle w:val="ListBullet"/>
+        <w:bidi/>
+        <w:spacing w:line="240" w:lineRule="auto"/>
+        <w:ind w:left="720"/>
+      </w:pPr>
+      <w:r>
+        <w:rPr>
+          <w:rtl/>
+          <w:cs/>
+          <w:lang w:val="ar_AE" w:bidi="ar_AE"/>
+        </w:rPr>
+      </w:r>
+      <w:r>
+        <w:rPr>
+          <w:rtl/>
+          <w:cs/>
+          <w:lang w:val="ar_AE" w:bidi="ar_AE"/>
+        </w:rPr>
+        <w:t>تيطس1 :7</w:t>
+      </w:r>
     </w:p>
     <w:p>
       <w:pPr>
@@ -7584,136 +7170,106 @@
           <w:lang w:val="ar_AE" w:bidi="ar_AE"/>
         </w:rPr>
       </w:r>
-      <w:hyperlink r:id="rId82">
-        <w:r>
-          <w:rPr>
-            <w:rtl/>
-            <w:cs/>
-            <w:lang w:val="ar_AE" w:bidi="ar_AE"/>
-          </w:rPr>
-          <w:rPr>
-            <w:color w:val="0000EE"/>
-            <w:u w:val="single"/>
-          </w:rPr>
-          <w:t>دانيال 5: 10</w:t>
-        </w:r>
-      </w:hyperlink>
-    </w:p>
-    <w:p>
-      <w:pPr>
-        <w:pStyle w:val="ListBullet"/>
-        <w:bidi/>
-        <w:spacing w:line="240" w:lineRule="auto"/>
-        <w:ind w:left="720"/>
-      </w:pPr>
-      <w:r>
-        <w:rPr>
-          <w:rtl/>
-          <w:cs/>
-          <w:lang w:val="ar_AE" w:bidi="ar_AE"/>
-        </w:rPr>
-      </w:r>
-      <w:hyperlink r:id="rId83">
-        <w:r>
-          <w:rPr>
-            <w:rtl/>
-            <w:cs/>
-            <w:lang w:val="ar_AE" w:bidi="ar_AE"/>
-          </w:rPr>
-          <w:rPr>
-            <w:color w:val="0000EE"/>
-            <w:u w:val="single"/>
-          </w:rPr>
-          <w:t>إشعياء 5: 11–12</w:t>
-        </w:r>
-      </w:hyperlink>
-    </w:p>
-    <w:p>
-      <w:pPr>
-        <w:pStyle w:val="ListBullet"/>
-        <w:bidi/>
-        <w:spacing w:line="240" w:lineRule="auto"/>
-        <w:ind w:left="720"/>
-      </w:pPr>
-      <w:r>
-        <w:rPr>
-          <w:rtl/>
-          <w:cs/>
-          <w:lang w:val="ar_AE" w:bidi="ar_AE"/>
-        </w:rPr>
-      </w:r>
-      <w:hyperlink r:id="rId84">
-        <w:r>
-          <w:rPr>
-            <w:rtl/>
-            <w:cs/>
-            <w:lang w:val="ar_AE" w:bidi="ar_AE"/>
-          </w:rPr>
-          <w:rPr>
-            <w:color w:val="0000EE"/>
-            <w:u w:val="single"/>
-          </w:rPr>
-          <w:t>إرميا 16: 8</w:t>
-        </w:r>
-      </w:hyperlink>
-    </w:p>
-    <w:p>
-      <w:pPr>
-        <w:pStyle w:val="ListBullet"/>
-        <w:bidi/>
-        <w:spacing w:line="240" w:lineRule="auto"/>
-        <w:ind w:left="720"/>
-      </w:pPr>
-      <w:r>
-        <w:rPr>
-          <w:rtl/>
-          <w:cs/>
-          <w:lang w:val="ar_AE" w:bidi="ar_AE"/>
-        </w:rPr>
-      </w:r>
-      <w:hyperlink r:id="rId85">
-        <w:r>
-          <w:rPr>
-            <w:rtl/>
-            <w:cs/>
-            <w:lang w:val="ar_AE" w:bidi="ar_AE"/>
-          </w:rPr>
-          <w:rPr>
-            <w:color w:val="0000EE"/>
-            <w:u w:val="single"/>
-          </w:rPr>
-          <w:t>لوقا 5: 29–32</w:t>
-        </w:r>
-      </w:hyperlink>
-    </w:p>
-    <w:p>
-      <w:pPr>
-        <w:pStyle w:val="ListBullet"/>
-        <w:bidi/>
-        <w:spacing w:line="240" w:lineRule="auto"/>
-        <w:ind w:left="720"/>
-      </w:pPr>
-      <w:r>
-        <w:rPr>
-          <w:rtl/>
-          <w:cs/>
-          <w:lang w:val="ar_AE" w:bidi="ar_AE"/>
-        </w:rPr>
-      </w:r>
-      <w:hyperlink r:id="rId86">
-        <w:r>
-          <w:rPr>
-            <w:rtl/>
-            <w:cs/>
-            <w:lang w:val="ar_AE" w:bidi="ar_AE"/>
-          </w:rPr>
-          <w:rPr>
-            <w:color w:val="0000EE"/>
-            <w:u w:val="single"/>
-          </w:rPr>
-          <w:t>نشيد الأنشاد 2: 3–4</w:t>
-        </w:r>
-      </w:hyperlink>
+      <w:r>
+        <w:rPr>
+          <w:rtl/>
+          <w:cs/>
+          <w:lang w:val="ar_AE" w:bidi="ar_AE"/>
+        </w:rPr>
+        <w:t>دانيال 5: 10</w:t>
+      </w:r>
+    </w:p>
+    <w:p>
+      <w:pPr>
+        <w:pStyle w:val="ListBullet"/>
+        <w:bidi/>
+        <w:spacing w:line="240" w:lineRule="auto"/>
+        <w:ind w:left="720"/>
+      </w:pPr>
+      <w:r>
+        <w:rPr>
+          <w:rtl/>
+          <w:cs/>
+          <w:lang w:val="ar_AE" w:bidi="ar_AE"/>
+        </w:rPr>
+      </w:r>
+      <w:r>
+        <w:rPr>
+          <w:rtl/>
+          <w:cs/>
+          <w:lang w:val="ar_AE" w:bidi="ar_AE"/>
+        </w:rPr>
+        <w:t>إشعياء 5: 11–12</w:t>
+      </w:r>
+    </w:p>
+    <w:p>
+      <w:pPr>
+        <w:pStyle w:val="ListBullet"/>
+        <w:bidi/>
+        <w:spacing w:line="240" w:lineRule="auto"/>
+        <w:ind w:left="720"/>
+      </w:pPr>
+      <w:r>
+        <w:rPr>
+          <w:rtl/>
+          <w:cs/>
+          <w:lang w:val="ar_AE" w:bidi="ar_AE"/>
+        </w:rPr>
+      </w:r>
+      <w:r>
+        <w:rPr>
+          <w:rtl/>
+          <w:cs/>
+          <w:lang w:val="ar_AE" w:bidi="ar_AE"/>
+        </w:rPr>
+        <w:t>إرميا 16: 8</w:t>
+      </w:r>
+    </w:p>
+    <w:p>
+      <w:pPr>
+        <w:pStyle w:val="ListBullet"/>
+        <w:bidi/>
+        <w:spacing w:line="240" w:lineRule="auto"/>
+        <w:ind w:left="720"/>
+      </w:pPr>
+      <w:r>
+        <w:rPr>
+          <w:rtl/>
+          <w:cs/>
+          <w:lang w:val="ar_AE" w:bidi="ar_AE"/>
+        </w:rPr>
+      </w:r>
+      <w:r>
+        <w:rPr>
+          <w:rtl/>
+          <w:cs/>
+          <w:lang w:val="ar_AE" w:bidi="ar_AE"/>
+        </w:rPr>
+        <w:t>لوقا 5: 29–32</w:t>
+      </w:r>
+    </w:p>
+    <w:p>
+      <w:pPr>
+        <w:pStyle w:val="ListBullet"/>
+        <w:bidi/>
+        <w:spacing w:line="240" w:lineRule="auto"/>
+        <w:ind w:left="720"/>
+      </w:pPr>
+      <w:r>
+        <w:rPr>
+          <w:rtl/>
+          <w:cs/>
+          <w:lang w:val="ar_AE" w:bidi="ar_AE"/>
+        </w:rPr>
+      </w:r>
+      <w:r>
+        <w:rPr>
+          <w:rtl/>
+          <w:cs/>
+          <w:lang w:val="ar_AE" w:bidi="ar_AE"/>
+        </w:rPr>
+        <w:t>نشيد الأنشاد 2: 3–4</w:t>
+      </w:r>
     </w:p>
     <w:p>
       <w:pPr>
@@ -8051,223 +7607,175 @@
           <w:lang w:val="ar_AE" w:bidi="ar_AE"/>
         </w:rPr>
       </w:r>
-      <w:hyperlink r:id="rId87">
-        <w:r>
-          <w:rPr>
-            <w:rtl/>
-            <w:cs/>
-            <w:lang w:val="ar_AE" w:bidi="ar_AE"/>
-          </w:rPr>
-          <w:rPr>
-            <w:color w:val="0000EE"/>
-            <w:u w:val="single"/>
-          </w:rPr>
-          <w:t>2 بطرس 2: 12–14</w:t>
-        </w:r>
-      </w:hyperlink>
-    </w:p>
-    <w:p>
-      <w:pPr>
-        <w:pStyle w:val="ListBullet"/>
-        <w:bidi/>
-        <w:spacing w:line="240" w:lineRule="auto"/>
-        <w:ind w:left="720"/>
-      </w:pPr>
-      <w:r>
-        <w:rPr>
-          <w:rtl/>
-          <w:cs/>
-          <w:lang w:val="ar_AE" w:bidi="ar_AE"/>
-        </w:rPr>
-      </w:r>
-      <w:hyperlink r:id="rId88">
-        <w:r>
-          <w:rPr>
-            <w:rtl/>
-            <w:cs/>
-            <w:lang w:val="ar_AE" w:bidi="ar_AE"/>
-          </w:rPr>
-          <w:rPr>
-            <w:color w:val="0000EE"/>
-            <w:u w:val="single"/>
-          </w:rPr>
-          <w:t>تكوين 26: 30</w:t>
-        </w:r>
-      </w:hyperlink>
-    </w:p>
-    <w:p>
-      <w:pPr>
-        <w:pStyle w:val="ListBullet"/>
-        <w:bidi/>
-        <w:spacing w:line="240" w:lineRule="auto"/>
-        <w:ind w:left="720"/>
-      </w:pPr>
-      <w:r>
-        <w:rPr>
-          <w:rtl/>
-          <w:cs/>
-          <w:lang w:val="ar_AE" w:bidi="ar_AE"/>
-        </w:rPr>
-      </w:r>
-      <w:hyperlink r:id="rId89">
-        <w:r>
-          <w:rPr>
-            <w:rtl/>
-            <w:cs/>
-            <w:lang w:val="ar_AE" w:bidi="ar_AE"/>
-          </w:rPr>
-          <w:rPr>
-            <w:color w:val="0000EE"/>
-            <w:u w:val="single"/>
-          </w:rPr>
-          <w:t>تكوين 29: 22</w:t>
-        </w:r>
-      </w:hyperlink>
-    </w:p>
-    <w:p>
-      <w:pPr>
-        <w:pStyle w:val="ListBullet"/>
-        <w:bidi/>
-        <w:spacing w:line="240" w:lineRule="auto"/>
-        <w:ind w:left="720"/>
-      </w:pPr>
-      <w:r>
-        <w:rPr>
-          <w:rtl/>
-          <w:cs/>
-          <w:lang w:val="ar_AE" w:bidi="ar_AE"/>
-        </w:rPr>
-      </w:r>
-      <w:hyperlink r:id="rId90">
-        <w:r>
-          <w:rPr>
-            <w:rtl/>
-            <w:cs/>
-            <w:lang w:val="ar_AE" w:bidi="ar_AE"/>
-          </w:rPr>
-          <w:rPr>
-            <w:color w:val="0000EE"/>
-            <w:u w:val="single"/>
-          </w:rPr>
-          <w:t>تكوين 40: 20</w:t>
-        </w:r>
-      </w:hyperlink>
-    </w:p>
-    <w:p>
-      <w:pPr>
-        <w:pStyle w:val="ListBullet"/>
-        <w:bidi/>
-        <w:spacing w:line="240" w:lineRule="auto"/>
-        <w:ind w:left="720"/>
-      </w:pPr>
-      <w:r>
-        <w:rPr>
-          <w:rtl/>
-          <w:cs/>
-          <w:lang w:val="ar_AE" w:bidi="ar_AE"/>
-        </w:rPr>
-      </w:r>
-      <w:hyperlink r:id="rId91">
-        <w:r>
-          <w:rPr>
-            <w:rtl/>
-            <w:cs/>
-            <w:lang w:val="ar_AE" w:bidi="ar_AE"/>
-          </w:rPr>
-          <w:rPr>
-            <w:color w:val="0000EE"/>
-            <w:u w:val="single"/>
-          </w:rPr>
-          <w:t>يهوذا 1: 12–13</w:t>
-        </w:r>
-      </w:hyperlink>
-    </w:p>
-    <w:p>
-      <w:pPr>
-        <w:pStyle w:val="ListBullet"/>
-        <w:bidi/>
-        <w:spacing w:line="240" w:lineRule="auto"/>
-        <w:ind w:left="720"/>
-      </w:pPr>
-      <w:r>
-        <w:rPr>
-          <w:rtl/>
-          <w:cs/>
-          <w:lang w:val="ar_AE" w:bidi="ar_AE"/>
-        </w:rPr>
-      </w:r>
-      <w:hyperlink r:id="rId92">
-        <w:r>
-          <w:rPr>
-            <w:rtl/>
-            <w:cs/>
-            <w:lang w:val="ar_AE" w:bidi="ar_AE"/>
-          </w:rPr>
-          <w:rPr>
-            <w:color w:val="0000EE"/>
-            <w:u w:val="single"/>
-          </w:rPr>
-          <w:t>لوقا 2: 43</w:t>
-        </w:r>
-      </w:hyperlink>
-    </w:p>
-    <w:p>
-      <w:pPr>
-        <w:pStyle w:val="ListBullet"/>
-        <w:bidi/>
-        <w:spacing w:line="240" w:lineRule="auto"/>
-        <w:ind w:left="720"/>
-      </w:pPr>
-      <w:r>
-        <w:rPr>
-          <w:rtl/>
-          <w:cs/>
-          <w:lang w:val="ar_AE" w:bidi="ar_AE"/>
-        </w:rPr>
-      </w:r>
-      <w:hyperlink r:id="rId93">
-        <w:r>
-          <w:rPr>
-            <w:rtl/>
-            <w:cs/>
-            <w:lang w:val="ar_AE" w:bidi="ar_AE"/>
-          </w:rPr>
-          <w:rPr>
-            <w:color w:val="0000EE"/>
-            <w:u w:val="single"/>
-          </w:rPr>
-          <w:t>لوقا 14: 7–9</w:t>
-        </w:r>
-      </w:hyperlink>
-    </w:p>
-    <w:p>
-      <w:pPr>
-        <w:pStyle w:val="ListBullet"/>
-        <w:bidi/>
-        <w:spacing w:line="240" w:lineRule="auto"/>
-        <w:ind w:left="720"/>
-      </w:pPr>
-      <w:r>
-        <w:rPr>
-          <w:rtl/>
-          <w:cs/>
-          <w:lang w:val="ar_AE" w:bidi="ar_AE"/>
-        </w:rPr>
-      </w:r>
-      <w:hyperlink r:id="rId94">
-        <w:r>
-          <w:rPr>
-            <w:rtl/>
-            <w:cs/>
-            <w:lang w:val="ar_AE" w:bidi="ar_AE"/>
-          </w:rPr>
-          <w:rPr>
-            <w:color w:val="0000EE"/>
-            <w:u w:val="single"/>
-          </w:rPr>
-          <w:t>متى 22: 1</w:t>
-        </w:r>
-      </w:hyperlink>
+      <w:r>
+        <w:rPr>
+          <w:rtl/>
+          <w:cs/>
+          <w:lang w:val="ar_AE" w:bidi="ar_AE"/>
+        </w:rPr>
+        <w:t>2 بطرس 2: 12–14</w:t>
+      </w:r>
+    </w:p>
+    <w:p>
+      <w:pPr>
+        <w:pStyle w:val="ListBullet"/>
+        <w:bidi/>
+        <w:spacing w:line="240" w:lineRule="auto"/>
+        <w:ind w:left="720"/>
+      </w:pPr>
+      <w:r>
+        <w:rPr>
+          <w:rtl/>
+          <w:cs/>
+          <w:lang w:val="ar_AE" w:bidi="ar_AE"/>
+        </w:rPr>
+      </w:r>
+      <w:r>
+        <w:rPr>
+          <w:rtl/>
+          <w:cs/>
+          <w:lang w:val="ar_AE" w:bidi="ar_AE"/>
+        </w:rPr>
+        <w:t>تكوين 26: 30</w:t>
+      </w:r>
+    </w:p>
+    <w:p>
+      <w:pPr>
+        <w:pStyle w:val="ListBullet"/>
+        <w:bidi/>
+        <w:spacing w:line="240" w:lineRule="auto"/>
+        <w:ind w:left="720"/>
+      </w:pPr>
+      <w:r>
+        <w:rPr>
+          <w:rtl/>
+          <w:cs/>
+          <w:lang w:val="ar_AE" w:bidi="ar_AE"/>
+        </w:rPr>
+      </w:r>
+      <w:r>
+        <w:rPr>
+          <w:rtl/>
+          <w:cs/>
+          <w:lang w:val="ar_AE" w:bidi="ar_AE"/>
+        </w:rPr>
+        <w:t>تكوين 29: 22</w:t>
+      </w:r>
+    </w:p>
+    <w:p>
+      <w:pPr>
+        <w:pStyle w:val="ListBullet"/>
+        <w:bidi/>
+        <w:spacing w:line="240" w:lineRule="auto"/>
+        <w:ind w:left="720"/>
+      </w:pPr>
+      <w:r>
+        <w:rPr>
+          <w:rtl/>
+          <w:cs/>
+          <w:lang w:val="ar_AE" w:bidi="ar_AE"/>
+        </w:rPr>
+      </w:r>
+      <w:r>
+        <w:rPr>
+          <w:rtl/>
+          <w:cs/>
+          <w:lang w:val="ar_AE" w:bidi="ar_AE"/>
+        </w:rPr>
+        <w:t>تكوين 40: 20</w:t>
+      </w:r>
+    </w:p>
+    <w:p>
+      <w:pPr>
+        <w:pStyle w:val="ListBullet"/>
+        <w:bidi/>
+        <w:spacing w:line="240" w:lineRule="auto"/>
+        <w:ind w:left="720"/>
+      </w:pPr>
+      <w:r>
+        <w:rPr>
+          <w:rtl/>
+          <w:cs/>
+          <w:lang w:val="ar_AE" w:bidi="ar_AE"/>
+        </w:rPr>
+      </w:r>
+      <w:r>
+        <w:rPr>
+          <w:rtl/>
+          <w:cs/>
+          <w:lang w:val="ar_AE" w:bidi="ar_AE"/>
+        </w:rPr>
+        <w:t>يهوذا 1: 12–13</w:t>
+      </w:r>
+    </w:p>
+    <w:p>
+      <w:pPr>
+        <w:pStyle w:val="ListBullet"/>
+        <w:bidi/>
+        <w:spacing w:line="240" w:lineRule="auto"/>
+        <w:ind w:left="720"/>
+      </w:pPr>
+      <w:r>
+        <w:rPr>
+          <w:rtl/>
+          <w:cs/>
+          <w:lang w:val="ar_AE" w:bidi="ar_AE"/>
+        </w:rPr>
+      </w:r>
+      <w:r>
+        <w:rPr>
+          <w:rtl/>
+          <w:cs/>
+          <w:lang w:val="ar_AE" w:bidi="ar_AE"/>
+        </w:rPr>
+        <w:t>لوقا 2: 43</w:t>
+      </w:r>
+    </w:p>
+    <w:p>
+      <w:pPr>
+        <w:pStyle w:val="ListBullet"/>
+        <w:bidi/>
+        <w:spacing w:line="240" w:lineRule="auto"/>
+        <w:ind w:left="720"/>
+      </w:pPr>
+      <w:r>
+        <w:rPr>
+          <w:rtl/>
+          <w:cs/>
+          <w:lang w:val="ar_AE" w:bidi="ar_AE"/>
+        </w:rPr>
+      </w:r>
+      <w:r>
+        <w:rPr>
+          <w:rtl/>
+          <w:cs/>
+          <w:lang w:val="ar_AE" w:bidi="ar_AE"/>
+        </w:rPr>
+        <w:t>لوقا 14: 7–9</w:t>
+      </w:r>
+    </w:p>
+    <w:p>
+      <w:pPr>
+        <w:pStyle w:val="ListBullet"/>
+        <w:bidi/>
+        <w:spacing w:line="240" w:lineRule="auto"/>
+        <w:ind w:left="720"/>
+      </w:pPr>
+      <w:r>
+        <w:rPr>
+          <w:rtl/>
+          <w:cs/>
+          <w:lang w:val="ar_AE" w:bidi="ar_AE"/>
+        </w:rPr>
+      </w:r>
+      <w:r>
+        <w:rPr>
+          <w:rtl/>
+          <w:cs/>
+          <w:lang w:val="ar_AE" w:bidi="ar_AE"/>
+        </w:rPr>
+        <w:t>متى 22: 1</w:t>
+      </w:r>
     </w:p>
     <w:p>
       <w:pPr>
@@ -8590,223 +8098,175 @@
           <w:lang w:val="ar_AE" w:bidi="ar_AE"/>
         </w:rPr>
       </w:r>
-      <w:hyperlink r:id="rId95">
-        <w:r>
-          <w:rPr>
-            <w:rtl/>
-            <w:cs/>
-            <w:lang w:val="ar_AE" w:bidi="ar_AE"/>
-          </w:rPr>
-          <w:rPr>
-            <w:color w:val="0000EE"/>
-            <w:u w:val="single"/>
-          </w:rPr>
-          <w:t>حزقيال 13:17–18</w:t>
-        </w:r>
-      </w:hyperlink>
-    </w:p>
-    <w:p>
-      <w:pPr>
-        <w:pStyle w:val="ListBullet"/>
-        <w:bidi/>
-        <w:spacing w:line="240" w:lineRule="auto"/>
-        <w:ind w:left="720"/>
-      </w:pPr>
-      <w:r>
-        <w:rPr>
-          <w:rtl/>
-          <w:cs/>
-          <w:lang w:val="ar_AE" w:bidi="ar_AE"/>
-        </w:rPr>
-      </w:r>
-      <w:hyperlink r:id="rId96">
-        <w:r>
-          <w:rPr>
-            <w:rtl/>
-            <w:cs/>
-            <w:lang w:val="ar_AE" w:bidi="ar_AE"/>
-          </w:rPr>
-          <w:rPr>
-            <w:color w:val="0000EE"/>
-            <w:u w:val="single"/>
-          </w:rPr>
-          <w:t>حبقوق 2:12</w:t>
-        </w:r>
-      </w:hyperlink>
-    </w:p>
-    <w:p>
-      <w:pPr>
-        <w:pStyle w:val="ListBullet"/>
-        <w:bidi/>
-        <w:spacing w:line="240" w:lineRule="auto"/>
-        <w:ind w:left="720"/>
-      </w:pPr>
-      <w:r>
-        <w:rPr>
-          <w:rtl/>
-          <w:cs/>
-          <w:lang w:val="ar_AE" w:bidi="ar_AE"/>
-        </w:rPr>
-      </w:r>
-      <w:hyperlink r:id="rId97">
-        <w:r>
-          <w:rPr>
-            <w:rtl/>
-            <w:cs/>
-            <w:lang w:val="ar_AE" w:bidi="ar_AE"/>
-          </w:rPr>
-          <w:rPr>
-            <w:color w:val="0000EE"/>
-            <w:u w:val="single"/>
-          </w:rPr>
-          <w:t>إشعياء 31:1–2</w:t>
-        </w:r>
-      </w:hyperlink>
-    </w:p>
-    <w:p>
-      <w:pPr>
-        <w:pStyle w:val="ListBullet"/>
-        <w:bidi/>
-        <w:spacing w:line="240" w:lineRule="auto"/>
-        <w:ind w:left="720"/>
-      </w:pPr>
-      <w:r>
-        <w:rPr>
-          <w:rtl/>
-          <w:cs/>
-          <w:lang w:val="ar_AE" w:bidi="ar_AE"/>
-        </w:rPr>
-      </w:r>
-      <w:hyperlink r:id="rId98">
-        <w:r>
-          <w:rPr>
-            <w:rtl/>
-            <w:cs/>
-            <w:lang w:val="ar_AE" w:bidi="ar_AE"/>
-          </w:rPr>
-          <w:rPr>
-            <w:color w:val="0000EE"/>
-            <w:u w:val="single"/>
-          </w:rPr>
-          <w:t>إرميا 45:1–3</w:t>
-        </w:r>
-      </w:hyperlink>
-    </w:p>
-    <w:p>
-      <w:pPr>
-        <w:pStyle w:val="ListBullet"/>
-        <w:bidi/>
-        <w:spacing w:line="240" w:lineRule="auto"/>
-        <w:ind w:left="720"/>
-      </w:pPr>
-      <w:r>
-        <w:rPr>
-          <w:rtl/>
-          <w:cs/>
-          <w:lang w:val="ar_AE" w:bidi="ar_AE"/>
-        </w:rPr>
-      </w:r>
-      <w:hyperlink r:id="rId99">
-        <w:r>
-          <w:rPr>
-            <w:rtl/>
-            <w:cs/>
-            <w:lang w:val="ar_AE" w:bidi="ar_AE"/>
-          </w:rPr>
-          <w:rPr>
-            <w:color w:val="0000EE"/>
-            <w:u w:val="single"/>
-          </w:rPr>
-          <w:t>يهوذا 1:9–11</w:t>
-        </w:r>
-      </w:hyperlink>
-    </w:p>
-    <w:p>
-      <w:pPr>
-        <w:pStyle w:val="ListBullet"/>
-        <w:bidi/>
-        <w:spacing w:line="240" w:lineRule="auto"/>
-        <w:ind w:left="720"/>
-      </w:pPr>
-      <w:r>
-        <w:rPr>
-          <w:rtl/>
-          <w:cs/>
-          <w:lang w:val="ar_AE" w:bidi="ar_AE"/>
-        </w:rPr>
-      </w:r>
-      <w:hyperlink r:id="rId100">
-        <w:r>
-          <w:rPr>
-            <w:rtl/>
-            <w:cs/>
-            <w:lang w:val="ar_AE" w:bidi="ar_AE"/>
-          </w:rPr>
-          <w:rPr>
-            <w:color w:val="0000EE"/>
-            <w:u w:val="single"/>
-          </w:rPr>
-          <w:t>لوقا 6:24</w:t>
-        </w:r>
-      </w:hyperlink>
-    </w:p>
-    <w:p>
-      <w:pPr>
-        <w:pStyle w:val="ListBullet"/>
-        <w:bidi/>
-        <w:spacing w:line="240" w:lineRule="auto"/>
-        <w:ind w:left="720"/>
-      </w:pPr>
-      <w:r>
-        <w:rPr>
-          <w:rtl/>
-          <w:cs/>
-          <w:lang w:val="ar_AE" w:bidi="ar_AE"/>
-        </w:rPr>
-      </w:r>
-      <w:hyperlink r:id="rId101">
-        <w:r>
-          <w:rPr>
-            <w:rtl/>
-            <w:cs/>
-            <w:lang w:val="ar_AE" w:bidi="ar_AE"/>
-          </w:rPr>
-          <w:rPr>
-            <w:color w:val="0000EE"/>
-            <w:u w:val="single"/>
-          </w:rPr>
-          <w:t>لوقا 17:1–2</w:t>
-        </w:r>
-      </w:hyperlink>
-    </w:p>
-    <w:p>
-      <w:pPr>
-        <w:pStyle w:val="ListBullet"/>
-        <w:bidi/>
-        <w:spacing w:line="240" w:lineRule="auto"/>
-        <w:ind w:left="720"/>
-      </w:pPr>
-      <w:r>
-        <w:rPr>
-          <w:rtl/>
-          <w:cs/>
-          <w:lang w:val="ar_AE" w:bidi="ar_AE"/>
-        </w:rPr>
-      </w:r>
-      <w:hyperlink r:id="rId102">
-        <w:r>
-          <w:rPr>
-            <w:rtl/>
-            <w:cs/>
-            <w:lang w:val="ar_AE" w:bidi="ar_AE"/>
-          </w:rPr>
-          <w:rPr>
-            <w:color w:val="0000EE"/>
-            <w:u w:val="single"/>
-          </w:rPr>
-          <w:t>متى 23:23</w:t>
-        </w:r>
-      </w:hyperlink>
+      <w:r>
+        <w:rPr>
+          <w:rtl/>
+          <w:cs/>
+          <w:lang w:val="ar_AE" w:bidi="ar_AE"/>
+        </w:rPr>
+        <w:t>حزقيال 13:17–18</w:t>
+      </w:r>
+    </w:p>
+    <w:p>
+      <w:pPr>
+        <w:pStyle w:val="ListBullet"/>
+        <w:bidi/>
+        <w:spacing w:line="240" w:lineRule="auto"/>
+        <w:ind w:left="720"/>
+      </w:pPr>
+      <w:r>
+        <w:rPr>
+          <w:rtl/>
+          <w:cs/>
+          <w:lang w:val="ar_AE" w:bidi="ar_AE"/>
+        </w:rPr>
+      </w:r>
+      <w:r>
+        <w:rPr>
+          <w:rtl/>
+          <w:cs/>
+          <w:lang w:val="ar_AE" w:bidi="ar_AE"/>
+        </w:rPr>
+        <w:t>حبقوق 2:12</w:t>
+      </w:r>
+    </w:p>
+    <w:p>
+      <w:pPr>
+        <w:pStyle w:val="ListBullet"/>
+        <w:bidi/>
+        <w:spacing w:line="240" w:lineRule="auto"/>
+        <w:ind w:left="720"/>
+      </w:pPr>
+      <w:r>
+        <w:rPr>
+          <w:rtl/>
+          <w:cs/>
+          <w:lang w:val="ar_AE" w:bidi="ar_AE"/>
+        </w:rPr>
+      </w:r>
+      <w:r>
+        <w:rPr>
+          <w:rtl/>
+          <w:cs/>
+          <w:lang w:val="ar_AE" w:bidi="ar_AE"/>
+        </w:rPr>
+        <w:t>إشعياء 31:1–2</w:t>
+      </w:r>
+    </w:p>
+    <w:p>
+      <w:pPr>
+        <w:pStyle w:val="ListBullet"/>
+        <w:bidi/>
+        <w:spacing w:line="240" w:lineRule="auto"/>
+        <w:ind w:left="720"/>
+      </w:pPr>
+      <w:r>
+        <w:rPr>
+          <w:rtl/>
+          <w:cs/>
+          <w:lang w:val="ar_AE" w:bidi="ar_AE"/>
+        </w:rPr>
+      </w:r>
+      <w:r>
+        <w:rPr>
+          <w:rtl/>
+          <w:cs/>
+          <w:lang w:val="ar_AE" w:bidi="ar_AE"/>
+        </w:rPr>
+        <w:t>إرميا 45:1–3</w:t>
+      </w:r>
+    </w:p>
+    <w:p>
+      <w:pPr>
+        <w:pStyle w:val="ListBullet"/>
+        <w:bidi/>
+        <w:spacing w:line="240" w:lineRule="auto"/>
+        <w:ind w:left="720"/>
+      </w:pPr>
+      <w:r>
+        <w:rPr>
+          <w:rtl/>
+          <w:cs/>
+          <w:lang w:val="ar_AE" w:bidi="ar_AE"/>
+        </w:rPr>
+      </w:r>
+      <w:r>
+        <w:rPr>
+          <w:rtl/>
+          <w:cs/>
+          <w:lang w:val="ar_AE" w:bidi="ar_AE"/>
+        </w:rPr>
+        <w:t>يهوذا 1:9–11</w:t>
+      </w:r>
+    </w:p>
+    <w:p>
+      <w:pPr>
+        <w:pStyle w:val="ListBullet"/>
+        <w:bidi/>
+        <w:spacing w:line="240" w:lineRule="auto"/>
+        <w:ind w:left="720"/>
+      </w:pPr>
+      <w:r>
+        <w:rPr>
+          <w:rtl/>
+          <w:cs/>
+          <w:lang w:val="ar_AE" w:bidi="ar_AE"/>
+        </w:rPr>
+      </w:r>
+      <w:r>
+        <w:rPr>
+          <w:rtl/>
+          <w:cs/>
+          <w:lang w:val="ar_AE" w:bidi="ar_AE"/>
+        </w:rPr>
+        <w:t>لوقا 6:24</w:t>
+      </w:r>
+    </w:p>
+    <w:p>
+      <w:pPr>
+        <w:pStyle w:val="ListBullet"/>
+        <w:bidi/>
+        <w:spacing w:line="240" w:lineRule="auto"/>
+        <w:ind w:left="720"/>
+      </w:pPr>
+      <w:r>
+        <w:rPr>
+          <w:rtl/>
+          <w:cs/>
+          <w:lang w:val="ar_AE" w:bidi="ar_AE"/>
+        </w:rPr>
+      </w:r>
+      <w:r>
+        <w:rPr>
+          <w:rtl/>
+          <w:cs/>
+          <w:lang w:val="ar_AE" w:bidi="ar_AE"/>
+        </w:rPr>
+        <w:t>لوقا 17:1–2</w:t>
+      </w:r>
+    </w:p>
+    <w:p>
+      <w:pPr>
+        <w:pStyle w:val="ListBullet"/>
+        <w:bidi/>
+        <w:spacing w:line="240" w:lineRule="auto"/>
+        <w:ind w:left="720"/>
+      </w:pPr>
+      <w:r>
+        <w:rPr>
+          <w:rtl/>
+          <w:cs/>
+          <w:lang w:val="ar_AE" w:bidi="ar_AE"/>
+        </w:rPr>
+      </w:r>
+      <w:r>
+        <w:rPr>
+          <w:rtl/>
+          <w:cs/>
+          <w:lang w:val="ar_AE" w:bidi="ar_AE"/>
+        </w:rPr>
+        <w:t>متى 23:23</w:t>
+      </w:r>
     </w:p>
     <w:p>
       <w:pPr>

--- a/arb/docx/022.content.docx
+++ b/arb/docx/022.content.docx
@@ -794,6 +794,22 @@
           <w:cs/>
           <w:lang w:val="ar_AE" w:bidi="ar_AE"/>
         </w:rPr>
+        <w:t xml:space="preserve">, وصية, </w:t>
+      </w:r>
+      <w:r>
+        <w:rPr>
+          <w:rtl/>
+          <w:cs/>
+          <w:lang w:val="ar_AE" w:bidi="ar_AE"/>
+        </w:rPr>
+        <w:t>عهد</w:t>
+      </w:r>
+      <w:r>
+        <w:rPr>
+          <w:rtl/>
+          <w:cs/>
+          <w:lang w:val="ar_AE" w:bidi="ar_AE"/>
+        </w:rPr>
         <w:t xml:space="preserve">, </w:t>
       </w:r>
       <w:r>
@@ -802,7 +818,7 @@
           <w:cs/>
           <w:lang w:val="ar_AE" w:bidi="ar_AE"/>
         </w:rPr>
-        <w:t>وصية</w:t>
+        <w:t>برية</w:t>
       </w:r>
       <w:r>
         <w:rPr>
@@ -818,7 +834,23 @@
           <w:cs/>
           <w:lang w:val="ar_AE" w:bidi="ar_AE"/>
         </w:rPr>
-        <w:t>عهد</w:t>
+        <w:t>ناموس "شريعة"</w:t>
+      </w:r>
+      <w:r>
+        <w:rPr>
+          <w:rtl/>
+          <w:cs/>
+          <w:lang w:val="ar_AE" w:bidi="ar_AE"/>
+        </w:rPr>
+        <w:t xml:space="preserve">, طاعة, </w:t>
+      </w:r>
+      <w:r>
+        <w:rPr>
+          <w:rtl/>
+          <w:cs/>
+          <w:lang w:val="ar_AE" w:bidi="ar_AE"/>
+        </w:rPr>
+        <w:t>سيناء</w:t>
       </w:r>
       <w:r>
         <w:rPr>
@@ -834,7 +866,1197 @@
           <w:cs/>
           <w:lang w:val="ar_AE" w:bidi="ar_AE"/>
         </w:rPr>
-        <w:t>برية</w:t>
+        <w:t>عبادة</w:t>
+      </w:r>
+      <w:r>
+        <w:rPr>
+          <w:rtl/>
+          <w:cs/>
+          <w:lang w:val="ar_AE" w:bidi="ar_AE"/>
+        </w:rPr>
+        <w:t>)</w:t>
+      </w:r>
+    </w:p>
+    <w:p>
+      <w:pPr>
+        <w:pStyle w:val="Heading3"/>
+        <w:bidi/>
+      </w:pPr>
+      <w:r>
+        <w:rPr>
+          <w:rtl/>
+          <w:cs/>
+          <w:lang w:val="ar_AE" w:bidi="ar_AE"/>
+        </w:rPr>
+        <w:t>مراجع الكتاب المقدس:</w:t>
+      </w:r>
+    </w:p>
+    <w:p>
+      <w:pPr>
+        <w:pStyle w:val="ListBullet"/>
+        <w:bidi/>
+        <w:spacing w:line="240" w:lineRule="auto"/>
+        <w:ind w:left="720"/>
+      </w:pPr>
+      <w:r>
+        <w:rPr>
+          <w:rtl/>
+          <w:cs/>
+          <w:lang w:val="ar_AE" w:bidi="ar_AE"/>
+        </w:rPr>
+      </w:r>
+      <w:r>
+        <w:rPr>
+          <w:rtl/>
+          <w:cs/>
+          <w:lang w:val="ar_AE" w:bidi="ar_AE"/>
+        </w:rPr>
+        <w:t>تثنية 4: 13–14</w:t>
+      </w:r>
+    </w:p>
+    <w:p>
+      <w:pPr>
+        <w:pStyle w:val="ListBullet"/>
+        <w:bidi/>
+        <w:spacing w:line="240" w:lineRule="auto"/>
+        <w:ind w:left="720"/>
+      </w:pPr>
+      <w:r>
+        <w:rPr>
+          <w:rtl/>
+          <w:cs/>
+          <w:lang w:val="ar_AE" w:bidi="ar_AE"/>
+        </w:rPr>
+      </w:r>
+      <w:r>
+        <w:rPr>
+          <w:rtl/>
+          <w:cs/>
+          <w:lang w:val="ar_AE" w:bidi="ar_AE"/>
+        </w:rPr>
+        <w:t>تثنية 10: 3–4</w:t>
+      </w:r>
+    </w:p>
+    <w:p>
+      <w:pPr>
+        <w:pStyle w:val="ListBullet"/>
+        <w:bidi/>
+        <w:spacing w:line="240" w:lineRule="auto"/>
+        <w:ind w:left="720"/>
+      </w:pPr>
+      <w:r>
+        <w:rPr>
+          <w:rtl/>
+          <w:cs/>
+          <w:lang w:val="ar_AE" w:bidi="ar_AE"/>
+        </w:rPr>
+      </w:r>
+      <w:r>
+        <w:rPr>
+          <w:rtl/>
+          <w:cs/>
+          <w:lang w:val="ar_AE" w:bidi="ar_AE"/>
+        </w:rPr>
+        <w:t>خروج 34: 27–28</w:t>
+      </w:r>
+    </w:p>
+    <w:p>
+      <w:pPr>
+        <w:pStyle w:val="ListBullet"/>
+        <w:bidi/>
+        <w:spacing w:line="240" w:lineRule="auto"/>
+        <w:ind w:left="720"/>
+      </w:pPr>
+      <w:r>
+        <w:rPr>
+          <w:rtl/>
+          <w:cs/>
+          <w:lang w:val="ar_AE" w:bidi="ar_AE"/>
+        </w:rPr>
+      </w:r>
+      <w:r>
+        <w:rPr>
+          <w:rtl/>
+          <w:cs/>
+          <w:lang w:val="ar_AE" w:bidi="ar_AE"/>
+        </w:rPr>
+        <w:t>لوقا 18: 18–21</w:t>
+      </w:r>
+    </w:p>
+    <w:p>
+      <w:pPr>
+        <w:pStyle w:val="Heading3"/>
+        <w:bidi/>
+      </w:pPr>
+      <w:r>
+        <w:rPr>
+          <w:rtl/>
+          <w:cs/>
+          <w:lang w:val="ar_AE" w:bidi="ar_AE"/>
+        </w:rPr>
+        <w:t>أمثلة من قصص الكتاب المقدس:</w:t>
+      </w:r>
+    </w:p>
+    <w:p>
+      <w:pPr>
+        <w:pStyle w:val="ListBullet"/>
+        <w:bidi/>
+        <w:spacing w:line="240" w:lineRule="auto"/>
+        <w:ind w:left="720"/>
+      </w:pPr>
+      <w:r>
+        <w:rPr>
+          <w:rtl/>
+          <w:cs/>
+          <w:lang w:val="ar_AE" w:bidi="ar_AE"/>
+        </w:rPr>
+      </w:r>
+      <w:r>
+        <w:rPr>
+          <w:b/>
+          <w:rtl/>
+          <w:cs/>
+          <w:lang w:val="ar_AE" w:bidi="ar_AE"/>
+        </w:rPr>
+        <w:t>13: 7</w:t>
+      </w:r>
+      <w:r>
+        <w:rPr>
+          <w:rtl/>
+          <w:cs/>
+          <w:lang w:val="ar_AE" w:bidi="ar_AE"/>
+        </w:rPr>
+        <w:t xml:space="preserve"> ثم كتب الله هذه </w:t>
+      </w:r>
+      <w:r>
+        <w:rPr>
+          <w:b/>
+          <w:rtl/>
+          <w:cs/>
+          <w:lang w:val="ar_AE" w:bidi="ar_AE"/>
+        </w:rPr>
+        <w:t>الوصايا العشر</w:t>
+      </w:r>
+      <w:r>
+        <w:rPr>
+          <w:rtl/>
+          <w:cs/>
+          <w:lang w:val="ar_AE" w:bidi="ar_AE"/>
+        </w:rPr>
+        <w:t xml:space="preserve"> على لوحين حجريين وأعطاها لموسى.</w:t>
+      </w:r>
+    </w:p>
+    <w:p>
+      <w:pPr>
+        <w:pStyle w:val="ListBullet"/>
+        <w:bidi/>
+        <w:spacing w:line="240" w:lineRule="auto"/>
+        <w:ind w:left="720"/>
+      </w:pPr>
+      <w:r>
+        <w:rPr>
+          <w:rtl/>
+          <w:cs/>
+          <w:lang w:val="ar_AE" w:bidi="ar_AE"/>
+        </w:rPr>
+      </w:r>
+      <w:r>
+        <w:rPr>
+          <w:b/>
+          <w:rtl/>
+          <w:cs/>
+          <w:lang w:val="ar_AE" w:bidi="ar_AE"/>
+        </w:rPr>
+        <w:t>13: 13</w:t>
+      </w:r>
+      <w:r>
+        <w:rPr>
+          <w:rtl/>
+          <w:cs/>
+          <w:lang w:val="ar_AE" w:bidi="ar_AE"/>
+        </w:rPr>
+        <w:t xml:space="preserve"> عندما نزل موسى من الجبل ورأى العجل الذهبي، كان غاضبًا جدًا لدرجة أنه كسر وسحق اللوحين اللذين كتب الله عليهما </w:t>
+      </w:r>
+      <w:r>
+        <w:rPr>
+          <w:b/>
+          <w:rtl/>
+          <w:cs/>
+          <w:lang w:val="ar_AE" w:bidi="ar_AE"/>
+        </w:rPr>
+        <w:t xml:space="preserve">الوصايا العشر. </w:t>
+      </w:r>
+    </w:p>
+    <w:p>
+      <w:pPr>
+        <w:pStyle w:val="ListBullet"/>
+        <w:bidi/>
+        <w:spacing w:line="240" w:lineRule="auto"/>
+        <w:ind w:left="720"/>
+      </w:pPr>
+      <w:r>
+        <w:rPr>
+          <w:rtl/>
+          <w:cs/>
+          <w:lang w:val="ar_AE" w:bidi="ar_AE"/>
+        </w:rPr>
+      </w:r>
+      <w:r>
+        <w:rPr>
+          <w:b/>
+          <w:rtl/>
+          <w:cs/>
+          <w:lang w:val="ar_AE" w:bidi="ar_AE"/>
+        </w:rPr>
+        <w:t>13: 15</w:t>
+      </w:r>
+      <w:r>
+        <w:rPr>
+          <w:rtl/>
+          <w:cs/>
+          <w:lang w:val="ar_AE" w:bidi="ar_AE"/>
+        </w:rPr>
+        <w:t xml:space="preserve"> كتب موسى </w:t>
+      </w:r>
+      <w:r>
+        <w:rPr>
+          <w:b/>
+          <w:rtl/>
+          <w:cs/>
+          <w:lang w:val="ar_AE" w:bidi="ar_AE"/>
+        </w:rPr>
+        <w:t>الوصايا العشر</w:t>
+      </w:r>
+      <w:r>
+        <w:rPr>
+          <w:rtl/>
+          <w:cs/>
+          <w:lang w:val="ar_AE" w:bidi="ar_AE"/>
+        </w:rPr>
+        <w:t xml:space="preserve"> على لوحين حجريين جديدين ليحلوا محل اللوحين الذين كسرهما.</w:t>
+      </w:r>
+    </w:p>
+    <w:p>
+      <w:pPr>
+        <w:pStyle w:val="Heading3"/>
+        <w:bidi/>
+      </w:pPr>
+      <w:r>
+        <w:rPr>
+          <w:rtl/>
+          <w:cs/>
+          <w:lang w:val="ar_AE" w:bidi="ar_AE"/>
+        </w:rPr>
+        <w:t>بيانات الكلمة:</w:t>
+      </w:r>
+    </w:p>
+    <w:p>
+      <w:pPr>
+        <w:pStyle w:val="ListBullet"/>
+        <w:bidi/>
+        <w:spacing w:line="240" w:lineRule="auto"/>
+        <w:ind w:left="720"/>
+      </w:pPr>
+      <w:r>
+        <w:rPr>
+          <w:rtl/>
+          <w:cs/>
+          <w:lang w:val="ar_AE" w:bidi="ar_AE"/>
+        </w:rPr>
+      </w:r>
+      <w:r>
+        <w:rPr>
+          <w:rtl/>
+          <w:cs/>
+          <w:lang w:val="ar_AE" w:bidi="ar_AE"/>
+        </w:rPr>
+        <w:t>سترونج: H1697, H6235</w:t>
+      </w:r>
+      <w:r>
+        <w:rPr>
+          <w:rtl/>
+          <w:cs/>
+          <w:lang w:val="ar_AE" w:bidi="ar_AE"/>
+        </w:rPr>
+      </w:r>
+      <w:r>
+        <w:rPr>
+          <w:rtl/>
+          <w:cs/>
+          <w:lang w:val="ar_AE" w:bidi="ar_AE"/>
+        </w:rPr>
+      </w:r>
+    </w:p>
+    <w:p>
+      <w:pPr>
+        <w:bidi/>
+      </w:pPr>
+      <w:r>
+        <w:rPr>
+          <w:rtl/>
+          <w:cs/>
+          <w:lang w:val="ar_AE" w:bidi="ar_AE"/>
+        </w:rPr>
+      </w:r>
+    </w:p>
+    <w:p>
+      <w:pPr>
+        <w:pStyle w:val="Heading2"/>
+        <w:bidi/>
+      </w:pPr>
+      <w:r>
+        <w:rPr>
+          <w:rtl/>
+          <w:cs/>
+          <w:lang w:val="ar_AE" w:bidi="ar_AE"/>
+        </w:rPr>
+        <w:t>وادي</w:t>
+      </w:r>
+      <w:r>
+        <w:rPr>
+          <w:rtl/>
+          <w:cs/>
+          <w:lang w:val="ar_AE" w:bidi="ar_AE"/>
+        </w:rPr>
+      </w:r>
+    </w:p>
+    <w:p>
+      <w:pPr>
+        <w:pStyle w:val="Heading3"/>
+        <w:bidi/>
+      </w:pPr>
+      <w:r>
+        <w:rPr>
+          <w:rtl/>
+          <w:cs/>
+          <w:lang w:val="ar_AE" w:bidi="ar_AE"/>
+        </w:rPr>
+        <w:t>التعريف:</w:t>
+      </w:r>
+    </w:p>
+    <w:p>
+      <w:pPr>
+        <w:bidi/>
+      </w:pPr>
+      <w:r>
+        <w:rPr>
+          <w:rtl/>
+          <w:cs/>
+          <w:lang w:val="ar_AE" w:bidi="ar_AE"/>
+        </w:rPr>
+      </w:r>
+      <w:r>
+        <w:rPr>
+          <w:rtl/>
+          <w:cs/>
+          <w:lang w:val="ar_AE" w:bidi="ar_AE"/>
+        </w:rPr>
+        <w:t>يشير مصطلح "وادي" إلى مجرى موسمي، أو نهر موسمي، أو وادٍ بمعنى قاع مجري مائي في وقت معين من السنة.</w:t>
+      </w:r>
+    </w:p>
+    <w:p>
+      <w:pPr>
+        <w:pStyle w:val="ListBullet"/>
+        <w:bidi/>
+        <w:spacing w:line="240" w:lineRule="auto"/>
+        <w:ind w:left="720"/>
+      </w:pPr>
+      <w:r>
+        <w:rPr>
+          <w:rtl/>
+          <w:cs/>
+          <w:lang w:val="ar_AE" w:bidi="ar_AE"/>
+        </w:rPr>
+      </w:r>
+      <w:r>
+        <w:rPr>
+          <w:rtl/>
+          <w:cs/>
+          <w:lang w:val="ar_AE" w:bidi="ar_AE"/>
+        </w:rPr>
+        <w:t>يكون "الوادي" مليئًا بالماء في جزء من السنة ويكون جافًا في جزء آخر من السنة.</w:t>
+      </w:r>
+    </w:p>
+    <w:p>
+      <w:pPr>
+        <w:pStyle w:val="ListBullet"/>
+        <w:bidi/>
+        <w:spacing w:line="240" w:lineRule="auto"/>
+        <w:ind w:left="720"/>
+      </w:pPr>
+      <w:r>
+        <w:rPr>
+          <w:rtl/>
+          <w:cs/>
+          <w:lang w:val="ar_AE" w:bidi="ar_AE"/>
+        </w:rPr>
+      </w:r>
+      <w:r>
+        <w:rPr>
+          <w:rtl/>
+          <w:cs/>
+          <w:lang w:val="ar_AE" w:bidi="ar_AE"/>
+        </w:rPr>
+        <w:t>عندما يكون "الوادي" ممتلئًا بالماء، فإن كَمّيَّة الماء الذي يحتويها تعتمد على أيّ توقيت في العام، وكمية الأمطار التي استقبلتها المنطقة، وكذلك حجم الوادي.</w:t>
+      </w:r>
+    </w:p>
+    <w:p>
+      <w:pPr>
+        <w:pStyle w:val="Heading3"/>
+        <w:bidi/>
+      </w:pPr>
+      <w:r>
+        <w:rPr>
+          <w:rtl/>
+          <w:cs/>
+          <w:lang w:val="ar_AE" w:bidi="ar_AE"/>
+        </w:rPr>
+        <w:t>اقتراحات التَّرْجَمَة:</w:t>
+      </w:r>
+    </w:p>
+    <w:p>
+      <w:pPr>
+        <w:pStyle w:val="ListBullet"/>
+        <w:bidi/>
+        <w:spacing w:line="240" w:lineRule="auto"/>
+        <w:ind w:left="720"/>
+      </w:pPr>
+      <w:r>
+        <w:rPr>
+          <w:rtl/>
+          <w:cs/>
+          <w:lang w:val="ar_AE" w:bidi="ar_AE"/>
+        </w:rPr>
+      </w:r>
+      <w:r>
+        <w:rPr>
+          <w:rtl/>
+          <w:cs/>
+          <w:lang w:val="ar_AE" w:bidi="ar_AE"/>
+        </w:rPr>
+        <w:t xml:space="preserve"> يمكن أن تشمل تَرْجَمَة "وادي"، بعض هذه المعاني: "مجرى موسمي" أو "قاع مجرى مائي موسمي" أو "حوض نهر" أو "قاع نهر."</w:t>
+      </w:r>
+    </w:p>
+    <w:p>
+      <w:pPr>
+        <w:pStyle w:val="Heading3"/>
+        <w:bidi/>
+      </w:pPr>
+      <w:r>
+        <w:rPr>
+          <w:rtl/>
+          <w:cs/>
+          <w:lang w:val="ar_AE" w:bidi="ar_AE"/>
+        </w:rPr>
+        <w:t>مراجع الكتاب المقدس:</w:t>
+      </w:r>
+    </w:p>
+    <w:p>
+      <w:pPr>
+        <w:pStyle w:val="Heading3"/>
+        <w:bidi/>
+      </w:pPr>
+      <w:r>
+        <w:rPr>
+          <w:rtl/>
+          <w:cs/>
+          <w:lang w:val="ar_AE" w:bidi="ar_AE"/>
+        </w:rPr>
+        <w:t>بيانات الكلمة:</w:t>
+      </w:r>
+    </w:p>
+    <w:p>
+      <w:pPr>
+        <w:pStyle w:val="ListBullet"/>
+        <w:bidi/>
+        <w:spacing w:line="240" w:lineRule="auto"/>
+        <w:ind w:left="720"/>
+      </w:pPr>
+      <w:r>
+        <w:rPr>
+          <w:rtl/>
+          <w:cs/>
+          <w:lang w:val="ar_AE" w:bidi="ar_AE"/>
+        </w:rPr>
+      </w:r>
+      <w:r>
+        <w:rPr>
+          <w:rtl/>
+          <w:cs/>
+          <w:lang w:val="ar_AE" w:bidi="ar_AE"/>
+        </w:rPr>
+        <w:t>سترونغ:</w:t>
+      </w:r>
+      <w:r>
+        <w:rPr>
+          <w:rtl/>
+          <w:cs/>
+          <w:lang w:val="ar_AE" w:bidi="ar_AE"/>
+        </w:rPr>
+      </w:r>
+      <w:r>
+        <w:rPr>
+          <w:rtl/>
+          <w:cs/>
+          <w:lang w:val="ar_AE" w:bidi="ar_AE"/>
+        </w:rPr>
+      </w:r>
+    </w:p>
+    <w:p>
+      <w:pPr>
+        <w:bidi/>
+      </w:pPr>
+      <w:r>
+        <w:rPr>
+          <w:rtl/>
+          <w:cs/>
+          <w:lang w:val="ar_AE" w:bidi="ar_AE"/>
+        </w:rPr>
+      </w:r>
+    </w:p>
+    <w:p>
+      <w:pPr>
+        <w:pStyle w:val="Heading2"/>
+        <w:bidi/>
+      </w:pPr>
+      <w:r>
+        <w:rPr>
+          <w:rtl/>
+          <w:cs/>
+          <w:lang w:val="ar_AE" w:bidi="ar_AE"/>
+        </w:rPr>
+        <w:t>وادي قدرون</w:t>
+      </w:r>
+      <w:r>
+        <w:rPr>
+          <w:rtl/>
+          <w:cs/>
+          <w:lang w:val="ar_AE" w:bidi="ar_AE"/>
+        </w:rPr>
+      </w:r>
+    </w:p>
+    <w:p>
+      <w:pPr>
+        <w:pStyle w:val="Heading3"/>
+        <w:bidi/>
+      </w:pPr>
+      <w:r>
+        <w:rPr>
+          <w:rtl/>
+          <w:cs/>
+          <w:lang w:val="ar_AE" w:bidi="ar_AE"/>
+        </w:rPr>
+        <w:t>حقائق:</w:t>
+      </w:r>
+    </w:p>
+    <w:p>
+      <w:pPr>
+        <w:bidi/>
+      </w:pPr>
+      <w:r>
+        <w:rPr>
+          <w:rtl/>
+          <w:cs/>
+          <w:lang w:val="ar_AE" w:bidi="ar_AE"/>
+        </w:rPr>
+      </w:r>
+      <w:r>
+        <w:rPr>
+          <w:rtl/>
+          <w:cs/>
+          <w:lang w:val="ar_AE" w:bidi="ar_AE"/>
+        </w:rPr>
+        <w:t>وادي قدرون هو وادٍ عميق يقع خارج مدينة أورشليم مباشرة، بين جدارها الشرقي وجبل الزيتون.</w:t>
+      </w:r>
+    </w:p>
+    <w:p>
+      <w:pPr>
+        <w:pStyle w:val="ListBullet"/>
+        <w:bidi/>
+        <w:spacing w:line="240" w:lineRule="auto"/>
+        <w:ind w:left="720"/>
+      </w:pPr>
+      <w:r>
+        <w:rPr>
+          <w:rtl/>
+          <w:cs/>
+          <w:lang w:val="ar_AE" w:bidi="ar_AE"/>
+        </w:rPr>
+      </w:r>
+      <w:r>
+        <w:rPr>
+          <w:rtl/>
+          <w:cs/>
+          <w:lang w:val="ar_AE" w:bidi="ar_AE"/>
+        </w:rPr>
+        <w:t>يبلغ عمق الوادي أكثر من 1000 متر وطوله حوالي 32 كيلومترًا.</w:t>
+      </w:r>
+    </w:p>
+    <w:p>
+      <w:pPr>
+        <w:pStyle w:val="ListBullet"/>
+        <w:bidi/>
+        <w:spacing w:line="240" w:lineRule="auto"/>
+        <w:ind w:left="720"/>
+      </w:pPr>
+      <w:r>
+        <w:rPr>
+          <w:rtl/>
+          <w:cs/>
+          <w:lang w:val="ar_AE" w:bidi="ar_AE"/>
+        </w:rPr>
+      </w:r>
+      <w:r>
+        <w:rPr>
+          <w:rtl/>
+          <w:cs/>
+          <w:lang w:val="ar_AE" w:bidi="ar_AE"/>
+        </w:rPr>
+        <w:t>عندما هرب الملك داود من ابنه أبشالوم، مر عبر وادي قدرون للوصول إلى جبل الزيتون.</w:t>
+      </w:r>
+    </w:p>
+    <w:p>
+      <w:pPr>
+        <w:pStyle w:val="ListBullet"/>
+        <w:bidi/>
+        <w:spacing w:line="240" w:lineRule="auto"/>
+        <w:ind w:left="720"/>
+      </w:pPr>
+      <w:r>
+        <w:rPr>
+          <w:rtl/>
+          <w:cs/>
+          <w:lang w:val="ar_AE" w:bidi="ar_AE"/>
+        </w:rPr>
+      </w:r>
+      <w:r>
+        <w:rPr>
+          <w:rtl/>
+          <w:cs/>
+          <w:lang w:val="ar_AE" w:bidi="ar_AE"/>
+        </w:rPr>
+        <w:t>أمر الملك يوشيا والملك آسا ملوك يهوذا بتحطيم وحرق المرتفعات والمذابح للآلهة الزائفة، وألقي الرماد في وادي قدرون.</w:t>
+      </w:r>
+    </w:p>
+    <w:p>
+      <w:pPr>
+        <w:pStyle w:val="ListBullet"/>
+        <w:bidi/>
+        <w:spacing w:line="240" w:lineRule="auto"/>
+        <w:ind w:left="720"/>
+      </w:pPr>
+      <w:r>
+        <w:rPr>
+          <w:rtl/>
+          <w:cs/>
+          <w:lang w:val="ar_AE" w:bidi="ar_AE"/>
+        </w:rPr>
+      </w:r>
+      <w:r>
+        <w:rPr>
+          <w:rtl/>
+          <w:cs/>
+          <w:lang w:val="ar_AE" w:bidi="ar_AE"/>
+        </w:rPr>
+        <w:t>خلال حكم الملك حزقيا، كان وادي قدرون المكان الذي ألقى فيه الكهنة كل الأشياء النجسة التي أزالوها من الهيكل.</w:t>
+      </w:r>
+    </w:p>
+    <w:p>
+      <w:pPr>
+        <w:pStyle w:val="ListBullet"/>
+        <w:bidi/>
+        <w:spacing w:line="240" w:lineRule="auto"/>
+        <w:ind w:left="720"/>
+      </w:pPr>
+      <w:r>
+        <w:rPr>
+          <w:rtl/>
+          <w:cs/>
+          <w:lang w:val="ar_AE" w:bidi="ar_AE"/>
+        </w:rPr>
+      </w:r>
+      <w:r>
+        <w:rPr>
+          <w:rtl/>
+          <w:cs/>
+          <w:lang w:val="ar_AE" w:bidi="ar_AE"/>
+        </w:rPr>
+        <w:t>قُتلت الملكة الشريرة عثليا في هذا الوادي بسبب الأمور الشريرة التي قامت بها.</w:t>
+      </w:r>
+    </w:p>
+    <w:p>
+      <w:pPr>
+        <w:bidi/>
+      </w:pPr>
+      <w:r>
+        <w:rPr>
+          <w:rtl/>
+          <w:cs/>
+          <w:lang w:val="ar_AE" w:bidi="ar_AE"/>
+        </w:rPr>
+      </w:r>
+      <w:r>
+        <w:rPr>
+          <w:rtl/>
+          <w:cs/>
+          <w:lang w:val="ar_AE" w:bidi="ar_AE"/>
+        </w:rPr>
+        <w:t>(اقتراحات الترجمة: كيفية ترجمة الأسماء)</w:t>
+      </w:r>
+    </w:p>
+    <w:p>
+      <w:pPr>
+        <w:bidi/>
+      </w:pPr>
+      <w:r>
+        <w:rPr>
+          <w:rtl/>
+          <w:cs/>
+          <w:lang w:val="ar_AE" w:bidi="ar_AE"/>
+        </w:rPr>
+      </w:r>
+      <w:r>
+        <w:rPr>
+          <w:rtl/>
+          <w:cs/>
+          <w:lang w:val="ar_AE" w:bidi="ar_AE"/>
+        </w:rPr>
+        <w:t xml:space="preserve">(انظر أيضًا: </w:t>
+      </w:r>
+      <w:r>
+        <w:rPr>
+          <w:rtl/>
+          <w:cs/>
+          <w:lang w:val="ar_AE" w:bidi="ar_AE"/>
+        </w:rPr>
+        <w:t>أبشالوم</w:t>
+      </w:r>
+      <w:r>
+        <w:rPr>
+          <w:rtl/>
+          <w:cs/>
+          <w:lang w:val="ar_AE" w:bidi="ar_AE"/>
+        </w:rPr>
+        <w:t xml:space="preserve">، </w:t>
+      </w:r>
+      <w:r>
+        <w:rPr>
+          <w:rtl/>
+          <w:cs/>
+          <w:lang w:val="ar_AE" w:bidi="ar_AE"/>
+        </w:rPr>
+        <w:t>آسا</w:t>
+      </w:r>
+      <w:r>
+        <w:rPr>
+          <w:rtl/>
+          <w:cs/>
+          <w:lang w:val="ar_AE" w:bidi="ar_AE"/>
+        </w:rPr>
+        <w:t xml:space="preserve">، </w:t>
+      </w:r>
+      <w:r>
+        <w:rPr>
+          <w:rtl/>
+          <w:cs/>
+          <w:lang w:val="ar_AE" w:bidi="ar_AE"/>
+        </w:rPr>
+        <w:t>عثليا</w:t>
+      </w:r>
+      <w:r>
+        <w:rPr>
+          <w:rtl/>
+          <w:cs/>
+          <w:lang w:val="ar_AE" w:bidi="ar_AE"/>
+        </w:rPr>
+        <w:t xml:space="preserve">، </w:t>
+      </w:r>
+      <w:r>
+        <w:rPr>
+          <w:rtl/>
+          <w:cs/>
+          <w:lang w:val="ar_AE" w:bidi="ar_AE"/>
+        </w:rPr>
+        <w:t>داود</w:t>
+      </w:r>
+      <w:r>
+        <w:rPr>
+          <w:rtl/>
+          <w:cs/>
+          <w:lang w:val="ar_AE" w:bidi="ar_AE"/>
+        </w:rPr>
+        <w:t xml:space="preserve">، </w:t>
+      </w:r>
+      <w:r>
+        <w:rPr>
+          <w:rtl/>
+          <w:cs/>
+          <w:lang w:val="ar_AE" w:bidi="ar_AE"/>
+        </w:rPr>
+        <w:t>إله زائف</w:t>
+      </w:r>
+      <w:r>
+        <w:rPr>
+          <w:rtl/>
+          <w:cs/>
+          <w:lang w:val="ar_AE" w:bidi="ar_AE"/>
+        </w:rPr>
+        <w:t xml:space="preserve">، </w:t>
+      </w:r>
+      <w:r>
+        <w:rPr>
+          <w:rtl/>
+          <w:cs/>
+          <w:lang w:val="ar_AE" w:bidi="ar_AE"/>
+        </w:rPr>
+        <w:t>حزقيا</w:t>
+      </w:r>
+      <w:r>
+        <w:rPr>
+          <w:rtl/>
+          <w:cs/>
+          <w:lang w:val="ar_AE" w:bidi="ar_AE"/>
+        </w:rPr>
+        <w:t xml:space="preserve">، </w:t>
+      </w:r>
+      <w:r>
+        <w:rPr>
+          <w:rtl/>
+          <w:cs/>
+          <w:lang w:val="ar_AE" w:bidi="ar_AE"/>
+        </w:rPr>
+        <w:t>المرتفعات</w:t>
+      </w:r>
+      <w:r>
+        <w:rPr>
+          <w:rtl/>
+          <w:cs/>
+          <w:lang w:val="ar_AE" w:bidi="ar_AE"/>
+        </w:rPr>
+        <w:t xml:space="preserve">، </w:t>
+      </w:r>
+      <w:r>
+        <w:rPr>
+          <w:rtl/>
+          <w:cs/>
+          <w:lang w:val="ar_AE" w:bidi="ar_AE"/>
+        </w:rPr>
+        <w:t>يوشيا</w:t>
+      </w:r>
+      <w:r>
+        <w:rPr>
+          <w:rtl/>
+          <w:cs/>
+          <w:lang w:val="ar_AE" w:bidi="ar_AE"/>
+        </w:rPr>
+        <w:t xml:space="preserve">، </w:t>
+      </w:r>
+      <w:r>
+        <w:rPr>
+          <w:rtl/>
+          <w:cs/>
+          <w:lang w:val="ar_AE" w:bidi="ar_AE"/>
+        </w:rPr>
+        <w:t>يهوذا</w:t>
+      </w:r>
+      <w:r>
+        <w:rPr>
+          <w:rtl/>
+          <w:cs/>
+          <w:lang w:val="ar_AE" w:bidi="ar_AE"/>
+        </w:rPr>
+        <w:t xml:space="preserve">، </w:t>
+      </w:r>
+      <w:r>
+        <w:rPr>
+          <w:rtl/>
+          <w:cs/>
+          <w:lang w:val="ar_AE" w:bidi="ar_AE"/>
+        </w:rPr>
+        <w:t>جبل الزيتون</w:t>
+      </w:r>
+      <w:r>
+        <w:rPr>
+          <w:rtl/>
+          <w:cs/>
+          <w:lang w:val="ar_AE" w:bidi="ar_AE"/>
+        </w:rPr>
+        <w:t>)</w:t>
+      </w:r>
+    </w:p>
+    <w:p>
+      <w:pPr>
+        <w:pStyle w:val="Heading3"/>
+        <w:bidi/>
+      </w:pPr>
+      <w:r>
+        <w:rPr>
+          <w:rtl/>
+          <w:cs/>
+          <w:lang w:val="ar_AE" w:bidi="ar_AE"/>
+        </w:rPr>
+        <w:t>شواهد الكتاب المقدس:</w:t>
+      </w:r>
+    </w:p>
+    <w:p>
+      <w:pPr>
+        <w:pStyle w:val="ListBullet"/>
+        <w:bidi/>
+        <w:spacing w:line="240" w:lineRule="auto"/>
+        <w:ind w:left="720"/>
+      </w:pPr>
+      <w:r>
+        <w:rPr>
+          <w:rtl/>
+          <w:cs/>
+          <w:lang w:val="ar_AE" w:bidi="ar_AE"/>
+        </w:rPr>
+      </w:r>
+      <w:r>
+        <w:rPr>
+          <w:rtl/>
+          <w:cs/>
+          <w:lang w:val="ar_AE" w:bidi="ar_AE"/>
+        </w:rPr>
+        <w:t>يوحنا 18:1</w:t>
+      </w:r>
+    </w:p>
+    <w:p>
+      <w:pPr>
+        <w:pStyle w:val="Heading3"/>
+        <w:bidi/>
+      </w:pPr>
+      <w:r>
+        <w:rPr>
+          <w:rtl/>
+          <w:cs/>
+          <w:lang w:val="ar_AE" w:bidi="ar_AE"/>
+        </w:rPr>
+        <w:t>بيانات الكلمة:</w:t>
+      </w:r>
+    </w:p>
+    <w:p>
+      <w:pPr>
+        <w:pStyle w:val="ListBullet"/>
+        <w:bidi/>
+        <w:spacing w:line="240" w:lineRule="auto"/>
+        <w:ind w:left="720"/>
+      </w:pPr>
+      <w:r>
+        <w:rPr>
+          <w:rtl/>
+          <w:cs/>
+          <w:lang w:val="ar_AE" w:bidi="ar_AE"/>
+        </w:rPr>
+      </w:r>
+      <w:r>
+        <w:rPr>
+          <w:rtl/>
+          <w:cs/>
+          <w:lang w:val="ar_AE" w:bidi="ar_AE"/>
+        </w:rPr>
+        <w:t>سترونج: H5674، H6939، G27480، G54930</w:t>
+      </w:r>
+      <w:r>
+        <w:rPr>
+          <w:rtl/>
+          <w:cs/>
+          <w:lang w:val="ar_AE" w:bidi="ar_AE"/>
+        </w:rPr>
+      </w:r>
+      <w:r>
+        <w:rPr>
+          <w:rtl/>
+          <w:cs/>
+          <w:lang w:val="ar_AE" w:bidi="ar_AE"/>
+        </w:rPr>
+      </w:r>
+    </w:p>
+    <w:p>
+      <w:pPr>
+        <w:bidi/>
+      </w:pPr>
+      <w:r>
+        <w:rPr>
+          <w:rtl/>
+          <w:cs/>
+          <w:lang w:val="ar_AE" w:bidi="ar_AE"/>
+        </w:rPr>
+      </w:r>
+    </w:p>
+    <w:p>
+      <w:pPr>
+        <w:pStyle w:val="Heading2"/>
+        <w:bidi/>
+      </w:pPr>
+      <w:r>
+        <w:rPr>
+          <w:rtl/>
+          <w:cs/>
+          <w:lang w:val="ar_AE" w:bidi="ar_AE"/>
+        </w:rPr>
+        <w:t>وارث</w:t>
+      </w:r>
+      <w:r>
+        <w:rPr>
+          <w:rtl/>
+          <w:cs/>
+          <w:lang w:val="ar_AE" w:bidi="ar_AE"/>
+        </w:rPr>
+      </w:r>
+    </w:p>
+    <w:p>
+      <w:pPr>
+        <w:pStyle w:val="Heading3"/>
+        <w:bidi/>
+      </w:pPr>
+      <w:r>
+        <w:rPr>
+          <w:rtl/>
+          <w:cs/>
+          <w:lang w:val="ar_AE" w:bidi="ar_AE"/>
+        </w:rPr>
+        <w:t>التعريف:</w:t>
+      </w:r>
+    </w:p>
+    <w:p>
+      <w:pPr>
+        <w:bidi/>
+      </w:pPr>
+      <w:r>
+        <w:rPr>
+          <w:rtl/>
+          <w:cs/>
+          <w:lang w:val="ar_AE" w:bidi="ar_AE"/>
+        </w:rPr>
+      </w:r>
+      <w:r>
+        <w:rPr>
+          <w:rtl/>
+          <w:cs/>
+          <w:lang w:val="ar_AE" w:bidi="ar_AE"/>
+        </w:rPr>
+        <w:t>"الوارث" هو الشخص الذي يحصل بشكل قانوني على الممتلكات أو الأموال التي كانت تخص شخصًا متوفيًا.</w:t>
+      </w:r>
+    </w:p>
+    <w:p>
+      <w:pPr>
+        <w:pStyle w:val="ListBullet"/>
+        <w:bidi/>
+        <w:spacing w:line="240" w:lineRule="auto"/>
+        <w:ind w:left="720"/>
+      </w:pPr>
+      <w:r>
+        <w:rPr>
+          <w:rtl/>
+          <w:cs/>
+          <w:lang w:val="ar_AE" w:bidi="ar_AE"/>
+        </w:rPr>
+      </w:r>
+      <w:r>
+        <w:rPr>
+          <w:rtl/>
+          <w:cs/>
+          <w:lang w:val="ar_AE" w:bidi="ar_AE"/>
+        </w:rPr>
+        <w:t>في زمن الكتاب المقدس، كان الوارث الرئيسي هو الابن البكر، الذي كان يحصل على معظم ممتلكات وأموال والده.</w:t>
+      </w:r>
+    </w:p>
+    <w:p>
+      <w:pPr>
+        <w:pStyle w:val="ListBullet"/>
+        <w:bidi/>
+        <w:spacing w:line="240" w:lineRule="auto"/>
+        <w:ind w:left="720"/>
+      </w:pPr>
+      <w:r>
+        <w:rPr>
+          <w:rtl/>
+          <w:cs/>
+          <w:lang w:val="ar_AE" w:bidi="ar_AE"/>
+        </w:rPr>
+      </w:r>
+      <w:r>
+        <w:rPr>
+          <w:rtl/>
+          <w:cs/>
+          <w:lang w:val="ar_AE" w:bidi="ar_AE"/>
+        </w:rPr>
+        <w:t>كما يستخدم الكتاب المقدس مصطلح "الوارث" بالمعنى المجازي للإشارة إلى الشخص الذي، بصفته مؤمن، ينال بركات روحية من قبل الله، أبيه الروحي.</w:t>
+      </w:r>
+    </w:p>
+    <w:p>
+      <w:pPr>
+        <w:pStyle w:val="ListBullet"/>
+        <w:bidi/>
+        <w:spacing w:line="240" w:lineRule="auto"/>
+        <w:ind w:left="720"/>
+      </w:pPr>
+      <w:r>
+        <w:rPr>
+          <w:rtl/>
+          <w:cs/>
+          <w:lang w:val="ar_AE" w:bidi="ar_AE"/>
+        </w:rPr>
+      </w:r>
+      <w:r>
+        <w:rPr>
+          <w:rtl/>
+          <w:cs/>
+          <w:lang w:val="ar_AE" w:bidi="ar_AE"/>
+        </w:rPr>
+        <w:t>يقول الكتاب المقدس أن المؤمنين، بصفتهم أبناء الله، هم "شركاء في الميراث" مع يسوع المسيح. يمكن أيضًا ترجمة هذا إلى "ورثة مشاركين" أو "شركاء" أو "ورثة معًا".</w:t>
+      </w:r>
+    </w:p>
+    <w:p>
+      <w:pPr>
+        <w:pStyle w:val="ListBullet"/>
+        <w:bidi/>
+        <w:spacing w:line="240" w:lineRule="auto"/>
+        <w:ind w:left="720"/>
+      </w:pPr>
+      <w:r>
+        <w:rPr>
+          <w:rtl/>
+          <w:cs/>
+          <w:lang w:val="ar_AE" w:bidi="ar_AE"/>
+        </w:rPr>
+      </w:r>
+      <w:r>
+        <w:rPr>
+          <w:rtl/>
+          <w:cs/>
+          <w:lang w:val="ar_AE" w:bidi="ar_AE"/>
+        </w:rPr>
+        <w:t>يمكن ترجمة مصطلح "الوارث" إلى "الشخص الذي ينال البركات" أو أي تعبير يستخدم في اللغة للتعبير عن معنى شخص يحصل على ممتلكات وأشياء أخرى عندما يموت أحد الوالدين أو أحد الأقارب الآخرين.</w:t>
+      </w:r>
+    </w:p>
+    <w:p>
+      <w:pPr>
+        <w:bidi/>
+      </w:pPr>
+      <w:r>
+        <w:rPr>
+          <w:rtl/>
+          <w:cs/>
+          <w:lang w:val="ar_AE" w:bidi="ar_AE"/>
+        </w:rPr>
+      </w:r>
+      <w:r>
+        <w:rPr>
+          <w:rtl/>
+          <w:cs/>
+          <w:lang w:val="ar_AE" w:bidi="ar_AE"/>
+        </w:rPr>
+        <w:t xml:space="preserve">(انظر أيضًا: </w:t>
+      </w:r>
+      <w:r>
+        <w:rPr>
+          <w:rtl/>
+          <w:cs/>
+          <w:lang w:val="ar_AE" w:bidi="ar_AE"/>
+        </w:rPr>
+        <w:t>البكر</w:t>
       </w:r>
       <w:r>
         <w:rPr>
@@ -850,7 +2072,534 @@
           <w:cs/>
           <w:lang w:val="ar_AE" w:bidi="ar_AE"/>
         </w:rPr>
-        <w:t>ناموس "شريعة"</w:t>
+        <w:t>يرث</w:t>
+      </w:r>
+      <w:r>
+        <w:rPr>
+          <w:rtl/>
+          <w:cs/>
+          <w:lang w:val="ar_AE" w:bidi="ar_AE"/>
+        </w:rPr>
+        <w:t>)</w:t>
+      </w:r>
+    </w:p>
+    <w:p>
+      <w:pPr>
+        <w:pStyle w:val="Heading3"/>
+        <w:bidi/>
+      </w:pPr>
+      <w:r>
+        <w:rPr>
+          <w:rtl/>
+          <w:cs/>
+          <w:lang w:val="ar_AE" w:bidi="ar_AE"/>
+        </w:rPr>
+        <w:t>نصوص كتابية:</w:t>
+      </w:r>
+    </w:p>
+    <w:p>
+      <w:pPr>
+        <w:pStyle w:val="ListBullet"/>
+        <w:bidi/>
+        <w:spacing w:line="240" w:lineRule="auto"/>
+        <w:ind w:left="720"/>
+      </w:pPr>
+      <w:r>
+        <w:rPr>
+          <w:rtl/>
+          <w:cs/>
+          <w:lang w:val="ar_AE" w:bidi="ar_AE"/>
+        </w:rPr>
+      </w:r>
+      <w:r>
+        <w:rPr>
+          <w:rtl/>
+          <w:cs/>
+          <w:lang w:val="ar_AE" w:bidi="ar_AE"/>
+        </w:rPr>
+        <w:t>غلاطية4 :1–2</w:t>
+      </w:r>
+    </w:p>
+    <w:p>
+      <w:pPr>
+        <w:pStyle w:val="ListBullet"/>
+        <w:bidi/>
+        <w:spacing w:line="240" w:lineRule="auto"/>
+        <w:ind w:left="720"/>
+      </w:pPr>
+      <w:r>
+        <w:rPr>
+          <w:rtl/>
+          <w:cs/>
+          <w:lang w:val="ar_AE" w:bidi="ar_AE"/>
+        </w:rPr>
+      </w:r>
+      <w:r>
+        <w:rPr>
+          <w:rtl/>
+          <w:cs/>
+          <w:lang w:val="ar_AE" w:bidi="ar_AE"/>
+        </w:rPr>
+        <w:t>غلاطية4 :7</w:t>
+      </w:r>
+    </w:p>
+    <w:p>
+      <w:pPr>
+        <w:pStyle w:val="ListBullet"/>
+        <w:bidi/>
+        <w:spacing w:line="240" w:lineRule="auto"/>
+        <w:ind w:left="720"/>
+      </w:pPr>
+      <w:r>
+        <w:rPr>
+          <w:rtl/>
+          <w:cs/>
+          <w:lang w:val="ar_AE" w:bidi="ar_AE"/>
+        </w:rPr>
+      </w:r>
+      <w:r>
+        <w:rPr>
+          <w:rtl/>
+          <w:cs/>
+          <w:lang w:val="ar_AE" w:bidi="ar_AE"/>
+        </w:rPr>
+        <w:t>تكوين15 :1</w:t>
+      </w:r>
+    </w:p>
+    <w:p>
+      <w:pPr>
+        <w:pStyle w:val="ListBullet"/>
+        <w:bidi/>
+        <w:spacing w:line="240" w:lineRule="auto"/>
+        <w:ind w:left="720"/>
+      </w:pPr>
+      <w:r>
+        <w:rPr>
+          <w:rtl/>
+          <w:cs/>
+          <w:lang w:val="ar_AE" w:bidi="ar_AE"/>
+        </w:rPr>
+      </w:r>
+      <w:r>
+        <w:rPr>
+          <w:rtl/>
+          <w:cs/>
+          <w:lang w:val="ar_AE" w:bidi="ar_AE"/>
+        </w:rPr>
+        <w:t>تكوين21 :10–11</w:t>
+      </w:r>
+    </w:p>
+    <w:p>
+      <w:pPr>
+        <w:pStyle w:val="ListBullet"/>
+        <w:bidi/>
+        <w:spacing w:line="240" w:lineRule="auto"/>
+        <w:ind w:left="720"/>
+      </w:pPr>
+      <w:r>
+        <w:rPr>
+          <w:rtl/>
+          <w:cs/>
+          <w:lang w:val="ar_AE" w:bidi="ar_AE"/>
+        </w:rPr>
+      </w:r>
+      <w:r>
+        <w:rPr>
+          <w:rtl/>
+          <w:cs/>
+          <w:lang w:val="ar_AE" w:bidi="ar_AE"/>
+        </w:rPr>
+        <w:t>لوقا20 :14</w:t>
+      </w:r>
+    </w:p>
+    <w:p>
+      <w:pPr>
+        <w:pStyle w:val="ListBullet"/>
+        <w:bidi/>
+        <w:spacing w:line="240" w:lineRule="auto"/>
+        <w:ind w:left="720"/>
+      </w:pPr>
+      <w:r>
+        <w:rPr>
+          <w:rtl/>
+          <w:cs/>
+          <w:lang w:val="ar_AE" w:bidi="ar_AE"/>
+        </w:rPr>
+      </w:r>
+      <w:r>
+        <w:rPr>
+          <w:rtl/>
+          <w:cs/>
+          <w:lang w:val="ar_AE" w:bidi="ar_AE"/>
+        </w:rPr>
+        <w:t>مرقس12 :7</w:t>
+      </w:r>
+    </w:p>
+    <w:p>
+      <w:pPr>
+        <w:pStyle w:val="ListBullet"/>
+        <w:bidi/>
+        <w:spacing w:line="240" w:lineRule="auto"/>
+        <w:ind w:left="720"/>
+      </w:pPr>
+      <w:r>
+        <w:rPr>
+          <w:rtl/>
+          <w:cs/>
+          <w:lang w:val="ar_AE" w:bidi="ar_AE"/>
+        </w:rPr>
+      </w:r>
+      <w:r>
+        <w:rPr>
+          <w:rtl/>
+          <w:cs/>
+          <w:lang w:val="ar_AE" w:bidi="ar_AE"/>
+        </w:rPr>
+        <w:t>متى21 :38–39</w:t>
+      </w:r>
+    </w:p>
+    <w:p>
+      <w:pPr>
+        <w:pStyle w:val="Heading3"/>
+        <w:bidi/>
+      </w:pPr>
+      <w:r>
+        <w:rPr>
+          <w:rtl/>
+          <w:cs/>
+          <w:lang w:val="ar_AE" w:bidi="ar_AE"/>
+        </w:rPr>
+        <w:t>بيانات الكلمة:</w:t>
+      </w:r>
+    </w:p>
+    <w:p>
+      <w:pPr>
+        <w:pStyle w:val="ListBullet"/>
+        <w:bidi/>
+        <w:spacing w:line="240" w:lineRule="auto"/>
+        <w:ind w:left="720"/>
+      </w:pPr>
+      <w:r>
+        <w:rPr>
+          <w:rtl/>
+          <w:cs/>
+          <w:lang w:val="ar_AE" w:bidi="ar_AE"/>
+        </w:rPr>
+      </w:r>
+      <w:r>
+        <w:rPr>
+          <w:rtl/>
+          <w:cs/>
+          <w:lang w:val="ar_AE" w:bidi="ar_AE"/>
+        </w:rPr>
+        <w:t>سترونج: H1121, H3423, G28160, G28180, G28200, G47890</w:t>
+      </w:r>
+      <w:r>
+        <w:rPr>
+          <w:rtl/>
+          <w:cs/>
+          <w:lang w:val="ar_AE" w:bidi="ar_AE"/>
+        </w:rPr>
+      </w:r>
+      <w:r>
+        <w:rPr>
+          <w:rtl/>
+          <w:cs/>
+          <w:lang w:val="ar_AE" w:bidi="ar_AE"/>
+        </w:rPr>
+      </w:r>
+    </w:p>
+    <w:p>
+      <w:pPr>
+        <w:bidi/>
+      </w:pPr>
+      <w:r>
+        <w:rPr>
+          <w:rtl/>
+          <w:cs/>
+          <w:lang w:val="ar_AE" w:bidi="ar_AE"/>
+        </w:rPr>
+      </w:r>
+    </w:p>
+    <w:p>
+      <w:pPr>
+        <w:pStyle w:val="Heading2"/>
+        <w:bidi/>
+      </w:pPr>
+      <w:r>
+        <w:rPr>
+          <w:rtl/>
+          <w:cs/>
+          <w:lang w:val="ar_AE" w:bidi="ar_AE"/>
+        </w:rPr>
+        <w:t>والي</w:t>
+      </w:r>
+      <w:r>
+        <w:rPr>
+          <w:rtl/>
+          <w:cs/>
+          <w:lang w:val="ar_AE" w:bidi="ar_AE"/>
+        </w:rPr>
+      </w:r>
+    </w:p>
+    <w:p>
+      <w:pPr>
+        <w:pStyle w:val="Heading3"/>
+        <w:bidi/>
+      </w:pPr>
+      <w:r>
+        <w:rPr>
+          <w:rtl/>
+          <w:cs/>
+          <w:lang w:val="ar_AE" w:bidi="ar_AE"/>
+        </w:rPr>
+        <w:t>التعريف:</w:t>
+      </w:r>
+    </w:p>
+    <w:p>
+      <w:pPr>
+        <w:bidi/>
+      </w:pPr>
+      <w:r>
+        <w:rPr>
+          <w:rtl/>
+          <w:cs/>
+          <w:lang w:val="ar_AE" w:bidi="ar_AE"/>
+        </w:rPr>
+      </w:r>
+      <w:r>
+        <w:rPr>
+          <w:rtl/>
+          <w:cs/>
+          <w:lang w:val="ar_AE" w:bidi="ar_AE"/>
+        </w:rPr>
+        <w:t>"الوالي" هو الشخص الذي يحكم مساحة واسعة من الأرض (مثل إقليم أو مقاطعة أو محافظة) داخل دولة أو إمبراطورية.</w:t>
+      </w:r>
+    </w:p>
+    <w:p>
+      <w:pPr>
+        <w:pStyle w:val="ListBullet"/>
+        <w:bidi/>
+        <w:spacing w:line="240" w:lineRule="auto"/>
+        <w:ind w:left="720"/>
+      </w:pPr>
+      <w:r>
+        <w:rPr>
+          <w:rtl/>
+          <w:cs/>
+          <w:lang w:val="ar_AE" w:bidi="ar_AE"/>
+        </w:rPr>
+      </w:r>
+      <w:r>
+        <w:rPr>
+          <w:rtl/>
+          <w:cs/>
+          <w:lang w:val="ar_AE" w:bidi="ar_AE"/>
+        </w:rPr>
+        <w:t>في العهد القديم، كان مصطلح "ترشاثا" هو اللقب الأكثر تحديدًا للوالي الذي يحكم المقاطعات الفارسية.</w:t>
+      </w:r>
+    </w:p>
+    <w:p>
+      <w:pPr>
+        <w:pStyle w:val="ListBullet"/>
+        <w:bidi/>
+        <w:spacing w:line="240" w:lineRule="auto"/>
+        <w:ind w:left="720"/>
+      </w:pPr>
+      <w:r>
+        <w:rPr>
+          <w:rtl/>
+          <w:cs/>
+          <w:lang w:val="ar_AE" w:bidi="ar_AE"/>
+        </w:rPr>
+      </w:r>
+      <w:r>
+        <w:rPr>
+          <w:rtl/>
+          <w:cs/>
+          <w:lang w:val="ar_AE" w:bidi="ar_AE"/>
+        </w:rPr>
+        <w:t>أما في العهد الجديد، فكان مصطلح "الوالي" هو اللقب الأكثر تحديدًا للحاكم الذي يحكم المقاطعات الرومانية.</w:t>
+      </w:r>
+    </w:p>
+    <w:p>
+      <w:pPr>
+        <w:pStyle w:val="ListBullet"/>
+        <w:bidi/>
+        <w:spacing w:line="240" w:lineRule="auto"/>
+        <w:ind w:left="720"/>
+      </w:pPr>
+      <w:r>
+        <w:rPr>
+          <w:rtl/>
+          <w:cs/>
+          <w:lang w:val="ar_AE" w:bidi="ar_AE"/>
+        </w:rPr>
+      </w:r>
+      <w:r>
+        <w:rPr>
+          <w:rtl/>
+          <w:cs/>
+          <w:lang w:val="ar_AE" w:bidi="ar_AE"/>
+        </w:rPr>
+        <w:t>في القديم، كان يتم تعيين الولاة من قبل الملك أو الإمبراطور وكانوا تحت سلطته.</w:t>
+      </w:r>
+    </w:p>
+    <w:p>
+      <w:pPr>
+        <w:pStyle w:val="ListBullet"/>
+        <w:bidi/>
+        <w:spacing w:line="240" w:lineRule="auto"/>
+        <w:ind w:left="720"/>
+      </w:pPr>
+      <w:r>
+        <w:rPr>
+          <w:rtl/>
+          <w:cs/>
+          <w:lang w:val="ar_AE" w:bidi="ar_AE"/>
+        </w:rPr>
+      </w:r>
+      <w:r>
+        <w:rPr>
+          <w:rtl/>
+          <w:cs/>
+          <w:lang w:val="ar_AE" w:bidi="ar_AE"/>
+        </w:rPr>
+        <w:t>تتكون "الحكومة" من جميع الحكام الذين يحكمون دولة أو إمبراطورية معينة. و هؤلاء الحكام هم من يسنون القوانين التي توجه سلوك مواطنيهم لضمان السلام و الأمن والازدهار لجميع أفراد تلك الأمة.</w:t>
+      </w:r>
+    </w:p>
+    <w:p>
+      <w:pPr>
+        <w:pStyle w:val="Heading3"/>
+        <w:bidi/>
+      </w:pPr>
+      <w:r>
+        <w:rPr>
+          <w:rtl/>
+          <w:cs/>
+          <w:lang w:val="ar_AE" w:bidi="ar_AE"/>
+        </w:rPr>
+        <w:t>اقتراحات الترجمة:</w:t>
+      </w:r>
+    </w:p>
+    <w:p>
+      <w:pPr>
+        <w:pStyle w:val="ListBullet"/>
+        <w:bidi/>
+        <w:spacing w:line="240" w:lineRule="auto"/>
+        <w:ind w:left="720"/>
+      </w:pPr>
+      <w:r>
+        <w:rPr>
+          <w:rtl/>
+          <w:cs/>
+          <w:lang w:val="ar_AE" w:bidi="ar_AE"/>
+        </w:rPr>
+      </w:r>
+      <w:r>
+        <w:rPr>
+          <w:rtl/>
+          <w:cs/>
+          <w:lang w:val="ar_AE" w:bidi="ar_AE"/>
+        </w:rPr>
+        <w:t>يمكن أيضًا ترجمة مصطلح "والي" إلى "حاكم" أو "مشرف" أو "قائد إقليمي" أو "شخص يحكم منطقة صغيرة".</w:t>
+      </w:r>
+    </w:p>
+    <w:p>
+      <w:pPr>
+        <w:pStyle w:val="ListBullet"/>
+        <w:bidi/>
+        <w:spacing w:line="240" w:lineRule="auto"/>
+        <w:ind w:left="720"/>
+      </w:pPr>
+      <w:r>
+        <w:rPr>
+          <w:rtl/>
+          <w:cs/>
+          <w:lang w:val="ar_AE" w:bidi="ar_AE"/>
+        </w:rPr>
+      </w:r>
+      <w:r>
+        <w:rPr>
+          <w:rtl/>
+          <w:cs/>
+          <w:lang w:val="ar_AE" w:bidi="ar_AE"/>
+        </w:rPr>
+        <w:t>و بحسب السياق، يمكن أيضًا ترجمة مصطلح "يحكم" إلى "يسود" أو "يقود" أو "يدير" أو "يشرف على".</w:t>
+      </w:r>
+    </w:p>
+    <w:p>
+      <w:pPr>
+        <w:pStyle w:val="ListBullet"/>
+        <w:bidi/>
+        <w:spacing w:line="240" w:lineRule="auto"/>
+        <w:ind w:left="720"/>
+      </w:pPr>
+      <w:r>
+        <w:rPr>
+          <w:rtl/>
+          <w:cs/>
+          <w:lang w:val="ar_AE" w:bidi="ar_AE"/>
+        </w:rPr>
+      </w:r>
+      <w:r>
+        <w:rPr>
+          <w:rtl/>
+          <w:cs/>
+          <w:lang w:val="ar_AE" w:bidi="ar_AE"/>
+        </w:rPr>
+        <w:t>يجب ترجمة مصطلح "الوالي" بشكل يختلف عن المصطلحات المستخدمة للإشارة إلى "الملك" أو "الإمبراطور"، لأن الوالي كان حاكماً أقل قوة منهم، و يقع تحت سلطتهم.</w:t>
+      </w:r>
+    </w:p>
+    <w:p>
+      <w:pPr>
+        <w:pStyle w:val="ListBullet"/>
+        <w:bidi/>
+        <w:spacing w:line="240" w:lineRule="auto"/>
+        <w:ind w:left="720"/>
+      </w:pPr>
+      <w:r>
+        <w:rPr>
+          <w:rtl/>
+          <w:cs/>
+          <w:lang w:val="ar_AE" w:bidi="ar_AE"/>
+        </w:rPr>
+      </w:r>
+      <w:r>
+        <w:rPr>
+          <w:rtl/>
+          <w:cs/>
+          <w:lang w:val="ar_AE" w:bidi="ar_AE"/>
+        </w:rPr>
+        <w:t>يمكن أيضًا ترجمة مصطلح "قنصل" إلى "والي روماني" أو "حاكم إقليمي روماني".</w:t>
+      </w:r>
+    </w:p>
+    <w:p>
+      <w:pPr>
+        <w:bidi/>
+      </w:pPr>
+      <w:r>
+        <w:rPr>
+          <w:rtl/>
+          <w:cs/>
+          <w:lang w:val="ar_AE" w:bidi="ar_AE"/>
+        </w:rPr>
+      </w:r>
+      <w:r>
+        <w:rPr>
+          <w:rtl/>
+          <w:cs/>
+          <w:lang w:val="ar_AE" w:bidi="ar_AE"/>
+        </w:rPr>
+        <w:t xml:space="preserve">(انظر أيضًا: </w:t>
+      </w:r>
+      <w:r>
+        <w:rPr>
+          <w:rtl/>
+          <w:cs/>
+          <w:lang w:val="ar_AE" w:bidi="ar_AE"/>
+        </w:rPr>
+        <w:t>السلطة</w:t>
       </w:r>
       <w:r>
         <w:rPr>
@@ -866,7 +2615,23 @@
           <w:cs/>
           <w:lang w:val="ar_AE" w:bidi="ar_AE"/>
         </w:rPr>
-        <w:t>طاعة</w:t>
+        <w:t>الملك</w:t>
+      </w:r>
+      <w:r>
+        <w:rPr>
+          <w:rtl/>
+          <w:cs/>
+          <w:lang w:val="ar_AE" w:bidi="ar_AE"/>
+        </w:rPr>
+        <w:t xml:space="preserve">, القوة, </w:t>
+      </w:r>
+      <w:r>
+        <w:rPr>
+          <w:rtl/>
+          <w:cs/>
+          <w:lang w:val="ar_AE" w:bidi="ar_AE"/>
+        </w:rPr>
+        <w:t>المقاطعة</w:t>
       </w:r>
       <w:r>
         <w:rPr>
@@ -882,7 +2647,7 @@
           <w:cs/>
           <w:lang w:val="ar_AE" w:bidi="ar_AE"/>
         </w:rPr>
-        <w:t>سيناء</w:t>
+        <w:t>روما</w:t>
       </w:r>
       <w:r>
         <w:rPr>
@@ -898,7 +2663,7 @@
           <w:cs/>
           <w:lang w:val="ar_AE" w:bidi="ar_AE"/>
         </w:rPr>
-        <w:t>عبادة</w:t>
+        <w:t>الحاكم</w:t>
       </w:r>
       <w:r>
         <w:rPr>
@@ -920,6 +2685,445 @@
           <w:cs/>
           <w:lang w:val="ar_AE" w:bidi="ar_AE"/>
         </w:rPr>
+        <w:t>نصوص كتابية:</w:t>
+      </w:r>
+    </w:p>
+    <w:p>
+      <w:pPr>
+        <w:pStyle w:val="ListBullet"/>
+        <w:bidi/>
+        <w:spacing w:line="240" w:lineRule="auto"/>
+        <w:ind w:left="720"/>
+      </w:pPr>
+      <w:r>
+        <w:rPr>
+          <w:rtl/>
+          <w:cs/>
+          <w:lang w:val="ar_AE" w:bidi="ar_AE"/>
+        </w:rPr>
+      </w:r>
+      <w:r>
+        <w:rPr>
+          <w:rtl/>
+          <w:cs/>
+          <w:lang w:val="ar_AE" w:bidi="ar_AE"/>
+        </w:rPr>
+        <w:t>أعمال الرسل7 :9–10</w:t>
+      </w:r>
+    </w:p>
+    <w:p>
+      <w:pPr>
+        <w:pStyle w:val="ListBullet"/>
+        <w:bidi/>
+        <w:spacing w:line="240" w:lineRule="auto"/>
+        <w:ind w:left="720"/>
+      </w:pPr>
+      <w:r>
+        <w:rPr>
+          <w:rtl/>
+          <w:cs/>
+          <w:lang w:val="ar_AE" w:bidi="ar_AE"/>
+        </w:rPr>
+      </w:r>
+      <w:r>
+        <w:rPr>
+          <w:rtl/>
+          <w:cs/>
+          <w:lang w:val="ar_AE" w:bidi="ar_AE"/>
+        </w:rPr>
+        <w:t>أعمال الرسل23 :22</w:t>
+      </w:r>
+    </w:p>
+    <w:p>
+      <w:pPr>
+        <w:pStyle w:val="ListBullet"/>
+        <w:bidi/>
+        <w:spacing w:line="240" w:lineRule="auto"/>
+        <w:ind w:left="720"/>
+      </w:pPr>
+      <w:r>
+        <w:rPr>
+          <w:rtl/>
+          <w:cs/>
+          <w:lang w:val="ar_AE" w:bidi="ar_AE"/>
+        </w:rPr>
+      </w:r>
+      <w:r>
+        <w:rPr>
+          <w:rtl/>
+          <w:cs/>
+          <w:lang w:val="ar_AE" w:bidi="ar_AE"/>
+        </w:rPr>
+        <w:t>أعمال الرسل26 :30</w:t>
+      </w:r>
+    </w:p>
+    <w:p>
+      <w:pPr>
+        <w:pStyle w:val="ListBullet"/>
+        <w:bidi/>
+        <w:spacing w:line="240" w:lineRule="auto"/>
+        <w:ind w:left="720"/>
+      </w:pPr>
+      <w:r>
+        <w:rPr>
+          <w:rtl/>
+          <w:cs/>
+          <w:lang w:val="ar_AE" w:bidi="ar_AE"/>
+        </w:rPr>
+      </w:r>
+      <w:r>
+        <w:rPr>
+          <w:rtl/>
+          <w:cs/>
+          <w:lang w:val="ar_AE" w:bidi="ar_AE"/>
+        </w:rPr>
+        <w:t>مرقس13 :9–10</w:t>
+      </w:r>
+    </w:p>
+    <w:p>
+      <w:pPr>
+        <w:pStyle w:val="ListBullet"/>
+        <w:bidi/>
+        <w:spacing w:line="240" w:lineRule="auto"/>
+        <w:ind w:left="720"/>
+      </w:pPr>
+      <w:r>
+        <w:rPr>
+          <w:rtl/>
+          <w:cs/>
+          <w:lang w:val="ar_AE" w:bidi="ar_AE"/>
+        </w:rPr>
+      </w:r>
+      <w:r>
+        <w:rPr>
+          <w:rtl/>
+          <w:cs/>
+          <w:lang w:val="ar_AE" w:bidi="ar_AE"/>
+        </w:rPr>
+        <w:t>متى10 :18</w:t>
+      </w:r>
+    </w:p>
+    <w:p>
+      <w:pPr>
+        <w:pStyle w:val="ListBullet"/>
+        <w:bidi/>
+        <w:spacing w:line="240" w:lineRule="auto"/>
+        <w:ind w:left="720"/>
+      </w:pPr>
+      <w:r>
+        <w:rPr>
+          <w:rtl/>
+          <w:cs/>
+          <w:lang w:val="ar_AE" w:bidi="ar_AE"/>
+        </w:rPr>
+      </w:r>
+      <w:r>
+        <w:rPr>
+          <w:rtl/>
+          <w:cs/>
+          <w:lang w:val="ar_AE" w:bidi="ar_AE"/>
+        </w:rPr>
+        <w:t>متى27 :1–2</w:t>
+      </w:r>
+    </w:p>
+    <w:p>
+      <w:pPr>
+        <w:pStyle w:val="Heading3"/>
+        <w:bidi/>
+      </w:pPr>
+      <w:r>
+        <w:rPr>
+          <w:rtl/>
+          <w:cs/>
+          <w:lang w:val="ar_AE" w:bidi="ar_AE"/>
+        </w:rPr>
+        <w:t>بيانات الكلمة:</w:t>
+      </w:r>
+    </w:p>
+    <w:p>
+      <w:pPr>
+        <w:pStyle w:val="ListBullet"/>
+        <w:bidi/>
+        <w:spacing w:line="240" w:lineRule="auto"/>
+        <w:ind w:left="720"/>
+      </w:pPr>
+      <w:r>
+        <w:rPr>
+          <w:rtl/>
+          <w:cs/>
+          <w:lang w:val="ar_AE" w:bidi="ar_AE"/>
+        </w:rPr>
+      </w:r>
+      <w:r>
+        <w:rPr>
+          <w:rtl/>
+          <w:cs/>
+          <w:lang w:val="ar_AE" w:bidi="ar_AE"/>
+        </w:rPr>
+        <w:t>سترونج: H0324, H1777, H2280, H4951, H5148, H5460, H6346, H6347, H6486, H7989, H8269, H8660, G04450, G04460, G07460, G14810, G22320, G22330, G22300, G42320</w:t>
+      </w:r>
+      <w:r>
+        <w:rPr>
+          <w:rtl/>
+          <w:cs/>
+          <w:lang w:val="ar_AE" w:bidi="ar_AE"/>
+        </w:rPr>
+      </w:r>
+      <w:r>
+        <w:rPr>
+          <w:rtl/>
+          <w:cs/>
+          <w:lang w:val="ar_AE" w:bidi="ar_AE"/>
+        </w:rPr>
+      </w:r>
+    </w:p>
+    <w:p>
+      <w:pPr>
+        <w:bidi/>
+      </w:pPr>
+      <w:r>
+        <w:rPr>
+          <w:rtl/>
+          <w:cs/>
+          <w:lang w:val="ar_AE" w:bidi="ar_AE"/>
+        </w:rPr>
+      </w:r>
+    </w:p>
+    <w:p>
+      <w:pPr>
+        <w:pStyle w:val="Heading2"/>
+        <w:bidi/>
+      </w:pPr>
+      <w:r>
+        <w:rPr>
+          <w:rtl/>
+          <w:cs/>
+          <w:lang w:val="ar_AE" w:bidi="ar_AE"/>
+        </w:rPr>
+        <w:t>وثني</w:t>
+      </w:r>
+      <w:r>
+        <w:rPr>
+          <w:rtl/>
+          <w:cs/>
+          <w:lang w:val="ar_AE" w:bidi="ar_AE"/>
+        </w:rPr>
+      </w:r>
+    </w:p>
+    <w:p>
+      <w:pPr>
+        <w:pStyle w:val="Heading3"/>
+        <w:bidi/>
+      </w:pPr>
+      <w:r>
+        <w:rPr>
+          <w:rtl/>
+          <w:cs/>
+          <w:lang w:val="ar_AE" w:bidi="ar_AE"/>
+        </w:rPr>
+        <w:t>التعريف:</w:t>
+      </w:r>
+    </w:p>
+    <w:p>
+      <w:pPr>
+        <w:bidi/>
+      </w:pPr>
+      <w:r>
+        <w:rPr>
+          <w:rtl/>
+          <w:cs/>
+          <w:lang w:val="ar_AE" w:bidi="ar_AE"/>
+        </w:rPr>
+      </w:r>
+      <w:r>
+        <w:rPr>
+          <w:rtl/>
+          <w:cs/>
+          <w:lang w:val="ar_AE" w:bidi="ar_AE"/>
+        </w:rPr>
+        <w:t>في زمن الكتاب المقدَّس، كان مصطلح "وثني" يُستخدم لوصف الأشخاص الذين يعبدون آلهة زائفة عوضًا عن يهوه.</w:t>
+      </w:r>
+    </w:p>
+    <w:p>
+      <w:pPr>
+        <w:pStyle w:val="ListBullet"/>
+        <w:bidi/>
+        <w:spacing w:line="240" w:lineRule="auto"/>
+        <w:ind w:left="720"/>
+      </w:pPr>
+      <w:r>
+        <w:rPr>
+          <w:rtl/>
+          <w:cs/>
+          <w:lang w:val="ar_AE" w:bidi="ar_AE"/>
+        </w:rPr>
+      </w:r>
+      <w:r>
+        <w:rPr>
+          <w:rtl/>
+          <w:cs/>
+          <w:lang w:val="ar_AE" w:bidi="ar_AE"/>
+        </w:rPr>
+        <w:t>أي شيء ارتبط بهؤلاء الأشخاص، كالمذابح التي كانوا يعبدون عندها، والشعائر الدينية التي كانوا يقيمنها، ومعتقداتهم، كان يُطلق عليه أيضًا "وثني".</w:t>
+      </w:r>
+    </w:p>
+    <w:p>
+      <w:pPr>
+        <w:pStyle w:val="ListBullet"/>
+        <w:bidi/>
+        <w:spacing w:line="240" w:lineRule="auto"/>
+        <w:ind w:left="720"/>
+      </w:pPr>
+      <w:r>
+        <w:rPr>
+          <w:rtl/>
+          <w:cs/>
+          <w:lang w:val="ar_AE" w:bidi="ar_AE"/>
+        </w:rPr>
+      </w:r>
+      <w:r>
+        <w:rPr>
+          <w:rtl/>
+          <w:cs/>
+          <w:lang w:val="ar_AE" w:bidi="ar_AE"/>
+        </w:rPr>
+        <w:t>غالبًا ما تضمنت أنظمة معتقداتهم الوثنية عبادة آلهة زائفة وعبادة الطبيعة.</w:t>
+      </w:r>
+    </w:p>
+    <w:p>
+      <w:pPr>
+        <w:pStyle w:val="ListBullet"/>
+        <w:bidi/>
+        <w:spacing w:line="240" w:lineRule="auto"/>
+        <w:ind w:left="720"/>
+      </w:pPr>
+      <w:r>
+        <w:rPr>
+          <w:rtl/>
+          <w:cs/>
+          <w:lang w:val="ar_AE" w:bidi="ar_AE"/>
+        </w:rPr>
+      </w:r>
+      <w:r>
+        <w:rPr>
+          <w:rtl/>
+          <w:cs/>
+          <w:lang w:val="ar_AE" w:bidi="ar_AE"/>
+        </w:rPr>
+        <w:t>بعض الديانات الوثنيّة تضمنت شعائر غير أخلاقية جنسيًا أو قتل البشر كجزء من أجزاء عبادتهم.</w:t>
+      </w:r>
+    </w:p>
+    <w:p>
+      <w:pPr>
+        <w:bidi/>
+      </w:pPr>
+      <w:r>
+        <w:rPr>
+          <w:rtl/>
+          <w:cs/>
+          <w:lang w:val="ar_AE" w:bidi="ar_AE"/>
+        </w:rPr>
+      </w:r>
+      <w:r>
+        <w:rPr>
+          <w:rtl/>
+          <w:cs/>
+          <w:lang w:val="ar_AE" w:bidi="ar_AE"/>
+        </w:rPr>
+        <w:t xml:space="preserve">(انظر أيضًا: </w:t>
+      </w:r>
+      <w:r>
+        <w:rPr>
+          <w:rtl/>
+          <w:cs/>
+          <w:lang w:val="ar_AE" w:bidi="ar_AE"/>
+        </w:rPr>
+        <w:t>مذبح،</w:t>
+      </w:r>
+      <w:r>
+        <w:rPr>
+          <w:rtl/>
+          <w:cs/>
+          <w:lang w:val="ar_AE" w:bidi="ar_AE"/>
+        </w:rPr>
+        <w:t xml:space="preserve"> </w:t>
+      </w:r>
+      <w:r>
+        <w:rPr>
+          <w:rtl/>
+          <w:cs/>
+          <w:lang w:val="ar_AE" w:bidi="ar_AE"/>
+        </w:rPr>
+        <w:t>إله زائف،</w:t>
+      </w:r>
+      <w:r>
+        <w:rPr>
+          <w:rtl/>
+          <w:cs/>
+          <w:lang w:val="ar_AE" w:bidi="ar_AE"/>
+        </w:rPr>
+        <w:t xml:space="preserve"> </w:t>
+      </w:r>
+      <w:r>
+        <w:rPr>
+          <w:rtl/>
+          <w:cs/>
+          <w:lang w:val="ar_AE" w:bidi="ar_AE"/>
+        </w:rPr>
+        <w:t>ذبيحة،</w:t>
+      </w:r>
+      <w:r>
+        <w:rPr>
+          <w:rtl/>
+          <w:cs/>
+          <w:lang w:val="ar_AE" w:bidi="ar_AE"/>
+        </w:rPr>
+        <w:t xml:space="preserve"> </w:t>
+      </w:r>
+      <w:r>
+        <w:rPr>
+          <w:rtl/>
+          <w:cs/>
+          <w:lang w:val="ar_AE" w:bidi="ar_AE"/>
+        </w:rPr>
+        <w:t>عبادة،</w:t>
+      </w:r>
+      <w:r>
+        <w:rPr>
+          <w:rtl/>
+          <w:cs/>
+          <w:lang w:val="ar_AE" w:bidi="ar_AE"/>
+        </w:rPr>
+        <w:t xml:space="preserve"> </w:t>
+      </w:r>
+      <w:r>
+        <w:rPr>
+          <w:rtl/>
+          <w:cs/>
+          <w:lang w:val="ar_AE" w:bidi="ar_AE"/>
+        </w:rPr>
+        <w:t>يهوه</w:t>
+      </w:r>
+      <w:r>
+        <w:rPr>
+          <w:rtl/>
+          <w:cs/>
+          <w:lang w:val="ar_AE" w:bidi="ar_AE"/>
+        </w:rPr>
+        <w:t>)</w:t>
+      </w:r>
+    </w:p>
+    <w:p>
+      <w:pPr>
+        <w:pStyle w:val="Heading3"/>
+        <w:bidi/>
+      </w:pPr>
+      <w:r>
+        <w:rPr>
+          <w:rtl/>
+          <w:cs/>
+          <w:lang w:val="ar_AE" w:bidi="ar_AE"/>
+        </w:rPr>
         <w:t>مراجع الكتاب المقدس:</w:t>
       </w:r>
     </w:p>
@@ -943,76 +3147,76 @@
           <w:cs/>
           <w:lang w:val="ar_AE" w:bidi="ar_AE"/>
         </w:rPr>
-        <w:t>تثنية 4: 13–14</w:t>
-      </w:r>
-    </w:p>
-    <w:p>
-      <w:pPr>
-        <w:pStyle w:val="ListBullet"/>
-        <w:bidi/>
-        <w:spacing w:line="240" w:lineRule="auto"/>
-        <w:ind w:left="720"/>
-      </w:pPr>
-      <w:r>
-        <w:rPr>
-          <w:rtl/>
-          <w:cs/>
-          <w:lang w:val="ar_AE" w:bidi="ar_AE"/>
-        </w:rPr>
-      </w:r>
-      <w:r>
-        <w:rPr>
-          <w:rtl/>
-          <w:cs/>
-          <w:lang w:val="ar_AE" w:bidi="ar_AE"/>
-        </w:rPr>
-        <w:t>تثنية 10: 3–4</w:t>
-      </w:r>
-    </w:p>
-    <w:p>
-      <w:pPr>
-        <w:pStyle w:val="ListBullet"/>
-        <w:bidi/>
-        <w:spacing w:line="240" w:lineRule="auto"/>
-        <w:ind w:left="720"/>
-      </w:pPr>
-      <w:r>
-        <w:rPr>
-          <w:rtl/>
-          <w:cs/>
-          <w:lang w:val="ar_AE" w:bidi="ar_AE"/>
-        </w:rPr>
-      </w:r>
-      <w:r>
-        <w:rPr>
-          <w:rtl/>
-          <w:cs/>
-          <w:lang w:val="ar_AE" w:bidi="ar_AE"/>
-        </w:rPr>
-        <w:t>خروج 34: 27–28</w:t>
-      </w:r>
-    </w:p>
-    <w:p>
-      <w:pPr>
-        <w:pStyle w:val="ListBullet"/>
-        <w:bidi/>
-        <w:spacing w:line="240" w:lineRule="auto"/>
-        <w:ind w:left="720"/>
-      </w:pPr>
-      <w:r>
-        <w:rPr>
-          <w:rtl/>
-          <w:cs/>
-          <w:lang w:val="ar_AE" w:bidi="ar_AE"/>
-        </w:rPr>
-      </w:r>
-      <w:r>
-        <w:rPr>
-          <w:rtl/>
-          <w:cs/>
-          <w:lang w:val="ar_AE" w:bidi="ar_AE"/>
-        </w:rPr>
-        <w:t>لوقا 18: 18–21</w:t>
+        <w:t>1 كورنثوس 10: 20–22</w:t>
+      </w:r>
+    </w:p>
+    <w:p>
+      <w:pPr>
+        <w:pStyle w:val="ListBullet"/>
+        <w:bidi/>
+        <w:spacing w:line="240" w:lineRule="auto"/>
+        <w:ind w:left="720"/>
+      </w:pPr>
+      <w:r>
+        <w:rPr>
+          <w:rtl/>
+          <w:cs/>
+          <w:lang w:val="ar_AE" w:bidi="ar_AE"/>
+        </w:rPr>
+      </w:r>
+      <w:r>
+        <w:rPr>
+          <w:rtl/>
+          <w:cs/>
+          <w:lang w:val="ar_AE" w:bidi="ar_AE"/>
+        </w:rPr>
+        <w:t>1 كورنثوس 12: 1–3</w:t>
+      </w:r>
+    </w:p>
+    <w:p>
+      <w:pPr>
+        <w:pStyle w:val="ListBullet"/>
+        <w:bidi/>
+        <w:spacing w:line="240" w:lineRule="auto"/>
+        <w:ind w:left="720"/>
+      </w:pPr>
+      <w:r>
+        <w:rPr>
+          <w:rtl/>
+          <w:cs/>
+          <w:lang w:val="ar_AE" w:bidi="ar_AE"/>
+        </w:rPr>
+      </w:r>
+      <w:r>
+        <w:rPr>
+          <w:rtl/>
+          <w:cs/>
+          <w:lang w:val="ar_AE" w:bidi="ar_AE"/>
+        </w:rPr>
+        <w:t>2 ملوك 17: 14–15</w:t>
+      </w:r>
+    </w:p>
+    <w:p>
+      <w:pPr>
+        <w:pStyle w:val="ListBullet"/>
+        <w:bidi/>
+        <w:spacing w:line="240" w:lineRule="auto"/>
+        <w:ind w:left="720"/>
+      </w:pPr>
+      <w:r>
+        <w:rPr>
+          <w:rtl/>
+          <w:cs/>
+          <w:lang w:val="ar_AE" w:bidi="ar_AE"/>
+        </w:rPr>
+      </w:r>
+      <w:r>
+        <w:rPr>
+          <w:rtl/>
+          <w:cs/>
+          <w:lang w:val="ar_AE" w:bidi="ar_AE"/>
+        </w:rPr>
+        <w:t>2 ملوك 21: 4–6</w:t>
       </w:r>
     </w:p>
     <w:p>
@@ -1026,146 +3230,91 @@
           <w:cs/>
           <w:lang w:val="ar_AE" w:bidi="ar_AE"/>
         </w:rPr>
-        <w:t>أمثلة من قصص الكتاب المقدس:</w:t>
-      </w:r>
-    </w:p>
-    <w:p>
-      <w:pPr>
-        <w:pStyle w:val="ListBullet"/>
-        <w:bidi/>
-        <w:spacing w:line="240" w:lineRule="auto"/>
-        <w:ind w:left="720"/>
-      </w:pPr>
-      <w:r>
-        <w:rPr>
-          <w:rtl/>
-          <w:cs/>
-          <w:lang w:val="ar_AE" w:bidi="ar_AE"/>
-        </w:rPr>
-      </w:r>
-      <w:r>
-        <w:rPr>
-          <w:b/>
-          <w:rtl/>
-          <w:cs/>
-          <w:lang w:val="ar_AE" w:bidi="ar_AE"/>
-        </w:rPr>
-        <w:t>13: 7</w:t>
-      </w:r>
-      <w:r>
-        <w:rPr>
-          <w:rtl/>
-          <w:cs/>
-          <w:lang w:val="ar_AE" w:bidi="ar_AE"/>
-        </w:rPr>
-        <w:t xml:space="preserve"> ثم كتب الله هذه </w:t>
-      </w:r>
-      <w:r>
-        <w:rPr>
-          <w:b/>
-          <w:rtl/>
-          <w:cs/>
-          <w:lang w:val="ar_AE" w:bidi="ar_AE"/>
-        </w:rPr>
-        <w:t>الوصايا العشر</w:t>
-      </w:r>
-      <w:r>
-        <w:rPr>
-          <w:rtl/>
-          <w:cs/>
-          <w:lang w:val="ar_AE" w:bidi="ar_AE"/>
-        </w:rPr>
-        <w:t xml:space="preserve"> على لوحين حجريين وأعطاها لموسى.</w:t>
-      </w:r>
-    </w:p>
-    <w:p>
-      <w:pPr>
-        <w:pStyle w:val="ListBullet"/>
-        <w:bidi/>
-        <w:spacing w:line="240" w:lineRule="auto"/>
-        <w:ind w:left="720"/>
-      </w:pPr>
-      <w:r>
-        <w:rPr>
-          <w:rtl/>
-          <w:cs/>
-          <w:lang w:val="ar_AE" w:bidi="ar_AE"/>
-        </w:rPr>
-      </w:r>
-      <w:r>
-        <w:rPr>
-          <w:b/>
-          <w:rtl/>
-          <w:cs/>
-          <w:lang w:val="ar_AE" w:bidi="ar_AE"/>
-        </w:rPr>
-        <w:t>13: 13</w:t>
-      </w:r>
-      <w:r>
-        <w:rPr>
-          <w:rtl/>
-          <w:cs/>
-          <w:lang w:val="ar_AE" w:bidi="ar_AE"/>
-        </w:rPr>
-        <w:t xml:space="preserve"> عندما نزل موسى من الجبل ورأى العجل الذهبي، كان غاضبًا جدًا لدرجة أنه كسر وسحق اللوحين اللذين كتب الله عليهما </w:t>
-      </w:r>
-      <w:r>
-        <w:rPr>
-          <w:b/>
-          <w:rtl/>
-          <w:cs/>
-          <w:lang w:val="ar_AE" w:bidi="ar_AE"/>
-        </w:rPr>
-        <w:t xml:space="preserve">الوصايا العشر. </w:t>
-      </w:r>
-    </w:p>
-    <w:p>
-      <w:pPr>
-        <w:pStyle w:val="ListBullet"/>
-        <w:bidi/>
-        <w:spacing w:line="240" w:lineRule="auto"/>
-        <w:ind w:left="720"/>
-      </w:pPr>
-      <w:r>
-        <w:rPr>
-          <w:rtl/>
-          <w:cs/>
-          <w:lang w:val="ar_AE" w:bidi="ar_AE"/>
-        </w:rPr>
-      </w:r>
-      <w:r>
-        <w:rPr>
-          <w:b/>
-          <w:rtl/>
-          <w:cs/>
-          <w:lang w:val="ar_AE" w:bidi="ar_AE"/>
-        </w:rPr>
-        <w:t>13: 15</w:t>
-      </w:r>
-      <w:r>
-        <w:rPr>
-          <w:rtl/>
-          <w:cs/>
-          <w:lang w:val="ar_AE" w:bidi="ar_AE"/>
-        </w:rPr>
-        <w:t xml:space="preserve"> كتب موسى </w:t>
-      </w:r>
-      <w:r>
-        <w:rPr>
-          <w:b/>
-          <w:rtl/>
-          <w:cs/>
-          <w:lang w:val="ar_AE" w:bidi="ar_AE"/>
-        </w:rPr>
-        <w:t>الوصايا العشر</w:t>
-      </w:r>
-      <w:r>
-        <w:rPr>
-          <w:rtl/>
-          <w:cs/>
-          <w:lang w:val="ar_AE" w:bidi="ar_AE"/>
-        </w:rPr>
-        <w:t xml:space="preserve"> على لوحين حجريين جديدين ليحلوا محل اللوحين الذين كسرهما.</w:t>
+        <w:t>بيانات الكلمة:</w:t>
+      </w:r>
+    </w:p>
+    <w:p>
+      <w:pPr>
+        <w:pStyle w:val="ListBullet"/>
+        <w:bidi/>
+        <w:spacing w:line="240" w:lineRule="auto"/>
+        <w:ind w:left="720"/>
+      </w:pPr>
+      <w:r>
+        <w:rPr>
+          <w:rtl/>
+          <w:cs/>
+          <w:lang w:val="ar_AE" w:bidi="ar_AE"/>
+        </w:rPr>
+      </w:r>
+      <w:r>
+        <w:rPr>
+          <w:rtl/>
+          <w:cs/>
+          <w:lang w:val="ar_AE" w:bidi="ar_AE"/>
+        </w:rPr>
+        <w:t>سترونغ: H1471, G14840</w:t>
+      </w:r>
+      <w:r>
+        <w:rPr>
+          <w:rtl/>
+          <w:cs/>
+          <w:lang w:val="ar_AE" w:bidi="ar_AE"/>
+        </w:rPr>
+      </w:r>
+      <w:r>
+        <w:rPr>
+          <w:rtl/>
+          <w:cs/>
+          <w:lang w:val="ar_AE" w:bidi="ar_AE"/>
+        </w:rPr>
+      </w:r>
+    </w:p>
+    <w:p>
+      <w:pPr>
+        <w:bidi/>
+      </w:pPr>
+      <w:r>
+        <w:rPr>
+          <w:rtl/>
+          <w:cs/>
+          <w:lang w:val="ar_AE" w:bidi="ar_AE"/>
+        </w:rPr>
+      </w:r>
+    </w:p>
+    <w:p>
+      <w:pPr>
+        <w:pStyle w:val="Heading2"/>
+        <w:bidi/>
+      </w:pPr>
+      <w:r>
+        <w:rPr>
+          <w:rtl/>
+          <w:cs/>
+          <w:lang w:val="ar_AE" w:bidi="ar_AE"/>
+        </w:rPr>
+        <w:t>وَحَارَان</w:t>
+      </w:r>
+      <w:r>
+        <w:rPr>
+          <w:rtl/>
+          <w:cs/>
+          <w:lang w:val="ar_AE" w:bidi="ar_AE"/>
+        </w:rPr>
+      </w:r>
+    </w:p>
+    <w:p>
+      <w:pPr>
+        <w:pStyle w:val="Heading2"/>
+        <w:bidi/>
+      </w:pPr>
+      <w:r>
+        <w:rPr>
+          <w:rtl/>
+          <w:cs/>
+          <w:lang w:val="ar_AE" w:bidi="ar_AE"/>
+        </w:rPr>
+        <w:t>حَارَان</w:t>
       </w:r>
     </w:p>
     <w:p>
@@ -1179,6 +3328,445 @@
           <w:cs/>
           <w:lang w:val="ar_AE" w:bidi="ar_AE"/>
         </w:rPr>
+        <w:t>حقائق:</w:t>
+      </w:r>
+    </w:p>
+    <w:p>
+      <w:pPr>
+        <w:bidi/>
+      </w:pPr>
+      <w:r>
+        <w:rPr>
+          <w:rtl/>
+          <w:cs/>
+          <w:lang w:val="ar_AE" w:bidi="ar_AE"/>
+        </w:rPr>
+      </w:r>
+      <w:r>
+        <w:rPr>
+          <w:rtl/>
+          <w:cs/>
+          <w:lang w:val="ar_AE" w:bidi="ar_AE"/>
+        </w:rPr>
+        <w:t>حَارَان</w:t>
+      </w:r>
+      <w:r>
+        <w:rPr>
+          <w:rtl/>
+          <w:cs/>
+          <w:lang w:val="ar_AE" w:bidi="ar_AE"/>
+        </w:rPr>
+        <w:t xml:space="preserve"> كان الشقيق الأصغر لأبرام، ووالد لوط.</w:t>
+      </w:r>
+    </w:p>
+    <w:p>
+      <w:pPr>
+        <w:pStyle w:val="ListBullet"/>
+        <w:bidi/>
+        <w:spacing w:line="240" w:lineRule="auto"/>
+        <w:ind w:left="720"/>
+      </w:pPr>
+      <w:r>
+        <w:rPr>
+          <w:rtl/>
+          <w:cs/>
+          <w:lang w:val="ar_AE" w:bidi="ar_AE"/>
+        </w:rPr>
+      </w:r>
+      <w:r>
+        <w:rPr>
+          <w:rtl/>
+          <w:cs/>
+          <w:lang w:val="ar_AE" w:bidi="ar_AE"/>
+        </w:rPr>
+        <w:t>حَارَان</w:t>
+      </w:r>
+      <w:r>
+        <w:rPr>
+          <w:rtl/>
+          <w:cs/>
+          <w:lang w:val="ar_AE" w:bidi="ar_AE"/>
+        </w:rPr>
+        <w:t xml:space="preserve"> أيضًا هي اسم المدينة التي عاش فيها أبرام وعائلته لمدّة في أثناء رحلتهم من مدينة أور إلى أرض كنعان.</w:t>
+      </w:r>
+    </w:p>
+    <w:p>
+      <w:pPr>
+        <w:pStyle w:val="ListBullet"/>
+        <w:bidi/>
+        <w:spacing w:line="240" w:lineRule="auto"/>
+        <w:ind w:left="720"/>
+      </w:pPr>
+      <w:r>
+        <w:rPr>
+          <w:rtl/>
+          <w:cs/>
+          <w:lang w:val="ar_AE" w:bidi="ar_AE"/>
+        </w:rPr>
+      </w:r>
+      <w:r>
+        <w:rPr>
+          <w:rtl/>
+          <w:cs/>
+          <w:lang w:val="ar_AE" w:bidi="ar_AE"/>
+        </w:rPr>
+        <w:t xml:space="preserve">وكان رجل آخر اسمه </w:t>
+      </w:r>
+      <w:r>
+        <w:rPr>
+          <w:rtl/>
+          <w:cs/>
+          <w:lang w:val="ar_AE" w:bidi="ar_AE"/>
+        </w:rPr>
+        <w:t xml:space="preserve">حَارَان </w:t>
+      </w:r>
+      <w:r>
+        <w:rPr>
+          <w:rtl/>
+          <w:cs/>
+          <w:lang w:val="ar_AE" w:bidi="ar_AE"/>
+        </w:rPr>
+        <w:t>ابن كالب</w:t>
+      </w:r>
+    </w:p>
+    <w:p>
+      <w:pPr>
+        <w:pStyle w:val="ListBullet"/>
+        <w:bidi/>
+        <w:spacing w:line="240" w:lineRule="auto"/>
+        <w:ind w:left="720"/>
+      </w:pPr>
+      <w:r>
+        <w:rPr>
+          <w:rtl/>
+          <w:cs/>
+          <w:lang w:val="ar_AE" w:bidi="ar_AE"/>
+        </w:rPr>
+      </w:r>
+      <w:r>
+        <w:rPr>
+          <w:rtl/>
+          <w:cs/>
+          <w:lang w:val="ar_AE" w:bidi="ar_AE"/>
+        </w:rPr>
+        <w:t xml:space="preserve"> هناك رجلٌ ثالث في الكتاب المُقدَّس اسمه حَارَان، كان من نسل لاوي.</w:t>
+      </w:r>
+    </w:p>
+    <w:p>
+      <w:pPr>
+        <w:bidi/>
+      </w:pPr>
+      <w:r>
+        <w:rPr>
+          <w:rtl/>
+          <w:cs/>
+          <w:lang w:val="ar_AE" w:bidi="ar_AE"/>
+        </w:rPr>
+      </w:r>
+      <w:r>
+        <w:rPr>
+          <w:rtl/>
+          <w:cs/>
+          <w:lang w:val="ar_AE" w:bidi="ar_AE"/>
+        </w:rPr>
+        <w:t>(اقتراحات التَّرْجَمَة: كيفية تَرْجَمَة الأسماء)</w:t>
+      </w:r>
+    </w:p>
+    <w:p>
+      <w:pPr>
+        <w:bidi/>
+      </w:pPr>
+      <w:r>
+        <w:rPr>
+          <w:rtl/>
+          <w:cs/>
+          <w:lang w:val="ar_AE" w:bidi="ar_AE"/>
+        </w:rPr>
+      </w:r>
+      <w:r>
+        <w:rPr>
+          <w:rtl/>
+          <w:cs/>
+          <w:lang w:val="ar_AE" w:bidi="ar_AE"/>
+        </w:rPr>
+        <w:t xml:space="preserve">(انظر أيضًا: </w:t>
+      </w:r>
+      <w:r>
+        <w:rPr>
+          <w:rtl/>
+          <w:cs/>
+          <w:lang w:val="ar_AE" w:bidi="ar_AE"/>
+        </w:rPr>
+        <w:t>إبراهيم،</w:t>
+      </w:r>
+      <w:r>
+        <w:rPr>
+          <w:rtl/>
+          <w:cs/>
+          <w:lang w:val="ar_AE" w:bidi="ar_AE"/>
+        </w:rPr>
+        <w:t xml:space="preserve"> </w:t>
+      </w:r>
+      <w:r>
+        <w:rPr>
+          <w:rtl/>
+          <w:cs/>
+          <w:lang w:val="ar_AE" w:bidi="ar_AE"/>
+        </w:rPr>
+        <w:t>كالِب،</w:t>
+      </w:r>
+      <w:r>
+        <w:rPr>
+          <w:rtl/>
+          <w:cs/>
+          <w:lang w:val="ar_AE" w:bidi="ar_AE"/>
+        </w:rPr>
+        <w:t xml:space="preserve"> </w:t>
+      </w:r>
+      <w:r>
+        <w:rPr>
+          <w:rtl/>
+          <w:cs/>
+          <w:lang w:val="ar_AE" w:bidi="ar_AE"/>
+        </w:rPr>
+        <w:t>كنعان</w:t>
+      </w:r>
+      <w:r>
+        <w:rPr>
+          <w:rtl/>
+          <w:cs/>
+          <w:lang w:val="ar_AE" w:bidi="ar_AE"/>
+        </w:rPr>
+        <w:t xml:space="preserve">، </w:t>
+      </w:r>
+      <w:r>
+        <w:rPr>
+          <w:rtl/>
+          <w:cs/>
+          <w:lang w:val="ar_AE" w:bidi="ar_AE"/>
+        </w:rPr>
+        <w:t>لاوي</w:t>
+      </w:r>
+      <w:r>
+        <w:rPr>
+          <w:rtl/>
+          <w:cs/>
+          <w:lang w:val="ar_AE" w:bidi="ar_AE"/>
+        </w:rPr>
+        <w:t xml:space="preserve">، </w:t>
+      </w:r>
+      <w:r>
+        <w:rPr>
+          <w:rtl/>
+          <w:cs/>
+          <w:lang w:val="ar_AE" w:bidi="ar_AE"/>
+        </w:rPr>
+        <w:t>لوط</w:t>
+      </w:r>
+      <w:r>
+        <w:rPr>
+          <w:rtl/>
+          <w:cs/>
+          <w:lang w:val="ar_AE" w:bidi="ar_AE"/>
+        </w:rPr>
+        <w:t xml:space="preserve">، </w:t>
+      </w:r>
+      <w:r>
+        <w:rPr>
+          <w:rtl/>
+          <w:cs/>
+          <w:lang w:val="ar_AE" w:bidi="ar_AE"/>
+        </w:rPr>
+        <w:t>تارح،</w:t>
+      </w:r>
+      <w:r>
+        <w:rPr>
+          <w:rtl/>
+          <w:cs/>
+          <w:lang w:val="ar_AE" w:bidi="ar_AE"/>
+        </w:rPr>
+        <w:t xml:space="preserve"> </w:t>
+      </w:r>
+      <w:r>
+        <w:rPr>
+          <w:rtl/>
+          <w:cs/>
+          <w:lang w:val="ar_AE" w:bidi="ar_AE"/>
+        </w:rPr>
+        <w:t>أور</w:t>
+      </w:r>
+      <w:r>
+        <w:rPr>
+          <w:rtl/>
+          <w:cs/>
+          <w:lang w:val="ar_AE" w:bidi="ar_AE"/>
+        </w:rPr>
+        <w:t>)</w:t>
+      </w:r>
+    </w:p>
+    <w:p>
+      <w:pPr>
+        <w:pStyle w:val="Heading3"/>
+        <w:bidi/>
+      </w:pPr>
+      <w:r>
+        <w:rPr>
+          <w:rtl/>
+          <w:cs/>
+          <w:lang w:val="ar_AE" w:bidi="ar_AE"/>
+        </w:rPr>
+        <w:t>مراجع الكتاب المقدس:</w:t>
+      </w:r>
+    </w:p>
+    <w:p>
+      <w:pPr>
+        <w:pStyle w:val="ListBullet"/>
+        <w:bidi/>
+        <w:spacing w:line="240" w:lineRule="auto"/>
+        <w:ind w:left="720"/>
+      </w:pPr>
+      <w:r>
+        <w:rPr>
+          <w:rtl/>
+          <w:cs/>
+          <w:lang w:val="ar_AE" w:bidi="ar_AE"/>
+        </w:rPr>
+      </w:r>
+      <w:r>
+        <w:rPr>
+          <w:rtl/>
+          <w:cs/>
+          <w:lang w:val="ar_AE" w:bidi="ar_AE"/>
+        </w:rPr>
+        <w:t>2 الملوك 19: 12</w:t>
+      </w:r>
+    </w:p>
+    <w:p>
+      <w:pPr>
+        <w:pStyle w:val="ListBullet"/>
+        <w:bidi/>
+        <w:spacing w:line="240" w:lineRule="auto"/>
+        <w:ind w:left="720"/>
+      </w:pPr>
+      <w:r>
+        <w:rPr>
+          <w:rtl/>
+          <w:cs/>
+          <w:lang w:val="ar_AE" w:bidi="ar_AE"/>
+        </w:rPr>
+      </w:r>
+      <w:r>
+        <w:rPr>
+          <w:rtl/>
+          <w:cs/>
+          <w:lang w:val="ar_AE" w:bidi="ar_AE"/>
+        </w:rPr>
+        <w:t>أعمال الرسل 7: 1–3</w:t>
+      </w:r>
+    </w:p>
+    <w:p>
+      <w:pPr>
+        <w:pStyle w:val="ListBullet"/>
+        <w:bidi/>
+        <w:spacing w:line="240" w:lineRule="auto"/>
+        <w:ind w:left="720"/>
+      </w:pPr>
+      <w:r>
+        <w:rPr>
+          <w:rtl/>
+          <w:cs/>
+          <w:lang w:val="ar_AE" w:bidi="ar_AE"/>
+        </w:rPr>
+      </w:r>
+      <w:r>
+        <w:rPr>
+          <w:rtl/>
+          <w:cs/>
+          <w:lang w:val="ar_AE" w:bidi="ar_AE"/>
+        </w:rPr>
+        <w:t>تكوين 11: 31</w:t>
+      </w:r>
+    </w:p>
+    <w:p>
+      <w:pPr>
+        <w:pStyle w:val="ListBullet"/>
+        <w:bidi/>
+        <w:spacing w:line="240" w:lineRule="auto"/>
+        <w:ind w:left="720"/>
+      </w:pPr>
+      <w:r>
+        <w:rPr>
+          <w:rtl/>
+          <w:cs/>
+          <w:lang w:val="ar_AE" w:bidi="ar_AE"/>
+        </w:rPr>
+      </w:r>
+      <w:r>
+        <w:rPr>
+          <w:rtl/>
+          <w:cs/>
+          <w:lang w:val="ar_AE" w:bidi="ar_AE"/>
+        </w:rPr>
+        <w:t>تكوين 27: 43–45</w:t>
+      </w:r>
+    </w:p>
+    <w:p>
+      <w:pPr>
+        <w:pStyle w:val="ListBullet"/>
+        <w:bidi/>
+        <w:spacing w:line="240" w:lineRule="auto"/>
+        <w:ind w:left="720"/>
+      </w:pPr>
+      <w:r>
+        <w:rPr>
+          <w:rtl/>
+          <w:cs/>
+          <w:lang w:val="ar_AE" w:bidi="ar_AE"/>
+        </w:rPr>
+      </w:r>
+      <w:r>
+        <w:rPr>
+          <w:rtl/>
+          <w:cs/>
+          <w:lang w:val="ar_AE" w:bidi="ar_AE"/>
+        </w:rPr>
+        <w:t>تكوين 28: 10–11</w:t>
+      </w:r>
+    </w:p>
+    <w:p>
+      <w:pPr>
+        <w:pStyle w:val="ListBullet"/>
+        <w:bidi/>
+        <w:spacing w:line="240" w:lineRule="auto"/>
+        <w:ind w:left="720"/>
+      </w:pPr>
+      <w:r>
+        <w:rPr>
+          <w:rtl/>
+          <w:cs/>
+          <w:lang w:val="ar_AE" w:bidi="ar_AE"/>
+        </w:rPr>
+      </w:r>
+      <w:r>
+        <w:rPr>
+          <w:rtl/>
+          <w:cs/>
+          <w:lang w:val="ar_AE" w:bidi="ar_AE"/>
+        </w:rPr>
+        <w:t>تكوين 29: 4–6</w:t>
+      </w:r>
+    </w:p>
+    <w:p>
+      <w:pPr>
+        <w:pStyle w:val="Heading3"/>
+        <w:bidi/>
+      </w:pPr>
+      <w:r>
+        <w:rPr>
+          <w:rtl/>
+          <w:cs/>
+          <w:lang w:val="ar_AE" w:bidi="ar_AE"/>
+        </w:rPr>
         <w:t>بيانات الكلمة:</w:t>
       </w:r>
     </w:p>
@@ -1202,7 +3790,7 @@
           <w:cs/>
           <w:lang w:val="ar_AE" w:bidi="ar_AE"/>
         </w:rPr>
-        <w:t>سترونج: H1697, H6235</w:t>
+        <w:t>سترونغ: H2039</w:t>
       </w:r>
       <w:r>
         <w:rPr>
@@ -1242,7 +3830,7 @@
           <w:cs/>
           <w:lang w:val="ar_AE" w:bidi="ar_AE"/>
         </w:rPr>
-        <w:t>وادي</w:t>
+        <w:t>وحش</w:t>
       </w:r>
       <w:r>
         <w:rPr>
@@ -1263,6 +3851,491 @@
           <w:cs/>
           <w:lang w:val="ar_AE" w:bidi="ar_AE"/>
         </w:rPr>
+        <w:t>حقائق:</w:t>
+      </w:r>
+    </w:p>
+    <w:p>
+      <w:pPr>
+        <w:bidi/>
+      </w:pPr>
+      <w:r>
+        <w:rPr>
+          <w:rtl/>
+          <w:cs/>
+          <w:lang w:val="ar_AE" w:bidi="ar_AE"/>
+        </w:rPr>
+      </w:r>
+      <w:r>
+        <w:rPr>
+          <w:rtl/>
+          <w:cs/>
+          <w:lang w:val="ar_AE" w:bidi="ar_AE"/>
+        </w:rPr>
+        <w:t>في الكتاب المقدس، غالبًا ما يكون مصطلح "وحش" مجرد طريقة أخرى لقول "حيوان".</w:t>
+      </w:r>
+    </w:p>
+    <w:p>
+      <w:pPr>
+        <w:pStyle w:val="ListBullet"/>
+        <w:bidi/>
+        <w:spacing w:line="240" w:lineRule="auto"/>
+        <w:ind w:left="720"/>
+      </w:pPr>
+      <w:r>
+        <w:rPr>
+          <w:rtl/>
+          <w:cs/>
+          <w:lang w:val="ar_AE" w:bidi="ar_AE"/>
+        </w:rPr>
+      </w:r>
+      <w:r>
+        <w:rPr>
+          <w:rtl/>
+          <w:cs/>
+          <w:lang w:val="ar_AE" w:bidi="ar_AE"/>
+        </w:rPr>
+        <w:t>الوحش البري هو نوع من الحيوانات التي تعيش بحرية في الغابة أو الحقول ولم يتم تدريبها من قبل الناس.</w:t>
+      </w:r>
+    </w:p>
+    <w:p>
+      <w:pPr>
+        <w:pStyle w:val="ListBullet"/>
+        <w:bidi/>
+        <w:spacing w:line="240" w:lineRule="auto"/>
+        <w:ind w:left="720"/>
+      </w:pPr>
+      <w:r>
+        <w:rPr>
+          <w:rtl/>
+          <w:cs/>
+          <w:lang w:val="ar_AE" w:bidi="ar_AE"/>
+        </w:rPr>
+      </w:r>
+      <w:r>
+        <w:rPr>
+          <w:rtl/>
+          <w:cs/>
+          <w:lang w:val="ar_AE" w:bidi="ar_AE"/>
+        </w:rPr>
+        <w:t>الوحش المستأنس هو حيوان يعيش مع الناس ويتم الاحتفاظ به للطعام أو لأداء العمل، مثل حرث الحقول. وغالبًا ما يُستخدم مصطلح "البهائم" للإشارة إلى هذا النوع من الحيوانات.</w:t>
+      </w:r>
+    </w:p>
+    <w:p>
+      <w:pPr>
+        <w:pStyle w:val="ListBullet"/>
+        <w:bidi/>
+        <w:spacing w:line="240" w:lineRule="auto"/>
+        <w:ind w:left="720"/>
+      </w:pPr>
+      <w:r>
+        <w:rPr>
+          <w:rtl/>
+          <w:cs/>
+          <w:lang w:val="ar_AE" w:bidi="ar_AE"/>
+        </w:rPr>
+      </w:r>
+      <w:r>
+        <w:rPr>
+          <w:rtl/>
+          <w:cs/>
+          <w:lang w:val="ar_AE" w:bidi="ar_AE"/>
+        </w:rPr>
+        <w:t>يصف سفر دانيآل في العهد القديم وسفر الرؤيا في العهد الجديد رؤى تحتوي على وحوش تمثل قوى وسلطات شريرة تعارض الله. (انظر: استعارة)</w:t>
+      </w:r>
+    </w:p>
+    <w:p>
+      <w:pPr>
+        <w:pStyle w:val="ListBullet"/>
+        <w:bidi/>
+        <w:spacing w:line="240" w:lineRule="auto"/>
+        <w:ind w:left="720"/>
+      </w:pPr>
+      <w:r>
+        <w:rPr>
+          <w:rtl/>
+          <w:cs/>
+          <w:lang w:val="ar_AE" w:bidi="ar_AE"/>
+        </w:rPr>
+      </w:r>
+      <w:r>
+        <w:rPr>
+          <w:rtl/>
+          <w:cs/>
+          <w:lang w:val="ar_AE" w:bidi="ar_AE"/>
+        </w:rPr>
+        <w:t>بعض هذه الوحوش تُوصَف بأن لها خصائص غريبة، مثل عدة رؤوس وقرون كثيرة. وغالبًا ما يكون لديها قوة وسلطان، مما يشير إلى أنها قد تمثل دولًا أو أممًا أو قوى سياسية أخرى.</w:t>
+      </w:r>
+    </w:p>
+    <w:p>
+      <w:pPr>
+        <w:pStyle w:val="ListBullet"/>
+        <w:bidi/>
+        <w:spacing w:line="240" w:lineRule="auto"/>
+        <w:ind w:left="720"/>
+      </w:pPr>
+      <w:r>
+        <w:rPr>
+          <w:rtl/>
+          <w:cs/>
+          <w:lang w:val="ar_AE" w:bidi="ar_AE"/>
+        </w:rPr>
+      </w:r>
+      <w:r>
+        <w:rPr>
+          <w:rtl/>
+          <w:cs/>
+          <w:lang w:val="ar_AE" w:bidi="ar_AE"/>
+        </w:rPr>
+        <w:t>طرق ترجمة هذا يمكن أن تشمل "مخلوق" أو "شيء مخلوق" أو "حيوان" أو "حيوان بري"، اعتمادًا على السياق.</w:t>
+      </w:r>
+    </w:p>
+    <w:p>
+      <w:pPr>
+        <w:bidi/>
+      </w:pPr>
+      <w:r>
+        <w:rPr>
+          <w:rtl/>
+          <w:cs/>
+          <w:lang w:val="ar_AE" w:bidi="ar_AE"/>
+        </w:rPr>
+      </w:r>
+      <w:r>
+        <w:rPr>
+          <w:rtl/>
+          <w:cs/>
+          <w:lang w:val="ar_AE" w:bidi="ar_AE"/>
+        </w:rPr>
+        <w:t xml:space="preserve">(انظر أيضًا: </w:t>
+      </w:r>
+      <w:r>
+        <w:rPr>
+          <w:rtl/>
+          <w:cs/>
+          <w:lang w:val="ar_AE" w:bidi="ar_AE"/>
+        </w:rPr>
+        <w:t>سلطان</w:t>
+      </w:r>
+      <w:r>
+        <w:rPr>
+          <w:rtl/>
+          <w:cs/>
+          <w:lang w:val="ar_AE" w:bidi="ar_AE"/>
+        </w:rPr>
+        <w:t xml:space="preserve">, </w:t>
+      </w:r>
+      <w:r>
+        <w:rPr>
+          <w:rtl/>
+          <w:cs/>
+          <w:lang w:val="ar_AE" w:bidi="ar_AE"/>
+        </w:rPr>
+        <w:t>دانيآل</w:t>
+      </w:r>
+      <w:r>
+        <w:rPr>
+          <w:rtl/>
+          <w:cs/>
+          <w:lang w:val="ar_AE" w:bidi="ar_AE"/>
+        </w:rPr>
+        <w:t xml:space="preserve">, </w:t>
+      </w:r>
+      <w:r>
+        <w:rPr>
+          <w:rtl/>
+          <w:cs/>
+          <w:lang w:val="ar_AE" w:bidi="ar_AE"/>
+        </w:rPr>
+        <w:t>ماشية</w:t>
+      </w:r>
+      <w:r>
+        <w:rPr>
+          <w:rtl/>
+          <w:cs/>
+          <w:lang w:val="ar_AE" w:bidi="ar_AE"/>
+        </w:rPr>
+        <w:t xml:space="preserve">, </w:t>
+      </w:r>
+      <w:r>
+        <w:rPr>
+          <w:rtl/>
+          <w:cs/>
+          <w:lang w:val="ar_AE" w:bidi="ar_AE"/>
+        </w:rPr>
+        <w:t>أُمة</w:t>
+      </w:r>
+      <w:r>
+        <w:rPr>
+          <w:rtl/>
+          <w:cs/>
+          <w:lang w:val="ar_AE" w:bidi="ar_AE"/>
+        </w:rPr>
+        <w:t xml:space="preserve">, قوة, كشف, </w:t>
+      </w:r>
+      <w:r>
+        <w:rPr>
+          <w:rtl/>
+          <w:cs/>
+          <w:lang w:val="ar_AE" w:bidi="ar_AE"/>
+        </w:rPr>
+        <w:t>بعلزبول</w:t>
+      </w:r>
+      <w:r>
+        <w:rPr>
+          <w:rtl/>
+          <w:cs/>
+          <w:lang w:val="ar_AE" w:bidi="ar_AE"/>
+        </w:rPr>
+        <w:t>)</w:t>
+      </w:r>
+    </w:p>
+    <w:p>
+      <w:pPr>
+        <w:pStyle w:val="Heading3"/>
+        <w:bidi/>
+      </w:pPr>
+      <w:r>
+        <w:rPr>
+          <w:rtl/>
+          <w:cs/>
+          <w:lang w:val="ar_AE" w:bidi="ar_AE"/>
+        </w:rPr>
+        <w:t>مراجع الكتاب المقدس:</w:t>
+      </w:r>
+    </w:p>
+    <w:p>
+      <w:pPr>
+        <w:pStyle w:val="ListBullet"/>
+        <w:bidi/>
+        <w:spacing w:line="240" w:lineRule="auto"/>
+        <w:ind w:left="720"/>
+      </w:pPr>
+      <w:r>
+        <w:rPr>
+          <w:rtl/>
+          <w:cs/>
+          <w:lang w:val="ar_AE" w:bidi="ar_AE"/>
+        </w:rPr>
+      </w:r>
+      <w:r>
+        <w:rPr>
+          <w:rtl/>
+          <w:cs/>
+          <w:lang w:val="ar_AE" w:bidi="ar_AE"/>
+        </w:rPr>
+        <w:t>1 كورنثوس 15: 32</w:t>
+      </w:r>
+    </w:p>
+    <w:p>
+      <w:pPr>
+        <w:pStyle w:val="ListBullet"/>
+        <w:bidi/>
+        <w:spacing w:line="240" w:lineRule="auto"/>
+        <w:ind w:left="720"/>
+      </w:pPr>
+      <w:r>
+        <w:rPr>
+          <w:rtl/>
+          <w:cs/>
+          <w:lang w:val="ar_AE" w:bidi="ar_AE"/>
+        </w:rPr>
+      </w:r>
+      <w:r>
+        <w:rPr>
+          <w:rtl/>
+          <w:cs/>
+          <w:lang w:val="ar_AE" w:bidi="ar_AE"/>
+        </w:rPr>
+        <w:t>1 صموئيل 17: 44</w:t>
+      </w:r>
+    </w:p>
+    <w:p>
+      <w:pPr>
+        <w:pStyle w:val="ListBullet"/>
+        <w:bidi/>
+        <w:spacing w:line="240" w:lineRule="auto"/>
+        <w:ind w:left="720"/>
+      </w:pPr>
+      <w:r>
+        <w:rPr>
+          <w:rtl/>
+          <w:cs/>
+          <w:lang w:val="ar_AE" w:bidi="ar_AE"/>
+        </w:rPr>
+      </w:r>
+      <w:r>
+        <w:rPr>
+          <w:rtl/>
+          <w:cs/>
+          <w:lang w:val="ar_AE" w:bidi="ar_AE"/>
+        </w:rPr>
+        <w:t>2 أخبار الأيام 25: 18</w:t>
+      </w:r>
+    </w:p>
+    <w:p>
+      <w:pPr>
+        <w:pStyle w:val="ListBullet"/>
+        <w:bidi/>
+        <w:spacing w:line="240" w:lineRule="auto"/>
+        <w:ind w:left="720"/>
+      </w:pPr>
+      <w:r>
+        <w:rPr>
+          <w:rtl/>
+          <w:cs/>
+          <w:lang w:val="ar_AE" w:bidi="ar_AE"/>
+        </w:rPr>
+      </w:r>
+      <w:r>
+        <w:rPr>
+          <w:rtl/>
+          <w:cs/>
+          <w:lang w:val="ar_AE" w:bidi="ar_AE"/>
+        </w:rPr>
+        <w:t>إرميا 16: 1–4</w:t>
+      </w:r>
+    </w:p>
+    <w:p>
+      <w:pPr>
+        <w:pStyle w:val="ListBullet"/>
+        <w:bidi/>
+        <w:spacing w:line="240" w:lineRule="auto"/>
+        <w:ind w:left="720"/>
+      </w:pPr>
+      <w:r>
+        <w:rPr>
+          <w:rtl/>
+          <w:cs/>
+          <w:lang w:val="ar_AE" w:bidi="ar_AE"/>
+        </w:rPr>
+      </w:r>
+      <w:r>
+        <w:rPr>
+          <w:rtl/>
+          <w:cs/>
+          <w:lang w:val="ar_AE" w:bidi="ar_AE"/>
+        </w:rPr>
+        <w:t>لاويين 7: 21</w:t>
+      </w:r>
+    </w:p>
+    <w:p>
+      <w:pPr>
+        <w:pStyle w:val="ListBullet"/>
+        <w:bidi/>
+        <w:spacing w:line="240" w:lineRule="auto"/>
+        <w:ind w:left="720"/>
+      </w:pPr>
+      <w:r>
+        <w:rPr>
+          <w:rtl/>
+          <w:cs/>
+          <w:lang w:val="ar_AE" w:bidi="ar_AE"/>
+        </w:rPr>
+      </w:r>
+      <w:r>
+        <w:rPr>
+          <w:rtl/>
+          <w:cs/>
+          <w:lang w:val="ar_AE" w:bidi="ar_AE"/>
+        </w:rPr>
+        <w:t>مزامير 49: 12–13</w:t>
+      </w:r>
+    </w:p>
+    <w:p>
+      <w:pPr>
+        <w:pStyle w:val="Heading3"/>
+        <w:bidi/>
+      </w:pPr>
+      <w:r>
+        <w:rPr>
+          <w:rtl/>
+          <w:cs/>
+          <w:lang w:val="ar_AE" w:bidi="ar_AE"/>
+        </w:rPr>
+        <w:t>بيانات الكلمة:</w:t>
+      </w:r>
+    </w:p>
+    <w:p>
+      <w:pPr>
+        <w:pStyle w:val="ListBullet"/>
+        <w:bidi/>
+        <w:spacing w:line="240" w:lineRule="auto"/>
+        <w:ind w:left="720"/>
+      </w:pPr>
+      <w:r>
+        <w:rPr>
+          <w:rtl/>
+          <w:cs/>
+          <w:lang w:val="ar_AE" w:bidi="ar_AE"/>
+        </w:rPr>
+      </w:r>
+      <w:r>
+        <w:rPr>
+          <w:rtl/>
+          <w:cs/>
+          <w:lang w:val="ar_AE" w:bidi="ar_AE"/>
+        </w:rPr>
+        <w:t>سترونج: H0338, H0929, H1165, H2123, H2416, H2423, H2874, H3753, H4806, H7409, G22260, G23410, G23420, G29340, G49680, G50740</w:t>
+      </w:r>
+      <w:r>
+        <w:rPr>
+          <w:rtl/>
+          <w:cs/>
+          <w:lang w:val="ar_AE" w:bidi="ar_AE"/>
+        </w:rPr>
+      </w:r>
+      <w:r>
+        <w:rPr>
+          <w:rtl/>
+          <w:cs/>
+          <w:lang w:val="ar_AE" w:bidi="ar_AE"/>
+        </w:rPr>
+      </w:r>
+    </w:p>
+    <w:p>
+      <w:pPr>
+        <w:bidi/>
+      </w:pPr>
+      <w:r>
+        <w:rPr>
+          <w:rtl/>
+          <w:cs/>
+          <w:lang w:val="ar_AE" w:bidi="ar_AE"/>
+        </w:rPr>
+      </w:r>
+    </w:p>
+    <w:p>
+      <w:pPr>
+        <w:pStyle w:val="Heading2"/>
+        <w:bidi/>
+      </w:pPr>
+      <w:r>
+        <w:rPr>
+          <w:rtl/>
+          <w:cs/>
+          <w:lang w:val="ar_AE" w:bidi="ar_AE"/>
+        </w:rPr>
+        <w:t>وديع</w:t>
+      </w:r>
+      <w:r>
+        <w:rPr>
+          <w:rtl/>
+          <w:cs/>
+          <w:lang w:val="ar_AE" w:bidi="ar_AE"/>
+        </w:rPr>
+      </w:r>
+    </w:p>
+    <w:p>
+      <w:pPr>
+        <w:pStyle w:val="Heading3"/>
+        <w:bidi/>
+      </w:pPr>
+      <w:r>
+        <w:rPr>
+          <w:rtl/>
+          <w:cs/>
+          <w:lang w:val="ar_AE" w:bidi="ar_AE"/>
+        </w:rPr>
         <w:t>التعريف:</w:t>
       </w:r>
     </w:p>
@@ -1283,53 +4356,112 @@
           <w:cs/>
           <w:lang w:val="ar_AE" w:bidi="ar_AE"/>
         </w:rPr>
-        <w:t>يشير مصطلح "وادي" إلى مجرى موسمي، أو نهر موسمي، أو وادٍ بمعنى قاع مجري مائي في وقت معين من السنة.</w:t>
-      </w:r>
-    </w:p>
-    <w:p>
-      <w:pPr>
-        <w:pStyle w:val="ListBullet"/>
-        <w:bidi/>
-        <w:spacing w:line="240" w:lineRule="auto"/>
-        <w:ind w:left="720"/>
-      </w:pPr>
-      <w:r>
-        <w:rPr>
-          <w:rtl/>
-          <w:cs/>
-          <w:lang w:val="ar_AE" w:bidi="ar_AE"/>
-        </w:rPr>
-      </w:r>
-      <w:r>
-        <w:rPr>
-          <w:rtl/>
-          <w:cs/>
-          <w:lang w:val="ar_AE" w:bidi="ar_AE"/>
-        </w:rPr>
-        <w:t>يكون "الوادي" مليئًا بالماء في جزء من السنة ويكون جافًا في جزء آخر من السنة.</w:t>
-      </w:r>
-    </w:p>
-    <w:p>
-      <w:pPr>
-        <w:pStyle w:val="ListBullet"/>
-        <w:bidi/>
-        <w:spacing w:line="240" w:lineRule="auto"/>
-        <w:ind w:left="720"/>
-      </w:pPr>
-      <w:r>
-        <w:rPr>
-          <w:rtl/>
-          <w:cs/>
-          <w:lang w:val="ar_AE" w:bidi="ar_AE"/>
-        </w:rPr>
-      </w:r>
-      <w:r>
-        <w:rPr>
-          <w:rtl/>
-          <w:cs/>
-          <w:lang w:val="ar_AE" w:bidi="ar_AE"/>
-        </w:rPr>
-        <w:t>عندما يكون "الوادي" ممتلئًا بالماء، فإن كَمّيَّة الماء الذي يحتويها تعتمد على أيّ توقيت في العام، وكمية الأمطار التي استقبلتها المنطقة، وكذلك حجم الوادي.</w:t>
+        <w:t>يصف مصطلح ”الوديع“ شخصًا لطيفًا وخاضعًا ومستعدًا لتحمل الظلم. الوداعة هي القدرة على اللطف حتى عندما تبدو القسوة أو القوة مطلوبة.</w:t>
+      </w:r>
+    </w:p>
+    <w:p>
+      <w:pPr>
+        <w:pStyle w:val="ListBullet"/>
+        <w:bidi/>
+        <w:spacing w:line="240" w:lineRule="auto"/>
+        <w:ind w:left="720"/>
+      </w:pPr>
+      <w:r>
+        <w:rPr>
+          <w:rtl/>
+          <w:cs/>
+          <w:lang w:val="ar_AE" w:bidi="ar_AE"/>
+        </w:rPr>
+      </w:r>
+      <w:r>
+        <w:rPr>
+          <w:rtl/>
+          <w:cs/>
+          <w:lang w:val="ar_AE" w:bidi="ar_AE"/>
+        </w:rPr>
+        <w:t>غالبًا ما ترتبط الوداعة بالتواضع.</w:t>
+      </w:r>
+    </w:p>
+    <w:p>
+      <w:pPr>
+        <w:pStyle w:val="ListBullet"/>
+        <w:bidi/>
+        <w:spacing w:line="240" w:lineRule="auto"/>
+        <w:ind w:left="720"/>
+      </w:pPr>
+      <w:r>
+        <w:rPr>
+          <w:rtl/>
+          <w:cs/>
+          <w:lang w:val="ar_AE" w:bidi="ar_AE"/>
+        </w:rPr>
+      </w:r>
+      <w:r>
+        <w:rPr>
+          <w:rtl/>
+          <w:cs/>
+          <w:lang w:val="ar_AE" w:bidi="ar_AE"/>
+        </w:rPr>
+        <w:t>يمكن ترجمة هذا المصطلح أيضًا إلى ”لطيف“ أو ” طيب الخلق“ أو ”لطيف الطباع“.</w:t>
+      </w:r>
+    </w:p>
+    <w:p>
+      <w:pPr>
+        <w:pStyle w:val="ListBullet"/>
+        <w:bidi/>
+        <w:spacing w:line="240" w:lineRule="auto"/>
+        <w:ind w:left="720"/>
+      </w:pPr>
+      <w:r>
+        <w:rPr>
+          <w:rtl/>
+          <w:cs/>
+          <w:lang w:val="ar_AE" w:bidi="ar_AE"/>
+        </w:rPr>
+      </w:r>
+      <w:r>
+        <w:rPr>
+          <w:rtl/>
+          <w:cs/>
+          <w:lang w:val="ar_AE" w:bidi="ar_AE"/>
+        </w:rPr>
+        <w:t>يمكن ترجمة مصطلح ”الوداعة“ إلى ” اللطف“ أو ”التواضع“.</w:t>
+      </w:r>
+    </w:p>
+    <w:p>
+      <w:pPr>
+        <w:bidi/>
+      </w:pPr>
+      <w:r>
+        <w:rPr>
+          <w:rtl/>
+          <w:cs/>
+          <w:lang w:val="ar_AE" w:bidi="ar_AE"/>
+        </w:rPr>
+      </w:r>
+      <w:r>
+        <w:rPr>
+          <w:rtl/>
+          <w:cs/>
+          <w:lang w:val="ar_AE" w:bidi="ar_AE"/>
+        </w:rPr>
+        <w:t xml:space="preserve">(انظر أيضًا: </w:t>
+      </w:r>
+      <w:r>
+        <w:rPr>
+          <w:rtl/>
+          <w:cs/>
+          <w:lang w:val="ar_AE" w:bidi="ar_AE"/>
+        </w:rPr>
+        <w:t>متواضع</w:t>
+      </w:r>
+      <w:r>
+        <w:rPr>
+          <w:rtl/>
+          <w:cs/>
+          <w:lang w:val="ar_AE" w:bidi="ar_AE"/>
+        </w:rPr>
+        <w:t>)</w:t>
       </w:r>
     </w:p>
     <w:p>
@@ -1343,30 +4475,145 @@
           <w:cs/>
           <w:lang w:val="ar_AE" w:bidi="ar_AE"/>
         </w:rPr>
-        <w:t>اقتراحات التَّرْجَمَة:</w:t>
-      </w:r>
-    </w:p>
-    <w:p>
-      <w:pPr>
-        <w:pStyle w:val="ListBullet"/>
-        <w:bidi/>
-        <w:spacing w:line="240" w:lineRule="auto"/>
-        <w:ind w:left="720"/>
-      </w:pPr>
-      <w:r>
-        <w:rPr>
-          <w:rtl/>
-          <w:cs/>
-          <w:lang w:val="ar_AE" w:bidi="ar_AE"/>
-        </w:rPr>
-      </w:r>
-      <w:r>
-        <w:rPr>
-          <w:rtl/>
-          <w:cs/>
-          <w:lang w:val="ar_AE" w:bidi="ar_AE"/>
-        </w:rPr>
-        <w:t xml:space="preserve"> يمكن أن تشمل تَرْجَمَة "وادي"، بعض هذه المعاني: "مجرى موسمي" أو "قاع مجرى مائي موسمي" أو "حوض نهر" أو "قاع نهر."</w:t>
+        <w:t>مراجع الكتاب المقدس:</w:t>
+      </w:r>
+    </w:p>
+    <w:p>
+      <w:pPr>
+        <w:pStyle w:val="ListBullet"/>
+        <w:bidi/>
+        <w:spacing w:line="240" w:lineRule="auto"/>
+        <w:ind w:left="720"/>
+      </w:pPr>
+      <w:r>
+        <w:rPr>
+          <w:rtl/>
+          <w:cs/>
+          <w:lang w:val="ar_AE" w:bidi="ar_AE"/>
+        </w:rPr>
+      </w:r>
+      <w:r>
+        <w:rPr>
+          <w:rtl/>
+          <w:cs/>
+          <w:lang w:val="ar_AE" w:bidi="ar_AE"/>
+        </w:rPr>
+        <w:t>1 بطرس 3: 15–17</w:t>
+      </w:r>
+    </w:p>
+    <w:p>
+      <w:pPr>
+        <w:pStyle w:val="ListBullet"/>
+        <w:bidi/>
+        <w:spacing w:line="240" w:lineRule="auto"/>
+        <w:ind w:left="720"/>
+      </w:pPr>
+      <w:r>
+        <w:rPr>
+          <w:rtl/>
+          <w:cs/>
+          <w:lang w:val="ar_AE" w:bidi="ar_AE"/>
+        </w:rPr>
+      </w:r>
+      <w:r>
+        <w:rPr>
+          <w:rtl/>
+          <w:cs/>
+          <w:lang w:val="ar_AE" w:bidi="ar_AE"/>
+        </w:rPr>
+        <w:t>2 كورنثوس 10: 1–2</w:t>
+      </w:r>
+    </w:p>
+    <w:p>
+      <w:pPr>
+        <w:pStyle w:val="ListBullet"/>
+        <w:bidi/>
+        <w:spacing w:line="240" w:lineRule="auto"/>
+        <w:ind w:left="720"/>
+      </w:pPr>
+      <w:r>
+        <w:rPr>
+          <w:rtl/>
+          <w:cs/>
+          <w:lang w:val="ar_AE" w:bidi="ar_AE"/>
+        </w:rPr>
+      </w:r>
+      <w:r>
+        <w:rPr>
+          <w:rtl/>
+          <w:cs/>
+          <w:lang w:val="ar_AE" w:bidi="ar_AE"/>
+        </w:rPr>
+        <w:t>2 تيموثاوس 2: 25</w:t>
+      </w:r>
+    </w:p>
+    <w:p>
+      <w:pPr>
+        <w:pStyle w:val="ListBullet"/>
+        <w:bidi/>
+        <w:spacing w:line="240" w:lineRule="auto"/>
+        <w:ind w:left="720"/>
+      </w:pPr>
+      <w:r>
+        <w:rPr>
+          <w:rtl/>
+          <w:cs/>
+          <w:lang w:val="ar_AE" w:bidi="ar_AE"/>
+        </w:rPr>
+      </w:r>
+      <w:r>
+        <w:rPr>
+          <w:rtl/>
+          <w:cs/>
+          <w:lang w:val="ar_AE" w:bidi="ar_AE"/>
+        </w:rPr>
+        <w:t>متى 5: 5</w:t>
+      </w:r>
+    </w:p>
+    <w:p>
+      <w:pPr>
+        <w:pStyle w:val="ListBullet"/>
+        <w:bidi/>
+        <w:spacing w:line="240" w:lineRule="auto"/>
+        <w:ind w:left="720"/>
+      </w:pPr>
+      <w:r>
+        <w:rPr>
+          <w:rtl/>
+          <w:cs/>
+          <w:lang w:val="ar_AE" w:bidi="ar_AE"/>
+        </w:rPr>
+      </w:r>
+      <w:r>
+        <w:rPr>
+          <w:rtl/>
+          <w:cs/>
+          <w:lang w:val="ar_AE" w:bidi="ar_AE"/>
+        </w:rPr>
+        <w:t>متى 11: 29</w:t>
+      </w:r>
+    </w:p>
+    <w:p>
+      <w:pPr>
+        <w:pStyle w:val="ListBullet"/>
+        <w:bidi/>
+        <w:spacing w:line="240" w:lineRule="auto"/>
+        <w:ind w:left="720"/>
+      </w:pPr>
+      <w:r>
+        <w:rPr>
+          <w:rtl/>
+          <w:cs/>
+          <w:lang w:val="ar_AE" w:bidi="ar_AE"/>
+        </w:rPr>
+      </w:r>
+      <w:r>
+        <w:rPr>
+          <w:rtl/>
+          <w:cs/>
+          <w:lang w:val="ar_AE" w:bidi="ar_AE"/>
+        </w:rPr>
+        <w:t>مزامير 37: 11</w:t>
       </w:r>
     </w:p>
     <w:p>
@@ -1380,11 +4627,402 @@
           <w:cs/>
           <w:lang w:val="ar_AE" w:bidi="ar_AE"/>
         </w:rPr>
+        <w:t>بيانات الكلمة:</w:t>
+      </w:r>
+    </w:p>
+    <w:p>
+      <w:pPr>
+        <w:pStyle w:val="ListBullet"/>
+        <w:bidi/>
+        <w:spacing w:line="240" w:lineRule="auto"/>
+        <w:ind w:left="720"/>
+      </w:pPr>
+      <w:r>
+        <w:rPr>
+          <w:rtl/>
+          <w:cs/>
+          <w:lang w:val="ar_AE" w:bidi="ar_AE"/>
+        </w:rPr>
+      </w:r>
+      <w:r>
+        <w:rPr>
+          <w:rtl/>
+          <w:cs/>
+          <w:lang w:val="ar_AE" w:bidi="ar_AE"/>
+        </w:rPr>
+        <w:t>سترونج: H6035, H6037, G42350, G42360, G42390, G42400</w:t>
+      </w:r>
+      <w:r>
+        <w:rPr>
+          <w:rtl/>
+          <w:cs/>
+          <w:lang w:val="ar_AE" w:bidi="ar_AE"/>
+        </w:rPr>
+      </w:r>
+      <w:r>
+        <w:rPr>
+          <w:rtl/>
+          <w:cs/>
+          <w:lang w:val="ar_AE" w:bidi="ar_AE"/>
+        </w:rPr>
+      </w:r>
+    </w:p>
+    <w:p>
+      <w:pPr>
+        <w:bidi/>
+      </w:pPr>
+      <w:r>
+        <w:rPr>
+          <w:rtl/>
+          <w:cs/>
+          <w:lang w:val="ar_AE" w:bidi="ar_AE"/>
+        </w:rPr>
+      </w:r>
+    </w:p>
+    <w:p>
+      <w:pPr>
+        <w:pStyle w:val="Heading2"/>
+        <w:bidi/>
+      </w:pPr>
+      <w:r>
+        <w:rPr>
+          <w:rtl/>
+          <w:cs/>
+          <w:lang w:val="ar_AE" w:bidi="ar_AE"/>
+        </w:rPr>
+        <w:t>وسيط</w:t>
+      </w:r>
+      <w:r>
+        <w:rPr>
+          <w:rtl/>
+          <w:cs/>
+          <w:lang w:val="ar_AE" w:bidi="ar_AE"/>
+        </w:rPr>
+      </w:r>
+    </w:p>
+    <w:p>
+      <w:pPr>
+        <w:pStyle w:val="Heading3"/>
+        <w:bidi/>
+      </w:pPr>
+      <w:r>
+        <w:rPr>
+          <w:rtl/>
+          <w:cs/>
+          <w:lang w:val="ar_AE" w:bidi="ar_AE"/>
+        </w:rPr>
+        <w:t>تعريف:</w:t>
+      </w:r>
+    </w:p>
+    <w:p>
+      <w:pPr>
+        <w:bidi/>
+      </w:pPr>
+      <w:r>
+        <w:rPr>
+          <w:rtl/>
+          <w:cs/>
+          <w:lang w:val="ar_AE" w:bidi="ar_AE"/>
+        </w:rPr>
+      </w:r>
+      <w:r>
+        <w:rPr>
+          <w:rtl/>
+          <w:cs/>
+          <w:lang w:val="ar_AE" w:bidi="ar_AE"/>
+        </w:rPr>
+        <w:t>الوسيط شخص يساعد شخصَين أو أكثر على حل خلافاتهم أو نزاعاتهم مع بعضهم البعض. يساعدهم على التصالح.</w:t>
+      </w:r>
+    </w:p>
+    <w:p>
+      <w:pPr>
+        <w:pStyle w:val="ListBullet"/>
+        <w:bidi/>
+        <w:spacing w:line="240" w:lineRule="auto"/>
+        <w:ind w:left="720"/>
+      </w:pPr>
+      <w:r>
+        <w:rPr>
+          <w:rtl/>
+          <w:cs/>
+          <w:lang w:val="ar_AE" w:bidi="ar_AE"/>
+        </w:rPr>
+      </w:r>
+      <w:r>
+        <w:rPr>
+          <w:rtl/>
+          <w:cs/>
+          <w:lang w:val="ar_AE" w:bidi="ar_AE"/>
+        </w:rPr>
+        <w:t>إذ أخطأ الناس، أصبحوا الآن أعداء الله الذين يستحقون غضبه وعقابه. تحطَّمت العَلاقة بين الله وشعبه بسبب الخطيئة.</w:t>
+      </w:r>
+    </w:p>
+    <w:p>
+      <w:pPr>
+        <w:pStyle w:val="ListBullet"/>
+        <w:bidi/>
+        <w:spacing w:line="240" w:lineRule="auto"/>
+        <w:ind w:left="720"/>
+      </w:pPr>
+      <w:r>
+        <w:rPr>
+          <w:rtl/>
+          <w:cs/>
+          <w:lang w:val="ar_AE" w:bidi="ar_AE"/>
+        </w:rPr>
+      </w:r>
+      <w:r>
+        <w:rPr>
+          <w:rtl/>
+          <w:cs/>
+          <w:lang w:val="ar_AE" w:bidi="ar_AE"/>
+        </w:rPr>
+        <w:t>يسوع هو الوسيط بين الله الآب وشعبه، يسترد تلك العَلاقة المنكسرة بواسطة موته الذي قدَّمه ثمنًا لخطاياهم.</w:t>
+      </w:r>
+    </w:p>
+    <w:p>
+      <w:pPr>
+        <w:pStyle w:val="Heading3"/>
+        <w:bidi/>
+      </w:pPr>
+      <w:r>
+        <w:rPr>
+          <w:rtl/>
+          <w:cs/>
+          <w:lang w:val="ar_AE" w:bidi="ar_AE"/>
+        </w:rPr>
+        <w:t>اقتراحات التَّرْجَمَةً:</w:t>
+      </w:r>
+    </w:p>
+    <w:p>
+      <w:pPr>
+        <w:pStyle w:val="ListBullet"/>
+        <w:bidi/>
+        <w:spacing w:line="240" w:lineRule="auto"/>
+        <w:ind w:left="720"/>
+      </w:pPr>
+      <w:r>
+        <w:rPr>
+          <w:rtl/>
+          <w:cs/>
+          <w:lang w:val="ar_AE" w:bidi="ar_AE"/>
+        </w:rPr>
+      </w:r>
+      <w:r>
+        <w:rPr>
+          <w:rtl/>
+          <w:cs/>
+          <w:lang w:val="ar_AE" w:bidi="ar_AE"/>
+        </w:rPr>
+        <w:t>يُمكن تَرْجَمَة "وسيط": "شخص وسيط" أو "مُصلح" أو "شخص يجلب السلام".</w:t>
+      </w:r>
+    </w:p>
+    <w:p>
+      <w:pPr>
+        <w:pStyle w:val="ListBullet"/>
+        <w:bidi/>
+        <w:spacing w:line="240" w:lineRule="auto"/>
+        <w:ind w:left="720"/>
+      </w:pPr>
+      <w:r>
+        <w:rPr>
+          <w:rtl/>
+          <w:cs/>
+          <w:lang w:val="ar_AE" w:bidi="ar_AE"/>
+        </w:rPr>
+      </w:r>
+      <w:r>
+        <w:rPr>
+          <w:rtl/>
+          <w:cs/>
+          <w:lang w:val="ar_AE" w:bidi="ar_AE"/>
+        </w:rPr>
+        <w:t>قارن هذا المصطلح بمُصطلح "كاهن" وكيف يُترجَم. من الأفضل أنْ يُترجم مُصطلح: "وسيط" بطريقة مُختلفة.</w:t>
+      </w:r>
+    </w:p>
+    <w:p>
+      <w:pPr>
+        <w:bidi/>
+      </w:pPr>
+      <w:r>
+        <w:rPr>
+          <w:rtl/>
+          <w:cs/>
+          <w:lang w:val="ar_AE" w:bidi="ar_AE"/>
+        </w:rPr>
+      </w:r>
+      <w:r>
+        <w:rPr>
+          <w:rtl/>
+          <w:cs/>
+          <w:lang w:val="ar_AE" w:bidi="ar_AE"/>
+        </w:rPr>
+        <w:t xml:space="preserve">(انظر أيضًا: </w:t>
+      </w:r>
+      <w:r>
+        <w:rPr>
+          <w:rtl/>
+          <w:cs/>
+          <w:lang w:val="ar_AE" w:bidi="ar_AE"/>
+        </w:rPr>
+        <w:t>كاهن</w:t>
+      </w:r>
+      <w:r>
+        <w:rPr>
+          <w:rtl/>
+          <w:cs/>
+          <w:lang w:val="ar_AE" w:bidi="ar_AE"/>
+        </w:rPr>
+        <w:t xml:space="preserve">, </w:t>
+      </w:r>
+      <w:r>
+        <w:rPr>
+          <w:rtl/>
+          <w:cs/>
+          <w:lang w:val="ar_AE" w:bidi="ar_AE"/>
+        </w:rPr>
+        <w:t>يتصالَح</w:t>
+      </w:r>
+      <w:r>
+        <w:rPr>
+          <w:rtl/>
+          <w:cs/>
+          <w:lang w:val="ar_AE" w:bidi="ar_AE"/>
+        </w:rPr>
+        <w:t>)</w:t>
+      </w:r>
+    </w:p>
+    <w:p>
+      <w:pPr>
+        <w:pStyle w:val="Heading3"/>
+        <w:bidi/>
+      </w:pPr>
+      <w:r>
+        <w:rPr>
+          <w:rtl/>
+          <w:cs/>
+          <w:lang w:val="ar_AE" w:bidi="ar_AE"/>
+        </w:rPr>
         <w:t>مراجع الكتاب المقدس:</w:t>
       </w:r>
     </w:p>
     <w:p>
       <w:pPr>
+        <w:pStyle w:val="ListBullet"/>
+        <w:bidi/>
+        <w:spacing w:line="240" w:lineRule="auto"/>
+        <w:ind w:left="720"/>
+      </w:pPr>
+      <w:r>
+        <w:rPr>
+          <w:rtl/>
+          <w:cs/>
+          <w:lang w:val="ar_AE" w:bidi="ar_AE"/>
+        </w:rPr>
+      </w:r>
+      <w:r>
+        <w:rPr>
+          <w:rtl/>
+          <w:cs/>
+          <w:lang w:val="ar_AE" w:bidi="ar_AE"/>
+        </w:rPr>
+        <w:t>تيموثاوس الأولى 2:5</w:t>
+      </w:r>
+    </w:p>
+    <w:p>
+      <w:pPr>
+        <w:pStyle w:val="ListBullet"/>
+        <w:bidi/>
+        <w:spacing w:line="240" w:lineRule="auto"/>
+        <w:ind w:left="720"/>
+      </w:pPr>
+      <w:r>
+        <w:rPr>
+          <w:rtl/>
+          <w:cs/>
+          <w:lang w:val="ar_AE" w:bidi="ar_AE"/>
+        </w:rPr>
+      </w:r>
+      <w:r>
+        <w:rPr>
+          <w:rtl/>
+          <w:cs/>
+          <w:lang w:val="ar_AE" w:bidi="ar_AE"/>
+        </w:rPr>
+        <w:t>غلاطية 3:20</w:t>
+      </w:r>
+    </w:p>
+    <w:p>
+      <w:pPr>
+        <w:pStyle w:val="ListBullet"/>
+        <w:bidi/>
+        <w:spacing w:line="240" w:lineRule="auto"/>
+        <w:ind w:left="720"/>
+      </w:pPr>
+      <w:r>
+        <w:rPr>
+          <w:rtl/>
+          <w:cs/>
+          <w:lang w:val="ar_AE" w:bidi="ar_AE"/>
+        </w:rPr>
+      </w:r>
+      <w:r>
+        <w:rPr>
+          <w:rtl/>
+          <w:cs/>
+          <w:lang w:val="ar_AE" w:bidi="ar_AE"/>
+        </w:rPr>
+        <w:t>عبرانيين 8:6</w:t>
+      </w:r>
+    </w:p>
+    <w:p>
+      <w:pPr>
+        <w:pStyle w:val="ListBullet"/>
+        <w:bidi/>
+        <w:spacing w:line="240" w:lineRule="auto"/>
+        <w:ind w:left="720"/>
+      </w:pPr>
+      <w:r>
+        <w:rPr>
+          <w:rtl/>
+          <w:cs/>
+          <w:lang w:val="ar_AE" w:bidi="ar_AE"/>
+        </w:rPr>
+      </w:r>
+      <w:r>
+        <w:rPr>
+          <w:rtl/>
+          <w:cs/>
+          <w:lang w:val="ar_AE" w:bidi="ar_AE"/>
+        </w:rPr>
+        <w:t>عبرانيين 12:24</w:t>
+      </w:r>
+    </w:p>
+    <w:p>
+      <w:pPr>
+        <w:pStyle w:val="ListBullet"/>
+        <w:bidi/>
+        <w:spacing w:line="240" w:lineRule="auto"/>
+        <w:ind w:left="720"/>
+      </w:pPr>
+      <w:r>
+        <w:rPr>
+          <w:rtl/>
+          <w:cs/>
+          <w:lang w:val="ar_AE" w:bidi="ar_AE"/>
+        </w:rPr>
+      </w:r>
+      <w:r>
+        <w:rPr>
+          <w:rtl/>
+          <w:cs/>
+          <w:lang w:val="ar_AE" w:bidi="ar_AE"/>
+        </w:rPr>
+        <w:t>لوقا 12:14</w:t>
+      </w:r>
+    </w:p>
+    <w:p>
+      <w:pPr>
         <w:pStyle w:val="Heading3"/>
         <w:bidi/>
       </w:pPr>
@@ -1417,7 +5055,7 @@
           <w:cs/>
           <w:lang w:val="ar_AE" w:bidi="ar_AE"/>
         </w:rPr>
-        <w:t>سترونغ:</w:t>
+        <w:t>قاموس سترونغ: H3887, G33120, G33160</w:t>
       </w:r>
       <w:r>
         <w:rPr>
@@ -1457,7 +5095,7 @@
           <w:cs/>
           <w:lang w:val="ar_AE" w:bidi="ar_AE"/>
         </w:rPr>
-        <w:t>وادي قدرون</w:t>
+        <w:t>وعد</w:t>
       </w:r>
       <w:r>
         <w:rPr>
@@ -1478,162 +5116,133 @@
           <w:cs/>
           <w:lang w:val="ar_AE" w:bidi="ar_AE"/>
         </w:rPr>
-        <w:t>حقائق:</w:t>
-      </w:r>
-    </w:p>
-    <w:p>
-      <w:pPr>
-        <w:bidi/>
-      </w:pPr>
-      <w:r>
-        <w:rPr>
-          <w:rtl/>
-          <w:cs/>
-          <w:lang w:val="ar_AE" w:bidi="ar_AE"/>
-        </w:rPr>
-      </w:r>
-      <w:r>
-        <w:rPr>
-          <w:rtl/>
-          <w:cs/>
-          <w:lang w:val="ar_AE" w:bidi="ar_AE"/>
-        </w:rPr>
-        <w:t>وادي قدرون هو وادٍ عميق يقع خارج مدينة أورشليم مباشرة، بين جدارها الشرقي وجبل الزيتون.</w:t>
-      </w:r>
-    </w:p>
-    <w:p>
-      <w:pPr>
-        <w:pStyle w:val="ListBullet"/>
-        <w:bidi/>
-        <w:spacing w:line="240" w:lineRule="auto"/>
-        <w:ind w:left="720"/>
-      </w:pPr>
-      <w:r>
-        <w:rPr>
-          <w:rtl/>
-          <w:cs/>
-          <w:lang w:val="ar_AE" w:bidi="ar_AE"/>
-        </w:rPr>
-      </w:r>
-      <w:r>
-        <w:rPr>
-          <w:rtl/>
-          <w:cs/>
-          <w:lang w:val="ar_AE" w:bidi="ar_AE"/>
-        </w:rPr>
-        <w:t>يبلغ عمق الوادي أكثر من 1000 متر وطوله حوالي 32 كيلومترًا.</w:t>
-      </w:r>
-    </w:p>
-    <w:p>
-      <w:pPr>
-        <w:pStyle w:val="ListBullet"/>
-        <w:bidi/>
-        <w:spacing w:line="240" w:lineRule="auto"/>
-        <w:ind w:left="720"/>
-      </w:pPr>
-      <w:r>
-        <w:rPr>
-          <w:rtl/>
-          <w:cs/>
-          <w:lang w:val="ar_AE" w:bidi="ar_AE"/>
-        </w:rPr>
-      </w:r>
-      <w:r>
-        <w:rPr>
-          <w:rtl/>
-          <w:cs/>
-          <w:lang w:val="ar_AE" w:bidi="ar_AE"/>
-        </w:rPr>
-        <w:t>عندما هرب الملك داود من ابنه أبشالوم، مر عبر وادي قدرون للوصول إلى جبل الزيتون.</w:t>
-      </w:r>
-    </w:p>
-    <w:p>
-      <w:pPr>
-        <w:pStyle w:val="ListBullet"/>
-        <w:bidi/>
-        <w:spacing w:line="240" w:lineRule="auto"/>
-        <w:ind w:left="720"/>
-      </w:pPr>
-      <w:r>
-        <w:rPr>
-          <w:rtl/>
-          <w:cs/>
-          <w:lang w:val="ar_AE" w:bidi="ar_AE"/>
-        </w:rPr>
-      </w:r>
-      <w:r>
-        <w:rPr>
-          <w:rtl/>
-          <w:cs/>
-          <w:lang w:val="ar_AE" w:bidi="ar_AE"/>
-        </w:rPr>
-        <w:t>أمر الملك يوشيا والملك آسا ملوك يهوذا بتحطيم وحرق المرتفعات والمذابح للآلهة الزائفة، وألقي الرماد في وادي قدرون.</w:t>
-      </w:r>
-    </w:p>
-    <w:p>
-      <w:pPr>
-        <w:pStyle w:val="ListBullet"/>
-        <w:bidi/>
-        <w:spacing w:line="240" w:lineRule="auto"/>
-        <w:ind w:left="720"/>
-      </w:pPr>
-      <w:r>
-        <w:rPr>
-          <w:rtl/>
-          <w:cs/>
-          <w:lang w:val="ar_AE" w:bidi="ar_AE"/>
-        </w:rPr>
-      </w:r>
-      <w:r>
-        <w:rPr>
-          <w:rtl/>
-          <w:cs/>
-          <w:lang w:val="ar_AE" w:bidi="ar_AE"/>
-        </w:rPr>
-        <w:t>خلال حكم الملك حزقيا، كان وادي قدرون المكان الذي ألقى فيه الكهنة كل الأشياء النجسة التي أزالوها من الهيكل.</w:t>
-      </w:r>
-    </w:p>
-    <w:p>
-      <w:pPr>
-        <w:pStyle w:val="ListBullet"/>
-        <w:bidi/>
-        <w:spacing w:line="240" w:lineRule="auto"/>
-        <w:ind w:left="720"/>
-      </w:pPr>
-      <w:r>
-        <w:rPr>
-          <w:rtl/>
-          <w:cs/>
-          <w:lang w:val="ar_AE" w:bidi="ar_AE"/>
-        </w:rPr>
-      </w:r>
-      <w:r>
-        <w:rPr>
-          <w:rtl/>
-          <w:cs/>
-          <w:lang w:val="ar_AE" w:bidi="ar_AE"/>
-        </w:rPr>
-        <w:t>قُتلت الملكة الشريرة عثليا في هذا الوادي بسبب الأمور الشريرة التي قامت بها.</w:t>
-      </w:r>
-    </w:p>
-    <w:p>
-      <w:pPr>
-        <w:bidi/>
-      </w:pPr>
-      <w:r>
-        <w:rPr>
-          <w:rtl/>
-          <w:cs/>
-          <w:lang w:val="ar_AE" w:bidi="ar_AE"/>
-        </w:rPr>
-      </w:r>
-      <w:r>
-        <w:rPr>
-          <w:rtl/>
-          <w:cs/>
-          <w:lang w:val="ar_AE" w:bidi="ar_AE"/>
-        </w:rPr>
-        <w:t>(اقتراحات الترجمة: كيفية ترجمة الأسماء)</w:t>
+        <w:t>التعريف:</w:t>
+      </w:r>
+    </w:p>
+    <w:p>
+      <w:pPr>
+        <w:bidi/>
+      </w:pPr>
+      <w:r>
+        <w:rPr>
+          <w:rtl/>
+          <w:cs/>
+          <w:lang w:val="ar_AE" w:bidi="ar_AE"/>
+        </w:rPr>
+      </w:r>
+      <w:r>
+        <w:rPr>
+          <w:rtl/>
+          <w:cs/>
+          <w:lang w:val="ar_AE" w:bidi="ar_AE"/>
+        </w:rPr>
+        <w:t>الكلمة "يَعِد"، عند استخدامها في صيغة الفعل، تشير إلى قول أحدهم إنه سيفعل شيئًا، ملزمًا نفسه بالوفاء بما نطق به. والكلمة "وعد"، في صيغة الاسم، تشير إلى الشيء الذي يُلزِم الشخص نفسه بفعله.</w:t>
+      </w:r>
+    </w:p>
+    <w:p>
+      <w:pPr>
+        <w:pStyle w:val="ListBullet"/>
+        <w:bidi/>
+        <w:spacing w:line="240" w:lineRule="auto"/>
+        <w:ind w:left="720"/>
+      </w:pPr>
+      <w:r>
+        <w:rPr>
+          <w:rtl/>
+          <w:cs/>
+          <w:lang w:val="ar_AE" w:bidi="ar_AE"/>
+        </w:rPr>
+      </w:r>
+      <w:r>
+        <w:rPr>
+          <w:rtl/>
+          <w:cs/>
+          <w:lang w:val="ar_AE" w:bidi="ar_AE"/>
+        </w:rPr>
+        <w:t>يحتوي الكتاب المقدس على العديد من الوعود التي قطعها الله لشعبه.</w:t>
+      </w:r>
+    </w:p>
+    <w:p>
+      <w:pPr>
+        <w:pStyle w:val="ListBullet"/>
+        <w:bidi/>
+        <w:spacing w:line="240" w:lineRule="auto"/>
+        <w:ind w:left="720"/>
+      </w:pPr>
+      <w:r>
+        <w:rPr>
+          <w:rtl/>
+          <w:cs/>
+          <w:lang w:val="ar_AE" w:bidi="ar_AE"/>
+        </w:rPr>
+      </w:r>
+      <w:r>
+        <w:rPr>
+          <w:rtl/>
+          <w:cs/>
+          <w:lang w:val="ar_AE" w:bidi="ar_AE"/>
+        </w:rPr>
+        <w:t>الوعود جزء مهم من الاتفاقيات الرسمية مثل العهود.</w:t>
+      </w:r>
+    </w:p>
+    <w:p>
+      <w:pPr>
+        <w:pStyle w:val="Heading3"/>
+        <w:bidi/>
+      </w:pPr>
+      <w:r>
+        <w:rPr>
+          <w:rtl/>
+          <w:cs/>
+          <w:lang w:val="ar_AE" w:bidi="ar_AE"/>
+        </w:rPr>
+        <w:t>اقتراحات للترجمة:</w:t>
+      </w:r>
+    </w:p>
+    <w:p>
+      <w:pPr>
+        <w:pStyle w:val="ListBullet"/>
+        <w:bidi/>
+        <w:spacing w:line="240" w:lineRule="auto"/>
+        <w:ind w:left="720"/>
+      </w:pPr>
+      <w:r>
+        <w:rPr>
+          <w:rtl/>
+          <w:cs/>
+          <w:lang w:val="ar_AE" w:bidi="ar_AE"/>
+        </w:rPr>
+      </w:r>
+      <w:r>
+        <w:rPr>
+          <w:rtl/>
+          <w:cs/>
+          <w:lang w:val="ar_AE" w:bidi="ar_AE"/>
+        </w:rPr>
+        <w:t>يمكن ترجمة كلمة "وعد" إلى "التزام" أو "تأكيد" أو "ضمان".</w:t>
+      </w:r>
+    </w:p>
+    <w:p>
+      <w:pPr>
+        <w:pStyle w:val="ListBullet"/>
+        <w:bidi/>
+        <w:spacing w:line="240" w:lineRule="auto"/>
+        <w:ind w:left="720"/>
+      </w:pPr>
+      <w:r>
+        <w:rPr>
+          <w:rtl/>
+          <w:cs/>
+          <w:lang w:val="ar_AE" w:bidi="ar_AE"/>
+        </w:rPr>
+      </w:r>
+      <w:r>
+        <w:rPr>
+          <w:rtl/>
+          <w:cs/>
+          <w:lang w:val="ar_AE" w:bidi="ar_AE"/>
+        </w:rPr>
+        <w:t>التعبير "يَعِد بفعل شيء" يمكن ترجمته إلى "أن تؤكِّد لأحدهم أنك ستفعل شيئًا" أو "أن تلتزم بفعل شيء".</w:t>
       </w:r>
     </w:p>
     <w:p>
@@ -1661,1432 +5270,7 @@
           <w:cs/>
           <w:lang w:val="ar_AE" w:bidi="ar_AE"/>
         </w:rPr>
-        <w:t>أبشالوم</w:t>
-      </w:r>
-      <w:r>
-        <w:rPr>
-          <w:rtl/>
-          <w:cs/>
-          <w:lang w:val="ar_AE" w:bidi="ar_AE"/>
-        </w:rPr>
-        <w:t xml:space="preserve">، </w:t>
-      </w:r>
-      <w:r>
-        <w:rPr>
-          <w:rtl/>
-          <w:cs/>
-          <w:lang w:val="ar_AE" w:bidi="ar_AE"/>
-        </w:rPr>
-        <w:t>آسا</w:t>
-      </w:r>
-      <w:r>
-        <w:rPr>
-          <w:rtl/>
-          <w:cs/>
-          <w:lang w:val="ar_AE" w:bidi="ar_AE"/>
-        </w:rPr>
-        <w:t xml:space="preserve">، </w:t>
-      </w:r>
-      <w:r>
-        <w:rPr>
-          <w:rtl/>
-          <w:cs/>
-          <w:lang w:val="ar_AE" w:bidi="ar_AE"/>
-        </w:rPr>
-        <w:t>عثليا</w:t>
-      </w:r>
-      <w:r>
-        <w:rPr>
-          <w:rtl/>
-          <w:cs/>
-          <w:lang w:val="ar_AE" w:bidi="ar_AE"/>
-        </w:rPr>
-        <w:t xml:space="preserve">، </w:t>
-      </w:r>
-      <w:r>
-        <w:rPr>
-          <w:rtl/>
-          <w:cs/>
-          <w:lang w:val="ar_AE" w:bidi="ar_AE"/>
-        </w:rPr>
-        <w:t>داود</w:t>
-      </w:r>
-      <w:r>
-        <w:rPr>
-          <w:rtl/>
-          <w:cs/>
-          <w:lang w:val="ar_AE" w:bidi="ar_AE"/>
-        </w:rPr>
-        <w:t xml:space="preserve">، </w:t>
-      </w:r>
-      <w:r>
-        <w:rPr>
-          <w:rtl/>
-          <w:cs/>
-          <w:lang w:val="ar_AE" w:bidi="ar_AE"/>
-        </w:rPr>
-        <w:t>إله زائف</w:t>
-      </w:r>
-      <w:r>
-        <w:rPr>
-          <w:rtl/>
-          <w:cs/>
-          <w:lang w:val="ar_AE" w:bidi="ar_AE"/>
-        </w:rPr>
-        <w:t xml:space="preserve">، </w:t>
-      </w:r>
-      <w:r>
-        <w:rPr>
-          <w:rtl/>
-          <w:cs/>
-          <w:lang w:val="ar_AE" w:bidi="ar_AE"/>
-        </w:rPr>
-        <w:t>حزقيا</w:t>
-      </w:r>
-      <w:r>
-        <w:rPr>
-          <w:rtl/>
-          <w:cs/>
-          <w:lang w:val="ar_AE" w:bidi="ar_AE"/>
-        </w:rPr>
-        <w:t xml:space="preserve">، </w:t>
-      </w:r>
-      <w:r>
-        <w:rPr>
-          <w:rtl/>
-          <w:cs/>
-          <w:lang w:val="ar_AE" w:bidi="ar_AE"/>
-        </w:rPr>
-        <w:t>المرتفعات</w:t>
-      </w:r>
-      <w:r>
-        <w:rPr>
-          <w:rtl/>
-          <w:cs/>
-          <w:lang w:val="ar_AE" w:bidi="ar_AE"/>
-        </w:rPr>
-        <w:t xml:space="preserve">، </w:t>
-      </w:r>
-      <w:r>
-        <w:rPr>
-          <w:rtl/>
-          <w:cs/>
-          <w:lang w:val="ar_AE" w:bidi="ar_AE"/>
-        </w:rPr>
-        <w:t>يوشيا</w:t>
-      </w:r>
-      <w:r>
-        <w:rPr>
-          <w:rtl/>
-          <w:cs/>
-          <w:lang w:val="ar_AE" w:bidi="ar_AE"/>
-        </w:rPr>
-        <w:t xml:space="preserve">، </w:t>
-      </w:r>
-      <w:r>
-        <w:rPr>
-          <w:rtl/>
-          <w:cs/>
-          <w:lang w:val="ar_AE" w:bidi="ar_AE"/>
-        </w:rPr>
-        <w:t>يهوذا</w:t>
-      </w:r>
-      <w:r>
-        <w:rPr>
-          <w:rtl/>
-          <w:cs/>
-          <w:lang w:val="ar_AE" w:bidi="ar_AE"/>
-        </w:rPr>
-        <w:t xml:space="preserve">، </w:t>
-      </w:r>
-      <w:r>
-        <w:rPr>
-          <w:rtl/>
-          <w:cs/>
-          <w:lang w:val="ar_AE" w:bidi="ar_AE"/>
-        </w:rPr>
-        <w:t>جبل الزيتون</w:t>
-      </w:r>
-      <w:r>
-        <w:rPr>
-          <w:rtl/>
-          <w:cs/>
-          <w:lang w:val="ar_AE" w:bidi="ar_AE"/>
-        </w:rPr>
-        <w:t>)</w:t>
-      </w:r>
-    </w:p>
-    <w:p>
-      <w:pPr>
-        <w:pStyle w:val="Heading3"/>
-        <w:bidi/>
-      </w:pPr>
-      <w:r>
-        <w:rPr>
-          <w:rtl/>
-          <w:cs/>
-          <w:lang w:val="ar_AE" w:bidi="ar_AE"/>
-        </w:rPr>
-        <w:t>شواهد الكتاب المقدس:</w:t>
-      </w:r>
-    </w:p>
-    <w:p>
-      <w:pPr>
-        <w:pStyle w:val="ListBullet"/>
-        <w:bidi/>
-        <w:spacing w:line="240" w:lineRule="auto"/>
-        <w:ind w:left="720"/>
-      </w:pPr>
-      <w:r>
-        <w:rPr>
-          <w:rtl/>
-          <w:cs/>
-          <w:lang w:val="ar_AE" w:bidi="ar_AE"/>
-        </w:rPr>
-      </w:r>
-      <w:r>
-        <w:rPr>
-          <w:rtl/>
-          <w:cs/>
-          <w:lang w:val="ar_AE" w:bidi="ar_AE"/>
-        </w:rPr>
-        <w:t>يوحنا 18:1</w:t>
-      </w:r>
-    </w:p>
-    <w:p>
-      <w:pPr>
-        <w:pStyle w:val="Heading3"/>
-        <w:bidi/>
-      </w:pPr>
-      <w:r>
-        <w:rPr>
-          <w:rtl/>
-          <w:cs/>
-          <w:lang w:val="ar_AE" w:bidi="ar_AE"/>
-        </w:rPr>
-        <w:t>بيانات الكلمة:</w:t>
-      </w:r>
-    </w:p>
-    <w:p>
-      <w:pPr>
-        <w:pStyle w:val="ListBullet"/>
-        <w:bidi/>
-        <w:spacing w:line="240" w:lineRule="auto"/>
-        <w:ind w:left="720"/>
-      </w:pPr>
-      <w:r>
-        <w:rPr>
-          <w:rtl/>
-          <w:cs/>
-          <w:lang w:val="ar_AE" w:bidi="ar_AE"/>
-        </w:rPr>
-      </w:r>
-      <w:r>
-        <w:rPr>
-          <w:rtl/>
-          <w:cs/>
-          <w:lang w:val="ar_AE" w:bidi="ar_AE"/>
-        </w:rPr>
-        <w:t>سترونج: H5674، H6939، G27480، G54930</w:t>
-      </w:r>
-      <w:r>
-        <w:rPr>
-          <w:rtl/>
-          <w:cs/>
-          <w:lang w:val="ar_AE" w:bidi="ar_AE"/>
-        </w:rPr>
-      </w:r>
-      <w:r>
-        <w:rPr>
-          <w:rtl/>
-          <w:cs/>
-          <w:lang w:val="ar_AE" w:bidi="ar_AE"/>
-        </w:rPr>
-      </w:r>
-    </w:p>
-    <w:p>
-      <w:pPr>
-        <w:bidi/>
-      </w:pPr>
-      <w:r>
-        <w:rPr>
-          <w:rtl/>
-          <w:cs/>
-          <w:lang w:val="ar_AE" w:bidi="ar_AE"/>
-        </w:rPr>
-      </w:r>
-    </w:p>
-    <w:p>
-      <w:pPr>
-        <w:pStyle w:val="Heading2"/>
-        <w:bidi/>
-      </w:pPr>
-      <w:r>
-        <w:rPr>
-          <w:rtl/>
-          <w:cs/>
-          <w:lang w:val="ar_AE" w:bidi="ar_AE"/>
-        </w:rPr>
-        <w:t>وارث</w:t>
-      </w:r>
-      <w:r>
-        <w:rPr>
-          <w:rtl/>
-          <w:cs/>
-          <w:lang w:val="ar_AE" w:bidi="ar_AE"/>
-        </w:rPr>
-      </w:r>
-    </w:p>
-    <w:p>
-      <w:pPr>
-        <w:pStyle w:val="Heading3"/>
-        <w:bidi/>
-      </w:pPr>
-      <w:r>
-        <w:rPr>
-          <w:rtl/>
-          <w:cs/>
-          <w:lang w:val="ar_AE" w:bidi="ar_AE"/>
-        </w:rPr>
-        <w:t>التعريف:</w:t>
-      </w:r>
-    </w:p>
-    <w:p>
-      <w:pPr>
-        <w:bidi/>
-      </w:pPr>
-      <w:r>
-        <w:rPr>
-          <w:rtl/>
-          <w:cs/>
-          <w:lang w:val="ar_AE" w:bidi="ar_AE"/>
-        </w:rPr>
-      </w:r>
-      <w:r>
-        <w:rPr>
-          <w:rtl/>
-          <w:cs/>
-          <w:lang w:val="ar_AE" w:bidi="ar_AE"/>
-        </w:rPr>
-        <w:t>"الوارث" هو الشخص الذي يحصل بشكل قانوني على الممتلكات أو الأموال التي كانت تخص شخصًا متوفيًا.</w:t>
-      </w:r>
-    </w:p>
-    <w:p>
-      <w:pPr>
-        <w:pStyle w:val="ListBullet"/>
-        <w:bidi/>
-        <w:spacing w:line="240" w:lineRule="auto"/>
-        <w:ind w:left="720"/>
-      </w:pPr>
-      <w:r>
-        <w:rPr>
-          <w:rtl/>
-          <w:cs/>
-          <w:lang w:val="ar_AE" w:bidi="ar_AE"/>
-        </w:rPr>
-      </w:r>
-      <w:r>
-        <w:rPr>
-          <w:rtl/>
-          <w:cs/>
-          <w:lang w:val="ar_AE" w:bidi="ar_AE"/>
-        </w:rPr>
-        <w:t>في زمن الكتاب المقدس، كان الوارث الرئيسي هو الابن البكر، الذي كان يحصل على معظم ممتلكات وأموال والده.</w:t>
-      </w:r>
-    </w:p>
-    <w:p>
-      <w:pPr>
-        <w:pStyle w:val="ListBullet"/>
-        <w:bidi/>
-        <w:spacing w:line="240" w:lineRule="auto"/>
-        <w:ind w:left="720"/>
-      </w:pPr>
-      <w:r>
-        <w:rPr>
-          <w:rtl/>
-          <w:cs/>
-          <w:lang w:val="ar_AE" w:bidi="ar_AE"/>
-        </w:rPr>
-      </w:r>
-      <w:r>
-        <w:rPr>
-          <w:rtl/>
-          <w:cs/>
-          <w:lang w:val="ar_AE" w:bidi="ar_AE"/>
-        </w:rPr>
-        <w:t>كما يستخدم الكتاب المقدس مصطلح "الوارث" بالمعنى المجازي للإشارة إلى الشخص الذي، بصفته مؤمن، ينال بركات روحية من قبل الله، أبيه الروحي.</w:t>
-      </w:r>
-    </w:p>
-    <w:p>
-      <w:pPr>
-        <w:pStyle w:val="ListBullet"/>
-        <w:bidi/>
-        <w:spacing w:line="240" w:lineRule="auto"/>
-        <w:ind w:left="720"/>
-      </w:pPr>
-      <w:r>
-        <w:rPr>
-          <w:rtl/>
-          <w:cs/>
-          <w:lang w:val="ar_AE" w:bidi="ar_AE"/>
-        </w:rPr>
-      </w:r>
-      <w:r>
-        <w:rPr>
-          <w:rtl/>
-          <w:cs/>
-          <w:lang w:val="ar_AE" w:bidi="ar_AE"/>
-        </w:rPr>
-        <w:t>يقول الكتاب المقدس أن المؤمنين، بصفتهم أبناء الله، هم "شركاء في الميراث" مع يسوع المسيح. يمكن أيضًا ترجمة هذا إلى "ورثة مشاركين" أو "شركاء" أو "ورثة معًا".</w:t>
-      </w:r>
-    </w:p>
-    <w:p>
-      <w:pPr>
-        <w:pStyle w:val="ListBullet"/>
-        <w:bidi/>
-        <w:spacing w:line="240" w:lineRule="auto"/>
-        <w:ind w:left="720"/>
-      </w:pPr>
-      <w:r>
-        <w:rPr>
-          <w:rtl/>
-          <w:cs/>
-          <w:lang w:val="ar_AE" w:bidi="ar_AE"/>
-        </w:rPr>
-      </w:r>
-      <w:r>
-        <w:rPr>
-          <w:rtl/>
-          <w:cs/>
-          <w:lang w:val="ar_AE" w:bidi="ar_AE"/>
-        </w:rPr>
-        <w:t>يمكن ترجمة مصطلح "الوارث" إلى "الشخص الذي ينال البركات" أو أي تعبير يستخدم في اللغة للتعبير عن معنى شخص يحصل على ممتلكات وأشياء أخرى عندما يموت أحد الوالدين أو أحد الأقارب الآخرين.</w:t>
-      </w:r>
-    </w:p>
-    <w:p>
-      <w:pPr>
-        <w:bidi/>
-      </w:pPr>
-      <w:r>
-        <w:rPr>
-          <w:rtl/>
-          <w:cs/>
-          <w:lang w:val="ar_AE" w:bidi="ar_AE"/>
-        </w:rPr>
-      </w:r>
-      <w:r>
-        <w:rPr>
-          <w:rtl/>
-          <w:cs/>
-          <w:lang w:val="ar_AE" w:bidi="ar_AE"/>
-        </w:rPr>
-        <w:t xml:space="preserve">(انظر أيضًا: </w:t>
-      </w:r>
-      <w:r>
-        <w:rPr>
-          <w:rtl/>
-          <w:cs/>
-          <w:lang w:val="ar_AE" w:bidi="ar_AE"/>
-        </w:rPr>
-        <w:t>البكر</w:t>
-      </w:r>
-      <w:r>
-        <w:rPr>
-          <w:rtl/>
-          <w:cs/>
-          <w:lang w:val="ar_AE" w:bidi="ar_AE"/>
-        </w:rPr>
-        <w:t xml:space="preserve">, </w:t>
-      </w:r>
-      <w:r>
-        <w:rPr>
-          <w:rtl/>
-          <w:cs/>
-          <w:lang w:val="ar_AE" w:bidi="ar_AE"/>
-        </w:rPr>
-        <w:t>يرث</w:t>
-      </w:r>
-      <w:r>
-        <w:rPr>
-          <w:rtl/>
-          <w:cs/>
-          <w:lang w:val="ar_AE" w:bidi="ar_AE"/>
-        </w:rPr>
-        <w:t>)</w:t>
-      </w:r>
-    </w:p>
-    <w:p>
-      <w:pPr>
-        <w:pStyle w:val="Heading3"/>
-        <w:bidi/>
-      </w:pPr>
-      <w:r>
-        <w:rPr>
-          <w:rtl/>
-          <w:cs/>
-          <w:lang w:val="ar_AE" w:bidi="ar_AE"/>
-        </w:rPr>
-        <w:t>نصوص كتابية:</w:t>
-      </w:r>
-    </w:p>
-    <w:p>
-      <w:pPr>
-        <w:pStyle w:val="ListBullet"/>
-        <w:bidi/>
-        <w:spacing w:line="240" w:lineRule="auto"/>
-        <w:ind w:left="720"/>
-      </w:pPr>
-      <w:r>
-        <w:rPr>
-          <w:rtl/>
-          <w:cs/>
-          <w:lang w:val="ar_AE" w:bidi="ar_AE"/>
-        </w:rPr>
-      </w:r>
-      <w:r>
-        <w:rPr>
-          <w:rtl/>
-          <w:cs/>
-          <w:lang w:val="ar_AE" w:bidi="ar_AE"/>
-        </w:rPr>
-        <w:t>غلاطية4 :1–2</w:t>
-      </w:r>
-    </w:p>
-    <w:p>
-      <w:pPr>
-        <w:pStyle w:val="ListBullet"/>
-        <w:bidi/>
-        <w:spacing w:line="240" w:lineRule="auto"/>
-        <w:ind w:left="720"/>
-      </w:pPr>
-      <w:r>
-        <w:rPr>
-          <w:rtl/>
-          <w:cs/>
-          <w:lang w:val="ar_AE" w:bidi="ar_AE"/>
-        </w:rPr>
-      </w:r>
-      <w:r>
-        <w:rPr>
-          <w:rtl/>
-          <w:cs/>
-          <w:lang w:val="ar_AE" w:bidi="ar_AE"/>
-        </w:rPr>
-        <w:t>غلاطية4 :7</w:t>
-      </w:r>
-    </w:p>
-    <w:p>
-      <w:pPr>
-        <w:pStyle w:val="ListBullet"/>
-        <w:bidi/>
-        <w:spacing w:line="240" w:lineRule="auto"/>
-        <w:ind w:left="720"/>
-      </w:pPr>
-      <w:r>
-        <w:rPr>
-          <w:rtl/>
-          <w:cs/>
-          <w:lang w:val="ar_AE" w:bidi="ar_AE"/>
-        </w:rPr>
-      </w:r>
-      <w:r>
-        <w:rPr>
-          <w:rtl/>
-          <w:cs/>
-          <w:lang w:val="ar_AE" w:bidi="ar_AE"/>
-        </w:rPr>
-        <w:t>تكوين15 :1</w:t>
-      </w:r>
-    </w:p>
-    <w:p>
-      <w:pPr>
-        <w:pStyle w:val="ListBullet"/>
-        <w:bidi/>
-        <w:spacing w:line="240" w:lineRule="auto"/>
-        <w:ind w:left="720"/>
-      </w:pPr>
-      <w:r>
-        <w:rPr>
-          <w:rtl/>
-          <w:cs/>
-          <w:lang w:val="ar_AE" w:bidi="ar_AE"/>
-        </w:rPr>
-      </w:r>
-      <w:r>
-        <w:rPr>
-          <w:rtl/>
-          <w:cs/>
-          <w:lang w:val="ar_AE" w:bidi="ar_AE"/>
-        </w:rPr>
-        <w:t>تكوين21 :10–11</w:t>
-      </w:r>
-    </w:p>
-    <w:p>
-      <w:pPr>
-        <w:pStyle w:val="ListBullet"/>
-        <w:bidi/>
-        <w:spacing w:line="240" w:lineRule="auto"/>
-        <w:ind w:left="720"/>
-      </w:pPr>
-      <w:r>
-        <w:rPr>
-          <w:rtl/>
-          <w:cs/>
-          <w:lang w:val="ar_AE" w:bidi="ar_AE"/>
-        </w:rPr>
-      </w:r>
-      <w:r>
-        <w:rPr>
-          <w:rtl/>
-          <w:cs/>
-          <w:lang w:val="ar_AE" w:bidi="ar_AE"/>
-        </w:rPr>
-        <w:t>لوقا20 :14</w:t>
-      </w:r>
-    </w:p>
-    <w:p>
-      <w:pPr>
-        <w:pStyle w:val="ListBullet"/>
-        <w:bidi/>
-        <w:spacing w:line="240" w:lineRule="auto"/>
-        <w:ind w:left="720"/>
-      </w:pPr>
-      <w:r>
-        <w:rPr>
-          <w:rtl/>
-          <w:cs/>
-          <w:lang w:val="ar_AE" w:bidi="ar_AE"/>
-        </w:rPr>
-      </w:r>
-      <w:r>
-        <w:rPr>
-          <w:rtl/>
-          <w:cs/>
-          <w:lang w:val="ar_AE" w:bidi="ar_AE"/>
-        </w:rPr>
-        <w:t>مرقس12 :7</w:t>
-      </w:r>
-    </w:p>
-    <w:p>
-      <w:pPr>
-        <w:pStyle w:val="ListBullet"/>
-        <w:bidi/>
-        <w:spacing w:line="240" w:lineRule="auto"/>
-        <w:ind w:left="720"/>
-      </w:pPr>
-      <w:r>
-        <w:rPr>
-          <w:rtl/>
-          <w:cs/>
-          <w:lang w:val="ar_AE" w:bidi="ar_AE"/>
-        </w:rPr>
-      </w:r>
-      <w:r>
-        <w:rPr>
-          <w:rtl/>
-          <w:cs/>
-          <w:lang w:val="ar_AE" w:bidi="ar_AE"/>
-        </w:rPr>
-        <w:t>متى21 :38–39</w:t>
-      </w:r>
-    </w:p>
-    <w:p>
-      <w:pPr>
-        <w:pStyle w:val="Heading3"/>
-        <w:bidi/>
-      </w:pPr>
-      <w:r>
-        <w:rPr>
-          <w:rtl/>
-          <w:cs/>
-          <w:lang w:val="ar_AE" w:bidi="ar_AE"/>
-        </w:rPr>
-        <w:t>بيانات الكلمة:</w:t>
-      </w:r>
-    </w:p>
-    <w:p>
-      <w:pPr>
-        <w:pStyle w:val="ListBullet"/>
-        <w:bidi/>
-        <w:spacing w:line="240" w:lineRule="auto"/>
-        <w:ind w:left="720"/>
-      </w:pPr>
-      <w:r>
-        <w:rPr>
-          <w:rtl/>
-          <w:cs/>
-          <w:lang w:val="ar_AE" w:bidi="ar_AE"/>
-        </w:rPr>
-      </w:r>
-      <w:r>
-        <w:rPr>
-          <w:rtl/>
-          <w:cs/>
-          <w:lang w:val="ar_AE" w:bidi="ar_AE"/>
-        </w:rPr>
-        <w:t>سترونج: H1121, H3423, G28160, G28180, G28200, G47890</w:t>
-      </w:r>
-      <w:r>
-        <w:rPr>
-          <w:rtl/>
-          <w:cs/>
-          <w:lang w:val="ar_AE" w:bidi="ar_AE"/>
-        </w:rPr>
-      </w:r>
-      <w:r>
-        <w:rPr>
-          <w:rtl/>
-          <w:cs/>
-          <w:lang w:val="ar_AE" w:bidi="ar_AE"/>
-        </w:rPr>
-      </w:r>
-    </w:p>
-    <w:p>
-      <w:pPr>
-        <w:bidi/>
-      </w:pPr>
-      <w:r>
-        <w:rPr>
-          <w:rtl/>
-          <w:cs/>
-          <w:lang w:val="ar_AE" w:bidi="ar_AE"/>
-        </w:rPr>
-      </w:r>
-    </w:p>
-    <w:p>
-      <w:pPr>
-        <w:pStyle w:val="Heading2"/>
-        <w:bidi/>
-      </w:pPr>
-      <w:r>
-        <w:rPr>
-          <w:rtl/>
-          <w:cs/>
-          <w:lang w:val="ar_AE" w:bidi="ar_AE"/>
-        </w:rPr>
-        <w:t>والي</w:t>
-      </w:r>
-      <w:r>
-        <w:rPr>
-          <w:rtl/>
-          <w:cs/>
-          <w:lang w:val="ar_AE" w:bidi="ar_AE"/>
-        </w:rPr>
-      </w:r>
-    </w:p>
-    <w:p>
-      <w:pPr>
-        <w:pStyle w:val="Heading3"/>
-        <w:bidi/>
-      </w:pPr>
-      <w:r>
-        <w:rPr>
-          <w:rtl/>
-          <w:cs/>
-          <w:lang w:val="ar_AE" w:bidi="ar_AE"/>
-        </w:rPr>
-        <w:t>التعريف:</w:t>
-      </w:r>
-    </w:p>
-    <w:p>
-      <w:pPr>
-        <w:bidi/>
-      </w:pPr>
-      <w:r>
-        <w:rPr>
-          <w:rtl/>
-          <w:cs/>
-          <w:lang w:val="ar_AE" w:bidi="ar_AE"/>
-        </w:rPr>
-      </w:r>
-      <w:r>
-        <w:rPr>
-          <w:rtl/>
-          <w:cs/>
-          <w:lang w:val="ar_AE" w:bidi="ar_AE"/>
-        </w:rPr>
-        <w:t>"الوالي" هو الشخص الذي يحكم مساحة واسعة من الأرض (مثل إقليم أو مقاطعة أو محافظة) داخل دولة أو إمبراطورية.</w:t>
-      </w:r>
-    </w:p>
-    <w:p>
-      <w:pPr>
-        <w:pStyle w:val="ListBullet"/>
-        <w:bidi/>
-        <w:spacing w:line="240" w:lineRule="auto"/>
-        <w:ind w:left="720"/>
-      </w:pPr>
-      <w:r>
-        <w:rPr>
-          <w:rtl/>
-          <w:cs/>
-          <w:lang w:val="ar_AE" w:bidi="ar_AE"/>
-        </w:rPr>
-      </w:r>
-      <w:r>
-        <w:rPr>
-          <w:rtl/>
-          <w:cs/>
-          <w:lang w:val="ar_AE" w:bidi="ar_AE"/>
-        </w:rPr>
-        <w:t>في العهد القديم، كان مصطلح "ترشاثا" هو اللقب الأكثر تحديدًا للوالي الذي يحكم المقاطعات الفارسية.</w:t>
-      </w:r>
-    </w:p>
-    <w:p>
-      <w:pPr>
-        <w:pStyle w:val="ListBullet"/>
-        <w:bidi/>
-        <w:spacing w:line="240" w:lineRule="auto"/>
-        <w:ind w:left="720"/>
-      </w:pPr>
-      <w:r>
-        <w:rPr>
-          <w:rtl/>
-          <w:cs/>
-          <w:lang w:val="ar_AE" w:bidi="ar_AE"/>
-        </w:rPr>
-      </w:r>
-      <w:r>
-        <w:rPr>
-          <w:rtl/>
-          <w:cs/>
-          <w:lang w:val="ar_AE" w:bidi="ar_AE"/>
-        </w:rPr>
-        <w:t>أما في العهد الجديد، فكان مصطلح "الوالي" هو اللقب الأكثر تحديدًا للحاكم الذي يحكم المقاطعات الرومانية.</w:t>
-      </w:r>
-    </w:p>
-    <w:p>
-      <w:pPr>
-        <w:pStyle w:val="ListBullet"/>
-        <w:bidi/>
-        <w:spacing w:line="240" w:lineRule="auto"/>
-        <w:ind w:left="720"/>
-      </w:pPr>
-      <w:r>
-        <w:rPr>
-          <w:rtl/>
-          <w:cs/>
-          <w:lang w:val="ar_AE" w:bidi="ar_AE"/>
-        </w:rPr>
-      </w:r>
-      <w:r>
-        <w:rPr>
-          <w:rtl/>
-          <w:cs/>
-          <w:lang w:val="ar_AE" w:bidi="ar_AE"/>
-        </w:rPr>
-        <w:t>في القديم، كان يتم تعيين الولاة من قبل الملك أو الإمبراطور وكانوا تحت سلطته.</w:t>
-      </w:r>
-    </w:p>
-    <w:p>
-      <w:pPr>
-        <w:pStyle w:val="ListBullet"/>
-        <w:bidi/>
-        <w:spacing w:line="240" w:lineRule="auto"/>
-        <w:ind w:left="720"/>
-      </w:pPr>
-      <w:r>
-        <w:rPr>
-          <w:rtl/>
-          <w:cs/>
-          <w:lang w:val="ar_AE" w:bidi="ar_AE"/>
-        </w:rPr>
-      </w:r>
-      <w:r>
-        <w:rPr>
-          <w:rtl/>
-          <w:cs/>
-          <w:lang w:val="ar_AE" w:bidi="ar_AE"/>
-        </w:rPr>
-        <w:t>تتكون "الحكومة" من جميع الحكام الذين يحكمون دولة أو إمبراطورية معينة. و هؤلاء الحكام هم من يسنون القوانين التي توجه سلوك مواطنيهم لضمان السلام و الأمن والازدهار لجميع أفراد تلك الأمة.</w:t>
-      </w:r>
-    </w:p>
-    <w:p>
-      <w:pPr>
-        <w:pStyle w:val="Heading3"/>
-        <w:bidi/>
-      </w:pPr>
-      <w:r>
-        <w:rPr>
-          <w:rtl/>
-          <w:cs/>
-          <w:lang w:val="ar_AE" w:bidi="ar_AE"/>
-        </w:rPr>
-        <w:t>اقتراحات الترجمة:</w:t>
-      </w:r>
-    </w:p>
-    <w:p>
-      <w:pPr>
-        <w:pStyle w:val="ListBullet"/>
-        <w:bidi/>
-        <w:spacing w:line="240" w:lineRule="auto"/>
-        <w:ind w:left="720"/>
-      </w:pPr>
-      <w:r>
-        <w:rPr>
-          <w:rtl/>
-          <w:cs/>
-          <w:lang w:val="ar_AE" w:bidi="ar_AE"/>
-        </w:rPr>
-      </w:r>
-      <w:r>
-        <w:rPr>
-          <w:rtl/>
-          <w:cs/>
-          <w:lang w:val="ar_AE" w:bidi="ar_AE"/>
-        </w:rPr>
-        <w:t>يمكن أيضًا ترجمة مصطلح "والي" إلى "حاكم" أو "مشرف" أو "قائد إقليمي" أو "شخص يحكم منطقة صغيرة".</w:t>
-      </w:r>
-    </w:p>
-    <w:p>
-      <w:pPr>
-        <w:pStyle w:val="ListBullet"/>
-        <w:bidi/>
-        <w:spacing w:line="240" w:lineRule="auto"/>
-        <w:ind w:left="720"/>
-      </w:pPr>
-      <w:r>
-        <w:rPr>
-          <w:rtl/>
-          <w:cs/>
-          <w:lang w:val="ar_AE" w:bidi="ar_AE"/>
-        </w:rPr>
-      </w:r>
-      <w:r>
-        <w:rPr>
-          <w:rtl/>
-          <w:cs/>
-          <w:lang w:val="ar_AE" w:bidi="ar_AE"/>
-        </w:rPr>
-        <w:t>و بحسب السياق، يمكن أيضًا ترجمة مصطلح "يحكم" إلى "يسود" أو "يقود" أو "يدير" أو "يشرف على".</w:t>
-      </w:r>
-    </w:p>
-    <w:p>
-      <w:pPr>
-        <w:pStyle w:val="ListBullet"/>
-        <w:bidi/>
-        <w:spacing w:line="240" w:lineRule="auto"/>
-        <w:ind w:left="720"/>
-      </w:pPr>
-      <w:r>
-        <w:rPr>
-          <w:rtl/>
-          <w:cs/>
-          <w:lang w:val="ar_AE" w:bidi="ar_AE"/>
-        </w:rPr>
-      </w:r>
-      <w:r>
-        <w:rPr>
-          <w:rtl/>
-          <w:cs/>
-          <w:lang w:val="ar_AE" w:bidi="ar_AE"/>
-        </w:rPr>
-        <w:t>يجب ترجمة مصطلح "الوالي" بشكل يختلف عن المصطلحات المستخدمة للإشارة إلى "الملك" أو "الإمبراطور"، لأن الوالي كان حاكماً أقل قوة منهم، و يقع تحت سلطتهم.</w:t>
-      </w:r>
-    </w:p>
-    <w:p>
-      <w:pPr>
-        <w:pStyle w:val="ListBullet"/>
-        <w:bidi/>
-        <w:spacing w:line="240" w:lineRule="auto"/>
-        <w:ind w:left="720"/>
-      </w:pPr>
-      <w:r>
-        <w:rPr>
-          <w:rtl/>
-          <w:cs/>
-          <w:lang w:val="ar_AE" w:bidi="ar_AE"/>
-        </w:rPr>
-      </w:r>
-      <w:r>
-        <w:rPr>
-          <w:rtl/>
-          <w:cs/>
-          <w:lang w:val="ar_AE" w:bidi="ar_AE"/>
-        </w:rPr>
-        <w:t>يمكن أيضًا ترجمة مصطلح "قنصل" إلى "والي روماني" أو "حاكم إقليمي روماني".</w:t>
-      </w:r>
-    </w:p>
-    <w:p>
-      <w:pPr>
-        <w:bidi/>
-      </w:pPr>
-      <w:r>
-        <w:rPr>
-          <w:rtl/>
-          <w:cs/>
-          <w:lang w:val="ar_AE" w:bidi="ar_AE"/>
-        </w:rPr>
-      </w:r>
-      <w:r>
-        <w:rPr>
-          <w:rtl/>
-          <w:cs/>
-          <w:lang w:val="ar_AE" w:bidi="ar_AE"/>
-        </w:rPr>
-        <w:t xml:space="preserve">(انظر أيضًا: </w:t>
-      </w:r>
-      <w:r>
-        <w:rPr>
-          <w:rtl/>
-          <w:cs/>
-          <w:lang w:val="ar_AE" w:bidi="ar_AE"/>
-        </w:rPr>
-        <w:t>السلطة</w:t>
-      </w:r>
-      <w:r>
-        <w:rPr>
-          <w:rtl/>
-          <w:cs/>
-          <w:lang w:val="ar_AE" w:bidi="ar_AE"/>
-        </w:rPr>
-        <w:t xml:space="preserve">, </w:t>
-      </w:r>
-      <w:r>
-        <w:rPr>
-          <w:rtl/>
-          <w:cs/>
-          <w:lang w:val="ar_AE" w:bidi="ar_AE"/>
-        </w:rPr>
-        <w:t>الملك</w:t>
-      </w:r>
-      <w:r>
-        <w:rPr>
-          <w:rtl/>
-          <w:cs/>
-          <w:lang w:val="ar_AE" w:bidi="ar_AE"/>
-        </w:rPr>
-        <w:t xml:space="preserve">, </w:t>
-      </w:r>
-      <w:r>
-        <w:rPr>
-          <w:rtl/>
-          <w:cs/>
-          <w:lang w:val="ar_AE" w:bidi="ar_AE"/>
-        </w:rPr>
-        <w:t>القوة</w:t>
-      </w:r>
-      <w:r>
-        <w:rPr>
-          <w:rtl/>
-          <w:cs/>
-          <w:lang w:val="ar_AE" w:bidi="ar_AE"/>
-        </w:rPr>
-        <w:t xml:space="preserve">, </w:t>
-      </w:r>
-      <w:r>
-        <w:rPr>
-          <w:rtl/>
-          <w:cs/>
-          <w:lang w:val="ar_AE" w:bidi="ar_AE"/>
-        </w:rPr>
-        <w:t>المقاطعة</w:t>
-      </w:r>
-      <w:r>
-        <w:rPr>
-          <w:rtl/>
-          <w:cs/>
-          <w:lang w:val="ar_AE" w:bidi="ar_AE"/>
-        </w:rPr>
-        <w:t xml:space="preserve">, </w:t>
-      </w:r>
-      <w:r>
-        <w:rPr>
-          <w:rtl/>
-          <w:cs/>
-          <w:lang w:val="ar_AE" w:bidi="ar_AE"/>
-        </w:rPr>
-        <w:t>روما</w:t>
-      </w:r>
-      <w:r>
-        <w:rPr>
-          <w:rtl/>
-          <w:cs/>
-          <w:lang w:val="ar_AE" w:bidi="ar_AE"/>
-        </w:rPr>
-        <w:t xml:space="preserve">, </w:t>
-      </w:r>
-      <w:r>
-        <w:rPr>
-          <w:rtl/>
-          <w:cs/>
-          <w:lang w:val="ar_AE" w:bidi="ar_AE"/>
-        </w:rPr>
-        <w:t>الحاكم</w:t>
-      </w:r>
-      <w:r>
-        <w:rPr>
-          <w:rtl/>
-          <w:cs/>
-          <w:lang w:val="ar_AE" w:bidi="ar_AE"/>
-        </w:rPr>
-        <w:t>)</w:t>
-      </w:r>
-    </w:p>
-    <w:p>
-      <w:pPr>
-        <w:pStyle w:val="Heading3"/>
-        <w:bidi/>
-      </w:pPr>
-      <w:r>
-        <w:rPr>
-          <w:rtl/>
-          <w:cs/>
-          <w:lang w:val="ar_AE" w:bidi="ar_AE"/>
-        </w:rPr>
-        <w:t>نصوص كتابية:</w:t>
-      </w:r>
-    </w:p>
-    <w:p>
-      <w:pPr>
-        <w:pStyle w:val="ListBullet"/>
-        <w:bidi/>
-        <w:spacing w:line="240" w:lineRule="auto"/>
-        <w:ind w:left="720"/>
-      </w:pPr>
-      <w:r>
-        <w:rPr>
-          <w:rtl/>
-          <w:cs/>
-          <w:lang w:val="ar_AE" w:bidi="ar_AE"/>
-        </w:rPr>
-      </w:r>
-      <w:r>
-        <w:rPr>
-          <w:rtl/>
-          <w:cs/>
-          <w:lang w:val="ar_AE" w:bidi="ar_AE"/>
-        </w:rPr>
-        <w:t>أعمال الرسل7 :9–10</w:t>
-      </w:r>
-    </w:p>
-    <w:p>
-      <w:pPr>
-        <w:pStyle w:val="ListBullet"/>
-        <w:bidi/>
-        <w:spacing w:line="240" w:lineRule="auto"/>
-        <w:ind w:left="720"/>
-      </w:pPr>
-      <w:r>
-        <w:rPr>
-          <w:rtl/>
-          <w:cs/>
-          <w:lang w:val="ar_AE" w:bidi="ar_AE"/>
-        </w:rPr>
-      </w:r>
-      <w:r>
-        <w:rPr>
-          <w:rtl/>
-          <w:cs/>
-          <w:lang w:val="ar_AE" w:bidi="ar_AE"/>
-        </w:rPr>
-        <w:t>أعمال الرسل23 :22</w:t>
-      </w:r>
-    </w:p>
-    <w:p>
-      <w:pPr>
-        <w:pStyle w:val="ListBullet"/>
-        <w:bidi/>
-        <w:spacing w:line="240" w:lineRule="auto"/>
-        <w:ind w:left="720"/>
-      </w:pPr>
-      <w:r>
-        <w:rPr>
-          <w:rtl/>
-          <w:cs/>
-          <w:lang w:val="ar_AE" w:bidi="ar_AE"/>
-        </w:rPr>
-      </w:r>
-      <w:r>
-        <w:rPr>
-          <w:rtl/>
-          <w:cs/>
-          <w:lang w:val="ar_AE" w:bidi="ar_AE"/>
-        </w:rPr>
-        <w:t>أعمال الرسل26 :30</w:t>
-      </w:r>
-    </w:p>
-    <w:p>
-      <w:pPr>
-        <w:pStyle w:val="ListBullet"/>
-        <w:bidi/>
-        <w:spacing w:line="240" w:lineRule="auto"/>
-        <w:ind w:left="720"/>
-      </w:pPr>
-      <w:r>
-        <w:rPr>
-          <w:rtl/>
-          <w:cs/>
-          <w:lang w:val="ar_AE" w:bidi="ar_AE"/>
-        </w:rPr>
-      </w:r>
-      <w:r>
-        <w:rPr>
-          <w:rtl/>
-          <w:cs/>
-          <w:lang w:val="ar_AE" w:bidi="ar_AE"/>
-        </w:rPr>
-        <w:t>مرقس13 :9–10</w:t>
-      </w:r>
-    </w:p>
-    <w:p>
-      <w:pPr>
-        <w:pStyle w:val="ListBullet"/>
-        <w:bidi/>
-        <w:spacing w:line="240" w:lineRule="auto"/>
-        <w:ind w:left="720"/>
-      </w:pPr>
-      <w:r>
-        <w:rPr>
-          <w:rtl/>
-          <w:cs/>
-          <w:lang w:val="ar_AE" w:bidi="ar_AE"/>
-        </w:rPr>
-      </w:r>
-      <w:r>
-        <w:rPr>
-          <w:rtl/>
-          <w:cs/>
-          <w:lang w:val="ar_AE" w:bidi="ar_AE"/>
-        </w:rPr>
-        <w:t>متى10 :18</w:t>
-      </w:r>
-    </w:p>
-    <w:p>
-      <w:pPr>
-        <w:pStyle w:val="ListBullet"/>
-        <w:bidi/>
-        <w:spacing w:line="240" w:lineRule="auto"/>
-        <w:ind w:left="720"/>
-      </w:pPr>
-      <w:r>
-        <w:rPr>
-          <w:rtl/>
-          <w:cs/>
-          <w:lang w:val="ar_AE" w:bidi="ar_AE"/>
-        </w:rPr>
-      </w:r>
-      <w:r>
-        <w:rPr>
-          <w:rtl/>
-          <w:cs/>
-          <w:lang w:val="ar_AE" w:bidi="ar_AE"/>
-        </w:rPr>
-        <w:t>متى27 :1–2</w:t>
-      </w:r>
-    </w:p>
-    <w:p>
-      <w:pPr>
-        <w:pStyle w:val="Heading3"/>
-        <w:bidi/>
-      </w:pPr>
-      <w:r>
-        <w:rPr>
-          <w:rtl/>
-          <w:cs/>
-          <w:lang w:val="ar_AE" w:bidi="ar_AE"/>
-        </w:rPr>
-        <w:t>بيانات الكلمة:</w:t>
-      </w:r>
-    </w:p>
-    <w:p>
-      <w:pPr>
-        <w:pStyle w:val="ListBullet"/>
-        <w:bidi/>
-        <w:spacing w:line="240" w:lineRule="auto"/>
-        <w:ind w:left="720"/>
-      </w:pPr>
-      <w:r>
-        <w:rPr>
-          <w:rtl/>
-          <w:cs/>
-          <w:lang w:val="ar_AE" w:bidi="ar_AE"/>
-        </w:rPr>
-      </w:r>
-      <w:r>
-        <w:rPr>
-          <w:rtl/>
-          <w:cs/>
-          <w:lang w:val="ar_AE" w:bidi="ar_AE"/>
-        </w:rPr>
-        <w:t>سترونج: H0324, H1777, H2280, H4951, H5148, H5460, H6346, H6347, H6486, H7989, H8269, H8660, G04450, G04460, G07460, G14810, G22320, G22330, G22300, G42320</w:t>
-      </w:r>
-      <w:r>
-        <w:rPr>
-          <w:rtl/>
-          <w:cs/>
-          <w:lang w:val="ar_AE" w:bidi="ar_AE"/>
-        </w:rPr>
-      </w:r>
-      <w:r>
-        <w:rPr>
-          <w:rtl/>
-          <w:cs/>
-          <w:lang w:val="ar_AE" w:bidi="ar_AE"/>
-        </w:rPr>
-      </w:r>
-    </w:p>
-    <w:p>
-      <w:pPr>
-        <w:bidi/>
-      </w:pPr>
-      <w:r>
-        <w:rPr>
-          <w:rtl/>
-          <w:cs/>
-          <w:lang w:val="ar_AE" w:bidi="ar_AE"/>
-        </w:rPr>
-      </w:r>
-    </w:p>
-    <w:p>
-      <w:pPr>
-        <w:pStyle w:val="Heading2"/>
-        <w:bidi/>
-      </w:pPr>
-      <w:r>
-        <w:rPr>
-          <w:rtl/>
-          <w:cs/>
-          <w:lang w:val="ar_AE" w:bidi="ar_AE"/>
-        </w:rPr>
-        <w:t>وثني</w:t>
-      </w:r>
-      <w:r>
-        <w:rPr>
-          <w:rtl/>
-          <w:cs/>
-          <w:lang w:val="ar_AE" w:bidi="ar_AE"/>
-        </w:rPr>
-      </w:r>
-    </w:p>
-    <w:p>
-      <w:pPr>
-        <w:pStyle w:val="Heading3"/>
-        <w:bidi/>
-      </w:pPr>
-      <w:r>
-        <w:rPr>
-          <w:rtl/>
-          <w:cs/>
-          <w:lang w:val="ar_AE" w:bidi="ar_AE"/>
-        </w:rPr>
-        <w:t>التعريف:</w:t>
-      </w:r>
-    </w:p>
-    <w:p>
-      <w:pPr>
-        <w:bidi/>
-      </w:pPr>
-      <w:r>
-        <w:rPr>
-          <w:rtl/>
-          <w:cs/>
-          <w:lang w:val="ar_AE" w:bidi="ar_AE"/>
-        </w:rPr>
-      </w:r>
-      <w:r>
-        <w:rPr>
-          <w:rtl/>
-          <w:cs/>
-          <w:lang w:val="ar_AE" w:bidi="ar_AE"/>
-        </w:rPr>
-        <w:t>في زمن الكتاب المقدَّس، كان مصطلح "وثني" يُستخدم لوصف الأشخاص الذين يعبدون آلهة زائفة عوضًا عن يهوه.</w:t>
-      </w:r>
-    </w:p>
-    <w:p>
-      <w:pPr>
-        <w:pStyle w:val="ListBullet"/>
-        <w:bidi/>
-        <w:spacing w:line="240" w:lineRule="auto"/>
-        <w:ind w:left="720"/>
-      </w:pPr>
-      <w:r>
-        <w:rPr>
-          <w:rtl/>
-          <w:cs/>
-          <w:lang w:val="ar_AE" w:bidi="ar_AE"/>
-        </w:rPr>
-      </w:r>
-      <w:r>
-        <w:rPr>
-          <w:rtl/>
-          <w:cs/>
-          <w:lang w:val="ar_AE" w:bidi="ar_AE"/>
-        </w:rPr>
-        <w:t>أي شيء ارتبط بهؤلاء الأشخاص، كالمذابح التي كانوا يعبدون عندها، والشعائر الدينية التي كانوا يقيمنها، ومعتقداتهم، كان يُطلق عليه أيضًا "وثني".</w:t>
-      </w:r>
-    </w:p>
-    <w:p>
-      <w:pPr>
-        <w:pStyle w:val="ListBullet"/>
-        <w:bidi/>
-        <w:spacing w:line="240" w:lineRule="auto"/>
-        <w:ind w:left="720"/>
-      </w:pPr>
-      <w:r>
-        <w:rPr>
-          <w:rtl/>
-          <w:cs/>
-          <w:lang w:val="ar_AE" w:bidi="ar_AE"/>
-        </w:rPr>
-      </w:r>
-      <w:r>
-        <w:rPr>
-          <w:rtl/>
-          <w:cs/>
-          <w:lang w:val="ar_AE" w:bidi="ar_AE"/>
-        </w:rPr>
-        <w:t>غالبًا ما تضمنت أنظمة معتقداتهم الوثنية عبادة آلهة زائفة وعبادة الطبيعة.</w:t>
-      </w:r>
-    </w:p>
-    <w:p>
-      <w:pPr>
-        <w:pStyle w:val="ListBullet"/>
-        <w:bidi/>
-        <w:spacing w:line="240" w:lineRule="auto"/>
-        <w:ind w:left="720"/>
-      </w:pPr>
-      <w:r>
-        <w:rPr>
-          <w:rtl/>
-          <w:cs/>
-          <w:lang w:val="ar_AE" w:bidi="ar_AE"/>
-        </w:rPr>
-      </w:r>
-      <w:r>
-        <w:rPr>
-          <w:rtl/>
-          <w:cs/>
-          <w:lang w:val="ar_AE" w:bidi="ar_AE"/>
-        </w:rPr>
-        <w:t>بعض الديانات الوثنيّة تضمنت شعائر غير أخلاقية جنسيًا أو قتل البشر كجزء من أجزاء عبادتهم.</w:t>
-      </w:r>
-    </w:p>
-    <w:p>
-      <w:pPr>
-        <w:bidi/>
-      </w:pPr>
-      <w:r>
-        <w:rPr>
-          <w:rtl/>
-          <w:cs/>
-          <w:lang w:val="ar_AE" w:bidi="ar_AE"/>
-        </w:rPr>
-      </w:r>
-      <w:r>
-        <w:rPr>
-          <w:rtl/>
-          <w:cs/>
-          <w:lang w:val="ar_AE" w:bidi="ar_AE"/>
-        </w:rPr>
-        <w:t xml:space="preserve">(انظر أيضًا: </w:t>
-      </w:r>
-      <w:r>
-        <w:rPr>
-          <w:rtl/>
-          <w:cs/>
-          <w:lang w:val="ar_AE" w:bidi="ar_AE"/>
-        </w:rPr>
-        <w:t>مذبح،</w:t>
+        <w:t>عهد،</w:t>
       </w:r>
       <w:r>
         <w:rPr>
@@ -3102,2270 +5286,6 @@
           <w:cs/>
           <w:lang w:val="ar_AE" w:bidi="ar_AE"/>
         </w:rPr>
-        <w:t>إله زائف،</w:t>
-      </w:r>
-      <w:r>
-        <w:rPr>
-          <w:rtl/>
-          <w:cs/>
-          <w:lang w:val="ar_AE" w:bidi="ar_AE"/>
-        </w:rPr>
-        <w:t xml:space="preserve"> </w:t>
-      </w:r>
-      <w:r>
-        <w:rPr>
-          <w:rtl/>
-          <w:cs/>
-          <w:lang w:val="ar_AE" w:bidi="ar_AE"/>
-        </w:rPr>
-        <w:t>ذبيحة،</w:t>
-      </w:r>
-      <w:r>
-        <w:rPr>
-          <w:rtl/>
-          <w:cs/>
-          <w:lang w:val="ar_AE" w:bidi="ar_AE"/>
-        </w:rPr>
-        <w:t xml:space="preserve"> </w:t>
-      </w:r>
-      <w:r>
-        <w:rPr>
-          <w:rtl/>
-          <w:cs/>
-          <w:lang w:val="ar_AE" w:bidi="ar_AE"/>
-        </w:rPr>
-        <w:t>عبادة،</w:t>
-      </w:r>
-      <w:r>
-        <w:rPr>
-          <w:rtl/>
-          <w:cs/>
-          <w:lang w:val="ar_AE" w:bidi="ar_AE"/>
-        </w:rPr>
-        <w:t xml:space="preserve"> </w:t>
-      </w:r>
-      <w:r>
-        <w:rPr>
-          <w:rtl/>
-          <w:cs/>
-          <w:lang w:val="ar_AE" w:bidi="ar_AE"/>
-        </w:rPr>
-        <w:t>يهوه</w:t>
-      </w:r>
-      <w:r>
-        <w:rPr>
-          <w:rtl/>
-          <w:cs/>
-          <w:lang w:val="ar_AE" w:bidi="ar_AE"/>
-        </w:rPr>
-        <w:t>)</w:t>
-      </w:r>
-    </w:p>
-    <w:p>
-      <w:pPr>
-        <w:pStyle w:val="Heading3"/>
-        <w:bidi/>
-      </w:pPr>
-      <w:r>
-        <w:rPr>
-          <w:rtl/>
-          <w:cs/>
-          <w:lang w:val="ar_AE" w:bidi="ar_AE"/>
-        </w:rPr>
-        <w:t>مراجع الكتاب المقدس:</w:t>
-      </w:r>
-    </w:p>
-    <w:p>
-      <w:pPr>
-        <w:pStyle w:val="ListBullet"/>
-        <w:bidi/>
-        <w:spacing w:line="240" w:lineRule="auto"/>
-        <w:ind w:left="720"/>
-      </w:pPr>
-      <w:r>
-        <w:rPr>
-          <w:rtl/>
-          <w:cs/>
-          <w:lang w:val="ar_AE" w:bidi="ar_AE"/>
-        </w:rPr>
-      </w:r>
-      <w:r>
-        <w:rPr>
-          <w:rtl/>
-          <w:cs/>
-          <w:lang w:val="ar_AE" w:bidi="ar_AE"/>
-        </w:rPr>
-        <w:t>1 كورنثوس 10: 20–22</w:t>
-      </w:r>
-    </w:p>
-    <w:p>
-      <w:pPr>
-        <w:pStyle w:val="ListBullet"/>
-        <w:bidi/>
-        <w:spacing w:line="240" w:lineRule="auto"/>
-        <w:ind w:left="720"/>
-      </w:pPr>
-      <w:r>
-        <w:rPr>
-          <w:rtl/>
-          <w:cs/>
-          <w:lang w:val="ar_AE" w:bidi="ar_AE"/>
-        </w:rPr>
-      </w:r>
-      <w:r>
-        <w:rPr>
-          <w:rtl/>
-          <w:cs/>
-          <w:lang w:val="ar_AE" w:bidi="ar_AE"/>
-        </w:rPr>
-        <w:t>1 كورنثوس 12: 1–3</w:t>
-      </w:r>
-    </w:p>
-    <w:p>
-      <w:pPr>
-        <w:pStyle w:val="ListBullet"/>
-        <w:bidi/>
-        <w:spacing w:line="240" w:lineRule="auto"/>
-        <w:ind w:left="720"/>
-      </w:pPr>
-      <w:r>
-        <w:rPr>
-          <w:rtl/>
-          <w:cs/>
-          <w:lang w:val="ar_AE" w:bidi="ar_AE"/>
-        </w:rPr>
-      </w:r>
-      <w:r>
-        <w:rPr>
-          <w:rtl/>
-          <w:cs/>
-          <w:lang w:val="ar_AE" w:bidi="ar_AE"/>
-        </w:rPr>
-        <w:t>2 ملوك 17: 14–15</w:t>
-      </w:r>
-    </w:p>
-    <w:p>
-      <w:pPr>
-        <w:pStyle w:val="ListBullet"/>
-        <w:bidi/>
-        <w:spacing w:line="240" w:lineRule="auto"/>
-        <w:ind w:left="720"/>
-      </w:pPr>
-      <w:r>
-        <w:rPr>
-          <w:rtl/>
-          <w:cs/>
-          <w:lang w:val="ar_AE" w:bidi="ar_AE"/>
-        </w:rPr>
-      </w:r>
-      <w:r>
-        <w:rPr>
-          <w:rtl/>
-          <w:cs/>
-          <w:lang w:val="ar_AE" w:bidi="ar_AE"/>
-        </w:rPr>
-        <w:t>2 ملوك 21: 4–6</w:t>
-      </w:r>
-    </w:p>
-    <w:p>
-      <w:pPr>
-        <w:pStyle w:val="Heading3"/>
-        <w:bidi/>
-      </w:pPr>
-      <w:r>
-        <w:rPr>
-          <w:rtl/>
-          <w:cs/>
-          <w:lang w:val="ar_AE" w:bidi="ar_AE"/>
-        </w:rPr>
-        <w:t>بيانات الكلمة:</w:t>
-      </w:r>
-    </w:p>
-    <w:p>
-      <w:pPr>
-        <w:pStyle w:val="ListBullet"/>
-        <w:bidi/>
-        <w:spacing w:line="240" w:lineRule="auto"/>
-        <w:ind w:left="720"/>
-      </w:pPr>
-      <w:r>
-        <w:rPr>
-          <w:rtl/>
-          <w:cs/>
-          <w:lang w:val="ar_AE" w:bidi="ar_AE"/>
-        </w:rPr>
-      </w:r>
-      <w:r>
-        <w:rPr>
-          <w:rtl/>
-          <w:cs/>
-          <w:lang w:val="ar_AE" w:bidi="ar_AE"/>
-        </w:rPr>
-        <w:t>سترونغ: H1471, G14840</w:t>
-      </w:r>
-      <w:r>
-        <w:rPr>
-          <w:rtl/>
-          <w:cs/>
-          <w:lang w:val="ar_AE" w:bidi="ar_AE"/>
-        </w:rPr>
-      </w:r>
-      <w:r>
-        <w:rPr>
-          <w:rtl/>
-          <w:cs/>
-          <w:lang w:val="ar_AE" w:bidi="ar_AE"/>
-        </w:rPr>
-      </w:r>
-    </w:p>
-    <w:p>
-      <w:pPr>
-        <w:bidi/>
-      </w:pPr>
-      <w:r>
-        <w:rPr>
-          <w:rtl/>
-          <w:cs/>
-          <w:lang w:val="ar_AE" w:bidi="ar_AE"/>
-        </w:rPr>
-      </w:r>
-    </w:p>
-    <w:p>
-      <w:pPr>
-        <w:pStyle w:val="Heading2"/>
-        <w:bidi/>
-      </w:pPr>
-      <w:r>
-        <w:rPr>
-          <w:rtl/>
-          <w:cs/>
-          <w:lang w:val="ar_AE" w:bidi="ar_AE"/>
-        </w:rPr>
-        <w:t>وَحَارَان</w:t>
-      </w:r>
-      <w:r>
-        <w:rPr>
-          <w:rtl/>
-          <w:cs/>
-          <w:lang w:val="ar_AE" w:bidi="ar_AE"/>
-        </w:rPr>
-      </w:r>
-    </w:p>
-    <w:p>
-      <w:pPr>
-        <w:pStyle w:val="Heading2"/>
-        <w:bidi/>
-      </w:pPr>
-      <w:r>
-        <w:rPr>
-          <w:rtl/>
-          <w:cs/>
-          <w:lang w:val="ar_AE" w:bidi="ar_AE"/>
-        </w:rPr>
-        <w:t>حَارَان</w:t>
-      </w:r>
-    </w:p>
-    <w:p>
-      <w:pPr>
-        <w:pStyle w:val="Heading3"/>
-        <w:bidi/>
-      </w:pPr>
-      <w:r>
-        <w:rPr>
-          <w:rtl/>
-          <w:cs/>
-          <w:lang w:val="ar_AE" w:bidi="ar_AE"/>
-        </w:rPr>
-        <w:t>حقائق:</w:t>
-      </w:r>
-    </w:p>
-    <w:p>
-      <w:pPr>
-        <w:bidi/>
-      </w:pPr>
-      <w:r>
-        <w:rPr>
-          <w:rtl/>
-          <w:cs/>
-          <w:lang w:val="ar_AE" w:bidi="ar_AE"/>
-        </w:rPr>
-      </w:r>
-      <w:r>
-        <w:rPr>
-          <w:rtl/>
-          <w:cs/>
-          <w:lang w:val="ar_AE" w:bidi="ar_AE"/>
-        </w:rPr>
-        <w:t>حَارَان</w:t>
-      </w:r>
-      <w:r>
-        <w:rPr>
-          <w:rtl/>
-          <w:cs/>
-          <w:lang w:val="ar_AE" w:bidi="ar_AE"/>
-        </w:rPr>
-        <w:t xml:space="preserve"> كان الشقيق الأصغر لأبرام، ووالد لوط.</w:t>
-      </w:r>
-    </w:p>
-    <w:p>
-      <w:pPr>
-        <w:pStyle w:val="ListBullet"/>
-        <w:bidi/>
-        <w:spacing w:line="240" w:lineRule="auto"/>
-        <w:ind w:left="720"/>
-      </w:pPr>
-      <w:r>
-        <w:rPr>
-          <w:rtl/>
-          <w:cs/>
-          <w:lang w:val="ar_AE" w:bidi="ar_AE"/>
-        </w:rPr>
-      </w:r>
-      <w:r>
-        <w:rPr>
-          <w:rtl/>
-          <w:cs/>
-          <w:lang w:val="ar_AE" w:bidi="ar_AE"/>
-        </w:rPr>
-        <w:t>حَارَان</w:t>
-      </w:r>
-      <w:r>
-        <w:rPr>
-          <w:rtl/>
-          <w:cs/>
-          <w:lang w:val="ar_AE" w:bidi="ar_AE"/>
-        </w:rPr>
-        <w:t xml:space="preserve"> أيضًا هي اسم المدينة التي عاش فيها أبرام وعائلته لمدّة في أثناء رحلتهم من مدينة أور إلى أرض كنعان.</w:t>
-      </w:r>
-    </w:p>
-    <w:p>
-      <w:pPr>
-        <w:pStyle w:val="ListBullet"/>
-        <w:bidi/>
-        <w:spacing w:line="240" w:lineRule="auto"/>
-        <w:ind w:left="720"/>
-      </w:pPr>
-      <w:r>
-        <w:rPr>
-          <w:rtl/>
-          <w:cs/>
-          <w:lang w:val="ar_AE" w:bidi="ar_AE"/>
-        </w:rPr>
-      </w:r>
-      <w:r>
-        <w:rPr>
-          <w:rtl/>
-          <w:cs/>
-          <w:lang w:val="ar_AE" w:bidi="ar_AE"/>
-        </w:rPr>
-        <w:t xml:space="preserve">وكان رجل آخر اسمه </w:t>
-      </w:r>
-      <w:r>
-        <w:rPr>
-          <w:rtl/>
-          <w:cs/>
-          <w:lang w:val="ar_AE" w:bidi="ar_AE"/>
-        </w:rPr>
-        <w:t xml:space="preserve">حَارَان </w:t>
-      </w:r>
-      <w:r>
-        <w:rPr>
-          <w:rtl/>
-          <w:cs/>
-          <w:lang w:val="ar_AE" w:bidi="ar_AE"/>
-        </w:rPr>
-        <w:t>ابن كالب</w:t>
-      </w:r>
-    </w:p>
-    <w:p>
-      <w:pPr>
-        <w:pStyle w:val="ListBullet"/>
-        <w:bidi/>
-        <w:spacing w:line="240" w:lineRule="auto"/>
-        <w:ind w:left="720"/>
-      </w:pPr>
-      <w:r>
-        <w:rPr>
-          <w:rtl/>
-          <w:cs/>
-          <w:lang w:val="ar_AE" w:bidi="ar_AE"/>
-        </w:rPr>
-      </w:r>
-      <w:r>
-        <w:rPr>
-          <w:rtl/>
-          <w:cs/>
-          <w:lang w:val="ar_AE" w:bidi="ar_AE"/>
-        </w:rPr>
-        <w:t xml:space="preserve"> هناك رجلٌ ثالث في الكتاب المُقدَّس اسمه حَارَان، كان من نسل لاوي.</w:t>
-      </w:r>
-    </w:p>
-    <w:p>
-      <w:pPr>
-        <w:bidi/>
-      </w:pPr>
-      <w:r>
-        <w:rPr>
-          <w:rtl/>
-          <w:cs/>
-          <w:lang w:val="ar_AE" w:bidi="ar_AE"/>
-        </w:rPr>
-      </w:r>
-      <w:r>
-        <w:rPr>
-          <w:rtl/>
-          <w:cs/>
-          <w:lang w:val="ar_AE" w:bidi="ar_AE"/>
-        </w:rPr>
-        <w:t>(اقتراحات التَّرْجَمَة: كيفية تَرْجَمَة الأسماء)</w:t>
-      </w:r>
-    </w:p>
-    <w:p>
-      <w:pPr>
-        <w:bidi/>
-      </w:pPr>
-      <w:r>
-        <w:rPr>
-          <w:rtl/>
-          <w:cs/>
-          <w:lang w:val="ar_AE" w:bidi="ar_AE"/>
-        </w:rPr>
-      </w:r>
-      <w:r>
-        <w:rPr>
-          <w:rtl/>
-          <w:cs/>
-          <w:lang w:val="ar_AE" w:bidi="ar_AE"/>
-        </w:rPr>
-        <w:t xml:space="preserve">(انظر أيضًا: </w:t>
-      </w:r>
-      <w:r>
-        <w:rPr>
-          <w:rtl/>
-          <w:cs/>
-          <w:lang w:val="ar_AE" w:bidi="ar_AE"/>
-        </w:rPr>
-        <w:t>إبراهيم،</w:t>
-      </w:r>
-      <w:r>
-        <w:rPr>
-          <w:rtl/>
-          <w:cs/>
-          <w:lang w:val="ar_AE" w:bidi="ar_AE"/>
-        </w:rPr>
-        <w:t xml:space="preserve"> </w:t>
-      </w:r>
-      <w:r>
-        <w:rPr>
-          <w:rtl/>
-          <w:cs/>
-          <w:lang w:val="ar_AE" w:bidi="ar_AE"/>
-        </w:rPr>
-        <w:t>كالِب،</w:t>
-      </w:r>
-      <w:r>
-        <w:rPr>
-          <w:rtl/>
-          <w:cs/>
-          <w:lang w:val="ar_AE" w:bidi="ar_AE"/>
-        </w:rPr>
-        <w:t xml:space="preserve"> </w:t>
-      </w:r>
-      <w:r>
-        <w:rPr>
-          <w:rtl/>
-          <w:cs/>
-          <w:lang w:val="ar_AE" w:bidi="ar_AE"/>
-        </w:rPr>
-        <w:t>كنعان</w:t>
-      </w:r>
-      <w:r>
-        <w:rPr>
-          <w:rtl/>
-          <w:cs/>
-          <w:lang w:val="ar_AE" w:bidi="ar_AE"/>
-        </w:rPr>
-        <w:t xml:space="preserve">، </w:t>
-      </w:r>
-      <w:r>
-        <w:rPr>
-          <w:rtl/>
-          <w:cs/>
-          <w:lang w:val="ar_AE" w:bidi="ar_AE"/>
-        </w:rPr>
-        <w:t>لاوي</w:t>
-      </w:r>
-      <w:r>
-        <w:rPr>
-          <w:rtl/>
-          <w:cs/>
-          <w:lang w:val="ar_AE" w:bidi="ar_AE"/>
-        </w:rPr>
-        <w:t xml:space="preserve">، </w:t>
-      </w:r>
-      <w:r>
-        <w:rPr>
-          <w:rtl/>
-          <w:cs/>
-          <w:lang w:val="ar_AE" w:bidi="ar_AE"/>
-        </w:rPr>
-        <w:t>لوط</w:t>
-      </w:r>
-      <w:r>
-        <w:rPr>
-          <w:rtl/>
-          <w:cs/>
-          <w:lang w:val="ar_AE" w:bidi="ar_AE"/>
-        </w:rPr>
-        <w:t xml:space="preserve">، </w:t>
-      </w:r>
-      <w:r>
-        <w:rPr>
-          <w:rtl/>
-          <w:cs/>
-          <w:lang w:val="ar_AE" w:bidi="ar_AE"/>
-        </w:rPr>
-        <w:t>تارح،</w:t>
-      </w:r>
-      <w:r>
-        <w:rPr>
-          <w:rtl/>
-          <w:cs/>
-          <w:lang w:val="ar_AE" w:bidi="ar_AE"/>
-        </w:rPr>
-        <w:t xml:space="preserve"> </w:t>
-      </w:r>
-      <w:r>
-        <w:rPr>
-          <w:rtl/>
-          <w:cs/>
-          <w:lang w:val="ar_AE" w:bidi="ar_AE"/>
-        </w:rPr>
-        <w:t>أور</w:t>
-      </w:r>
-      <w:r>
-        <w:rPr>
-          <w:rtl/>
-          <w:cs/>
-          <w:lang w:val="ar_AE" w:bidi="ar_AE"/>
-        </w:rPr>
-        <w:t>)</w:t>
-      </w:r>
-    </w:p>
-    <w:p>
-      <w:pPr>
-        <w:pStyle w:val="Heading3"/>
-        <w:bidi/>
-      </w:pPr>
-      <w:r>
-        <w:rPr>
-          <w:rtl/>
-          <w:cs/>
-          <w:lang w:val="ar_AE" w:bidi="ar_AE"/>
-        </w:rPr>
-        <w:t>مراجع الكتاب المقدس:</w:t>
-      </w:r>
-    </w:p>
-    <w:p>
-      <w:pPr>
-        <w:pStyle w:val="ListBullet"/>
-        <w:bidi/>
-        <w:spacing w:line="240" w:lineRule="auto"/>
-        <w:ind w:left="720"/>
-      </w:pPr>
-      <w:r>
-        <w:rPr>
-          <w:rtl/>
-          <w:cs/>
-          <w:lang w:val="ar_AE" w:bidi="ar_AE"/>
-        </w:rPr>
-      </w:r>
-      <w:r>
-        <w:rPr>
-          <w:rtl/>
-          <w:cs/>
-          <w:lang w:val="ar_AE" w:bidi="ar_AE"/>
-        </w:rPr>
-        <w:t>2 الملوك 19: 12</w:t>
-      </w:r>
-    </w:p>
-    <w:p>
-      <w:pPr>
-        <w:pStyle w:val="ListBullet"/>
-        <w:bidi/>
-        <w:spacing w:line="240" w:lineRule="auto"/>
-        <w:ind w:left="720"/>
-      </w:pPr>
-      <w:r>
-        <w:rPr>
-          <w:rtl/>
-          <w:cs/>
-          <w:lang w:val="ar_AE" w:bidi="ar_AE"/>
-        </w:rPr>
-      </w:r>
-      <w:r>
-        <w:rPr>
-          <w:rtl/>
-          <w:cs/>
-          <w:lang w:val="ar_AE" w:bidi="ar_AE"/>
-        </w:rPr>
-        <w:t>أعمال الرسل 7: 1–3</w:t>
-      </w:r>
-    </w:p>
-    <w:p>
-      <w:pPr>
-        <w:pStyle w:val="ListBullet"/>
-        <w:bidi/>
-        <w:spacing w:line="240" w:lineRule="auto"/>
-        <w:ind w:left="720"/>
-      </w:pPr>
-      <w:r>
-        <w:rPr>
-          <w:rtl/>
-          <w:cs/>
-          <w:lang w:val="ar_AE" w:bidi="ar_AE"/>
-        </w:rPr>
-      </w:r>
-      <w:r>
-        <w:rPr>
-          <w:rtl/>
-          <w:cs/>
-          <w:lang w:val="ar_AE" w:bidi="ar_AE"/>
-        </w:rPr>
-        <w:t>تكوين 11: 31</w:t>
-      </w:r>
-    </w:p>
-    <w:p>
-      <w:pPr>
-        <w:pStyle w:val="ListBullet"/>
-        <w:bidi/>
-        <w:spacing w:line="240" w:lineRule="auto"/>
-        <w:ind w:left="720"/>
-      </w:pPr>
-      <w:r>
-        <w:rPr>
-          <w:rtl/>
-          <w:cs/>
-          <w:lang w:val="ar_AE" w:bidi="ar_AE"/>
-        </w:rPr>
-      </w:r>
-      <w:r>
-        <w:rPr>
-          <w:rtl/>
-          <w:cs/>
-          <w:lang w:val="ar_AE" w:bidi="ar_AE"/>
-        </w:rPr>
-        <w:t>تكوين 27: 43–45</w:t>
-      </w:r>
-    </w:p>
-    <w:p>
-      <w:pPr>
-        <w:pStyle w:val="ListBullet"/>
-        <w:bidi/>
-        <w:spacing w:line="240" w:lineRule="auto"/>
-        <w:ind w:left="720"/>
-      </w:pPr>
-      <w:r>
-        <w:rPr>
-          <w:rtl/>
-          <w:cs/>
-          <w:lang w:val="ar_AE" w:bidi="ar_AE"/>
-        </w:rPr>
-      </w:r>
-      <w:r>
-        <w:rPr>
-          <w:rtl/>
-          <w:cs/>
-          <w:lang w:val="ar_AE" w:bidi="ar_AE"/>
-        </w:rPr>
-        <w:t>تكوين 28: 10–11</w:t>
-      </w:r>
-    </w:p>
-    <w:p>
-      <w:pPr>
-        <w:pStyle w:val="ListBullet"/>
-        <w:bidi/>
-        <w:spacing w:line="240" w:lineRule="auto"/>
-        <w:ind w:left="720"/>
-      </w:pPr>
-      <w:r>
-        <w:rPr>
-          <w:rtl/>
-          <w:cs/>
-          <w:lang w:val="ar_AE" w:bidi="ar_AE"/>
-        </w:rPr>
-      </w:r>
-      <w:r>
-        <w:rPr>
-          <w:rtl/>
-          <w:cs/>
-          <w:lang w:val="ar_AE" w:bidi="ar_AE"/>
-        </w:rPr>
-        <w:t>تكوين 29: 4–6</w:t>
-      </w:r>
-    </w:p>
-    <w:p>
-      <w:pPr>
-        <w:pStyle w:val="Heading3"/>
-        <w:bidi/>
-      </w:pPr>
-      <w:r>
-        <w:rPr>
-          <w:rtl/>
-          <w:cs/>
-          <w:lang w:val="ar_AE" w:bidi="ar_AE"/>
-        </w:rPr>
-        <w:t>بيانات الكلمة:</w:t>
-      </w:r>
-    </w:p>
-    <w:p>
-      <w:pPr>
-        <w:pStyle w:val="ListBullet"/>
-        <w:bidi/>
-        <w:spacing w:line="240" w:lineRule="auto"/>
-        <w:ind w:left="720"/>
-      </w:pPr>
-      <w:r>
-        <w:rPr>
-          <w:rtl/>
-          <w:cs/>
-          <w:lang w:val="ar_AE" w:bidi="ar_AE"/>
-        </w:rPr>
-      </w:r>
-      <w:r>
-        <w:rPr>
-          <w:rtl/>
-          <w:cs/>
-          <w:lang w:val="ar_AE" w:bidi="ar_AE"/>
-        </w:rPr>
-        <w:t>سترونغ: H2039</w:t>
-      </w:r>
-      <w:r>
-        <w:rPr>
-          <w:rtl/>
-          <w:cs/>
-          <w:lang w:val="ar_AE" w:bidi="ar_AE"/>
-        </w:rPr>
-      </w:r>
-      <w:r>
-        <w:rPr>
-          <w:rtl/>
-          <w:cs/>
-          <w:lang w:val="ar_AE" w:bidi="ar_AE"/>
-        </w:rPr>
-      </w:r>
-    </w:p>
-    <w:p>
-      <w:pPr>
-        <w:bidi/>
-      </w:pPr>
-      <w:r>
-        <w:rPr>
-          <w:rtl/>
-          <w:cs/>
-          <w:lang w:val="ar_AE" w:bidi="ar_AE"/>
-        </w:rPr>
-      </w:r>
-    </w:p>
-    <w:p>
-      <w:pPr>
-        <w:pStyle w:val="Heading2"/>
-        <w:bidi/>
-      </w:pPr>
-      <w:r>
-        <w:rPr>
-          <w:rtl/>
-          <w:cs/>
-          <w:lang w:val="ar_AE" w:bidi="ar_AE"/>
-        </w:rPr>
-        <w:t>وحش</w:t>
-      </w:r>
-      <w:r>
-        <w:rPr>
-          <w:rtl/>
-          <w:cs/>
-          <w:lang w:val="ar_AE" w:bidi="ar_AE"/>
-        </w:rPr>
-      </w:r>
-    </w:p>
-    <w:p>
-      <w:pPr>
-        <w:pStyle w:val="Heading3"/>
-        <w:bidi/>
-      </w:pPr>
-      <w:r>
-        <w:rPr>
-          <w:rtl/>
-          <w:cs/>
-          <w:lang w:val="ar_AE" w:bidi="ar_AE"/>
-        </w:rPr>
-        <w:t>حقائق:</w:t>
-      </w:r>
-    </w:p>
-    <w:p>
-      <w:pPr>
-        <w:bidi/>
-      </w:pPr>
-      <w:r>
-        <w:rPr>
-          <w:rtl/>
-          <w:cs/>
-          <w:lang w:val="ar_AE" w:bidi="ar_AE"/>
-        </w:rPr>
-      </w:r>
-      <w:r>
-        <w:rPr>
-          <w:rtl/>
-          <w:cs/>
-          <w:lang w:val="ar_AE" w:bidi="ar_AE"/>
-        </w:rPr>
-        <w:t>في الكتاب المقدس، غالبًا ما يكون مصطلح "وحش" مجرد طريقة أخرى لقول "حيوان".</w:t>
-      </w:r>
-    </w:p>
-    <w:p>
-      <w:pPr>
-        <w:pStyle w:val="ListBullet"/>
-        <w:bidi/>
-        <w:spacing w:line="240" w:lineRule="auto"/>
-        <w:ind w:left="720"/>
-      </w:pPr>
-      <w:r>
-        <w:rPr>
-          <w:rtl/>
-          <w:cs/>
-          <w:lang w:val="ar_AE" w:bidi="ar_AE"/>
-        </w:rPr>
-      </w:r>
-      <w:r>
-        <w:rPr>
-          <w:rtl/>
-          <w:cs/>
-          <w:lang w:val="ar_AE" w:bidi="ar_AE"/>
-        </w:rPr>
-        <w:t>الوحش البري هو نوع من الحيوانات التي تعيش بحرية في الغابة أو الحقول ولم يتم تدريبها من قبل الناس.</w:t>
-      </w:r>
-    </w:p>
-    <w:p>
-      <w:pPr>
-        <w:pStyle w:val="ListBullet"/>
-        <w:bidi/>
-        <w:spacing w:line="240" w:lineRule="auto"/>
-        <w:ind w:left="720"/>
-      </w:pPr>
-      <w:r>
-        <w:rPr>
-          <w:rtl/>
-          <w:cs/>
-          <w:lang w:val="ar_AE" w:bidi="ar_AE"/>
-        </w:rPr>
-      </w:r>
-      <w:r>
-        <w:rPr>
-          <w:rtl/>
-          <w:cs/>
-          <w:lang w:val="ar_AE" w:bidi="ar_AE"/>
-        </w:rPr>
-        <w:t>الوحش المستأنس هو حيوان يعيش مع الناس ويتم الاحتفاظ به للطعام أو لأداء العمل، مثل حرث الحقول. وغالبًا ما يُستخدم مصطلح "البهائم" للإشارة إلى هذا النوع من الحيوانات.</w:t>
-      </w:r>
-    </w:p>
-    <w:p>
-      <w:pPr>
-        <w:pStyle w:val="ListBullet"/>
-        <w:bidi/>
-        <w:spacing w:line="240" w:lineRule="auto"/>
-        <w:ind w:left="720"/>
-      </w:pPr>
-      <w:r>
-        <w:rPr>
-          <w:rtl/>
-          <w:cs/>
-          <w:lang w:val="ar_AE" w:bidi="ar_AE"/>
-        </w:rPr>
-      </w:r>
-      <w:r>
-        <w:rPr>
-          <w:rtl/>
-          <w:cs/>
-          <w:lang w:val="ar_AE" w:bidi="ar_AE"/>
-        </w:rPr>
-        <w:t>يصف سفر دانيآل في العهد القديم وسفر الرؤيا في العهد الجديد رؤى تحتوي على وحوش تمثل قوى وسلطات شريرة تعارض الله. (انظر: استعارة)</w:t>
-      </w:r>
-    </w:p>
-    <w:p>
-      <w:pPr>
-        <w:pStyle w:val="ListBullet"/>
-        <w:bidi/>
-        <w:spacing w:line="240" w:lineRule="auto"/>
-        <w:ind w:left="720"/>
-      </w:pPr>
-      <w:r>
-        <w:rPr>
-          <w:rtl/>
-          <w:cs/>
-          <w:lang w:val="ar_AE" w:bidi="ar_AE"/>
-        </w:rPr>
-      </w:r>
-      <w:r>
-        <w:rPr>
-          <w:rtl/>
-          <w:cs/>
-          <w:lang w:val="ar_AE" w:bidi="ar_AE"/>
-        </w:rPr>
-        <w:t>بعض هذه الوحوش تُوصَف بأن لها خصائص غريبة، مثل عدة رؤوس وقرون كثيرة. وغالبًا ما يكون لديها قوة وسلطان، مما يشير إلى أنها قد تمثل دولًا أو أممًا أو قوى سياسية أخرى.</w:t>
-      </w:r>
-    </w:p>
-    <w:p>
-      <w:pPr>
-        <w:pStyle w:val="ListBullet"/>
-        <w:bidi/>
-        <w:spacing w:line="240" w:lineRule="auto"/>
-        <w:ind w:left="720"/>
-      </w:pPr>
-      <w:r>
-        <w:rPr>
-          <w:rtl/>
-          <w:cs/>
-          <w:lang w:val="ar_AE" w:bidi="ar_AE"/>
-        </w:rPr>
-      </w:r>
-      <w:r>
-        <w:rPr>
-          <w:rtl/>
-          <w:cs/>
-          <w:lang w:val="ar_AE" w:bidi="ar_AE"/>
-        </w:rPr>
-        <w:t>طرق ترجمة هذا يمكن أن تشمل "مخلوق" أو "شيء مخلوق" أو "حيوان" أو "حيوان بري"، اعتمادًا على السياق.</w:t>
-      </w:r>
-    </w:p>
-    <w:p>
-      <w:pPr>
-        <w:bidi/>
-      </w:pPr>
-      <w:r>
-        <w:rPr>
-          <w:rtl/>
-          <w:cs/>
-          <w:lang w:val="ar_AE" w:bidi="ar_AE"/>
-        </w:rPr>
-      </w:r>
-      <w:r>
-        <w:rPr>
-          <w:rtl/>
-          <w:cs/>
-          <w:lang w:val="ar_AE" w:bidi="ar_AE"/>
-        </w:rPr>
-        <w:t xml:space="preserve">(انظر أيضًا: </w:t>
-      </w:r>
-      <w:r>
-        <w:rPr>
-          <w:rtl/>
-          <w:cs/>
-          <w:lang w:val="ar_AE" w:bidi="ar_AE"/>
-        </w:rPr>
-        <w:t>سلطان</w:t>
-      </w:r>
-      <w:r>
-        <w:rPr>
-          <w:rtl/>
-          <w:cs/>
-          <w:lang w:val="ar_AE" w:bidi="ar_AE"/>
-        </w:rPr>
-        <w:t xml:space="preserve">, </w:t>
-      </w:r>
-      <w:r>
-        <w:rPr>
-          <w:rtl/>
-          <w:cs/>
-          <w:lang w:val="ar_AE" w:bidi="ar_AE"/>
-        </w:rPr>
-        <w:t>دانيآل</w:t>
-      </w:r>
-      <w:r>
-        <w:rPr>
-          <w:rtl/>
-          <w:cs/>
-          <w:lang w:val="ar_AE" w:bidi="ar_AE"/>
-        </w:rPr>
-        <w:t xml:space="preserve">, </w:t>
-      </w:r>
-      <w:r>
-        <w:rPr>
-          <w:rtl/>
-          <w:cs/>
-          <w:lang w:val="ar_AE" w:bidi="ar_AE"/>
-        </w:rPr>
-        <w:t>ماشية</w:t>
-      </w:r>
-      <w:r>
-        <w:rPr>
-          <w:rtl/>
-          <w:cs/>
-          <w:lang w:val="ar_AE" w:bidi="ar_AE"/>
-        </w:rPr>
-        <w:t xml:space="preserve">, </w:t>
-      </w:r>
-      <w:r>
-        <w:rPr>
-          <w:rtl/>
-          <w:cs/>
-          <w:lang w:val="ar_AE" w:bidi="ar_AE"/>
-        </w:rPr>
-        <w:t>أُمة</w:t>
-      </w:r>
-      <w:r>
-        <w:rPr>
-          <w:rtl/>
-          <w:cs/>
-          <w:lang w:val="ar_AE" w:bidi="ar_AE"/>
-        </w:rPr>
-        <w:t xml:space="preserve">, </w:t>
-      </w:r>
-      <w:r>
-        <w:rPr>
-          <w:rtl/>
-          <w:cs/>
-          <w:lang w:val="ar_AE" w:bidi="ar_AE"/>
-        </w:rPr>
-        <w:t>قوة</w:t>
-      </w:r>
-      <w:r>
-        <w:rPr>
-          <w:rtl/>
-          <w:cs/>
-          <w:lang w:val="ar_AE" w:bidi="ar_AE"/>
-        </w:rPr>
-        <w:t xml:space="preserve">, </w:t>
-      </w:r>
-      <w:r>
-        <w:rPr>
-          <w:rtl/>
-          <w:cs/>
-          <w:lang w:val="ar_AE" w:bidi="ar_AE"/>
-        </w:rPr>
-        <w:t>كشف</w:t>
-      </w:r>
-      <w:r>
-        <w:rPr>
-          <w:rtl/>
-          <w:cs/>
-          <w:lang w:val="ar_AE" w:bidi="ar_AE"/>
-        </w:rPr>
-        <w:t xml:space="preserve">, </w:t>
-      </w:r>
-      <w:r>
-        <w:rPr>
-          <w:rtl/>
-          <w:cs/>
-          <w:lang w:val="ar_AE" w:bidi="ar_AE"/>
-        </w:rPr>
-        <w:t>بعلزبول</w:t>
-      </w:r>
-      <w:r>
-        <w:rPr>
-          <w:rtl/>
-          <w:cs/>
-          <w:lang w:val="ar_AE" w:bidi="ar_AE"/>
-        </w:rPr>
-        <w:t>)</w:t>
-      </w:r>
-    </w:p>
-    <w:p>
-      <w:pPr>
-        <w:pStyle w:val="Heading3"/>
-        <w:bidi/>
-      </w:pPr>
-      <w:r>
-        <w:rPr>
-          <w:rtl/>
-          <w:cs/>
-          <w:lang w:val="ar_AE" w:bidi="ar_AE"/>
-        </w:rPr>
-        <w:t>مراجع الكتاب المقدس:</w:t>
-      </w:r>
-    </w:p>
-    <w:p>
-      <w:pPr>
-        <w:pStyle w:val="ListBullet"/>
-        <w:bidi/>
-        <w:spacing w:line="240" w:lineRule="auto"/>
-        <w:ind w:left="720"/>
-      </w:pPr>
-      <w:r>
-        <w:rPr>
-          <w:rtl/>
-          <w:cs/>
-          <w:lang w:val="ar_AE" w:bidi="ar_AE"/>
-        </w:rPr>
-      </w:r>
-      <w:r>
-        <w:rPr>
-          <w:rtl/>
-          <w:cs/>
-          <w:lang w:val="ar_AE" w:bidi="ar_AE"/>
-        </w:rPr>
-        <w:t>1 كورنثوس 15: 32</w:t>
-      </w:r>
-    </w:p>
-    <w:p>
-      <w:pPr>
-        <w:pStyle w:val="ListBullet"/>
-        <w:bidi/>
-        <w:spacing w:line="240" w:lineRule="auto"/>
-        <w:ind w:left="720"/>
-      </w:pPr>
-      <w:r>
-        <w:rPr>
-          <w:rtl/>
-          <w:cs/>
-          <w:lang w:val="ar_AE" w:bidi="ar_AE"/>
-        </w:rPr>
-      </w:r>
-      <w:r>
-        <w:rPr>
-          <w:rtl/>
-          <w:cs/>
-          <w:lang w:val="ar_AE" w:bidi="ar_AE"/>
-        </w:rPr>
-        <w:t>1 صموئيل 17: 44</w:t>
-      </w:r>
-    </w:p>
-    <w:p>
-      <w:pPr>
-        <w:pStyle w:val="ListBullet"/>
-        <w:bidi/>
-        <w:spacing w:line="240" w:lineRule="auto"/>
-        <w:ind w:left="720"/>
-      </w:pPr>
-      <w:r>
-        <w:rPr>
-          <w:rtl/>
-          <w:cs/>
-          <w:lang w:val="ar_AE" w:bidi="ar_AE"/>
-        </w:rPr>
-      </w:r>
-      <w:r>
-        <w:rPr>
-          <w:rtl/>
-          <w:cs/>
-          <w:lang w:val="ar_AE" w:bidi="ar_AE"/>
-        </w:rPr>
-        <w:t>2 أخبار الأيام 25: 18</w:t>
-      </w:r>
-    </w:p>
-    <w:p>
-      <w:pPr>
-        <w:pStyle w:val="ListBullet"/>
-        <w:bidi/>
-        <w:spacing w:line="240" w:lineRule="auto"/>
-        <w:ind w:left="720"/>
-      </w:pPr>
-      <w:r>
-        <w:rPr>
-          <w:rtl/>
-          <w:cs/>
-          <w:lang w:val="ar_AE" w:bidi="ar_AE"/>
-        </w:rPr>
-      </w:r>
-      <w:r>
-        <w:rPr>
-          <w:rtl/>
-          <w:cs/>
-          <w:lang w:val="ar_AE" w:bidi="ar_AE"/>
-        </w:rPr>
-        <w:t>إرميا 16: 1–4</w:t>
-      </w:r>
-    </w:p>
-    <w:p>
-      <w:pPr>
-        <w:pStyle w:val="ListBullet"/>
-        <w:bidi/>
-        <w:spacing w:line="240" w:lineRule="auto"/>
-        <w:ind w:left="720"/>
-      </w:pPr>
-      <w:r>
-        <w:rPr>
-          <w:rtl/>
-          <w:cs/>
-          <w:lang w:val="ar_AE" w:bidi="ar_AE"/>
-        </w:rPr>
-      </w:r>
-      <w:r>
-        <w:rPr>
-          <w:rtl/>
-          <w:cs/>
-          <w:lang w:val="ar_AE" w:bidi="ar_AE"/>
-        </w:rPr>
-        <w:t>لاويين 7: 21</w:t>
-      </w:r>
-    </w:p>
-    <w:p>
-      <w:pPr>
-        <w:pStyle w:val="ListBullet"/>
-        <w:bidi/>
-        <w:spacing w:line="240" w:lineRule="auto"/>
-        <w:ind w:left="720"/>
-      </w:pPr>
-      <w:r>
-        <w:rPr>
-          <w:rtl/>
-          <w:cs/>
-          <w:lang w:val="ar_AE" w:bidi="ar_AE"/>
-        </w:rPr>
-      </w:r>
-      <w:r>
-        <w:rPr>
-          <w:rtl/>
-          <w:cs/>
-          <w:lang w:val="ar_AE" w:bidi="ar_AE"/>
-        </w:rPr>
-        <w:t>مزامير 49: 12–13</w:t>
-      </w:r>
-    </w:p>
-    <w:p>
-      <w:pPr>
-        <w:pStyle w:val="Heading3"/>
-        <w:bidi/>
-      </w:pPr>
-      <w:r>
-        <w:rPr>
-          <w:rtl/>
-          <w:cs/>
-          <w:lang w:val="ar_AE" w:bidi="ar_AE"/>
-        </w:rPr>
-        <w:t>بيانات الكلمة:</w:t>
-      </w:r>
-    </w:p>
-    <w:p>
-      <w:pPr>
-        <w:pStyle w:val="ListBullet"/>
-        <w:bidi/>
-        <w:spacing w:line="240" w:lineRule="auto"/>
-        <w:ind w:left="720"/>
-      </w:pPr>
-      <w:r>
-        <w:rPr>
-          <w:rtl/>
-          <w:cs/>
-          <w:lang w:val="ar_AE" w:bidi="ar_AE"/>
-        </w:rPr>
-      </w:r>
-      <w:r>
-        <w:rPr>
-          <w:rtl/>
-          <w:cs/>
-          <w:lang w:val="ar_AE" w:bidi="ar_AE"/>
-        </w:rPr>
-        <w:t>سترونج: H0338, H0929, H1165, H2123, H2416, H2423, H2874, H3753, H4806, H7409, G22260, G23410, G23420, G29340, G49680, G50740</w:t>
-      </w:r>
-      <w:r>
-        <w:rPr>
-          <w:rtl/>
-          <w:cs/>
-          <w:lang w:val="ar_AE" w:bidi="ar_AE"/>
-        </w:rPr>
-      </w:r>
-      <w:r>
-        <w:rPr>
-          <w:rtl/>
-          <w:cs/>
-          <w:lang w:val="ar_AE" w:bidi="ar_AE"/>
-        </w:rPr>
-      </w:r>
-    </w:p>
-    <w:p>
-      <w:pPr>
-        <w:bidi/>
-      </w:pPr>
-      <w:r>
-        <w:rPr>
-          <w:rtl/>
-          <w:cs/>
-          <w:lang w:val="ar_AE" w:bidi="ar_AE"/>
-        </w:rPr>
-      </w:r>
-    </w:p>
-    <w:p>
-      <w:pPr>
-        <w:pStyle w:val="Heading2"/>
-        <w:bidi/>
-      </w:pPr>
-      <w:r>
-        <w:rPr>
-          <w:rtl/>
-          <w:cs/>
-          <w:lang w:val="ar_AE" w:bidi="ar_AE"/>
-        </w:rPr>
-        <w:t>وديع</w:t>
-      </w:r>
-      <w:r>
-        <w:rPr>
-          <w:rtl/>
-          <w:cs/>
-          <w:lang w:val="ar_AE" w:bidi="ar_AE"/>
-        </w:rPr>
-      </w:r>
-    </w:p>
-    <w:p>
-      <w:pPr>
-        <w:pStyle w:val="Heading3"/>
-        <w:bidi/>
-      </w:pPr>
-      <w:r>
-        <w:rPr>
-          <w:rtl/>
-          <w:cs/>
-          <w:lang w:val="ar_AE" w:bidi="ar_AE"/>
-        </w:rPr>
-        <w:t>التعريف:</w:t>
-      </w:r>
-    </w:p>
-    <w:p>
-      <w:pPr>
-        <w:bidi/>
-      </w:pPr>
-      <w:r>
-        <w:rPr>
-          <w:rtl/>
-          <w:cs/>
-          <w:lang w:val="ar_AE" w:bidi="ar_AE"/>
-        </w:rPr>
-      </w:r>
-      <w:r>
-        <w:rPr>
-          <w:rtl/>
-          <w:cs/>
-          <w:lang w:val="ar_AE" w:bidi="ar_AE"/>
-        </w:rPr>
-        <w:t>يصف مصطلح ”الوديع“ شخصًا لطيفًا وخاضعًا ومستعدًا لتحمل الظلم. الوداعة هي القدرة على اللطف حتى عندما تبدو القسوة أو القوة مطلوبة.</w:t>
-      </w:r>
-    </w:p>
-    <w:p>
-      <w:pPr>
-        <w:pStyle w:val="ListBullet"/>
-        <w:bidi/>
-        <w:spacing w:line="240" w:lineRule="auto"/>
-        <w:ind w:left="720"/>
-      </w:pPr>
-      <w:r>
-        <w:rPr>
-          <w:rtl/>
-          <w:cs/>
-          <w:lang w:val="ar_AE" w:bidi="ar_AE"/>
-        </w:rPr>
-      </w:r>
-      <w:r>
-        <w:rPr>
-          <w:rtl/>
-          <w:cs/>
-          <w:lang w:val="ar_AE" w:bidi="ar_AE"/>
-        </w:rPr>
-        <w:t>غالبًا ما ترتبط الوداعة بالتواضع.</w:t>
-      </w:r>
-    </w:p>
-    <w:p>
-      <w:pPr>
-        <w:pStyle w:val="ListBullet"/>
-        <w:bidi/>
-        <w:spacing w:line="240" w:lineRule="auto"/>
-        <w:ind w:left="720"/>
-      </w:pPr>
-      <w:r>
-        <w:rPr>
-          <w:rtl/>
-          <w:cs/>
-          <w:lang w:val="ar_AE" w:bidi="ar_AE"/>
-        </w:rPr>
-      </w:r>
-      <w:r>
-        <w:rPr>
-          <w:rtl/>
-          <w:cs/>
-          <w:lang w:val="ar_AE" w:bidi="ar_AE"/>
-        </w:rPr>
-        <w:t>يمكن ترجمة هذا المصطلح أيضًا إلى ”لطيف“ أو ” طيب الخلق“ أو ”لطيف الطباع“.</w:t>
-      </w:r>
-    </w:p>
-    <w:p>
-      <w:pPr>
-        <w:pStyle w:val="ListBullet"/>
-        <w:bidi/>
-        <w:spacing w:line="240" w:lineRule="auto"/>
-        <w:ind w:left="720"/>
-      </w:pPr>
-      <w:r>
-        <w:rPr>
-          <w:rtl/>
-          <w:cs/>
-          <w:lang w:val="ar_AE" w:bidi="ar_AE"/>
-        </w:rPr>
-      </w:r>
-      <w:r>
-        <w:rPr>
-          <w:rtl/>
-          <w:cs/>
-          <w:lang w:val="ar_AE" w:bidi="ar_AE"/>
-        </w:rPr>
-        <w:t>يمكن ترجمة مصطلح ”الوداعة“ إلى ” اللطف“ أو ”التواضع“.</w:t>
-      </w:r>
-    </w:p>
-    <w:p>
-      <w:pPr>
-        <w:bidi/>
-      </w:pPr>
-      <w:r>
-        <w:rPr>
-          <w:rtl/>
-          <w:cs/>
-          <w:lang w:val="ar_AE" w:bidi="ar_AE"/>
-        </w:rPr>
-      </w:r>
-      <w:r>
-        <w:rPr>
-          <w:rtl/>
-          <w:cs/>
-          <w:lang w:val="ar_AE" w:bidi="ar_AE"/>
-        </w:rPr>
-        <w:t xml:space="preserve">(انظر أيضًا: </w:t>
-      </w:r>
-      <w:r>
-        <w:rPr>
-          <w:rtl/>
-          <w:cs/>
-          <w:lang w:val="ar_AE" w:bidi="ar_AE"/>
-        </w:rPr>
-        <w:t>متواضع</w:t>
-      </w:r>
-      <w:r>
-        <w:rPr>
-          <w:rtl/>
-          <w:cs/>
-          <w:lang w:val="ar_AE" w:bidi="ar_AE"/>
-        </w:rPr>
-        <w:t>)</w:t>
-      </w:r>
-    </w:p>
-    <w:p>
-      <w:pPr>
-        <w:pStyle w:val="Heading3"/>
-        <w:bidi/>
-      </w:pPr>
-      <w:r>
-        <w:rPr>
-          <w:rtl/>
-          <w:cs/>
-          <w:lang w:val="ar_AE" w:bidi="ar_AE"/>
-        </w:rPr>
-        <w:t>مراجع الكتاب المقدس:</w:t>
-      </w:r>
-    </w:p>
-    <w:p>
-      <w:pPr>
-        <w:pStyle w:val="ListBullet"/>
-        <w:bidi/>
-        <w:spacing w:line="240" w:lineRule="auto"/>
-        <w:ind w:left="720"/>
-      </w:pPr>
-      <w:r>
-        <w:rPr>
-          <w:rtl/>
-          <w:cs/>
-          <w:lang w:val="ar_AE" w:bidi="ar_AE"/>
-        </w:rPr>
-      </w:r>
-      <w:r>
-        <w:rPr>
-          <w:rtl/>
-          <w:cs/>
-          <w:lang w:val="ar_AE" w:bidi="ar_AE"/>
-        </w:rPr>
-        <w:t>1 بطرس 3: 15–17</w:t>
-      </w:r>
-    </w:p>
-    <w:p>
-      <w:pPr>
-        <w:pStyle w:val="ListBullet"/>
-        <w:bidi/>
-        <w:spacing w:line="240" w:lineRule="auto"/>
-        <w:ind w:left="720"/>
-      </w:pPr>
-      <w:r>
-        <w:rPr>
-          <w:rtl/>
-          <w:cs/>
-          <w:lang w:val="ar_AE" w:bidi="ar_AE"/>
-        </w:rPr>
-      </w:r>
-      <w:r>
-        <w:rPr>
-          <w:rtl/>
-          <w:cs/>
-          <w:lang w:val="ar_AE" w:bidi="ar_AE"/>
-        </w:rPr>
-        <w:t>2 كورنثوس 10: 1–2</w:t>
-      </w:r>
-    </w:p>
-    <w:p>
-      <w:pPr>
-        <w:pStyle w:val="ListBullet"/>
-        <w:bidi/>
-        <w:spacing w:line="240" w:lineRule="auto"/>
-        <w:ind w:left="720"/>
-      </w:pPr>
-      <w:r>
-        <w:rPr>
-          <w:rtl/>
-          <w:cs/>
-          <w:lang w:val="ar_AE" w:bidi="ar_AE"/>
-        </w:rPr>
-      </w:r>
-      <w:r>
-        <w:rPr>
-          <w:rtl/>
-          <w:cs/>
-          <w:lang w:val="ar_AE" w:bidi="ar_AE"/>
-        </w:rPr>
-        <w:t>2 تيموثاوس 2: 25</w:t>
-      </w:r>
-    </w:p>
-    <w:p>
-      <w:pPr>
-        <w:pStyle w:val="ListBullet"/>
-        <w:bidi/>
-        <w:spacing w:line="240" w:lineRule="auto"/>
-        <w:ind w:left="720"/>
-      </w:pPr>
-      <w:r>
-        <w:rPr>
-          <w:rtl/>
-          <w:cs/>
-          <w:lang w:val="ar_AE" w:bidi="ar_AE"/>
-        </w:rPr>
-      </w:r>
-      <w:r>
-        <w:rPr>
-          <w:rtl/>
-          <w:cs/>
-          <w:lang w:val="ar_AE" w:bidi="ar_AE"/>
-        </w:rPr>
-        <w:t>متى 5: 5</w:t>
-      </w:r>
-    </w:p>
-    <w:p>
-      <w:pPr>
-        <w:pStyle w:val="ListBullet"/>
-        <w:bidi/>
-        <w:spacing w:line="240" w:lineRule="auto"/>
-        <w:ind w:left="720"/>
-      </w:pPr>
-      <w:r>
-        <w:rPr>
-          <w:rtl/>
-          <w:cs/>
-          <w:lang w:val="ar_AE" w:bidi="ar_AE"/>
-        </w:rPr>
-      </w:r>
-      <w:r>
-        <w:rPr>
-          <w:rtl/>
-          <w:cs/>
-          <w:lang w:val="ar_AE" w:bidi="ar_AE"/>
-        </w:rPr>
-        <w:t>متى 11: 29</w:t>
-      </w:r>
-    </w:p>
-    <w:p>
-      <w:pPr>
-        <w:pStyle w:val="ListBullet"/>
-        <w:bidi/>
-        <w:spacing w:line="240" w:lineRule="auto"/>
-        <w:ind w:left="720"/>
-      </w:pPr>
-      <w:r>
-        <w:rPr>
-          <w:rtl/>
-          <w:cs/>
-          <w:lang w:val="ar_AE" w:bidi="ar_AE"/>
-        </w:rPr>
-      </w:r>
-      <w:r>
-        <w:rPr>
-          <w:rtl/>
-          <w:cs/>
-          <w:lang w:val="ar_AE" w:bidi="ar_AE"/>
-        </w:rPr>
-        <w:t>مزامير 37: 11</w:t>
-      </w:r>
-    </w:p>
-    <w:p>
-      <w:pPr>
-        <w:pStyle w:val="Heading3"/>
-        <w:bidi/>
-      </w:pPr>
-      <w:r>
-        <w:rPr>
-          <w:rtl/>
-          <w:cs/>
-          <w:lang w:val="ar_AE" w:bidi="ar_AE"/>
-        </w:rPr>
-        <w:t>بيانات الكلمة:</w:t>
-      </w:r>
-    </w:p>
-    <w:p>
-      <w:pPr>
-        <w:pStyle w:val="ListBullet"/>
-        <w:bidi/>
-        <w:spacing w:line="240" w:lineRule="auto"/>
-        <w:ind w:left="720"/>
-      </w:pPr>
-      <w:r>
-        <w:rPr>
-          <w:rtl/>
-          <w:cs/>
-          <w:lang w:val="ar_AE" w:bidi="ar_AE"/>
-        </w:rPr>
-      </w:r>
-      <w:r>
-        <w:rPr>
-          <w:rtl/>
-          <w:cs/>
-          <w:lang w:val="ar_AE" w:bidi="ar_AE"/>
-        </w:rPr>
-        <w:t>سترونج: H6035, H6037, G42350, G42360, G42390, G42400</w:t>
-      </w:r>
-      <w:r>
-        <w:rPr>
-          <w:rtl/>
-          <w:cs/>
-          <w:lang w:val="ar_AE" w:bidi="ar_AE"/>
-        </w:rPr>
-      </w:r>
-      <w:r>
-        <w:rPr>
-          <w:rtl/>
-          <w:cs/>
-          <w:lang w:val="ar_AE" w:bidi="ar_AE"/>
-        </w:rPr>
-      </w:r>
-    </w:p>
-    <w:p>
-      <w:pPr>
-        <w:bidi/>
-      </w:pPr>
-      <w:r>
-        <w:rPr>
-          <w:rtl/>
-          <w:cs/>
-          <w:lang w:val="ar_AE" w:bidi="ar_AE"/>
-        </w:rPr>
-      </w:r>
-    </w:p>
-    <w:p>
-      <w:pPr>
-        <w:pStyle w:val="Heading2"/>
-        <w:bidi/>
-      </w:pPr>
-      <w:r>
-        <w:rPr>
-          <w:rtl/>
-          <w:cs/>
-          <w:lang w:val="ar_AE" w:bidi="ar_AE"/>
-        </w:rPr>
-        <w:t>وسيط</w:t>
-      </w:r>
-      <w:r>
-        <w:rPr>
-          <w:rtl/>
-          <w:cs/>
-          <w:lang w:val="ar_AE" w:bidi="ar_AE"/>
-        </w:rPr>
-      </w:r>
-    </w:p>
-    <w:p>
-      <w:pPr>
-        <w:pStyle w:val="Heading3"/>
-        <w:bidi/>
-      </w:pPr>
-      <w:r>
-        <w:rPr>
-          <w:rtl/>
-          <w:cs/>
-          <w:lang w:val="ar_AE" w:bidi="ar_AE"/>
-        </w:rPr>
-        <w:t>تعريف:</w:t>
-      </w:r>
-    </w:p>
-    <w:p>
-      <w:pPr>
-        <w:bidi/>
-      </w:pPr>
-      <w:r>
-        <w:rPr>
-          <w:rtl/>
-          <w:cs/>
-          <w:lang w:val="ar_AE" w:bidi="ar_AE"/>
-        </w:rPr>
-      </w:r>
-      <w:r>
-        <w:rPr>
-          <w:rtl/>
-          <w:cs/>
-          <w:lang w:val="ar_AE" w:bidi="ar_AE"/>
-        </w:rPr>
-        <w:t>الوسيط شخص يساعد شخصَين أو أكثر على حل خلافاتهم أو نزاعاتهم مع بعضهم البعض. يساعدهم على التصالح.</w:t>
-      </w:r>
-    </w:p>
-    <w:p>
-      <w:pPr>
-        <w:pStyle w:val="ListBullet"/>
-        <w:bidi/>
-        <w:spacing w:line="240" w:lineRule="auto"/>
-        <w:ind w:left="720"/>
-      </w:pPr>
-      <w:r>
-        <w:rPr>
-          <w:rtl/>
-          <w:cs/>
-          <w:lang w:val="ar_AE" w:bidi="ar_AE"/>
-        </w:rPr>
-      </w:r>
-      <w:r>
-        <w:rPr>
-          <w:rtl/>
-          <w:cs/>
-          <w:lang w:val="ar_AE" w:bidi="ar_AE"/>
-        </w:rPr>
-        <w:t>إذ أخطأ الناس، أصبحوا الآن أعداء الله الذين يستحقون غضبه وعقابه. تحطَّمت العَلاقة بين الله وشعبه بسبب الخطيئة.</w:t>
-      </w:r>
-    </w:p>
-    <w:p>
-      <w:pPr>
-        <w:pStyle w:val="ListBullet"/>
-        <w:bidi/>
-        <w:spacing w:line="240" w:lineRule="auto"/>
-        <w:ind w:left="720"/>
-      </w:pPr>
-      <w:r>
-        <w:rPr>
-          <w:rtl/>
-          <w:cs/>
-          <w:lang w:val="ar_AE" w:bidi="ar_AE"/>
-        </w:rPr>
-      </w:r>
-      <w:r>
-        <w:rPr>
-          <w:rtl/>
-          <w:cs/>
-          <w:lang w:val="ar_AE" w:bidi="ar_AE"/>
-        </w:rPr>
-        <w:t>يسوع هو الوسيط بين الله الآب وشعبه، يسترد تلك العَلاقة المنكسرة بواسطة موته الذي قدَّمه ثمنًا لخطاياهم.</w:t>
-      </w:r>
-    </w:p>
-    <w:p>
-      <w:pPr>
-        <w:pStyle w:val="Heading3"/>
-        <w:bidi/>
-      </w:pPr>
-      <w:r>
-        <w:rPr>
-          <w:rtl/>
-          <w:cs/>
-          <w:lang w:val="ar_AE" w:bidi="ar_AE"/>
-        </w:rPr>
-        <w:t>اقتراحات التَّرْجَمَةً:</w:t>
-      </w:r>
-    </w:p>
-    <w:p>
-      <w:pPr>
-        <w:pStyle w:val="ListBullet"/>
-        <w:bidi/>
-        <w:spacing w:line="240" w:lineRule="auto"/>
-        <w:ind w:left="720"/>
-      </w:pPr>
-      <w:r>
-        <w:rPr>
-          <w:rtl/>
-          <w:cs/>
-          <w:lang w:val="ar_AE" w:bidi="ar_AE"/>
-        </w:rPr>
-      </w:r>
-      <w:r>
-        <w:rPr>
-          <w:rtl/>
-          <w:cs/>
-          <w:lang w:val="ar_AE" w:bidi="ar_AE"/>
-        </w:rPr>
-        <w:t>يُمكن تَرْجَمَة "وسيط": "شخص وسيط" أو "مُصلح" أو "شخص يجلب السلام".</w:t>
-      </w:r>
-    </w:p>
-    <w:p>
-      <w:pPr>
-        <w:pStyle w:val="ListBullet"/>
-        <w:bidi/>
-        <w:spacing w:line="240" w:lineRule="auto"/>
-        <w:ind w:left="720"/>
-      </w:pPr>
-      <w:r>
-        <w:rPr>
-          <w:rtl/>
-          <w:cs/>
-          <w:lang w:val="ar_AE" w:bidi="ar_AE"/>
-        </w:rPr>
-      </w:r>
-      <w:r>
-        <w:rPr>
-          <w:rtl/>
-          <w:cs/>
-          <w:lang w:val="ar_AE" w:bidi="ar_AE"/>
-        </w:rPr>
-        <w:t>قارن هذا المصطلح بمُصطلح "كاهن" وكيف يُترجَم. من الأفضل أنْ يُترجم مُصطلح: "وسيط" بطريقة مُختلفة.</w:t>
-      </w:r>
-    </w:p>
-    <w:p>
-      <w:pPr>
-        <w:bidi/>
-      </w:pPr>
-      <w:r>
-        <w:rPr>
-          <w:rtl/>
-          <w:cs/>
-          <w:lang w:val="ar_AE" w:bidi="ar_AE"/>
-        </w:rPr>
-      </w:r>
-      <w:r>
-        <w:rPr>
-          <w:rtl/>
-          <w:cs/>
-          <w:lang w:val="ar_AE" w:bidi="ar_AE"/>
-        </w:rPr>
-        <w:t xml:space="preserve">(انظر أيضًا: </w:t>
-      </w:r>
-      <w:r>
-        <w:rPr>
-          <w:rtl/>
-          <w:cs/>
-          <w:lang w:val="ar_AE" w:bidi="ar_AE"/>
-        </w:rPr>
-        <w:t>كاهن</w:t>
-      </w:r>
-      <w:r>
-        <w:rPr>
-          <w:rtl/>
-          <w:cs/>
-          <w:lang w:val="ar_AE" w:bidi="ar_AE"/>
-        </w:rPr>
-        <w:t xml:space="preserve">, </w:t>
-      </w:r>
-      <w:r>
-        <w:rPr>
-          <w:rtl/>
-          <w:cs/>
-          <w:lang w:val="ar_AE" w:bidi="ar_AE"/>
-        </w:rPr>
-        <w:t>يتصالَح</w:t>
-      </w:r>
-      <w:r>
-        <w:rPr>
-          <w:rtl/>
-          <w:cs/>
-          <w:lang w:val="ar_AE" w:bidi="ar_AE"/>
-        </w:rPr>
-        <w:t>)</w:t>
-      </w:r>
-    </w:p>
-    <w:p>
-      <w:pPr>
-        <w:pStyle w:val="Heading3"/>
-        <w:bidi/>
-      </w:pPr>
-      <w:r>
-        <w:rPr>
-          <w:rtl/>
-          <w:cs/>
-          <w:lang w:val="ar_AE" w:bidi="ar_AE"/>
-        </w:rPr>
-        <w:t>مراجع الكتاب المقدس:</w:t>
-      </w:r>
-    </w:p>
-    <w:p>
-      <w:pPr>
-        <w:pStyle w:val="ListBullet"/>
-        <w:bidi/>
-        <w:spacing w:line="240" w:lineRule="auto"/>
-        <w:ind w:left="720"/>
-      </w:pPr>
-      <w:r>
-        <w:rPr>
-          <w:rtl/>
-          <w:cs/>
-          <w:lang w:val="ar_AE" w:bidi="ar_AE"/>
-        </w:rPr>
-      </w:r>
-      <w:r>
-        <w:rPr>
-          <w:rtl/>
-          <w:cs/>
-          <w:lang w:val="ar_AE" w:bidi="ar_AE"/>
-        </w:rPr>
-        <w:t>تيموثاوس الأولى 2:5</w:t>
-      </w:r>
-    </w:p>
-    <w:p>
-      <w:pPr>
-        <w:pStyle w:val="ListBullet"/>
-        <w:bidi/>
-        <w:spacing w:line="240" w:lineRule="auto"/>
-        <w:ind w:left="720"/>
-      </w:pPr>
-      <w:r>
-        <w:rPr>
-          <w:rtl/>
-          <w:cs/>
-          <w:lang w:val="ar_AE" w:bidi="ar_AE"/>
-        </w:rPr>
-      </w:r>
-      <w:r>
-        <w:rPr>
-          <w:rtl/>
-          <w:cs/>
-          <w:lang w:val="ar_AE" w:bidi="ar_AE"/>
-        </w:rPr>
-        <w:t>غلاطية 3:20</w:t>
-      </w:r>
-    </w:p>
-    <w:p>
-      <w:pPr>
-        <w:pStyle w:val="ListBullet"/>
-        <w:bidi/>
-        <w:spacing w:line="240" w:lineRule="auto"/>
-        <w:ind w:left="720"/>
-      </w:pPr>
-      <w:r>
-        <w:rPr>
-          <w:rtl/>
-          <w:cs/>
-          <w:lang w:val="ar_AE" w:bidi="ar_AE"/>
-        </w:rPr>
-      </w:r>
-      <w:r>
-        <w:rPr>
-          <w:rtl/>
-          <w:cs/>
-          <w:lang w:val="ar_AE" w:bidi="ar_AE"/>
-        </w:rPr>
-        <w:t>عبرانيين 8:6</w:t>
-      </w:r>
-    </w:p>
-    <w:p>
-      <w:pPr>
-        <w:pStyle w:val="ListBullet"/>
-        <w:bidi/>
-        <w:spacing w:line="240" w:lineRule="auto"/>
-        <w:ind w:left="720"/>
-      </w:pPr>
-      <w:r>
-        <w:rPr>
-          <w:rtl/>
-          <w:cs/>
-          <w:lang w:val="ar_AE" w:bidi="ar_AE"/>
-        </w:rPr>
-      </w:r>
-      <w:r>
-        <w:rPr>
-          <w:rtl/>
-          <w:cs/>
-          <w:lang w:val="ar_AE" w:bidi="ar_AE"/>
-        </w:rPr>
-        <w:t>عبرانيين 12:24</w:t>
-      </w:r>
-    </w:p>
-    <w:p>
-      <w:pPr>
-        <w:pStyle w:val="ListBullet"/>
-        <w:bidi/>
-        <w:spacing w:line="240" w:lineRule="auto"/>
-        <w:ind w:left="720"/>
-      </w:pPr>
-      <w:r>
-        <w:rPr>
-          <w:rtl/>
-          <w:cs/>
-          <w:lang w:val="ar_AE" w:bidi="ar_AE"/>
-        </w:rPr>
-      </w:r>
-      <w:r>
-        <w:rPr>
-          <w:rtl/>
-          <w:cs/>
-          <w:lang w:val="ar_AE" w:bidi="ar_AE"/>
-        </w:rPr>
-        <w:t>لوقا 12:14</w:t>
-      </w:r>
-    </w:p>
-    <w:p>
-      <w:pPr>
-        <w:pStyle w:val="Heading3"/>
-        <w:bidi/>
-      </w:pPr>
-      <w:r>
-        <w:rPr>
-          <w:rtl/>
-          <w:cs/>
-          <w:lang w:val="ar_AE" w:bidi="ar_AE"/>
-        </w:rPr>
-        <w:t>بيانات الكلمة:</w:t>
-      </w:r>
-    </w:p>
-    <w:p>
-      <w:pPr>
-        <w:pStyle w:val="ListBullet"/>
-        <w:bidi/>
-        <w:spacing w:line="240" w:lineRule="auto"/>
-        <w:ind w:left="720"/>
-      </w:pPr>
-      <w:r>
-        <w:rPr>
-          <w:rtl/>
-          <w:cs/>
-          <w:lang w:val="ar_AE" w:bidi="ar_AE"/>
-        </w:rPr>
-      </w:r>
-      <w:r>
-        <w:rPr>
-          <w:rtl/>
-          <w:cs/>
-          <w:lang w:val="ar_AE" w:bidi="ar_AE"/>
-        </w:rPr>
-        <w:t>قاموس سترونغ: H3887, G33120, G33160</w:t>
-      </w:r>
-      <w:r>
-        <w:rPr>
-          <w:rtl/>
-          <w:cs/>
-          <w:lang w:val="ar_AE" w:bidi="ar_AE"/>
-        </w:rPr>
-      </w:r>
-      <w:r>
-        <w:rPr>
-          <w:rtl/>
-          <w:cs/>
-          <w:lang w:val="ar_AE" w:bidi="ar_AE"/>
-        </w:rPr>
-      </w:r>
-    </w:p>
-    <w:p>
-      <w:pPr>
-        <w:bidi/>
-      </w:pPr>
-      <w:r>
-        <w:rPr>
-          <w:rtl/>
-          <w:cs/>
-          <w:lang w:val="ar_AE" w:bidi="ar_AE"/>
-        </w:rPr>
-      </w:r>
-    </w:p>
-    <w:p>
-      <w:pPr>
-        <w:pStyle w:val="Heading2"/>
-        <w:bidi/>
-      </w:pPr>
-      <w:r>
-        <w:rPr>
-          <w:rtl/>
-          <w:cs/>
-          <w:lang w:val="ar_AE" w:bidi="ar_AE"/>
-        </w:rPr>
-        <w:t>وعد</w:t>
-      </w:r>
-      <w:r>
-        <w:rPr>
-          <w:rtl/>
-          <w:cs/>
-          <w:lang w:val="ar_AE" w:bidi="ar_AE"/>
-        </w:rPr>
-      </w:r>
-    </w:p>
-    <w:p>
-      <w:pPr>
-        <w:pStyle w:val="Heading3"/>
-        <w:bidi/>
-      </w:pPr>
-      <w:r>
-        <w:rPr>
-          <w:rtl/>
-          <w:cs/>
-          <w:lang w:val="ar_AE" w:bidi="ar_AE"/>
-        </w:rPr>
-        <w:t>التعريف:</w:t>
-      </w:r>
-    </w:p>
-    <w:p>
-      <w:pPr>
-        <w:bidi/>
-      </w:pPr>
-      <w:r>
-        <w:rPr>
-          <w:rtl/>
-          <w:cs/>
-          <w:lang w:val="ar_AE" w:bidi="ar_AE"/>
-        </w:rPr>
-      </w:r>
-      <w:r>
-        <w:rPr>
-          <w:rtl/>
-          <w:cs/>
-          <w:lang w:val="ar_AE" w:bidi="ar_AE"/>
-        </w:rPr>
-        <w:t>الكلمة "يَعِد"، عند استخدامها في صيغة الفعل، تشير إلى قول أحدهم إنه سيفعل شيئًا، ملزمًا نفسه بالوفاء بما نطق به. والكلمة "وعد"، في صيغة الاسم، تشير إلى الشيء الذي يُلزِم الشخص نفسه بفعله.</w:t>
-      </w:r>
-    </w:p>
-    <w:p>
-      <w:pPr>
-        <w:pStyle w:val="ListBullet"/>
-        <w:bidi/>
-        <w:spacing w:line="240" w:lineRule="auto"/>
-        <w:ind w:left="720"/>
-      </w:pPr>
-      <w:r>
-        <w:rPr>
-          <w:rtl/>
-          <w:cs/>
-          <w:lang w:val="ar_AE" w:bidi="ar_AE"/>
-        </w:rPr>
-      </w:r>
-      <w:r>
-        <w:rPr>
-          <w:rtl/>
-          <w:cs/>
-          <w:lang w:val="ar_AE" w:bidi="ar_AE"/>
-        </w:rPr>
-        <w:t>يحتوي الكتاب المقدس على العديد من الوعود التي قطعها الله لشعبه.</w:t>
-      </w:r>
-    </w:p>
-    <w:p>
-      <w:pPr>
-        <w:pStyle w:val="ListBullet"/>
-        <w:bidi/>
-        <w:spacing w:line="240" w:lineRule="auto"/>
-        <w:ind w:left="720"/>
-      </w:pPr>
-      <w:r>
-        <w:rPr>
-          <w:rtl/>
-          <w:cs/>
-          <w:lang w:val="ar_AE" w:bidi="ar_AE"/>
-        </w:rPr>
-      </w:r>
-      <w:r>
-        <w:rPr>
-          <w:rtl/>
-          <w:cs/>
-          <w:lang w:val="ar_AE" w:bidi="ar_AE"/>
-        </w:rPr>
-        <w:t>الوعود جزء مهم من الاتفاقيات الرسمية مثل العهود.</w:t>
-      </w:r>
-    </w:p>
-    <w:p>
-      <w:pPr>
-        <w:pStyle w:val="Heading3"/>
-        <w:bidi/>
-      </w:pPr>
-      <w:r>
-        <w:rPr>
-          <w:rtl/>
-          <w:cs/>
-          <w:lang w:val="ar_AE" w:bidi="ar_AE"/>
-        </w:rPr>
-        <w:t>اقتراحات للترجمة:</w:t>
-      </w:r>
-    </w:p>
-    <w:p>
-      <w:pPr>
-        <w:pStyle w:val="ListBullet"/>
-        <w:bidi/>
-        <w:spacing w:line="240" w:lineRule="auto"/>
-        <w:ind w:left="720"/>
-      </w:pPr>
-      <w:r>
-        <w:rPr>
-          <w:rtl/>
-          <w:cs/>
-          <w:lang w:val="ar_AE" w:bidi="ar_AE"/>
-        </w:rPr>
-      </w:r>
-      <w:r>
-        <w:rPr>
-          <w:rtl/>
-          <w:cs/>
-          <w:lang w:val="ar_AE" w:bidi="ar_AE"/>
-        </w:rPr>
-        <w:t>يمكن ترجمة كلمة "وعد" إلى "التزام" أو "تأكيد" أو "ضمان".</w:t>
-      </w:r>
-    </w:p>
-    <w:p>
-      <w:pPr>
-        <w:pStyle w:val="ListBullet"/>
-        <w:bidi/>
-        <w:spacing w:line="240" w:lineRule="auto"/>
-        <w:ind w:left="720"/>
-      </w:pPr>
-      <w:r>
-        <w:rPr>
-          <w:rtl/>
-          <w:cs/>
-          <w:lang w:val="ar_AE" w:bidi="ar_AE"/>
-        </w:rPr>
-      </w:r>
-      <w:r>
-        <w:rPr>
-          <w:rtl/>
-          <w:cs/>
-          <w:lang w:val="ar_AE" w:bidi="ar_AE"/>
-        </w:rPr>
-        <w:t>التعبير "يَعِد بفعل شيء" يمكن ترجمته إلى "أن تؤكِّد لأحدهم أنك ستفعل شيئًا" أو "أن تلتزم بفعل شيء".</w:t>
-      </w:r>
-    </w:p>
-    <w:p>
-      <w:pPr>
-        <w:bidi/>
-      </w:pPr>
-      <w:r>
-        <w:rPr>
-          <w:rtl/>
-          <w:cs/>
-          <w:lang w:val="ar_AE" w:bidi="ar_AE"/>
-        </w:rPr>
-      </w:r>
-      <w:r>
-        <w:rPr>
-          <w:rtl/>
-          <w:cs/>
-          <w:lang w:val="ar_AE" w:bidi="ar_AE"/>
-        </w:rPr>
-        <w:t xml:space="preserve">(انظر أيضًا: </w:t>
-      </w:r>
-      <w:r>
-        <w:rPr>
-          <w:rtl/>
-          <w:cs/>
-          <w:lang w:val="ar_AE" w:bidi="ar_AE"/>
-        </w:rPr>
-        <w:t>عهد،</w:t>
-      </w:r>
-      <w:r>
-        <w:rPr>
-          <w:rtl/>
-          <w:cs/>
-          <w:lang w:val="ar_AE" w:bidi="ar_AE"/>
-        </w:rPr>
-        <w:t xml:space="preserve"> </w:t>
-      </w:r>
-      <w:r>
-        <w:rPr>
-          <w:rtl/>
-          <w:cs/>
-          <w:lang w:val="ar_AE" w:bidi="ar_AE"/>
-        </w:rPr>
         <w:t>قسم،</w:t>
       </w:r>
       <w:r>
@@ -5374,23 +5294,7 @@
           <w:cs/>
           <w:lang w:val="ar_AE" w:bidi="ar_AE"/>
         </w:rPr>
-        <w:t xml:space="preserve"> </w:t>
-      </w:r>
-      <w:r>
-        <w:rPr>
-          <w:rtl/>
-          <w:cs/>
-          <w:lang w:val="ar_AE" w:bidi="ar_AE"/>
-        </w:rPr>
-        <w:t>نذر</w:t>
-      </w:r>
-      <w:r>
-        <w:rPr>
-          <w:rtl/>
-          <w:cs/>
-          <w:lang w:val="ar_AE" w:bidi="ar_AE"/>
-        </w:rPr>
-        <w:t>)</w:t>
+        <w:t xml:space="preserve"> نذر)</w:t>
       </w:r>
     </w:p>
     <w:p>
